--- a/Yaml AudioTool Rebuilt/Resources/Yaml Audio Tool Rebuilt - Manual.docx
+++ b/Yaml AudioTool Rebuilt/Resources/Yaml Audio Tool Rebuilt - Manual.docx
@@ -1,6 +1,6 @@
 
 <file path=word/document.xml><?xml version="1.0" encoding="utf-8"?>
-<w:document xmlns:wpc="http://schemas.microsoft.com/office/word/2010/wordprocessingCanvas" xmlns:cx="http://schemas.microsoft.com/office/drawing/2014/chartex" xmlns:cx1="http://schemas.microsoft.com/office/drawing/2015/9/8/chartex" xmlns:mc="http://schemas.openxmlformats.org/markup-compatibility/2006" xmlns:o="urn:schemas-microsoft-com:office:office" xmlns:r="http://schemas.openxmlformats.org/officeDocument/2006/relationships" xmlns:m="http://schemas.openxmlformats.org/officeDocument/2006/math" xmlns:v="urn:schemas-microsoft-com:vml" xmlns:wp14="http://schemas.microsoft.com/office/word/2010/wordprocessingDrawing" xmlns:wp="http://schemas.openxmlformats.org/drawingml/2006/wordprocessingDrawing" xmlns:w10="urn:schemas-microsoft-com:office:word" xmlns:w="http://schemas.openxmlformats.org/wordprocessingml/2006/main" xmlns:w14="http://schemas.microsoft.com/office/word/2010/wordml" xmlns:w15="http://schemas.microsoft.com/office/word/2012/wordml" xmlns:w16se="http://schemas.microsoft.com/office/word/2015/wordml/symex" xmlns:wpg="http://schemas.microsoft.com/office/word/2010/wordprocessingGroup" xmlns:wpi="http://schemas.microsoft.com/office/word/2010/wordprocessingInk" xmlns:wne="http://schemas.microsoft.com/office/word/2006/wordml" xmlns:wps="http://schemas.microsoft.com/office/word/2010/wordprocessingShape" mc:Ignorable="w14 w15 w16se wp14">
+<w:document xmlns:wpc="http://schemas.microsoft.com/office/word/2010/wordprocessingCanvas" xmlns:cx="http://schemas.microsoft.com/office/drawing/2014/chartex" xmlns:cx1="http://schemas.microsoft.com/office/drawing/2015/9/8/chartex" xmlns:cx2="http://schemas.microsoft.com/office/drawing/2015/10/21/chartex" xmlns:cx3="http://schemas.microsoft.com/office/drawing/2016/5/9/chartex" xmlns:cx4="http://schemas.microsoft.com/office/drawing/2016/5/10/chartex" xmlns:cx5="http://schemas.microsoft.com/office/drawing/2016/5/11/chartex" xmlns:cx6="http://schemas.microsoft.com/office/drawing/2016/5/12/chartex" xmlns:cx7="http://schemas.microsoft.com/office/drawing/2016/5/13/chartex" xmlns:cx8="http://schemas.microsoft.com/office/drawing/2016/5/14/chartex" xmlns:mc="http://schemas.openxmlformats.org/markup-compatibility/2006" xmlns:aink="http://schemas.microsoft.com/office/drawing/2016/ink" xmlns:am3d="http://schemas.microsoft.com/office/drawing/2017/model3d" xmlns:o="urn:schemas-microsoft-com:office:office" xmlns:oel="http://schemas.microsoft.com/office/2019/extlst" xmlns:r="http://schemas.openxmlformats.org/officeDocument/2006/relationships" xmlns:m="http://schemas.openxmlformats.org/officeDocument/2006/math" xmlns:v="urn:schemas-microsoft-com:vml" xmlns:wp14="http://schemas.microsoft.com/office/word/2010/wordprocessingDrawing" xmlns:wp="http://schemas.openxmlformats.org/drawingml/2006/wordprocessingDrawing" xmlns:w10="urn:schemas-microsoft-com:office:word" xmlns:w="http://schemas.openxmlformats.org/wordprocessingml/2006/main" xmlns:w14="http://schemas.microsoft.com/office/word/2010/wordml" xmlns:w15="http://schemas.microsoft.com/office/word/2012/wordml" xmlns:w16cex="http://schemas.microsoft.com/office/word/2018/wordml/cex" xmlns:w16cid="http://schemas.microsoft.com/office/word/2016/wordml/cid" xmlns:w16="http://schemas.microsoft.com/office/word/2018/wordml" xmlns:w16du="http://schemas.microsoft.com/office/word/2023/wordml/word16du" xmlns:w16sdtdh="http://schemas.microsoft.com/office/word/2020/wordml/sdtdatahash" xmlns:w16sdtfl="http://schemas.microsoft.com/office/word/2024/wordml/sdtformatlock" xmlns:w16se="http://schemas.microsoft.com/office/word/2015/wordml/symex" xmlns:wpg="http://schemas.microsoft.com/office/word/2010/wordprocessingGroup" xmlns:wpi="http://schemas.microsoft.com/office/word/2010/wordprocessingInk" xmlns:wne="http://schemas.microsoft.com/office/word/2006/wordml" xmlns:wps="http://schemas.microsoft.com/office/word/2010/wordprocessingShape" mc:Ignorable="w14 w15 w16se w16cid w16 w16cex w16sdtdh w16sdtfl w16du wp14">
   <w:body>
     <w:p>
       <w:pPr>
@@ -75,7 +75,7 @@
           <w:szCs w:val="24"/>
           <w:lang w:val="en-US"/>
         </w:rPr>
-        <w:t>3.</w:t>
+        <w:t>4</w:t>
       </w:r>
       <w:r>
         <w:rPr>
@@ -85,7 +85,7 @@
           <w:szCs w:val="24"/>
           <w:lang w:val="en-US"/>
         </w:rPr>
-        <w:t>1</w:t>
+        <w:t>.</w:t>
       </w:r>
       <w:r>
         <w:rPr>
@@ -95,7 +95,7 @@
           <w:szCs w:val="24"/>
           <w:lang w:val="en-US"/>
         </w:rPr>
-        <w:t xml:space="preserve"> – </w:t>
+        <w:t>0</w:t>
       </w:r>
       <w:r>
         <w:rPr>
@@ -105,7 +105,7 @@
           <w:szCs w:val="24"/>
           <w:lang w:val="en-US"/>
         </w:rPr>
-        <w:t>2401</w:t>
+        <w:t xml:space="preserve"> – </w:t>
       </w:r>
       <w:r>
         <w:rPr>
@@ -115,7 +115,17 @@
           <w:szCs w:val="24"/>
           <w:lang w:val="en-US"/>
         </w:rPr>
-        <w:t>29</w:t>
+        <w:t>2</w:t>
+      </w:r>
+      <w:r>
+        <w:rPr>
+          <w:b/>
+          <w:bCs/>
+          <w:sz w:val="24"/>
+          <w:szCs w:val="24"/>
+          <w:lang w:val="en-US"/>
+        </w:rPr>
+        <w:t>60524</w:t>
       </w:r>
     </w:p>
     <w:p>
@@ -1312,8 +1322,6 @@
       <w:r>
         <w:br w:type="page"/>
       </w:r>
-      <w:bookmarkStart w:id="0" w:name="_GoBack"/>
-      <w:bookmarkEnd w:id="0"/>
     </w:p>
     <w:p>
       <w:pPr>
@@ -1322,7 +1330,7 @@
           <w:lang w:val="en-US"/>
         </w:rPr>
       </w:pPr>
-      <w:bookmarkStart w:id="1" w:name="_Toc133605171"/>
+      <w:bookmarkStart w:id="0" w:name="_Toc133605171"/>
       <w:r>
         <w:rPr>
           <w:lang w:val="en-US"/>
@@ -1330,7 +1338,7 @@
         <w:lastRenderedPageBreak/>
         <w:t>Introduction</w:t>
       </w:r>
-      <w:bookmarkEnd w:id="1"/>
+      <w:bookmarkEnd w:id="0"/>
     </w:p>
     <w:p>
       <w:pPr>
@@ -1573,7 +1581,19 @@
         <w:rPr>
           <w:lang w:val="en-US"/>
         </w:rPr>
-        <w:t>Windows 8 &amp; above (tested mostly on 10 &amp; 11 64Bit)</w:t>
+        <w:t xml:space="preserve">Windows </w:t>
+      </w:r>
+      <w:r>
+        <w:rPr>
+          <w:lang w:val="en-US"/>
+        </w:rPr>
+        <w:t>10</w:t>
+      </w:r>
+      <w:r>
+        <w:rPr>
+          <w:lang w:val="en-US"/>
+        </w:rPr>
+        <w:t xml:space="preserve"> &amp; above (tested mostly on 10 &amp; 11 64Bit)</w:t>
       </w:r>
     </w:p>
     <w:p>
@@ -1591,7 +1611,31 @@
         <w:rPr>
           <w:lang w:val="en-US"/>
         </w:rPr>
-        <w:t>NET8 Redistributable needed (will ask to install if not already done)</w:t>
+        <w:t>NET</w:t>
+      </w:r>
+      <w:r>
+        <w:rPr>
+          <w:lang w:val="en-US"/>
+        </w:rPr>
+        <w:t>10</w:t>
+      </w:r>
+      <w:r>
+        <w:rPr>
+          <w:lang w:val="en-US"/>
+        </w:rPr>
+        <w:t xml:space="preserve"> Redistributable </w:t>
+      </w:r>
+      <w:r>
+        <w:rPr>
+          <w:lang w:val="en-US"/>
+        </w:rPr>
+        <w:t xml:space="preserve">maybe </w:t>
+      </w:r>
+      <w:r>
+        <w:rPr>
+          <w:lang w:val="en-US"/>
+        </w:rPr>
+        <w:t>needed (will ask to install if not already done)</w:t>
       </w:r>
     </w:p>
     <w:p>
@@ -1635,7 +1679,19 @@
         <w:rPr>
           <w:lang w:val="en-US"/>
         </w:rPr>
-        <w:t>The program mainly</w:t>
+        <w:t xml:space="preserve">The program </w:t>
+      </w:r>
+      <w:r>
+        <w:rPr>
+          <w:lang w:val="en-US"/>
+        </w:rPr>
+        <w:t xml:space="preserve">is written in C# under NET10 &amp; </w:t>
+      </w:r>
+      <w:r>
+        <w:rPr>
+          <w:lang w:val="en-US"/>
+        </w:rPr>
+        <w:t>mainly</w:t>
       </w:r>
       <w:r>
         <w:rPr>
@@ -1724,7 +1780,7 @@
           <w:lang w:val="en-US"/>
         </w:rPr>
       </w:pPr>
-      <w:bookmarkStart w:id="2" w:name="_Toc133605172"/>
+      <w:bookmarkStart w:id="1" w:name="_Toc133605172"/>
       <w:r>
         <w:rPr>
           <w:lang w:val="en-US"/>
@@ -1732,6 +1788,29 @@
         <w:lastRenderedPageBreak/>
         <w:t>Overview</w:t>
       </w:r>
+      <w:bookmarkEnd w:id="1"/>
+    </w:p>
+    <w:p>
+      <w:pPr>
+        <w:rPr>
+          <w:lang w:val="en-US"/>
+        </w:rPr>
+      </w:pPr>
+    </w:p>
+    <w:p>
+      <w:pPr>
+        <w:pStyle w:val="berschrift2"/>
+        <w:rPr>
+          <w:lang w:val="en-US"/>
+        </w:rPr>
+      </w:pPr>
+      <w:bookmarkStart w:id="2" w:name="_Toc133605173"/>
+      <w:r>
+        <w:rPr>
+          <w:lang w:val="en-US"/>
+        </w:rPr>
+        <w:t>Main Program</w:t>
+      </w:r>
       <w:bookmarkEnd w:id="2"/>
     </w:p>
     <w:p>
@@ -1743,29 +1822,6 @@
     </w:p>
     <w:p>
       <w:pPr>
-        <w:pStyle w:val="berschrift2"/>
-        <w:rPr>
-          <w:lang w:val="en-US"/>
-        </w:rPr>
-      </w:pPr>
-      <w:bookmarkStart w:id="3" w:name="_Toc133605173"/>
-      <w:r>
-        <w:rPr>
-          <w:lang w:val="en-US"/>
-        </w:rPr>
-        <w:t>Main Program</w:t>
-      </w:r>
-      <w:bookmarkEnd w:id="3"/>
-    </w:p>
-    <w:p>
-      <w:pPr>
-        <w:rPr>
-          <w:lang w:val="en-US"/>
-        </w:rPr>
-      </w:pPr>
-    </w:p>
-    <w:p>
-      <w:pPr>
         <w:rPr>
           <w:noProof/>
           <w:lang w:val="en-US"/>
@@ -1777,7 +1833,7 @@
           <w:lang w:eastAsia="de-DE"/>
         </w:rPr>
         <w:drawing>
-          <wp:anchor distT="0" distB="0" distL="114300" distR="114300" simplePos="0" relativeHeight="251658240" behindDoc="0" locked="0" layoutInCell="1" allowOverlap="1" wp14:anchorId="09B06EAB" wp14:editId="4B620DCD">
+          <wp:anchor distT="0" distB="0" distL="114300" distR="114300" simplePos="0" relativeHeight="251658240" behindDoc="0" locked="0" layoutInCell="1" allowOverlap="1" wp14:anchorId="09B06EAB" wp14:editId="4C8502A1">
             <wp:simplePos x="0" y="0"/>
             <wp:positionH relativeFrom="margin">
               <wp:align>center</wp:align>
@@ -1935,7 +1991,7 @@
               </wp:anchor>
             </w:drawing>
           </mc:Choice>
-          <mc:Fallback xmlns:w16sdtdh="http://schemas.microsoft.com/office/word/2020/wordml/sdtdatahash" xmlns:w16="http://schemas.microsoft.com/office/word/2018/wordml" xmlns:w16cid="http://schemas.microsoft.com/office/word/2016/wordml/cid" xmlns:w16cex="http://schemas.microsoft.com/office/word/2018/wordml/cex" xmlns:oel="http://schemas.microsoft.com/office/2019/extlst" xmlns:am3d="http://schemas.microsoft.com/office/drawing/2017/model3d" xmlns:aink="http://schemas.microsoft.com/office/drawing/2016/ink" xmlns:cx8="http://schemas.microsoft.com/office/drawing/2016/5/14/chartex" xmlns:cx7="http://schemas.microsoft.com/office/drawing/2016/5/13/chartex" xmlns:cx6="http://schemas.microsoft.com/office/drawing/2016/5/12/chartex" xmlns:cx5="http://schemas.microsoft.com/office/drawing/2016/5/11/chartex" xmlns:cx4="http://schemas.microsoft.com/office/drawing/2016/5/10/chartex" xmlns:cx3="http://schemas.microsoft.com/office/drawing/2016/5/9/chartex" xmlns:cx2="http://schemas.microsoft.com/office/drawing/2015/10/21/chartex">
+          <mc:Fallback>
             <w:pict>
               <v:roundrect w14:anchorId="089548D4" id="Rechteck: abgerundete Ecken 3" o:spid="_x0000_s1026" style="position:absolute;margin-left:418.65pt;margin-top:27.6pt;width:27pt;height:27pt;z-index:251667456;visibility:visible;mso-wrap-style:square;mso-width-percent:0;mso-height-percent:0;mso-wrap-distance-left:9pt;mso-wrap-distance-top:0;mso-wrap-distance-right:9pt;mso-wrap-distance-bottom:0;mso-position-horizontal:absolute;mso-position-horizontal-relative:text;mso-position-vertical:absolute;mso-position-vertical-relative:text;mso-width-percent:0;mso-height-percent:0;mso-width-relative:margin;mso-height-relative:margin;v-text-anchor:middle" arcsize="10923f" o:gfxdata="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" fillcolor="white [3212]" strokecolor="black [3200]" strokeweight="1pt">
                 <v:stroke joinstyle="miter"/>
@@ -2062,7 +2118,7 @@
               </wp:anchor>
             </w:drawing>
           </mc:Choice>
-          <mc:Fallback xmlns:w16sdtdh="http://schemas.microsoft.com/office/word/2020/wordml/sdtdatahash" xmlns:w16="http://schemas.microsoft.com/office/word/2018/wordml" xmlns:w16cid="http://schemas.microsoft.com/office/word/2016/wordml/cid" xmlns:w16cex="http://schemas.microsoft.com/office/word/2018/wordml/cex" xmlns:oel="http://schemas.microsoft.com/office/2019/extlst" xmlns:am3d="http://schemas.microsoft.com/office/drawing/2017/model3d" xmlns:aink="http://schemas.microsoft.com/office/drawing/2016/ink" xmlns:cx8="http://schemas.microsoft.com/office/drawing/2016/5/14/chartex" xmlns:cx7="http://schemas.microsoft.com/office/drawing/2016/5/13/chartex" xmlns:cx6="http://schemas.microsoft.com/office/drawing/2016/5/12/chartex" xmlns:cx5="http://schemas.microsoft.com/office/drawing/2016/5/11/chartex" xmlns:cx4="http://schemas.microsoft.com/office/drawing/2016/5/10/chartex" xmlns:cx3="http://schemas.microsoft.com/office/drawing/2016/5/9/chartex" xmlns:cx2="http://schemas.microsoft.com/office/drawing/2015/10/21/chartex">
+          <mc:Fallback>
             <w:pict>
               <v:roundrect w14:anchorId="5C0809DF" id="_x0000_s1027" style="position:absolute;margin-left:86.65pt;margin-top:27.6pt;width:27pt;height:27pt;z-index:251661312;visibility:visible;mso-wrap-style:square;mso-width-percent:0;mso-height-percent:0;mso-wrap-distance-left:9pt;mso-wrap-distance-top:0;mso-wrap-distance-right:9pt;mso-wrap-distance-bottom:0;mso-position-horizontal:absolute;mso-position-horizontal-relative:text;mso-position-vertical:absolute;mso-position-vertical-relative:text;mso-width-percent:0;mso-height-percent:0;mso-width-relative:margin;mso-height-relative:margin;v-text-anchor:middle" arcsize="10923f" o:gfxdata="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" fillcolor="white [3212]" strokecolor="black [3200]" strokeweight="1pt">
                 <v:stroke joinstyle="miter"/>
@@ -2200,7 +2256,7 @@
               </wp:anchor>
             </w:drawing>
           </mc:Choice>
-          <mc:Fallback xmlns:w16sdtdh="http://schemas.microsoft.com/office/word/2020/wordml/sdtdatahash" xmlns:w16="http://schemas.microsoft.com/office/word/2018/wordml" xmlns:w16cid="http://schemas.microsoft.com/office/word/2016/wordml/cid" xmlns:w16cex="http://schemas.microsoft.com/office/word/2018/wordml/cex" xmlns:oel="http://schemas.microsoft.com/office/2019/extlst" xmlns:am3d="http://schemas.microsoft.com/office/drawing/2017/model3d" xmlns:aink="http://schemas.microsoft.com/office/drawing/2016/ink" xmlns:cx8="http://schemas.microsoft.com/office/drawing/2016/5/14/chartex" xmlns:cx7="http://schemas.microsoft.com/office/drawing/2016/5/13/chartex" xmlns:cx6="http://schemas.microsoft.com/office/drawing/2016/5/12/chartex" xmlns:cx5="http://schemas.microsoft.com/office/drawing/2016/5/11/chartex" xmlns:cx4="http://schemas.microsoft.com/office/drawing/2016/5/10/chartex" xmlns:cx3="http://schemas.microsoft.com/office/drawing/2016/5/9/chartex" xmlns:cx2="http://schemas.microsoft.com/office/drawing/2015/10/21/chartex">
+          <mc:Fallback>
             <w:pict>
               <v:roundrect w14:anchorId="47C3DBAC" id="_x0000_s1028" style="position:absolute;margin-left:140pt;margin-top:27.45pt;width:27pt;height:27pt;z-index:251663360;visibility:visible;mso-wrap-style:square;mso-width-percent:0;mso-height-percent:0;mso-wrap-distance-left:9pt;mso-wrap-distance-top:0;mso-wrap-distance-right:9pt;mso-wrap-distance-bottom:0;mso-position-horizontal:absolute;mso-position-horizontal-relative:text;mso-position-vertical:absolute;mso-position-vertical-relative:text;mso-width-percent:0;mso-height-percent:0;mso-width-relative:margin;mso-height-relative:margin;v-text-anchor:middle" arcsize="10923f" o:gfxdata="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" fillcolor="white [3212]" strokecolor="black [3200]" strokeweight="1pt">
                 <v:stroke joinstyle="miter"/>
@@ -2338,7 +2394,7 @@
               </wp:anchor>
             </w:drawing>
           </mc:Choice>
-          <mc:Fallback xmlns:w16sdtdh="http://schemas.microsoft.com/office/word/2020/wordml/sdtdatahash" xmlns:w16="http://schemas.microsoft.com/office/word/2018/wordml" xmlns:w16cid="http://schemas.microsoft.com/office/word/2016/wordml/cid" xmlns:w16cex="http://schemas.microsoft.com/office/word/2018/wordml/cex" xmlns:oel="http://schemas.microsoft.com/office/2019/extlst" xmlns:am3d="http://schemas.microsoft.com/office/drawing/2017/model3d" xmlns:aink="http://schemas.microsoft.com/office/drawing/2016/ink" xmlns:cx8="http://schemas.microsoft.com/office/drawing/2016/5/14/chartex" xmlns:cx7="http://schemas.microsoft.com/office/drawing/2016/5/13/chartex" xmlns:cx6="http://schemas.microsoft.com/office/drawing/2016/5/12/chartex" xmlns:cx5="http://schemas.microsoft.com/office/drawing/2016/5/11/chartex" xmlns:cx4="http://schemas.microsoft.com/office/drawing/2016/5/10/chartex" xmlns:cx3="http://schemas.microsoft.com/office/drawing/2016/5/9/chartex" xmlns:cx2="http://schemas.microsoft.com/office/drawing/2015/10/21/chartex">
+          <mc:Fallback>
             <w:pict>
               <v:roundrect w14:anchorId="58EB7373" id="_x0000_s1029" style="position:absolute;margin-left:350.15pt;margin-top:278.6pt;width:27pt;height:27pt;z-index:251675648;visibility:visible;mso-wrap-style:square;mso-width-percent:0;mso-height-percent:0;mso-wrap-distance-left:9pt;mso-wrap-distance-top:0;mso-wrap-distance-right:9pt;mso-wrap-distance-bottom:0;mso-position-horizontal:absolute;mso-position-horizontal-relative:text;mso-position-vertical:absolute;mso-position-vertical-relative:text;mso-width-percent:0;mso-height-percent:0;mso-width-relative:margin;mso-height-relative:margin;v-text-anchor:middle" arcsize="10923f" o:gfxdata="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" fillcolor="white [3212]" strokecolor="black [3200]" strokeweight="1pt">
                 <v:stroke joinstyle="miter"/>
@@ -2465,7 +2521,7 @@
               </wp:anchor>
             </w:drawing>
           </mc:Choice>
-          <mc:Fallback xmlns:w16sdtdh="http://schemas.microsoft.com/office/word/2020/wordml/sdtdatahash" xmlns:w16="http://schemas.microsoft.com/office/word/2018/wordml" xmlns:w16cid="http://schemas.microsoft.com/office/word/2016/wordml/cid" xmlns:w16cex="http://schemas.microsoft.com/office/word/2018/wordml/cex" xmlns:oel="http://schemas.microsoft.com/office/2019/extlst" xmlns:am3d="http://schemas.microsoft.com/office/drawing/2017/model3d" xmlns:aink="http://schemas.microsoft.com/office/drawing/2016/ink" xmlns:cx8="http://schemas.microsoft.com/office/drawing/2016/5/14/chartex" xmlns:cx7="http://schemas.microsoft.com/office/drawing/2016/5/13/chartex" xmlns:cx6="http://schemas.microsoft.com/office/drawing/2016/5/12/chartex" xmlns:cx5="http://schemas.microsoft.com/office/drawing/2016/5/11/chartex" xmlns:cx4="http://schemas.microsoft.com/office/drawing/2016/5/10/chartex" xmlns:cx3="http://schemas.microsoft.com/office/drawing/2016/5/9/chartex" xmlns:cx2="http://schemas.microsoft.com/office/drawing/2015/10/21/chartex">
+          <mc:Fallback>
             <w:pict>
               <v:roundrect w14:anchorId="3F554758" id="_x0000_s1030" style="position:absolute;margin-left:441.65pt;margin-top:163.6pt;width:27pt;height:27pt;z-index:251673600;visibility:visible;mso-wrap-style:square;mso-width-percent:0;mso-height-percent:0;mso-wrap-distance-left:9pt;mso-wrap-distance-top:0;mso-wrap-distance-right:9pt;mso-wrap-distance-bottom:0;mso-position-horizontal:absolute;mso-position-horizontal-relative:text;mso-position-vertical:absolute;mso-position-vertical-relative:text;mso-width-percent:0;mso-height-percent:0;mso-width-relative:margin;mso-height-relative:margin;v-text-anchor:middle" arcsize="10923f" o:gfxdata="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" fillcolor="white [3212]" strokecolor="black [3200]" strokeweight="1pt">
                 <v:stroke joinstyle="miter"/>
@@ -2592,7 +2648,7 @@
               </wp:anchor>
             </w:drawing>
           </mc:Choice>
-          <mc:Fallback xmlns:w16sdtdh="http://schemas.microsoft.com/office/word/2020/wordml/sdtdatahash" xmlns:w16="http://schemas.microsoft.com/office/word/2018/wordml" xmlns:w16cid="http://schemas.microsoft.com/office/word/2016/wordml/cid" xmlns:w16cex="http://schemas.microsoft.com/office/word/2018/wordml/cex" xmlns:oel="http://schemas.microsoft.com/office/2019/extlst" xmlns:am3d="http://schemas.microsoft.com/office/drawing/2017/model3d" xmlns:aink="http://schemas.microsoft.com/office/drawing/2016/ink" xmlns:cx8="http://schemas.microsoft.com/office/drawing/2016/5/14/chartex" xmlns:cx7="http://schemas.microsoft.com/office/drawing/2016/5/13/chartex" xmlns:cx6="http://schemas.microsoft.com/office/drawing/2016/5/12/chartex" xmlns:cx5="http://schemas.microsoft.com/office/drawing/2016/5/11/chartex" xmlns:cx4="http://schemas.microsoft.com/office/drawing/2016/5/10/chartex" xmlns:cx3="http://schemas.microsoft.com/office/drawing/2016/5/9/chartex" xmlns:cx2="http://schemas.microsoft.com/office/drawing/2015/10/21/chartex">
+          <mc:Fallback>
             <w:pict>
               <v:roundrect w14:anchorId="6987BD0A" id="_x0000_s1031" style="position:absolute;margin-left:441.65pt;margin-top:77.1pt;width:27pt;height:27pt;z-index:251671552;visibility:visible;mso-wrap-style:square;mso-width-percent:0;mso-height-percent:0;mso-wrap-distance-left:9pt;mso-wrap-distance-top:0;mso-wrap-distance-right:9pt;mso-wrap-distance-bottom:0;mso-position-horizontal:absolute;mso-position-horizontal-relative:text;mso-position-vertical:absolute;mso-position-vertical-relative:text;mso-width-percent:0;mso-height-percent:0;mso-width-relative:margin;mso-height-relative:margin;v-text-anchor:middle" arcsize="10923f" o:gfxdata="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" fillcolor="white [3212]" strokecolor="black [3200]" strokeweight="1pt">
                 <v:stroke joinstyle="miter"/>
@@ -2719,7 +2775,7 @@
               </wp:anchor>
             </w:drawing>
           </mc:Choice>
-          <mc:Fallback xmlns:w16sdtdh="http://schemas.microsoft.com/office/word/2020/wordml/sdtdatahash" xmlns:w16="http://schemas.microsoft.com/office/word/2018/wordml" xmlns:w16cid="http://schemas.microsoft.com/office/word/2016/wordml/cid" xmlns:w16cex="http://schemas.microsoft.com/office/word/2018/wordml/cex" xmlns:oel="http://schemas.microsoft.com/office/2019/extlst" xmlns:am3d="http://schemas.microsoft.com/office/drawing/2017/model3d" xmlns:aink="http://schemas.microsoft.com/office/drawing/2016/ink" xmlns:cx8="http://schemas.microsoft.com/office/drawing/2016/5/14/chartex" xmlns:cx7="http://schemas.microsoft.com/office/drawing/2016/5/13/chartex" xmlns:cx6="http://schemas.microsoft.com/office/drawing/2016/5/12/chartex" xmlns:cx5="http://schemas.microsoft.com/office/drawing/2016/5/11/chartex" xmlns:cx4="http://schemas.microsoft.com/office/drawing/2016/5/10/chartex" xmlns:cx3="http://schemas.microsoft.com/office/drawing/2016/5/9/chartex" xmlns:cx2="http://schemas.microsoft.com/office/drawing/2015/10/21/chartex">
+          <mc:Fallback>
             <w:pict>
               <v:roundrect w14:anchorId="5258EE3E" id="_x0000_s1032" style="position:absolute;margin-left:120.15pt;margin-top:180.6pt;width:27pt;height:27pt;z-index:251669504;visibility:visible;mso-wrap-style:square;mso-width-percent:0;mso-height-percent:0;mso-wrap-distance-left:9pt;mso-wrap-distance-top:0;mso-wrap-distance-right:9pt;mso-wrap-distance-bottom:0;mso-position-horizontal:absolute;mso-position-horizontal-relative:text;mso-position-vertical:absolute;mso-position-vertical-relative:text;mso-width-percent:0;mso-height-percent:0;mso-width-relative:margin;mso-height-relative:margin;v-text-anchor:middle" arcsize="10923f" o:gfxdata="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" fillcolor="white [3212]" strokecolor="black [3200]" strokeweight="1pt">
                 <v:stroke joinstyle="miter"/>
@@ -2846,7 +2902,7 @@
               </wp:anchor>
             </w:drawing>
           </mc:Choice>
-          <mc:Fallback xmlns:w16sdtdh="http://schemas.microsoft.com/office/word/2020/wordml/sdtdatahash" xmlns:w16="http://schemas.microsoft.com/office/word/2018/wordml" xmlns:w16cid="http://schemas.microsoft.com/office/word/2016/wordml/cid" xmlns:w16cex="http://schemas.microsoft.com/office/word/2018/wordml/cex" xmlns:oel="http://schemas.microsoft.com/office/2019/extlst" xmlns:am3d="http://schemas.microsoft.com/office/drawing/2017/model3d" xmlns:aink="http://schemas.microsoft.com/office/drawing/2016/ink" xmlns:cx8="http://schemas.microsoft.com/office/drawing/2016/5/14/chartex" xmlns:cx7="http://schemas.microsoft.com/office/drawing/2016/5/13/chartex" xmlns:cx6="http://schemas.microsoft.com/office/drawing/2016/5/12/chartex" xmlns:cx5="http://schemas.microsoft.com/office/drawing/2016/5/11/chartex" xmlns:cx4="http://schemas.microsoft.com/office/drawing/2016/5/10/chartex" xmlns:cx3="http://schemas.microsoft.com/office/drawing/2016/5/9/chartex" xmlns:cx2="http://schemas.microsoft.com/office/drawing/2015/10/21/chartex">
+          <mc:Fallback>
             <w:pict>
               <v:roundrect w14:anchorId="5D6F606A" id="_x0000_s1033" style="position:absolute;margin-left:239.15pt;margin-top:27.6pt;width:27pt;height:27pt;z-index:251665408;visibility:visible;mso-wrap-style:square;mso-width-percent:0;mso-height-percent:0;mso-wrap-distance-left:9pt;mso-wrap-distance-top:0;mso-wrap-distance-right:9pt;mso-wrap-distance-bottom:0;mso-position-horizontal:absolute;mso-position-horizontal-relative:text;mso-position-vertical:absolute;mso-position-vertical-relative:text;mso-width-percent:0;mso-height-percent:0;mso-width-relative:margin;mso-height-relative:margin;v-text-anchor:middle" arcsize="10923f" o:gfxdata="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" fillcolor="white [3212]" strokecolor="black [3200]" strokeweight="1pt">
                 <v:stroke joinstyle="miter"/>
@@ -2973,7 +3029,7 @@
               </wp:anchor>
             </w:drawing>
           </mc:Choice>
-          <mc:Fallback xmlns:w16sdtdh="http://schemas.microsoft.com/office/word/2020/wordml/sdtdatahash" xmlns:w16="http://schemas.microsoft.com/office/word/2018/wordml" xmlns:w16cid="http://schemas.microsoft.com/office/word/2016/wordml/cid" xmlns:w16cex="http://schemas.microsoft.com/office/word/2018/wordml/cex" xmlns:oel="http://schemas.microsoft.com/office/2019/extlst" xmlns:am3d="http://schemas.microsoft.com/office/drawing/2017/model3d" xmlns:aink="http://schemas.microsoft.com/office/drawing/2016/ink" xmlns:cx8="http://schemas.microsoft.com/office/drawing/2016/5/14/chartex" xmlns:cx7="http://schemas.microsoft.com/office/drawing/2016/5/13/chartex" xmlns:cx6="http://schemas.microsoft.com/office/drawing/2016/5/12/chartex" xmlns:cx5="http://schemas.microsoft.com/office/drawing/2016/5/11/chartex" xmlns:cx4="http://schemas.microsoft.com/office/drawing/2016/5/10/chartex" xmlns:cx3="http://schemas.microsoft.com/office/drawing/2016/5/9/chartex" xmlns:cx2="http://schemas.microsoft.com/office/drawing/2015/10/21/chartex">
+          <mc:Fallback>
             <w:pict>
               <v:roundrect w14:anchorId="2814F502" id="_x0000_s1034" style="position:absolute;margin-left:-16.35pt;margin-top:15.1pt;width:27pt;height:27pt;z-index:251659264;visibility:visible;mso-wrap-style:square;mso-width-percent:0;mso-height-percent:0;mso-wrap-distance-left:9pt;mso-wrap-distance-top:0;mso-wrap-distance-right:9pt;mso-wrap-distance-bottom:0;mso-position-horizontal:absolute;mso-position-horizontal-relative:text;mso-position-vertical:absolute;mso-position-vertical-relative:text;mso-width-percent:0;mso-height-percent:0;mso-width-relative:margin;mso-height-relative:margin;v-text-anchor:middle" arcsize="10923f" o:gfxdata="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" fillcolor="white [3212]" strokecolor="black [3200]" strokeweight="1pt">
                 <v:stroke joinstyle="miter"/>
@@ -3202,7 +3258,7 @@
         </w:rPr>
         <w:br w:type="page"/>
       </w:r>
-      <w:bookmarkStart w:id="4" w:name="_Toc133605174"/>
+      <w:bookmarkStart w:id="3" w:name="_Toc133605174"/>
       <w:r>
         <w:rPr>
           <w:lang w:val="en-US"/>
@@ -3210,30 +3266,30 @@
         <w:lastRenderedPageBreak/>
         <w:t>Parameters</w:t>
       </w:r>
+      <w:bookmarkEnd w:id="3"/>
+    </w:p>
+    <w:p>
+      <w:pPr>
+        <w:rPr>
+          <w:lang w:val="en-US"/>
+        </w:rPr>
+      </w:pPr>
+    </w:p>
+    <w:p>
+      <w:pPr>
+        <w:pStyle w:val="berschrift3"/>
+        <w:rPr>
+          <w:lang w:val="en-US"/>
+        </w:rPr>
+      </w:pPr>
+      <w:bookmarkStart w:id="4" w:name="_Toc133605175"/>
+      <w:r>
+        <w:rPr>
+          <w:lang w:val="en-US"/>
+        </w:rPr>
+        <w:t>Playback</w:t>
+      </w:r>
       <w:bookmarkEnd w:id="4"/>
-    </w:p>
-    <w:p>
-      <w:pPr>
-        <w:rPr>
-          <w:lang w:val="en-US"/>
-        </w:rPr>
-      </w:pPr>
-    </w:p>
-    <w:p>
-      <w:pPr>
-        <w:pStyle w:val="berschrift3"/>
-        <w:rPr>
-          <w:lang w:val="en-US"/>
-        </w:rPr>
-      </w:pPr>
-      <w:bookmarkStart w:id="5" w:name="_Toc133605175"/>
-      <w:r>
-        <w:rPr>
-          <w:lang w:val="en-US"/>
-        </w:rPr>
-        <w:t>Playback</w:t>
-      </w:r>
-      <w:bookmarkEnd w:id="5"/>
     </w:p>
     <w:p>
       <w:pPr>
@@ -3987,14 +4043,14 @@
           <w:lang w:val="en-US"/>
         </w:rPr>
       </w:pPr>
-      <w:bookmarkStart w:id="6" w:name="_Toc133605176"/>
+      <w:bookmarkStart w:id="5" w:name="_Toc133605176"/>
       <w:r>
         <w:rPr>
           <w:lang w:val="en-US"/>
         </w:rPr>
         <w:t>Organize</w:t>
       </w:r>
-      <w:bookmarkEnd w:id="6"/>
+      <w:bookmarkEnd w:id="5"/>
     </w:p>
     <w:p>
       <w:pPr>
@@ -4264,7 +4320,7 @@
           <w:lang w:val="en-US"/>
         </w:rPr>
       </w:pPr>
-      <w:bookmarkStart w:id="7" w:name="_Toc133605177"/>
+      <w:bookmarkStart w:id="6" w:name="_Toc133605177"/>
       <w:r>
         <w:rPr>
           <w:lang w:val="en-US"/>
@@ -4272,7 +4328,7 @@
         <w:lastRenderedPageBreak/>
         <w:t>Room Creation</w:t>
       </w:r>
-      <w:bookmarkEnd w:id="7"/>
+      <w:bookmarkEnd w:id="6"/>
     </w:p>
     <w:p>
       <w:pPr>
@@ -5146,7 +5202,7 @@
           <w:lang w:val="en-US"/>
         </w:rPr>
       </w:pPr>
-      <w:bookmarkStart w:id="8" w:name="_Toc133605178"/>
+      <w:bookmarkStart w:id="7" w:name="_Toc133605178"/>
       <w:r>
         <w:rPr>
           <w:noProof/>
@@ -5155,7 +5211,7 @@
         <w:lastRenderedPageBreak/>
         <w:t>Effects</w:t>
       </w:r>
-      <w:bookmarkEnd w:id="8"/>
+      <w:bookmarkEnd w:id="7"/>
     </w:p>
     <w:p>
       <w:pPr>
@@ -5501,7 +5557,7 @@
           <w:lang w:val="en-US"/>
         </w:rPr>
       </w:pPr>
-      <w:bookmarkStart w:id="9" w:name="_Toc133605179"/>
+      <w:bookmarkStart w:id="8" w:name="_Toc133605179"/>
       <w:r>
         <w:rPr>
           <w:lang w:val="en-US"/>
@@ -5509,7 +5565,7 @@
         <w:lastRenderedPageBreak/>
         <w:t>Destructive Effects Editor</w:t>
       </w:r>
-      <w:bookmarkEnd w:id="9"/>
+      <w:bookmarkEnd w:id="8"/>
     </w:p>
     <w:p>
       <w:pPr>
@@ -5612,7 +5668,7 @@
               </wp:anchor>
             </w:drawing>
           </mc:Choice>
-          <mc:Fallback xmlns:w16sdtdh="http://schemas.microsoft.com/office/word/2020/wordml/sdtdatahash" xmlns:w16="http://schemas.microsoft.com/office/word/2018/wordml" xmlns:w16cid="http://schemas.microsoft.com/office/word/2016/wordml/cid" xmlns:w16cex="http://schemas.microsoft.com/office/word/2018/wordml/cex" xmlns:oel="http://schemas.microsoft.com/office/2019/extlst" xmlns:am3d="http://schemas.microsoft.com/office/drawing/2017/model3d" xmlns:aink="http://schemas.microsoft.com/office/drawing/2016/ink" xmlns:cx8="http://schemas.microsoft.com/office/drawing/2016/5/14/chartex" xmlns:cx7="http://schemas.microsoft.com/office/drawing/2016/5/13/chartex" xmlns:cx6="http://schemas.microsoft.com/office/drawing/2016/5/12/chartex" xmlns:cx5="http://schemas.microsoft.com/office/drawing/2016/5/11/chartex" xmlns:cx4="http://schemas.microsoft.com/office/drawing/2016/5/10/chartex" xmlns:cx3="http://schemas.microsoft.com/office/drawing/2016/5/9/chartex" xmlns:cx2="http://schemas.microsoft.com/office/drawing/2015/10/21/chartex">
+          <mc:Fallback>
             <w:pict>
               <v:roundrect w14:anchorId="43B4C91D" id="_x0000_s1035" style="position:absolute;margin-left:452.2pt;margin-top:115.15pt;width:27pt;height:27pt;z-index:251679744;visibility:visible;mso-wrap-style:square;mso-width-percent:0;mso-height-percent:0;mso-wrap-distance-left:9pt;mso-wrap-distance-top:0;mso-wrap-distance-right:9pt;mso-wrap-distance-bottom:0;mso-position-horizontal:absolute;mso-position-horizontal-relative:text;mso-position-vertical:absolute;mso-position-vertical-relative:text;mso-width-percent:0;mso-height-percent:0;mso-width-relative:margin;mso-height-relative:margin;v-text-anchor:middle" arcsize="10923f" o:gfxdata="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" fillcolor="white [3212]" strokecolor="black [3200]" strokeweight="1pt">
                 <v:stroke joinstyle="miter"/>
@@ -5651,7 +5707,7 @@
           <w:lang w:eastAsia="de-DE"/>
         </w:rPr>
         <w:drawing>
-          <wp:anchor distT="0" distB="0" distL="114300" distR="114300" simplePos="0" relativeHeight="251677696" behindDoc="0" locked="0" layoutInCell="1" allowOverlap="1" wp14:anchorId="472F444B" wp14:editId="25B4ED66">
+          <wp:anchor distT="0" distB="0" distL="114300" distR="114300" simplePos="0" relativeHeight="251677696" behindDoc="0" locked="0" layoutInCell="1" allowOverlap="1" wp14:anchorId="472F444B" wp14:editId="5CBCA7FA">
             <wp:simplePos x="0" y="0"/>
             <wp:positionH relativeFrom="margin">
               <wp:posOffset>1905</wp:posOffset>
@@ -5809,7 +5865,7 @@
               </wp:anchor>
             </w:drawing>
           </mc:Choice>
-          <mc:Fallback xmlns:w16sdtdh="http://schemas.microsoft.com/office/word/2020/wordml/sdtdatahash" xmlns:w16="http://schemas.microsoft.com/office/word/2018/wordml" xmlns:w16cid="http://schemas.microsoft.com/office/word/2016/wordml/cid" xmlns:w16cex="http://schemas.microsoft.com/office/word/2018/wordml/cex" xmlns:oel="http://schemas.microsoft.com/office/2019/extlst" xmlns:am3d="http://schemas.microsoft.com/office/drawing/2017/model3d" xmlns:aink="http://schemas.microsoft.com/office/drawing/2016/ink" xmlns:cx8="http://schemas.microsoft.com/office/drawing/2016/5/14/chartex" xmlns:cx7="http://schemas.microsoft.com/office/drawing/2016/5/13/chartex" xmlns:cx6="http://schemas.microsoft.com/office/drawing/2016/5/12/chartex" xmlns:cx5="http://schemas.microsoft.com/office/drawing/2016/5/11/chartex" xmlns:cx4="http://schemas.microsoft.com/office/drawing/2016/5/10/chartex" xmlns:cx3="http://schemas.microsoft.com/office/drawing/2016/5/9/chartex" xmlns:cx2="http://schemas.microsoft.com/office/drawing/2015/10/21/chartex">
+          <mc:Fallback>
             <w:pict>
               <v:roundrect w14:anchorId="28F9E3E8" id="_x0000_s1036" style="position:absolute;margin-left:406pt;margin-top:240.05pt;width:27pt;height:27pt;z-index:251681792;visibility:visible;mso-wrap-style:square;mso-width-percent:0;mso-height-percent:0;mso-wrap-distance-left:9pt;mso-wrap-distance-top:0;mso-wrap-distance-right:9pt;mso-wrap-distance-bottom:0;mso-position-horizontal:absolute;mso-position-horizontal-relative:text;mso-position-vertical:absolute;mso-position-vertical-relative:text;mso-width-percent:0;mso-height-percent:0;mso-width-relative:margin;mso-height-relative:margin;v-text-anchor:middle" arcsize="10923f" o:gfxdata="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" fillcolor="white [3212]" strokecolor="black [3200]" strokeweight="1pt">
                 <v:stroke joinstyle="miter"/>
@@ -5947,7 +6003,7 @@
               </wp:anchor>
             </w:drawing>
           </mc:Choice>
-          <mc:Fallback xmlns:w16sdtdh="http://schemas.microsoft.com/office/word/2020/wordml/sdtdatahash" xmlns:w16="http://schemas.microsoft.com/office/word/2018/wordml" xmlns:w16cid="http://schemas.microsoft.com/office/word/2016/wordml/cid" xmlns:w16cex="http://schemas.microsoft.com/office/word/2018/wordml/cex" xmlns:oel="http://schemas.microsoft.com/office/2019/extlst" xmlns:am3d="http://schemas.microsoft.com/office/drawing/2017/model3d" xmlns:aink="http://schemas.microsoft.com/office/drawing/2016/ink" xmlns:cx8="http://schemas.microsoft.com/office/drawing/2016/5/14/chartex" xmlns:cx7="http://schemas.microsoft.com/office/drawing/2016/5/13/chartex" xmlns:cx6="http://schemas.microsoft.com/office/drawing/2016/5/12/chartex" xmlns:cx5="http://schemas.microsoft.com/office/drawing/2016/5/11/chartex" xmlns:cx4="http://schemas.microsoft.com/office/drawing/2016/5/10/chartex" xmlns:cx3="http://schemas.microsoft.com/office/drawing/2016/5/9/chartex" xmlns:cx2="http://schemas.microsoft.com/office/drawing/2015/10/21/chartex">
+          <mc:Fallback>
             <w:pict>
               <v:roundrect w14:anchorId="156AF791" id="_x0000_s1037" style="position:absolute;margin-left:180.85pt;margin-top:239.9pt;width:27pt;height:27pt;z-index:251680768;visibility:visible;mso-wrap-style:square;mso-width-percent:0;mso-height-percent:0;mso-wrap-distance-left:9pt;mso-wrap-distance-top:0;mso-wrap-distance-right:9pt;mso-wrap-distance-bottom:0;mso-position-horizontal:absolute;mso-position-horizontal-relative:text;mso-position-vertical:absolute;mso-position-vertical-relative:text;mso-width-percent:0;mso-height-percent:0;mso-width-relative:margin;mso-height-relative:margin;v-text-anchor:middle" arcsize="10923f" o:gfxdata="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" fillcolor="white [3212]" strokecolor="black [3200]" strokeweight="1pt">
                 <v:stroke joinstyle="miter"/>
@@ -6085,7 +6141,7 @@
               </wp:anchor>
             </w:drawing>
           </mc:Choice>
-          <mc:Fallback xmlns:w16sdtdh="http://schemas.microsoft.com/office/word/2020/wordml/sdtdatahash" xmlns:w16="http://schemas.microsoft.com/office/word/2018/wordml" xmlns:w16cid="http://schemas.microsoft.com/office/word/2016/wordml/cid" xmlns:w16cex="http://schemas.microsoft.com/office/word/2018/wordml/cex" xmlns:oel="http://schemas.microsoft.com/office/2019/extlst" xmlns:am3d="http://schemas.microsoft.com/office/drawing/2017/model3d" xmlns:aink="http://schemas.microsoft.com/office/drawing/2016/ink" xmlns:cx8="http://schemas.microsoft.com/office/drawing/2016/5/14/chartex" xmlns:cx7="http://schemas.microsoft.com/office/drawing/2016/5/13/chartex" xmlns:cx6="http://schemas.microsoft.com/office/drawing/2016/5/12/chartex" xmlns:cx5="http://schemas.microsoft.com/office/drawing/2016/5/11/chartex" xmlns:cx4="http://schemas.microsoft.com/office/drawing/2016/5/10/chartex" xmlns:cx3="http://schemas.microsoft.com/office/drawing/2016/5/9/chartex" xmlns:cx2="http://schemas.microsoft.com/office/drawing/2015/10/21/chartex">
+          <mc:Fallback>
             <w:pict>
               <v:roundrect w14:anchorId="0BE118CA" id="_x0000_s1038" style="position:absolute;margin-left:180.5pt;margin-top:115.15pt;width:27pt;height:27pt;z-index:251678720;visibility:visible;mso-wrap-style:square;mso-width-percent:0;mso-height-percent:0;mso-wrap-distance-left:9pt;mso-wrap-distance-top:0;mso-wrap-distance-right:9pt;mso-wrap-distance-bottom:0;mso-position-horizontal:absolute;mso-position-horizontal-relative:text;mso-position-vertical:absolute;mso-position-vertical-relative:text;mso-width-percent:0;mso-height-percent:0;mso-width-relative:margin;mso-height-relative:margin;v-text-anchor:middle" arcsize="10923f" o:gfxdata="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" fillcolor="white [3212]" strokecolor="black [3200]" strokeweight="1pt">
                 <v:stroke joinstyle="miter"/>
@@ -6316,14 +6372,14 @@
           <w:lang w:val="en-US"/>
         </w:rPr>
       </w:pPr>
-      <w:bookmarkStart w:id="10" w:name="_Toc133605180"/>
+      <w:bookmarkStart w:id="9" w:name="_Toc133605180"/>
       <w:r>
         <w:rPr>
           <w:lang w:val="en-US"/>
         </w:rPr>
         <w:t>Tools</w:t>
       </w:r>
-      <w:bookmarkEnd w:id="10"/>
+      <w:bookmarkEnd w:id="9"/>
     </w:p>
     <w:p>
       <w:pPr>
@@ -6622,7 +6678,7 @@
           <w:lang w:val="en-US"/>
         </w:rPr>
       </w:pPr>
-      <w:bookmarkStart w:id="11" w:name="_Toc133605181"/>
+      <w:bookmarkStart w:id="10" w:name="_Toc133605181"/>
       <w:r>
         <w:rPr>
           <w:noProof/>
@@ -6637,7 +6693,7 @@
         </w:rPr>
         <w:t xml:space="preserve"> Tools</w:t>
       </w:r>
-      <w:bookmarkEnd w:id="11"/>
+      <w:bookmarkEnd w:id="10"/>
     </w:p>
     <w:p>
       <w:pPr>
@@ -6699,7 +6755,7 @@
           <w:lang w:val="en-US"/>
         </w:rPr>
       </w:pPr>
-      <w:bookmarkStart w:id="12" w:name="_Toc133605182"/>
+      <w:bookmarkStart w:id="11" w:name="_Toc133605182"/>
       <w:r>
         <w:rPr>
           <w:lang w:val="en-US"/>
@@ -6713,47 +6769,47 @@
         </w:rPr>
         <w:t>orkflows</w:t>
       </w:r>
+      <w:bookmarkEnd w:id="11"/>
+      <w:r>
+        <w:rPr>
+          <w:lang w:val="en-US"/>
+        </w:rPr>
+        <w:t xml:space="preserve"> </w:t>
+      </w:r>
+    </w:p>
+    <w:p>
+      <w:pPr>
+        <w:pStyle w:val="berschrift2"/>
+        <w:rPr>
+          <w:lang w:val="en-US"/>
+        </w:rPr>
+      </w:pPr>
+      <w:bookmarkStart w:id="12" w:name="_Toc133605183"/>
+      <w:r>
+        <w:rPr>
+          <w:lang w:val="en-US"/>
+        </w:rPr>
+        <w:t xml:space="preserve">Create a </w:t>
+      </w:r>
+      <w:r>
+        <w:rPr>
+          <w:lang w:val="en-US"/>
+        </w:rPr>
+        <w:t>Yaml</w:t>
+      </w:r>
+      <w:r>
+        <w:rPr>
+          <w:lang w:val="en-US"/>
+        </w:rPr>
+        <w:t xml:space="preserve"> file with audio content</w:t>
+      </w:r>
+      <w:r>
+        <w:rPr>
+          <w:lang w:val="en-US"/>
+        </w:rPr>
+        <w:t>.</w:t>
+      </w:r>
       <w:bookmarkEnd w:id="12"/>
-      <w:r>
-        <w:rPr>
-          <w:lang w:val="en-US"/>
-        </w:rPr>
-        <w:t xml:space="preserve"> </w:t>
-      </w:r>
-    </w:p>
-    <w:p>
-      <w:pPr>
-        <w:pStyle w:val="berschrift2"/>
-        <w:rPr>
-          <w:lang w:val="en-US"/>
-        </w:rPr>
-      </w:pPr>
-      <w:bookmarkStart w:id="13" w:name="_Toc133605183"/>
-      <w:r>
-        <w:rPr>
-          <w:lang w:val="en-US"/>
-        </w:rPr>
-        <w:t xml:space="preserve">Create a </w:t>
-      </w:r>
-      <w:r>
-        <w:rPr>
-          <w:lang w:val="en-US"/>
-        </w:rPr>
-        <w:t>Yaml</w:t>
-      </w:r>
-      <w:r>
-        <w:rPr>
-          <w:lang w:val="en-US"/>
-        </w:rPr>
-        <w:t xml:space="preserve"> file with audio content</w:t>
-      </w:r>
-      <w:r>
-        <w:rPr>
-          <w:lang w:val="en-US"/>
-        </w:rPr>
-        <w:t>.</w:t>
-      </w:r>
-      <w:bookmarkEnd w:id="13"/>
     </w:p>
     <w:p>
       <w:pPr>
@@ -7036,7 +7092,7 @@
           <w:lang w:val="en-US"/>
         </w:rPr>
       </w:pPr>
-      <w:bookmarkStart w:id="14" w:name="_Toc133605184"/>
+      <w:bookmarkStart w:id="13" w:name="_Toc133605184"/>
       <w:r>
         <w:rPr>
           <w:lang w:val="en-US"/>
@@ -7049,7 +7105,7 @@
         </w:rPr>
         <w:t>.</w:t>
       </w:r>
-      <w:bookmarkEnd w:id="14"/>
+      <w:bookmarkEnd w:id="13"/>
     </w:p>
     <w:p>
       <w:pPr>
@@ -7259,7 +7315,7 @@
           <w:lang w:val="en-US"/>
         </w:rPr>
       </w:pPr>
-      <w:bookmarkStart w:id="15" w:name="_Toc133605185"/>
+      <w:bookmarkStart w:id="14" w:name="_Toc133605185"/>
       <w:r>
         <w:rPr>
           <w:lang w:val="en-US"/>
@@ -7267,7 +7323,7 @@
         <w:lastRenderedPageBreak/>
         <w:t>Map a room to an audio file</w:t>
       </w:r>
-      <w:bookmarkEnd w:id="15"/>
+      <w:bookmarkEnd w:id="14"/>
     </w:p>
     <w:p>
       <w:pPr>
@@ -7668,7 +7724,7 @@
 </file>
 
 <file path=word/endnotes.xml><?xml version="1.0" encoding="utf-8"?>
-<w:endnotes xmlns:wpc="http://schemas.microsoft.com/office/word/2010/wordprocessingCanvas" xmlns:cx="http://schemas.microsoft.com/office/drawing/2014/chartex" xmlns:cx1="http://schemas.microsoft.com/office/drawing/2015/9/8/chartex" xmlns:mc="http://schemas.openxmlformats.org/markup-compatibility/2006" xmlns:o="urn:schemas-microsoft-com:office:office" xmlns:r="http://schemas.openxmlformats.org/officeDocument/2006/relationships" xmlns:m="http://schemas.openxmlformats.org/officeDocument/2006/math" xmlns:v="urn:schemas-microsoft-com:vml" xmlns:wp14="http://schemas.microsoft.com/office/word/2010/wordprocessingDrawing" xmlns:wp="http://schemas.openxmlformats.org/drawingml/2006/wordprocessingDrawing" xmlns:w10="urn:schemas-microsoft-com:office:word" xmlns:w="http://schemas.openxmlformats.org/wordprocessingml/2006/main" xmlns:w14="http://schemas.microsoft.com/office/word/2010/wordml" xmlns:w15="http://schemas.microsoft.com/office/word/2012/wordml" xmlns:w16se="http://schemas.microsoft.com/office/word/2015/wordml/symex" xmlns:wpg="http://schemas.microsoft.com/office/word/2010/wordprocessingGroup" xmlns:wpi="http://schemas.microsoft.com/office/word/2010/wordprocessingInk" xmlns:wne="http://schemas.microsoft.com/office/word/2006/wordml" xmlns:wps="http://schemas.microsoft.com/office/word/2010/wordprocessingShape" mc:Ignorable="w14 w15 w16se wp14">
+<w:endnotes xmlns:wpc="http://schemas.microsoft.com/office/word/2010/wordprocessingCanvas" xmlns:cx="http://schemas.microsoft.com/office/drawing/2014/chartex" xmlns:cx1="http://schemas.microsoft.com/office/drawing/2015/9/8/chartex" xmlns:cx2="http://schemas.microsoft.com/office/drawing/2015/10/21/chartex" xmlns:cx3="http://schemas.microsoft.com/office/drawing/2016/5/9/chartex" xmlns:cx4="http://schemas.microsoft.com/office/drawing/2016/5/10/chartex" xmlns:cx5="http://schemas.microsoft.com/office/drawing/2016/5/11/chartex" xmlns:cx6="http://schemas.microsoft.com/office/drawing/2016/5/12/chartex" xmlns:cx7="http://schemas.microsoft.com/office/drawing/2016/5/13/chartex" xmlns:cx8="http://schemas.microsoft.com/office/drawing/2016/5/14/chartex" xmlns:mc="http://schemas.openxmlformats.org/markup-compatibility/2006" xmlns:aink="http://schemas.microsoft.com/office/drawing/2016/ink" xmlns:am3d="http://schemas.microsoft.com/office/drawing/2017/model3d" xmlns:o="urn:schemas-microsoft-com:office:office" xmlns:oel="http://schemas.microsoft.com/office/2019/extlst" xmlns:r="http://schemas.openxmlformats.org/officeDocument/2006/relationships" xmlns:m="http://schemas.openxmlformats.org/officeDocument/2006/math" xmlns:v="urn:schemas-microsoft-com:vml" xmlns:wp14="http://schemas.microsoft.com/office/word/2010/wordprocessingDrawing" xmlns:wp="http://schemas.openxmlformats.org/drawingml/2006/wordprocessingDrawing" xmlns:w10="urn:schemas-microsoft-com:office:word" xmlns:w="http://schemas.openxmlformats.org/wordprocessingml/2006/main" xmlns:w14="http://schemas.microsoft.com/office/word/2010/wordml" xmlns:w15="http://schemas.microsoft.com/office/word/2012/wordml" xmlns:w16cex="http://schemas.microsoft.com/office/word/2018/wordml/cex" xmlns:w16cid="http://schemas.microsoft.com/office/word/2016/wordml/cid" xmlns:w16="http://schemas.microsoft.com/office/word/2018/wordml" xmlns:w16du="http://schemas.microsoft.com/office/word/2023/wordml/word16du" xmlns:w16sdtdh="http://schemas.microsoft.com/office/word/2020/wordml/sdtdatahash" xmlns:w16sdtfl="http://schemas.microsoft.com/office/word/2024/wordml/sdtformatlock" xmlns:w16se="http://schemas.microsoft.com/office/word/2015/wordml/symex" xmlns:wpg="http://schemas.microsoft.com/office/word/2010/wordprocessingGroup" xmlns:wpi="http://schemas.microsoft.com/office/word/2010/wordprocessingInk" xmlns:wne="http://schemas.microsoft.com/office/word/2006/wordml" xmlns:wps="http://schemas.microsoft.com/office/word/2010/wordprocessingShape" mc:Ignorable="w14 w15 w16se w16cid w16 w16cex w16sdtdh w16sdtfl w16du wp14">
   <w:endnote w:type="separator" w:id="-1">
     <w:p>
       <w:pPr>
@@ -7693,7 +7749,7 @@
 </file>
 
 <file path=word/footer1.xml><?xml version="1.0" encoding="utf-8"?>
-<w:ftr xmlns:wpc="http://schemas.microsoft.com/office/word/2010/wordprocessingCanvas" xmlns:cx="http://schemas.microsoft.com/office/drawing/2014/chartex" xmlns:cx1="http://schemas.microsoft.com/office/drawing/2015/9/8/chartex" xmlns:mc="http://schemas.openxmlformats.org/markup-compatibility/2006" xmlns:o="urn:schemas-microsoft-com:office:office" xmlns:r="http://schemas.openxmlformats.org/officeDocument/2006/relationships" xmlns:m="http://schemas.openxmlformats.org/officeDocument/2006/math" xmlns:v="urn:schemas-microsoft-com:vml" xmlns:wp14="http://schemas.microsoft.com/office/word/2010/wordprocessingDrawing" xmlns:wp="http://schemas.openxmlformats.org/drawingml/2006/wordprocessingDrawing" xmlns:w10="urn:schemas-microsoft-com:office:word" xmlns:w="http://schemas.openxmlformats.org/wordprocessingml/2006/main" xmlns:w14="http://schemas.microsoft.com/office/word/2010/wordml" xmlns:w15="http://schemas.microsoft.com/office/word/2012/wordml" xmlns:w16se="http://schemas.microsoft.com/office/word/2015/wordml/symex" xmlns:wpg="http://schemas.microsoft.com/office/word/2010/wordprocessingGroup" xmlns:wpi="http://schemas.microsoft.com/office/word/2010/wordprocessingInk" xmlns:wne="http://schemas.microsoft.com/office/word/2006/wordml" xmlns:wps="http://schemas.microsoft.com/office/word/2010/wordprocessingShape" mc:Ignorable="w14 w15 w16se wp14">
+<w:ftr xmlns:wpc="http://schemas.microsoft.com/office/word/2010/wordprocessingCanvas" xmlns:cx="http://schemas.microsoft.com/office/drawing/2014/chartex" xmlns:cx1="http://schemas.microsoft.com/office/drawing/2015/9/8/chartex" xmlns:cx2="http://schemas.microsoft.com/office/drawing/2015/10/21/chartex" xmlns:cx3="http://schemas.microsoft.com/office/drawing/2016/5/9/chartex" xmlns:cx4="http://schemas.microsoft.com/office/drawing/2016/5/10/chartex" xmlns:cx5="http://schemas.microsoft.com/office/drawing/2016/5/11/chartex" xmlns:cx6="http://schemas.microsoft.com/office/drawing/2016/5/12/chartex" xmlns:cx7="http://schemas.microsoft.com/office/drawing/2016/5/13/chartex" xmlns:cx8="http://schemas.microsoft.com/office/drawing/2016/5/14/chartex" xmlns:mc="http://schemas.openxmlformats.org/markup-compatibility/2006" xmlns:aink="http://schemas.microsoft.com/office/drawing/2016/ink" xmlns:am3d="http://schemas.microsoft.com/office/drawing/2017/model3d" xmlns:o="urn:schemas-microsoft-com:office:office" xmlns:oel="http://schemas.microsoft.com/office/2019/extlst" xmlns:r="http://schemas.openxmlformats.org/officeDocument/2006/relationships" xmlns:m="http://schemas.openxmlformats.org/officeDocument/2006/math" xmlns:v="urn:schemas-microsoft-com:vml" xmlns:wp14="http://schemas.microsoft.com/office/word/2010/wordprocessingDrawing" xmlns:wp="http://schemas.openxmlformats.org/drawingml/2006/wordprocessingDrawing" xmlns:w10="urn:schemas-microsoft-com:office:word" xmlns:w="http://schemas.openxmlformats.org/wordprocessingml/2006/main" xmlns:w14="http://schemas.microsoft.com/office/word/2010/wordml" xmlns:w15="http://schemas.microsoft.com/office/word/2012/wordml" xmlns:w16cex="http://schemas.microsoft.com/office/word/2018/wordml/cex" xmlns:w16cid="http://schemas.microsoft.com/office/word/2016/wordml/cid" xmlns:w16="http://schemas.microsoft.com/office/word/2018/wordml" xmlns:w16du="http://schemas.microsoft.com/office/word/2023/wordml/word16du" xmlns:w16sdtdh="http://schemas.microsoft.com/office/word/2020/wordml/sdtdatahash" xmlns:w16sdtfl="http://schemas.microsoft.com/office/word/2024/wordml/sdtformatlock" xmlns:w16se="http://schemas.microsoft.com/office/word/2015/wordml/symex" xmlns:wpg="http://schemas.microsoft.com/office/word/2010/wordprocessingGroup" xmlns:wpi="http://schemas.microsoft.com/office/word/2010/wordprocessingInk" xmlns:wne="http://schemas.microsoft.com/office/word/2006/wordml" xmlns:wps="http://schemas.microsoft.com/office/word/2010/wordprocessingShape" mc:Ignorable="w14 w15 w16se w16cid w16 w16cex w16sdtdh w16sdtfl w16du wp14">
   <w:sdt>
     <w:sdtPr>
       <w:id w:val="-792286328"/>
@@ -7702,7 +7758,6 @@
         <w:docPartUnique/>
       </w:docPartObj>
     </w:sdtPr>
-    <w:sdtEndPr/>
     <w:sdtContent>
       <w:p>
         <w:pPr>
@@ -7739,7 +7794,7 @@
 </file>
 
 <file path=word/footnotes.xml><?xml version="1.0" encoding="utf-8"?>
-<w:footnotes xmlns:wpc="http://schemas.microsoft.com/office/word/2010/wordprocessingCanvas" xmlns:cx="http://schemas.microsoft.com/office/drawing/2014/chartex" xmlns:cx1="http://schemas.microsoft.com/office/drawing/2015/9/8/chartex" xmlns:mc="http://schemas.openxmlformats.org/markup-compatibility/2006" xmlns:o="urn:schemas-microsoft-com:office:office" xmlns:r="http://schemas.openxmlformats.org/officeDocument/2006/relationships" xmlns:m="http://schemas.openxmlformats.org/officeDocument/2006/math" xmlns:v="urn:schemas-microsoft-com:vml" xmlns:wp14="http://schemas.microsoft.com/office/word/2010/wordprocessingDrawing" xmlns:wp="http://schemas.openxmlformats.org/drawingml/2006/wordprocessingDrawing" xmlns:w10="urn:schemas-microsoft-com:office:word" xmlns:w="http://schemas.openxmlformats.org/wordprocessingml/2006/main" xmlns:w14="http://schemas.microsoft.com/office/word/2010/wordml" xmlns:w15="http://schemas.microsoft.com/office/word/2012/wordml" xmlns:w16se="http://schemas.microsoft.com/office/word/2015/wordml/symex" xmlns:wpg="http://schemas.microsoft.com/office/word/2010/wordprocessingGroup" xmlns:wpi="http://schemas.microsoft.com/office/word/2010/wordprocessingInk" xmlns:wne="http://schemas.microsoft.com/office/word/2006/wordml" xmlns:wps="http://schemas.microsoft.com/office/word/2010/wordprocessingShape" mc:Ignorable="w14 w15 w16se wp14">
+<w:footnotes xmlns:wpc="http://schemas.microsoft.com/office/word/2010/wordprocessingCanvas" xmlns:cx="http://schemas.microsoft.com/office/drawing/2014/chartex" xmlns:cx1="http://schemas.microsoft.com/office/drawing/2015/9/8/chartex" xmlns:cx2="http://schemas.microsoft.com/office/drawing/2015/10/21/chartex" xmlns:cx3="http://schemas.microsoft.com/office/drawing/2016/5/9/chartex" xmlns:cx4="http://schemas.microsoft.com/office/drawing/2016/5/10/chartex" xmlns:cx5="http://schemas.microsoft.com/office/drawing/2016/5/11/chartex" xmlns:cx6="http://schemas.microsoft.com/office/drawing/2016/5/12/chartex" xmlns:cx7="http://schemas.microsoft.com/office/drawing/2016/5/13/chartex" xmlns:cx8="http://schemas.microsoft.com/office/drawing/2016/5/14/chartex" xmlns:mc="http://schemas.openxmlformats.org/markup-compatibility/2006" xmlns:aink="http://schemas.microsoft.com/office/drawing/2016/ink" xmlns:am3d="http://schemas.microsoft.com/office/drawing/2017/model3d" xmlns:o="urn:schemas-microsoft-com:office:office" xmlns:oel="http://schemas.microsoft.com/office/2019/extlst" xmlns:r="http://schemas.openxmlformats.org/officeDocument/2006/relationships" xmlns:m="http://schemas.openxmlformats.org/officeDocument/2006/math" xmlns:v="urn:schemas-microsoft-com:vml" xmlns:wp14="http://schemas.microsoft.com/office/word/2010/wordprocessingDrawing" xmlns:wp="http://schemas.openxmlformats.org/drawingml/2006/wordprocessingDrawing" xmlns:w10="urn:schemas-microsoft-com:office:word" xmlns:w="http://schemas.openxmlformats.org/wordprocessingml/2006/main" xmlns:w14="http://schemas.microsoft.com/office/word/2010/wordml" xmlns:w15="http://schemas.microsoft.com/office/word/2012/wordml" xmlns:w16cex="http://schemas.microsoft.com/office/word/2018/wordml/cex" xmlns:w16cid="http://schemas.microsoft.com/office/word/2016/wordml/cid" xmlns:w16="http://schemas.microsoft.com/office/word/2018/wordml" xmlns:w16du="http://schemas.microsoft.com/office/word/2023/wordml/word16du" xmlns:w16sdtdh="http://schemas.microsoft.com/office/word/2020/wordml/sdtdatahash" xmlns:w16sdtfl="http://schemas.microsoft.com/office/word/2024/wordml/sdtformatlock" xmlns:w16se="http://schemas.microsoft.com/office/word/2015/wordml/symex" xmlns:wpg="http://schemas.microsoft.com/office/word/2010/wordprocessingGroup" xmlns:wpi="http://schemas.microsoft.com/office/word/2010/wordprocessingInk" xmlns:wne="http://schemas.microsoft.com/office/word/2006/wordml" xmlns:wps="http://schemas.microsoft.com/office/word/2010/wordprocessingShape" mc:Ignorable="w14 w15 w16se w16cid w16 w16cex w16sdtdh w16sdtfl w16du wp14">
   <w:footnote w:type="separator" w:id="-1">
     <w:p>
       <w:pPr>
@@ -7764,7 +7819,7 @@
 </file>
 
 <file path=word/numbering.xml><?xml version="1.0" encoding="utf-8"?>
-<w:numbering xmlns:wpc="http://schemas.microsoft.com/office/word/2010/wordprocessingCanvas" xmlns:cx="http://schemas.microsoft.com/office/drawing/2014/chartex" xmlns:cx1="http://schemas.microsoft.com/office/drawing/2015/9/8/chartex" xmlns:mc="http://schemas.openxmlformats.org/markup-compatibility/2006" xmlns:o="urn:schemas-microsoft-com:office:office" xmlns:r="http://schemas.openxmlformats.org/officeDocument/2006/relationships" xmlns:m="http://schemas.openxmlformats.org/officeDocument/2006/math" xmlns:v="urn:schemas-microsoft-com:vml" xmlns:wp14="http://schemas.microsoft.com/office/word/2010/wordprocessingDrawing" xmlns:wp="http://schemas.openxmlformats.org/drawingml/2006/wordprocessingDrawing" xmlns:w10="urn:schemas-microsoft-com:office:word" xmlns:w="http://schemas.openxmlformats.org/wordprocessingml/2006/main" xmlns:w14="http://schemas.microsoft.com/office/word/2010/wordml" xmlns:w15="http://schemas.microsoft.com/office/word/2012/wordml" xmlns:w16se="http://schemas.microsoft.com/office/word/2015/wordml/symex" xmlns:wpg="http://schemas.microsoft.com/office/word/2010/wordprocessingGroup" xmlns:wpi="http://schemas.microsoft.com/office/word/2010/wordprocessingInk" xmlns:wne="http://schemas.microsoft.com/office/word/2006/wordml" xmlns:wps="http://schemas.microsoft.com/office/word/2010/wordprocessingShape" mc:Ignorable="w14 w15 w16se wp14">
+<w:numbering xmlns:wpc="http://schemas.microsoft.com/office/word/2010/wordprocessingCanvas" xmlns:cx="http://schemas.microsoft.com/office/drawing/2014/chartex" xmlns:cx1="http://schemas.microsoft.com/office/drawing/2015/9/8/chartex" xmlns:cx2="http://schemas.microsoft.com/office/drawing/2015/10/21/chartex" xmlns:cx3="http://schemas.microsoft.com/office/drawing/2016/5/9/chartex" xmlns:cx4="http://schemas.microsoft.com/office/drawing/2016/5/10/chartex" xmlns:cx5="http://schemas.microsoft.com/office/drawing/2016/5/11/chartex" xmlns:cx6="http://schemas.microsoft.com/office/drawing/2016/5/12/chartex" xmlns:cx7="http://schemas.microsoft.com/office/drawing/2016/5/13/chartex" xmlns:cx8="http://schemas.microsoft.com/office/drawing/2016/5/14/chartex" xmlns:mc="http://schemas.openxmlformats.org/markup-compatibility/2006" xmlns:aink="http://schemas.microsoft.com/office/drawing/2016/ink" xmlns:am3d="http://schemas.microsoft.com/office/drawing/2017/model3d" xmlns:o="urn:schemas-microsoft-com:office:office" xmlns:oel="http://schemas.microsoft.com/office/2019/extlst" xmlns:r="http://schemas.openxmlformats.org/officeDocument/2006/relationships" xmlns:m="http://schemas.openxmlformats.org/officeDocument/2006/math" xmlns:v="urn:schemas-microsoft-com:vml" xmlns:wp14="http://schemas.microsoft.com/office/word/2010/wordprocessingDrawing" xmlns:wp="http://schemas.openxmlformats.org/drawingml/2006/wordprocessingDrawing" xmlns:w10="urn:schemas-microsoft-com:office:word" xmlns:w="http://schemas.openxmlformats.org/wordprocessingml/2006/main" xmlns:w14="http://schemas.microsoft.com/office/word/2010/wordml" xmlns:w15="http://schemas.microsoft.com/office/word/2012/wordml" xmlns:w16cex="http://schemas.microsoft.com/office/word/2018/wordml/cex" xmlns:w16cid="http://schemas.microsoft.com/office/word/2016/wordml/cid" xmlns:w16="http://schemas.microsoft.com/office/word/2018/wordml" xmlns:w16du="http://schemas.microsoft.com/office/word/2023/wordml/word16du" xmlns:w16sdtdh="http://schemas.microsoft.com/office/word/2020/wordml/sdtdatahash" xmlns:w16sdtfl="http://schemas.microsoft.com/office/word/2024/wordml/sdtformatlock" xmlns:w16se="http://schemas.microsoft.com/office/word/2015/wordml/symex" xmlns:wpg="http://schemas.microsoft.com/office/word/2010/wordprocessingGroup" xmlns:wpi="http://schemas.microsoft.com/office/word/2010/wordprocessingInk" xmlns:wne="http://schemas.microsoft.com/office/word/2006/wordml" xmlns:wps="http://schemas.microsoft.com/office/word/2010/wordprocessingShape" mc:Ignorable="w14 w15 w16se w16cid w16 w16cex w16sdtdh w16sdtfl w16du wp14">
   <w:abstractNum w:abstractNumId="0" w15:restartNumberingAfterBreak="0">
     <w:nsid w:val="08845217"/>
     <w:multiLevelType w:val="hybridMultilevel"/>
@@ -8590,38 +8645,38 @@
       </w:pPr>
     </w:lvl>
   </w:abstractNum>
-  <w:num w:numId="1">
+  <w:num w:numId="1" w16cid:durableId="1440876892">
     <w:abstractNumId w:val="7"/>
   </w:num>
-  <w:num w:numId="2">
+  <w:num w:numId="2" w16cid:durableId="1586724515">
     <w:abstractNumId w:val="1"/>
   </w:num>
-  <w:num w:numId="3">
+  <w:num w:numId="3" w16cid:durableId="1666129463">
     <w:abstractNumId w:val="5"/>
   </w:num>
-  <w:num w:numId="4">
+  <w:num w:numId="4" w16cid:durableId="1407068318">
     <w:abstractNumId w:val="8"/>
   </w:num>
-  <w:num w:numId="5">
+  <w:num w:numId="5" w16cid:durableId="22681621">
     <w:abstractNumId w:val="2"/>
   </w:num>
-  <w:num w:numId="6">
+  <w:num w:numId="6" w16cid:durableId="1558323956">
     <w:abstractNumId w:val="3"/>
   </w:num>
-  <w:num w:numId="7">
+  <w:num w:numId="7" w16cid:durableId="650715616">
     <w:abstractNumId w:val="6"/>
   </w:num>
-  <w:num w:numId="8">
+  <w:num w:numId="8" w16cid:durableId="545338597">
     <w:abstractNumId w:val="4"/>
   </w:num>
-  <w:num w:numId="9">
+  <w:num w:numId="9" w16cid:durableId="177624283">
     <w:abstractNumId w:val="0"/>
   </w:num>
 </w:numbering>
 </file>
 
 <file path=word/styles.xml><?xml version="1.0" encoding="utf-8"?>
-<w:styles xmlns:mc="http://schemas.openxmlformats.org/markup-compatibility/2006" xmlns:r="http://schemas.openxmlformats.org/officeDocument/2006/relationships" xmlns:w="http://schemas.openxmlformats.org/wordprocessingml/2006/main" xmlns:w14="http://schemas.microsoft.com/office/word/2010/wordml" xmlns:w15="http://schemas.microsoft.com/office/word/2012/wordml" xmlns:w16se="http://schemas.microsoft.com/office/word/2015/wordml/symex" mc:Ignorable="w14 w15 w16se">
+<w:styles xmlns:mc="http://schemas.openxmlformats.org/markup-compatibility/2006" xmlns:r="http://schemas.openxmlformats.org/officeDocument/2006/relationships" xmlns:w="http://schemas.openxmlformats.org/wordprocessingml/2006/main" xmlns:w14="http://schemas.microsoft.com/office/word/2010/wordml" xmlns:w15="http://schemas.microsoft.com/office/word/2012/wordml" xmlns:w16cex="http://schemas.microsoft.com/office/word/2018/wordml/cex" xmlns:w16cid="http://schemas.microsoft.com/office/word/2016/wordml/cid" xmlns:w16="http://schemas.microsoft.com/office/word/2018/wordml" xmlns:w16du="http://schemas.microsoft.com/office/word/2023/wordml/word16du" xmlns:w16sdtdh="http://schemas.microsoft.com/office/word/2020/wordml/sdtdatahash" xmlns:w16sdtfl="http://schemas.microsoft.com/office/word/2024/wordml/sdtformatlock" xmlns:w16se="http://schemas.microsoft.com/office/word/2015/wordml/symex" mc:Ignorable="w14 w15 w16se w16cid w16 w16cex w16sdtdh w16sdtfl w16du">
   <w:docDefaults>
     <w:rPrDefault>
       <w:rPr>
@@ -8639,7 +8694,7 @@
       </w:pPr>
     </w:pPrDefault>
   </w:docDefaults>
-  <w:latentStyles w:defLockedState="0" w:defUIPriority="99" w:defSemiHidden="0" w:defUnhideWhenUsed="0" w:defQFormat="0" w:count="371">
+  <w:latentStyles w:defLockedState="0" w:defUIPriority="99" w:defSemiHidden="0" w:defUnhideWhenUsed="0" w:defQFormat="0" w:count="376">
     <w:lsdException w:name="Normal" w:uiPriority="0" w:qFormat="1"/>
     <w:lsdException w:name="heading 1" w:uiPriority="9" w:qFormat="1"/>
     <w:lsdException w:name="heading 2" w:semiHidden="1" w:uiPriority="9" w:unhideWhenUsed="1" w:qFormat="1"/>
@@ -9011,6 +9066,11 @@
     <w:lsdException w:name="List Table 5 Dark Accent 6" w:uiPriority="50"/>
     <w:lsdException w:name="List Table 6 Colorful Accent 6" w:uiPriority="51"/>
     <w:lsdException w:name="List Table 7 Colorful Accent 6" w:uiPriority="52"/>
+    <w:lsdException w:name="Mention" w:semiHidden="1" w:unhideWhenUsed="1"/>
+    <w:lsdException w:name="Smart Hyperlink" w:semiHidden="1" w:unhideWhenUsed="1"/>
+    <w:lsdException w:name="Hashtag" w:semiHidden="1" w:unhideWhenUsed="1"/>
+    <w:lsdException w:name="Unresolved Mention" w:semiHidden="1" w:unhideWhenUsed="1"/>
+    <w:lsdException w:name="Smart Link" w:semiHidden="1" w:unhideWhenUsed="1"/>
   </w:latentStyles>
   <w:style w:type="paragraph" w:default="1" w:styleId="Standard">
     <w:name w:val="Normal"/>

--- a/Yaml AudioTool Rebuilt/Resources/Yaml Audio Tool Rebuilt - Manual.docx
+++ b/Yaml AudioTool Rebuilt/Resources/Yaml Audio Tool Rebuilt - Manual.docx
@@ -1833,7 +1833,7 @@
           <w:lang w:eastAsia="de-DE"/>
         </w:rPr>
         <w:drawing>
-          <wp:anchor distT="0" distB="0" distL="114300" distR="114300" simplePos="0" relativeHeight="251658240" behindDoc="0" locked="0" layoutInCell="1" allowOverlap="1" wp14:anchorId="09B06EAB" wp14:editId="4C8502A1">
+          <wp:anchor distT="0" distB="0" distL="114300" distR="114300" simplePos="0" relativeHeight="251658240" behindDoc="0" locked="0" layoutInCell="1" allowOverlap="1" wp14:anchorId="09B06EAB" wp14:editId="2BEAFFE8">
             <wp:simplePos x="0" y="0"/>
             <wp:positionH relativeFrom="margin">
               <wp:align>center</wp:align>
@@ -5582,13 +5582,13 @@
         <mc:AlternateContent>
           <mc:Choice Requires="wps">
             <w:drawing>
-              <wp:anchor distT="0" distB="0" distL="114300" distR="114300" simplePos="0" relativeHeight="251679744" behindDoc="0" locked="0" layoutInCell="1" allowOverlap="1" wp14:anchorId="43B4C91D" wp14:editId="0E93067F">
+              <wp:anchor distT="0" distB="0" distL="114300" distR="114300" simplePos="0" relativeHeight="251679744" behindDoc="0" locked="0" layoutInCell="1" allowOverlap="1" wp14:anchorId="43B4C91D" wp14:editId="5693CC01">
                 <wp:simplePos x="0" y="0"/>
                 <wp:positionH relativeFrom="column">
                   <wp:posOffset>5742940</wp:posOffset>
                 </wp:positionH>
                 <wp:positionV relativeFrom="paragraph">
-                  <wp:posOffset>1462405</wp:posOffset>
+                  <wp:posOffset>1176655</wp:posOffset>
                 </wp:positionV>
                 <wp:extent cx="342900" cy="342900"/>
                 <wp:effectExtent l="0" t="0" r="19050" b="19050"/>
@@ -5670,7 +5670,7 @@
           </mc:Choice>
           <mc:Fallback>
             <w:pict>
-              <v:roundrect w14:anchorId="43B4C91D" id="_x0000_s1035" style="position:absolute;margin-left:452.2pt;margin-top:115.15pt;width:27pt;height:27pt;z-index:251679744;visibility:visible;mso-wrap-style:square;mso-width-percent:0;mso-height-percent:0;mso-wrap-distance-left:9pt;mso-wrap-distance-top:0;mso-wrap-distance-right:9pt;mso-wrap-distance-bottom:0;mso-position-horizontal:absolute;mso-position-horizontal-relative:text;mso-position-vertical:absolute;mso-position-vertical-relative:text;mso-width-percent:0;mso-height-percent:0;mso-width-relative:margin;mso-height-relative:margin;v-text-anchor:middle" arcsize="10923f" o:gfxdata="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" fillcolor="white [3212]" strokecolor="black [3200]" strokeweight="1pt">
+              <v:roundrect w14:anchorId="43B4C91D" id="_x0000_s1035" style="position:absolute;margin-left:452.2pt;margin-top:92.65pt;width:27pt;height:27pt;z-index:251679744;visibility:visible;mso-wrap-style:square;mso-width-percent:0;mso-height-percent:0;mso-wrap-distance-left:9pt;mso-wrap-distance-top:0;mso-wrap-distance-right:9pt;mso-wrap-distance-bottom:0;mso-position-horizontal:absolute;mso-position-horizontal-relative:text;mso-position-vertical:absolute;mso-position-vertical-relative:text;mso-width-percent:0;mso-height-percent:0;mso-width-relative:margin;mso-height-relative:margin;v-text-anchor:middle" arcsize="10923f" o:gfxdata="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" fillcolor="white [3212]" strokecolor="black [3200]" strokeweight="1pt">
                 <v:stroke joinstyle="miter"/>
                 <v:textbox>
                   <w:txbxContent>
@@ -5706,86 +5706,16 @@
           <w:noProof/>
           <w:lang w:eastAsia="de-DE"/>
         </w:rPr>
-        <w:drawing>
-          <wp:anchor distT="0" distB="0" distL="114300" distR="114300" simplePos="0" relativeHeight="251677696" behindDoc="0" locked="0" layoutInCell="1" allowOverlap="1" wp14:anchorId="472F444B" wp14:editId="5CBCA7FA">
-            <wp:simplePos x="0" y="0"/>
-            <wp:positionH relativeFrom="margin">
-              <wp:posOffset>1905</wp:posOffset>
-            </wp:positionH>
-            <wp:positionV relativeFrom="paragraph">
-              <wp:posOffset>444500</wp:posOffset>
-            </wp:positionV>
-            <wp:extent cx="5760720" cy="2540635"/>
-            <wp:effectExtent l="0" t="0" r="0" b="0"/>
-            <wp:wrapSquare wrapText="bothSides"/>
-            <wp:docPr id="446261485" name="Grafik 1"/>
-            <wp:cNvGraphicFramePr>
-              <a:graphicFrameLocks xmlns:a="http://schemas.openxmlformats.org/drawingml/2006/main" noChangeAspect="1"/>
-            </wp:cNvGraphicFramePr>
-            <a:graphic xmlns:a="http://schemas.openxmlformats.org/drawingml/2006/main">
-              <a:graphicData uri="http://schemas.openxmlformats.org/drawingml/2006/picture">
-                <pic:pic xmlns:pic="http://schemas.openxmlformats.org/drawingml/2006/picture">
-                  <pic:nvPicPr>
-                    <pic:cNvPr id="446261485" name="Grafik 1"/>
-                    <pic:cNvPicPr/>
-                  </pic:nvPicPr>
-                  <pic:blipFill>
-                    <a:blip r:embed="rId12" cstate="print">
-                      <a:extLst>
-                        <a:ext uri="{28A0092B-C50C-407E-A947-70E740481C1C}">
-                          <a14:useLocalDpi xmlns:a14="http://schemas.microsoft.com/office/drawing/2010/main" val="0"/>
-                        </a:ext>
-                      </a:extLst>
-                    </a:blip>
-                    <a:srcRect t="402" b="402"/>
-                    <a:stretch>
-                      <a:fillRect/>
-                    </a:stretch>
-                  </pic:blipFill>
-                  <pic:spPr bwMode="auto">
-                    <a:xfrm>
-                      <a:off x="0" y="0"/>
-                      <a:ext cx="5760720" cy="2540635"/>
-                    </a:xfrm>
-                    <a:prstGeom prst="rect">
-                      <a:avLst/>
-                    </a:prstGeom>
-                    <a:ln>
-                      <a:noFill/>
-                    </a:ln>
-                    <a:extLst>
-                      <a:ext uri="{53640926-AAD7-44D8-BBD7-CCE9431645EC}">
-                        <a14:shadowObscured xmlns:a14="http://schemas.microsoft.com/office/drawing/2010/main"/>
-                      </a:ext>
-                    </a:extLst>
-                  </pic:spPr>
-                </pic:pic>
-              </a:graphicData>
-            </a:graphic>
-            <wp14:sizeRelH relativeFrom="margin">
-              <wp14:pctWidth>0</wp14:pctWidth>
-            </wp14:sizeRelH>
-            <wp14:sizeRelV relativeFrom="margin">
-              <wp14:pctHeight>0</wp14:pctHeight>
-            </wp14:sizeRelV>
-          </wp:anchor>
-        </w:drawing>
-      </w:r>
-      <w:r>
-        <w:rPr>
-          <w:noProof/>
-          <w:lang w:eastAsia="de-DE"/>
-        </w:rPr>
         <mc:AlternateContent>
           <mc:Choice Requires="wps">
             <w:drawing>
-              <wp:anchor distT="0" distB="0" distL="114300" distR="114300" simplePos="0" relativeHeight="251681792" behindDoc="0" locked="0" layoutInCell="1" allowOverlap="1" wp14:anchorId="28F9E3E8" wp14:editId="6F3B4AC1">
+              <wp:anchor distT="0" distB="0" distL="114300" distR="114300" simplePos="0" relativeHeight="251681792" behindDoc="0" locked="0" layoutInCell="1" allowOverlap="1" wp14:anchorId="28F9E3E8" wp14:editId="2B3620C4">
                 <wp:simplePos x="0" y="0"/>
                 <wp:positionH relativeFrom="column">
                   <wp:posOffset>5156200</wp:posOffset>
                 </wp:positionH>
                 <wp:positionV relativeFrom="paragraph">
-                  <wp:posOffset>3048635</wp:posOffset>
+                  <wp:posOffset>2762885</wp:posOffset>
                 </wp:positionV>
                 <wp:extent cx="342900" cy="342900"/>
                 <wp:effectExtent l="0" t="0" r="19050" b="19050"/>
@@ -5867,7 +5797,7 @@
           </mc:Choice>
           <mc:Fallback>
             <w:pict>
-              <v:roundrect w14:anchorId="28F9E3E8" id="_x0000_s1036" style="position:absolute;margin-left:406pt;margin-top:240.05pt;width:27pt;height:27pt;z-index:251681792;visibility:visible;mso-wrap-style:square;mso-width-percent:0;mso-height-percent:0;mso-wrap-distance-left:9pt;mso-wrap-distance-top:0;mso-wrap-distance-right:9pt;mso-wrap-distance-bottom:0;mso-position-horizontal:absolute;mso-position-horizontal-relative:text;mso-position-vertical:absolute;mso-position-vertical-relative:text;mso-width-percent:0;mso-height-percent:0;mso-width-relative:margin;mso-height-relative:margin;v-text-anchor:middle" arcsize="10923f" o:gfxdata="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" fillcolor="white [3212]" strokecolor="black [3200]" strokeweight="1pt">
+              <v:roundrect w14:anchorId="28F9E3E8" id="_x0000_s1036" style="position:absolute;margin-left:406pt;margin-top:217.55pt;width:27pt;height:27pt;z-index:251681792;visibility:visible;mso-wrap-style:square;mso-width-percent:0;mso-height-percent:0;mso-wrap-distance-left:9pt;mso-wrap-distance-top:0;mso-wrap-distance-right:9pt;mso-wrap-distance-bottom:0;mso-position-horizontal:absolute;mso-position-horizontal-relative:text;mso-position-vertical:absolute;mso-position-vertical-relative:text;mso-width-percent:0;mso-height-percent:0;mso-width-relative:margin;mso-height-relative:margin;v-text-anchor:middle" arcsize="10923f" o:gfxdata="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" fillcolor="white [3212]" strokecolor="black [3200]" strokeweight="1pt">
                 <v:stroke joinstyle="miter"/>
                 <v:textbox>
                   <w:txbxContent>
@@ -5906,13 +5836,13 @@
         <mc:AlternateContent>
           <mc:Choice Requires="wps">
             <w:drawing>
-              <wp:anchor distT="0" distB="0" distL="114300" distR="114300" simplePos="0" relativeHeight="251680768" behindDoc="0" locked="0" layoutInCell="1" allowOverlap="1" wp14:anchorId="156AF791" wp14:editId="50AFC6AC">
+              <wp:anchor distT="0" distB="0" distL="114300" distR="114300" simplePos="0" relativeHeight="251680768" behindDoc="0" locked="0" layoutInCell="1" allowOverlap="1" wp14:anchorId="156AF791" wp14:editId="59624D23">
                 <wp:simplePos x="0" y="0"/>
                 <wp:positionH relativeFrom="column">
                   <wp:posOffset>2296795</wp:posOffset>
                 </wp:positionH>
                 <wp:positionV relativeFrom="paragraph">
-                  <wp:posOffset>3046730</wp:posOffset>
+                  <wp:posOffset>2760980</wp:posOffset>
                 </wp:positionV>
                 <wp:extent cx="342900" cy="342900"/>
                 <wp:effectExtent l="0" t="0" r="19050" b="19050"/>
@@ -6005,7 +5935,7 @@
           </mc:Choice>
           <mc:Fallback>
             <w:pict>
-              <v:roundrect w14:anchorId="156AF791" id="_x0000_s1037" style="position:absolute;margin-left:180.85pt;margin-top:239.9pt;width:27pt;height:27pt;z-index:251680768;visibility:visible;mso-wrap-style:square;mso-width-percent:0;mso-height-percent:0;mso-wrap-distance-left:9pt;mso-wrap-distance-top:0;mso-wrap-distance-right:9pt;mso-wrap-distance-bottom:0;mso-position-horizontal:absolute;mso-position-horizontal-relative:text;mso-position-vertical:absolute;mso-position-vertical-relative:text;mso-width-percent:0;mso-height-percent:0;mso-width-relative:margin;mso-height-relative:margin;v-text-anchor:middle" arcsize="10923f" o:gfxdata="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" fillcolor="white [3212]" strokecolor="black [3200]" strokeweight="1pt">
+              <v:roundrect w14:anchorId="156AF791" id="_x0000_s1037" style="position:absolute;margin-left:180.85pt;margin-top:217.4pt;width:27pt;height:27pt;z-index:251680768;visibility:visible;mso-wrap-style:square;mso-width-percent:0;mso-height-percent:0;mso-wrap-distance-left:9pt;mso-wrap-distance-top:0;mso-wrap-distance-right:9pt;mso-wrap-distance-bottom:0;mso-position-horizontal:absolute;mso-position-horizontal-relative:text;mso-position-vertical:absolute;mso-position-vertical-relative:text;mso-width-percent:0;mso-height-percent:0;mso-width-relative:margin;mso-height-relative:margin;v-text-anchor:middle" arcsize="10923f" o:gfxdata="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" fillcolor="white [3212]" strokecolor="black [3200]" strokeweight="1pt">
                 <v:stroke joinstyle="miter"/>
                 <v:textbox>
                   <w:txbxContent>
@@ -6055,13 +5985,13 @@
         <mc:AlternateContent>
           <mc:Choice Requires="wps">
             <w:drawing>
-              <wp:anchor distT="0" distB="0" distL="114300" distR="114300" simplePos="0" relativeHeight="251678720" behindDoc="0" locked="0" layoutInCell="1" allowOverlap="1" wp14:anchorId="0BE118CA" wp14:editId="396D0065">
+              <wp:anchor distT="0" distB="0" distL="114300" distR="114300" simplePos="0" relativeHeight="251678720" behindDoc="0" locked="0" layoutInCell="1" allowOverlap="1" wp14:anchorId="0BE118CA" wp14:editId="39558615">
                 <wp:simplePos x="0" y="0"/>
                 <wp:positionH relativeFrom="column">
                   <wp:posOffset>2292350</wp:posOffset>
                 </wp:positionH>
                 <wp:positionV relativeFrom="paragraph">
-                  <wp:posOffset>1462405</wp:posOffset>
+                  <wp:posOffset>1176655</wp:posOffset>
                 </wp:positionV>
                 <wp:extent cx="342900" cy="342900"/>
                 <wp:effectExtent l="0" t="0" r="19050" b="19050"/>
@@ -6143,7 +6073,7 @@
           </mc:Choice>
           <mc:Fallback>
             <w:pict>
-              <v:roundrect w14:anchorId="0BE118CA" id="_x0000_s1038" style="position:absolute;margin-left:180.5pt;margin-top:115.15pt;width:27pt;height:27pt;z-index:251678720;visibility:visible;mso-wrap-style:square;mso-width-percent:0;mso-height-percent:0;mso-wrap-distance-left:9pt;mso-wrap-distance-top:0;mso-wrap-distance-right:9pt;mso-wrap-distance-bottom:0;mso-position-horizontal:absolute;mso-position-horizontal-relative:text;mso-position-vertical:absolute;mso-position-vertical-relative:text;mso-width-percent:0;mso-height-percent:0;mso-width-relative:margin;mso-height-relative:margin;v-text-anchor:middle" arcsize="10923f" o:gfxdata="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" fillcolor="white [3212]" strokecolor="black [3200]" strokeweight="1pt">
+              <v:roundrect w14:anchorId="0BE118CA" id="_x0000_s1038" style="position:absolute;margin-left:180.5pt;margin-top:92.65pt;width:27pt;height:27pt;z-index:251678720;visibility:visible;mso-wrap-style:square;mso-width-percent:0;mso-height-percent:0;mso-wrap-distance-left:9pt;mso-wrap-distance-top:0;mso-wrap-distance-right:9pt;mso-wrap-distance-bottom:0;mso-position-horizontal:absolute;mso-position-horizontal-relative:text;mso-position-vertical:absolute;mso-position-vertical-relative:text;mso-width-percent:0;mso-height-percent:0;mso-width-relative:margin;mso-height-relative:margin;v-text-anchor:middle" arcsize="10923f" o:gfxdata="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" fillcolor="white [3212]" strokecolor="black [3200]" strokeweight="1pt">
                 <v:stroke joinstyle="miter"/>
                 <v:textbox>
                   <w:txbxContent>
@@ -6174,6 +6104,76 @@
           </mc:Fallback>
         </mc:AlternateContent>
       </w:r>
+      <w:r>
+        <w:rPr>
+          <w:noProof/>
+          <w:lang w:eastAsia="de-DE"/>
+        </w:rPr>
+        <w:drawing>
+          <wp:anchor distT="0" distB="0" distL="114300" distR="114300" simplePos="0" relativeHeight="251677696" behindDoc="0" locked="0" layoutInCell="1" allowOverlap="1" wp14:anchorId="472F444B" wp14:editId="19B2BE66">
+            <wp:simplePos x="0" y="0"/>
+            <wp:positionH relativeFrom="margin">
+              <wp:align>center</wp:align>
+            </wp:positionH>
+            <wp:positionV relativeFrom="paragraph">
+              <wp:posOffset>219075</wp:posOffset>
+            </wp:positionV>
+            <wp:extent cx="6086475" cy="2540635"/>
+            <wp:effectExtent l="0" t="0" r="9525" b="0"/>
+            <wp:wrapSquare wrapText="bothSides"/>
+            <wp:docPr id="446261485" name="Grafik 1"/>
+            <wp:cNvGraphicFramePr>
+              <a:graphicFrameLocks xmlns:a="http://schemas.openxmlformats.org/drawingml/2006/main" noChangeAspect="1"/>
+            </wp:cNvGraphicFramePr>
+            <a:graphic xmlns:a="http://schemas.openxmlformats.org/drawingml/2006/main">
+              <a:graphicData uri="http://schemas.openxmlformats.org/drawingml/2006/picture">
+                <pic:pic xmlns:pic="http://schemas.openxmlformats.org/drawingml/2006/picture">
+                  <pic:nvPicPr>
+                    <pic:cNvPr id="446261485" name="Grafik 1"/>
+                    <pic:cNvPicPr/>
+                  </pic:nvPicPr>
+                  <pic:blipFill rotWithShape="1">
+                    <a:blip r:embed="rId12">
+                      <a:extLst>
+                        <a:ext uri="{28A0092B-C50C-407E-A947-70E740481C1C}">
+                          <a14:useLocalDpi xmlns:a14="http://schemas.microsoft.com/office/drawing/2010/main" val="0"/>
+                        </a:ext>
+                      </a:extLst>
+                    </a:blip>
+                    <a:srcRect l="76" r="44"/>
+                    <a:stretch>
+                      <a:fillRect/>
+                    </a:stretch>
+                  </pic:blipFill>
+                  <pic:spPr bwMode="auto">
+                    <a:xfrm>
+                      <a:off x="0" y="0"/>
+                      <a:ext cx="6086475" cy="2540635"/>
+                    </a:xfrm>
+                    <a:prstGeom prst="rect">
+                      <a:avLst/>
+                    </a:prstGeom>
+                    <a:ln>
+                      <a:noFill/>
+                    </a:ln>
+                    <a:extLst>
+                      <a:ext uri="{53640926-AAD7-44D8-BBD7-CCE9431645EC}">
+                        <a14:shadowObscured xmlns:a14="http://schemas.microsoft.com/office/drawing/2010/main"/>
+                      </a:ext>
+                    </a:extLst>
+                  </pic:spPr>
+                </pic:pic>
+              </a:graphicData>
+            </a:graphic>
+            <wp14:sizeRelH relativeFrom="margin">
+              <wp14:pctWidth>0</wp14:pctWidth>
+            </wp14:sizeRelH>
+            <wp14:sizeRelV relativeFrom="margin">
+              <wp14:pctHeight>0</wp14:pctHeight>
+            </wp14:sizeRelV>
+          </wp:anchor>
+        </w:drawing>
+      </w:r>
     </w:p>
     <w:p>
       <w:pPr>
@@ -6560,7 +6560,49 @@
           <w:noProof/>
           <w:lang w:val="en-US"/>
         </w:rPr>
-        <w:t xml:space="preserve"> (linear or expontial).</w:t>
+        <w:t xml:space="preserve"> (linear</w:t>
+      </w:r>
+      <w:r>
+        <w:rPr>
+          <w:noProof/>
+          <w:lang w:val="en-US"/>
+        </w:rPr>
+        <w:t>,</w:t>
+      </w:r>
+      <w:r>
+        <w:rPr>
+          <w:noProof/>
+          <w:lang w:val="en-US"/>
+        </w:rPr>
+        <w:t xml:space="preserve"> expon</w:t>
+      </w:r>
+      <w:r>
+        <w:rPr>
+          <w:noProof/>
+          <w:lang w:val="en-US"/>
+        </w:rPr>
+        <w:t>en</w:t>
+      </w:r>
+      <w:r>
+        <w:rPr>
+          <w:noProof/>
+          <w:lang w:val="en-US"/>
+        </w:rPr>
+        <w:t>tial</w:t>
+      </w:r>
+      <w:r>
+        <w:rPr>
+          <w:noProof/>
+          <w:lang w:val="en-US"/>
+        </w:rPr>
+        <w:t xml:space="preserve"> [convex, concave], s-curve</w:t>
+      </w:r>
+      <w:r>
+        <w:rPr>
+          <w:noProof/>
+          <w:lang w:val="en-US"/>
+        </w:rPr>
+        <w:t>).</w:t>
       </w:r>
     </w:p>
     <w:p>

--- a/Yaml AudioTool Rebuilt/Resources/Yaml Audio Tool Rebuilt - Manual.docx
+++ b/Yaml AudioTool Rebuilt/Resources/Yaml Audio Tool Rebuilt - Manual.docx
@@ -44,7 +44,6 @@
           <w:bCs/>
           <w:sz w:val="24"/>
           <w:szCs w:val="24"/>
-          <w:lang w:val="en-US"/>
         </w:rPr>
       </w:pPr>
       <w:r>
@@ -53,7 +52,6 @@
           <w:bCs/>
           <w:sz w:val="24"/>
           <w:szCs w:val="24"/>
-          <w:lang w:val="en-US"/>
         </w:rPr>
         <w:t>V</w:t>
       </w:r>
@@ -63,7 +61,6 @@
           <w:bCs/>
           <w:sz w:val="24"/>
           <w:szCs w:val="24"/>
-          <w:lang w:val="en-US"/>
         </w:rPr>
         <w:t>1.</w:t>
       </w:r>
@@ -73,7 +70,6 @@
           <w:bCs/>
           <w:sz w:val="24"/>
           <w:szCs w:val="24"/>
-          <w:lang w:val="en-US"/>
         </w:rPr>
         <w:t>4</w:t>
       </w:r>
@@ -83,7 +79,6 @@
           <w:bCs/>
           <w:sz w:val="24"/>
           <w:szCs w:val="24"/>
-          <w:lang w:val="en-US"/>
         </w:rPr>
         <w:t>.</w:t>
       </w:r>
@@ -93,7 +88,6 @@
           <w:bCs/>
           <w:sz w:val="24"/>
           <w:szCs w:val="24"/>
-          <w:lang w:val="en-US"/>
         </w:rPr>
         <w:t>0</w:t>
       </w:r>
@@ -103,7 +97,6 @@
           <w:bCs/>
           <w:sz w:val="24"/>
           <w:szCs w:val="24"/>
-          <w:lang w:val="en-US"/>
         </w:rPr>
         <w:t xml:space="preserve"> – </w:t>
       </w:r>
@@ -113,7 +106,6 @@
           <w:bCs/>
           <w:sz w:val="24"/>
           <w:szCs w:val="24"/>
-          <w:lang w:val="en-US"/>
         </w:rPr>
         <w:t>2</w:t>
       </w:r>
@@ -123,20 +115,27 @@
           <w:bCs/>
           <w:sz w:val="24"/>
           <w:szCs w:val="24"/>
-          <w:lang w:val="en-US"/>
-        </w:rPr>
-        <w:t>60524</w:t>
-      </w:r>
-    </w:p>
-    <w:p>
-      <w:pPr>
-        <w:jc w:val="center"/>
+        </w:rPr>
+        <w:t>60</w:t>
+      </w:r>
+      <w:r>
         <w:rPr>
           <w:b/>
           <w:bCs/>
           <w:sz w:val="24"/>
           <w:szCs w:val="24"/>
-          <w:lang w:val="en-US"/>
+        </w:rPr>
+        <w:t>601</w:t>
+      </w:r>
+    </w:p>
+    <w:p>
+      <w:pPr>
+        <w:jc w:val="center"/>
+        <w:rPr>
+          <w:b/>
+          <w:bCs/>
+          <w:sz w:val="24"/>
+          <w:szCs w:val="24"/>
         </w:rPr>
       </w:pPr>
     </w:p>
@@ -191,9 +190,9 @@
             <w:rPr>
               <w:rFonts w:eastAsiaTheme="minorEastAsia"/>
               <w:noProof/>
-              <w:kern w:val="0"/>
+              <w:sz w:val="24"/>
+              <w:szCs w:val="24"/>
               <w:lang w:eastAsia="de-DE"/>
-              <w14:ligatures w14:val="none"/>
             </w:rPr>
           </w:pPr>
           <w:r>
@@ -205,7 +204,7 @@
           <w:r>
             <w:fldChar w:fldCharType="separate"/>
           </w:r>
-          <w:hyperlink w:anchor="_Toc133605171" w:history="1">
+          <w:hyperlink w:anchor="_Toc230601446" w:history="1">
             <w:r>
               <w:rPr>
                 <w:rStyle w:val="Hyperlink"/>
@@ -233,7 +232,7 @@
                 <w:noProof/>
                 <w:webHidden/>
               </w:rPr>
-              <w:instrText xml:space="preserve"> PAGEREF _Toc133605171 \h </w:instrText>
+              <w:instrText xml:space="preserve"> PAGEREF _Toc230601446 \h </w:instrText>
             </w:r>
             <w:r>
               <w:rPr>
@@ -273,12 +272,12 @@
             <w:rPr>
               <w:rFonts w:eastAsiaTheme="minorEastAsia"/>
               <w:noProof/>
-              <w:kern w:val="0"/>
+              <w:sz w:val="24"/>
+              <w:szCs w:val="24"/>
               <w:lang w:eastAsia="de-DE"/>
-              <w14:ligatures w14:val="none"/>
             </w:rPr>
           </w:pPr>
-          <w:hyperlink w:anchor="_Toc133605172" w:history="1">
+          <w:hyperlink w:anchor="_Toc230601447" w:history="1">
             <w:r>
               <w:rPr>
                 <w:rStyle w:val="Hyperlink"/>
@@ -306,7 +305,7 @@
                 <w:noProof/>
                 <w:webHidden/>
               </w:rPr>
-              <w:instrText xml:space="preserve"> PAGEREF _Toc133605172 \h </w:instrText>
+              <w:instrText xml:space="preserve"> PAGEREF _Toc230601447 \h </w:instrText>
             </w:r>
             <w:r>
               <w:rPr>
@@ -346,12 +345,12 @@
             <w:rPr>
               <w:rFonts w:eastAsiaTheme="minorEastAsia"/>
               <w:noProof/>
-              <w:kern w:val="0"/>
+              <w:sz w:val="24"/>
+              <w:szCs w:val="24"/>
               <w:lang w:eastAsia="de-DE"/>
-              <w14:ligatures w14:val="none"/>
             </w:rPr>
           </w:pPr>
-          <w:hyperlink w:anchor="_Toc133605173" w:history="1">
+          <w:hyperlink w:anchor="_Toc230601448" w:history="1">
             <w:r>
               <w:rPr>
                 <w:rStyle w:val="Hyperlink"/>
@@ -379,7 +378,7 @@
                 <w:noProof/>
                 <w:webHidden/>
               </w:rPr>
-              <w:instrText xml:space="preserve"> PAGEREF _Toc133605173 \h </w:instrText>
+              <w:instrText xml:space="preserve"> PAGEREF _Toc230601448 \h </w:instrText>
             </w:r>
             <w:r>
               <w:rPr>
@@ -419,12 +418,12 @@
             <w:rPr>
               <w:rFonts w:eastAsiaTheme="minorEastAsia"/>
               <w:noProof/>
-              <w:kern w:val="0"/>
+              <w:sz w:val="24"/>
+              <w:szCs w:val="24"/>
               <w:lang w:eastAsia="de-DE"/>
-              <w14:ligatures w14:val="none"/>
             </w:rPr>
           </w:pPr>
-          <w:hyperlink w:anchor="_Toc133605174" w:history="1">
+          <w:hyperlink w:anchor="_Toc230601449" w:history="1">
             <w:r>
               <w:rPr>
                 <w:rStyle w:val="Hyperlink"/>
@@ -452,7 +451,7 @@
                 <w:noProof/>
                 <w:webHidden/>
               </w:rPr>
-              <w:instrText xml:space="preserve"> PAGEREF _Toc133605174 \h </w:instrText>
+              <w:instrText xml:space="preserve"> PAGEREF _Toc230601449 \h </w:instrText>
             </w:r>
             <w:r>
               <w:rPr>
@@ -492,12 +491,12 @@
             <w:rPr>
               <w:rFonts w:eastAsiaTheme="minorEastAsia"/>
               <w:noProof/>
-              <w:kern w:val="0"/>
+              <w:sz w:val="24"/>
+              <w:szCs w:val="24"/>
               <w:lang w:eastAsia="de-DE"/>
-              <w14:ligatures w14:val="none"/>
             </w:rPr>
           </w:pPr>
-          <w:hyperlink w:anchor="_Toc133605175" w:history="1">
+          <w:hyperlink w:anchor="_Toc230601450" w:history="1">
             <w:r>
               <w:rPr>
                 <w:rStyle w:val="Hyperlink"/>
@@ -525,7 +524,7 @@
                 <w:noProof/>
                 <w:webHidden/>
               </w:rPr>
-              <w:instrText xml:space="preserve"> PAGEREF _Toc133605175 \h </w:instrText>
+              <w:instrText xml:space="preserve"> PAGEREF _Toc230601450 \h </w:instrText>
             </w:r>
             <w:r>
               <w:rPr>
@@ -565,12 +564,12 @@
             <w:rPr>
               <w:rFonts w:eastAsiaTheme="minorEastAsia"/>
               <w:noProof/>
-              <w:kern w:val="0"/>
+              <w:sz w:val="24"/>
+              <w:szCs w:val="24"/>
               <w:lang w:eastAsia="de-DE"/>
-              <w14:ligatures w14:val="none"/>
             </w:rPr>
           </w:pPr>
-          <w:hyperlink w:anchor="_Toc133605176" w:history="1">
+          <w:hyperlink w:anchor="_Toc230601451" w:history="1">
             <w:r>
               <w:rPr>
                 <w:rStyle w:val="Hyperlink"/>
@@ -598,7 +597,7 @@
                 <w:noProof/>
                 <w:webHidden/>
               </w:rPr>
-              <w:instrText xml:space="preserve"> PAGEREF _Toc133605176 \h </w:instrText>
+              <w:instrText xml:space="preserve"> PAGEREF _Toc230601451 \h </w:instrText>
             </w:r>
             <w:r>
               <w:rPr>
@@ -638,19 +637,19 @@
             <w:rPr>
               <w:rFonts w:eastAsiaTheme="minorEastAsia"/>
               <w:noProof/>
-              <w:kern w:val="0"/>
+              <w:sz w:val="24"/>
+              <w:szCs w:val="24"/>
               <w:lang w:eastAsia="de-DE"/>
-              <w14:ligatures w14:val="none"/>
             </w:rPr>
           </w:pPr>
-          <w:hyperlink w:anchor="_Toc133605177" w:history="1">
+          <w:hyperlink w:anchor="_Toc230601452" w:history="1">
             <w:r>
               <w:rPr>
                 <w:rStyle w:val="Hyperlink"/>
                 <w:noProof/>
                 <w:lang w:val="en-US"/>
               </w:rPr>
-              <w:t>Room Creation</w:t>
+              <w:t>Filter- &amp; Room-Creation</w:t>
             </w:r>
             <w:r>
               <w:rPr>
@@ -671,7 +670,7 @@
                 <w:noProof/>
                 <w:webHidden/>
               </w:rPr>
-              <w:instrText xml:space="preserve"> PAGEREF _Toc133605177 \h </w:instrText>
+              <w:instrText xml:space="preserve"> PAGEREF _Toc230601452 \h </w:instrText>
             </w:r>
             <w:r>
               <w:rPr>
@@ -711,18 +710,19 @@
             <w:rPr>
               <w:rFonts w:eastAsiaTheme="minorEastAsia"/>
               <w:noProof/>
-              <w:kern w:val="0"/>
+              <w:sz w:val="24"/>
+              <w:szCs w:val="24"/>
               <w:lang w:eastAsia="de-DE"/>
-              <w14:ligatures w14:val="none"/>
             </w:rPr>
           </w:pPr>
-          <w:hyperlink w:anchor="_Toc133605178" w:history="1">
+          <w:hyperlink w:anchor="_Toc230601453" w:history="1">
             <w:r>
               <w:rPr>
                 <w:rStyle w:val="Hyperlink"/>
                 <w:noProof/>
-              </w:rPr>
-              <w:t>Effects</w:t>
+                <w:lang w:val="en-US"/>
+              </w:rPr>
+              <w:t>Live Effects</w:t>
             </w:r>
             <w:r>
               <w:rPr>
@@ -743,7 +743,7 @@
                 <w:noProof/>
                 <w:webHidden/>
               </w:rPr>
-              <w:instrText xml:space="preserve"> PAGEREF _Toc133605178 \h </w:instrText>
+              <w:instrText xml:space="preserve"> PAGEREF _Toc230601453 \h </w:instrText>
             </w:r>
             <w:r>
               <w:rPr>
@@ -783,12 +783,12 @@
             <w:rPr>
               <w:rFonts w:eastAsiaTheme="minorEastAsia"/>
               <w:noProof/>
-              <w:kern w:val="0"/>
+              <w:sz w:val="24"/>
+              <w:szCs w:val="24"/>
               <w:lang w:eastAsia="de-DE"/>
-              <w14:ligatures w14:val="none"/>
             </w:rPr>
           </w:pPr>
-          <w:hyperlink w:anchor="_Toc133605179" w:history="1">
+          <w:hyperlink w:anchor="_Toc230601454" w:history="1">
             <w:r>
               <w:rPr>
                 <w:rStyle w:val="Hyperlink"/>
@@ -816,7 +816,7 @@
                 <w:noProof/>
                 <w:webHidden/>
               </w:rPr>
-              <w:instrText xml:space="preserve"> PAGEREF _Toc133605179 \h </w:instrText>
+              <w:instrText xml:space="preserve"> PAGEREF _Toc230601454 \h </w:instrText>
             </w:r>
             <w:r>
               <w:rPr>
@@ -836,7 +836,7 @@
                 <w:noProof/>
                 <w:webHidden/>
               </w:rPr>
-              <w:t>8</w:t>
+              <w:t>9</w:t>
             </w:r>
             <w:r>
               <w:rPr>
@@ -856,12 +856,12 @@
             <w:rPr>
               <w:rFonts w:eastAsiaTheme="minorEastAsia"/>
               <w:noProof/>
-              <w:kern w:val="0"/>
+              <w:sz w:val="24"/>
+              <w:szCs w:val="24"/>
               <w:lang w:eastAsia="de-DE"/>
-              <w14:ligatures w14:val="none"/>
             </w:rPr>
           </w:pPr>
-          <w:hyperlink w:anchor="_Toc133605180" w:history="1">
+          <w:hyperlink w:anchor="_Toc230601455" w:history="1">
             <w:r>
               <w:rPr>
                 <w:rStyle w:val="Hyperlink"/>
@@ -889,7 +889,7 @@
                 <w:noProof/>
                 <w:webHidden/>
               </w:rPr>
-              <w:instrText xml:space="preserve"> PAGEREF _Toc133605180 \h </w:instrText>
+              <w:instrText xml:space="preserve"> PAGEREF _Toc230601455 \h </w:instrText>
             </w:r>
             <w:r>
               <w:rPr>
@@ -909,7 +909,7 @@
                 <w:noProof/>
                 <w:webHidden/>
               </w:rPr>
-              <w:t>8</w:t>
+              <w:t>9</w:t>
             </w:r>
             <w:r>
               <w:rPr>
@@ -929,12 +929,12 @@
             <w:rPr>
               <w:rFonts w:eastAsiaTheme="minorEastAsia"/>
               <w:noProof/>
-              <w:kern w:val="0"/>
+              <w:sz w:val="24"/>
+              <w:szCs w:val="24"/>
               <w:lang w:eastAsia="de-DE"/>
-              <w14:ligatures w14:val="none"/>
             </w:rPr>
           </w:pPr>
-          <w:hyperlink w:anchor="_Toc133605181" w:history="1">
+          <w:hyperlink w:anchor="_Toc230601456" w:history="1">
             <w:r>
               <w:rPr>
                 <w:rStyle w:val="Hyperlink"/>
@@ -962,7 +962,7 @@
                 <w:noProof/>
                 <w:webHidden/>
               </w:rPr>
-              <w:instrText xml:space="preserve"> PAGEREF _Toc133605181 \h </w:instrText>
+              <w:instrText xml:space="preserve"> PAGEREF _Toc230601456 \h </w:instrText>
             </w:r>
             <w:r>
               <w:rPr>
@@ -982,7 +982,7 @@
                 <w:noProof/>
                 <w:webHidden/>
               </w:rPr>
-              <w:t>8</w:t>
+              <w:t>9</w:t>
             </w:r>
             <w:r>
               <w:rPr>
@@ -1002,12 +1002,12 @@
             <w:rPr>
               <w:rFonts w:eastAsiaTheme="minorEastAsia"/>
               <w:noProof/>
-              <w:kern w:val="0"/>
+              <w:sz w:val="24"/>
+              <w:szCs w:val="24"/>
               <w:lang w:eastAsia="de-DE"/>
-              <w14:ligatures w14:val="none"/>
             </w:rPr>
           </w:pPr>
-          <w:hyperlink w:anchor="_Toc133605182" w:history="1">
+          <w:hyperlink w:anchor="_Toc230601457" w:history="1">
             <w:r>
               <w:rPr>
                 <w:rStyle w:val="Hyperlink"/>
@@ -1035,7 +1035,7 @@
                 <w:noProof/>
                 <w:webHidden/>
               </w:rPr>
-              <w:instrText xml:space="preserve"> PAGEREF _Toc133605182 \h </w:instrText>
+              <w:instrText xml:space="preserve"> PAGEREF _Toc230601457 \h </w:instrText>
             </w:r>
             <w:r>
               <w:rPr>
@@ -1055,7 +1055,7 @@
                 <w:noProof/>
                 <w:webHidden/>
               </w:rPr>
-              <w:t>9</w:t>
+              <w:t>10</w:t>
             </w:r>
             <w:r>
               <w:rPr>
@@ -1075,19 +1075,19 @@
             <w:rPr>
               <w:rFonts w:eastAsiaTheme="minorEastAsia"/>
               <w:noProof/>
-              <w:kern w:val="0"/>
+              <w:sz w:val="24"/>
+              <w:szCs w:val="24"/>
               <w:lang w:eastAsia="de-DE"/>
-              <w14:ligatures w14:val="none"/>
             </w:rPr>
           </w:pPr>
-          <w:hyperlink w:anchor="_Toc133605183" w:history="1">
+          <w:hyperlink w:anchor="_Toc230601458" w:history="1">
             <w:r>
               <w:rPr>
                 <w:rStyle w:val="Hyperlink"/>
                 <w:noProof/>
                 <w:lang w:val="en-US"/>
               </w:rPr>
-              <w:t>Create a Yaml file with audio content.</w:t>
+              <w:t>Create a Yaml file with audio content</w:t>
             </w:r>
             <w:r>
               <w:rPr>
@@ -1108,7 +1108,7 @@
                 <w:noProof/>
                 <w:webHidden/>
               </w:rPr>
-              <w:instrText xml:space="preserve"> PAGEREF _Toc133605183 \h </w:instrText>
+              <w:instrText xml:space="preserve"> PAGEREF _Toc230601458 \h </w:instrText>
             </w:r>
             <w:r>
               <w:rPr>
@@ -1128,7 +1128,7 @@
                 <w:noProof/>
                 <w:webHidden/>
               </w:rPr>
-              <w:t>9</w:t>
+              <w:t>10</w:t>
             </w:r>
             <w:r>
               <w:rPr>
@@ -1148,19 +1148,19 @@
             <w:rPr>
               <w:rFonts w:eastAsiaTheme="minorEastAsia"/>
               <w:noProof/>
-              <w:kern w:val="0"/>
+              <w:sz w:val="24"/>
+              <w:szCs w:val="24"/>
               <w:lang w:eastAsia="de-DE"/>
-              <w14:ligatures w14:val="none"/>
             </w:rPr>
           </w:pPr>
-          <w:hyperlink w:anchor="_Toc133605184" w:history="1">
+          <w:hyperlink w:anchor="_Toc230601459" w:history="1">
             <w:r>
               <w:rPr>
                 <w:rStyle w:val="Hyperlink"/>
                 <w:noProof/>
                 <w:lang w:val="en-US"/>
               </w:rPr>
-              <w:t>Edit audio files permanently.</w:t>
+              <w:t>Edit audio files permanently</w:t>
             </w:r>
             <w:r>
               <w:rPr>
@@ -1181,7 +1181,7 @@
                 <w:noProof/>
                 <w:webHidden/>
               </w:rPr>
-              <w:instrText xml:space="preserve"> PAGEREF _Toc133605184 \h </w:instrText>
+              <w:instrText xml:space="preserve"> PAGEREF _Toc230601459 \h </w:instrText>
             </w:r>
             <w:r>
               <w:rPr>
@@ -1201,7 +1201,7 @@
                 <w:noProof/>
                 <w:webHidden/>
               </w:rPr>
-              <w:t>9</w:t>
+              <w:t>10</w:t>
             </w:r>
             <w:r>
               <w:rPr>
@@ -1221,12 +1221,12 @@
             <w:rPr>
               <w:rFonts w:eastAsiaTheme="minorEastAsia"/>
               <w:noProof/>
-              <w:kern w:val="0"/>
+              <w:sz w:val="24"/>
+              <w:szCs w:val="24"/>
               <w:lang w:eastAsia="de-DE"/>
-              <w14:ligatures w14:val="none"/>
             </w:rPr>
           </w:pPr>
-          <w:hyperlink w:anchor="_Toc133605185" w:history="1">
+          <w:hyperlink w:anchor="_Toc230601460" w:history="1">
             <w:r>
               <w:rPr>
                 <w:rStyle w:val="Hyperlink"/>
@@ -1254,7 +1254,7 @@
                 <w:noProof/>
                 <w:webHidden/>
               </w:rPr>
-              <w:instrText xml:space="preserve"> PAGEREF _Toc133605185 \h </w:instrText>
+              <w:instrText xml:space="preserve"> PAGEREF _Toc230601460 \h </w:instrText>
             </w:r>
             <w:r>
               <w:rPr>
@@ -1274,7 +1274,7 @@
                 <w:noProof/>
                 <w:webHidden/>
               </w:rPr>
-              <w:t>10</w:t>
+              <w:t>11</w:t>
             </w:r>
             <w:r>
               <w:rPr>
@@ -1330,7 +1330,7 @@
           <w:lang w:val="en-US"/>
         </w:rPr>
       </w:pPr>
-      <w:bookmarkStart w:id="0" w:name="_Toc133605171"/>
+      <w:bookmarkStart w:id="0" w:name="_Toc230601446"/>
       <w:r>
         <w:rPr>
           <w:lang w:val="en-US"/>
@@ -1393,8 +1393,16 @@
         <w:rPr>
           <w:lang w:val="en-US"/>
         </w:rPr>
-        <w:t xml:space="preserve"> etc.</w:t>
-      </w:r>
+        <w:t xml:space="preserve"> </w:t>
+      </w:r>
+      <w:proofErr w:type="gramStart"/>
+      <w:r>
+        <w:rPr>
+          <w:lang w:val="en-US"/>
+        </w:rPr>
+        <w:t>etc.</w:t>
+      </w:r>
+      <w:proofErr w:type="gramEnd"/>
       <w:r>
         <w:rPr>
           <w:lang w:val="en-US"/>
@@ -1417,7 +1425,21 @@
         <w:rPr>
           <w:lang w:val="en-US"/>
         </w:rPr>
-        <w:t>engine is written under usage of XAudio2 to ensure equal “listening experiences”</w:t>
+        <w:t xml:space="preserve">engine </w:t>
+      </w:r>
+      <w:proofErr w:type="gramStart"/>
+      <w:r>
+        <w:rPr>
+          <w:lang w:val="en-US"/>
+        </w:rPr>
+        <w:t>is written</w:t>
+      </w:r>
+      <w:proofErr w:type="gramEnd"/>
+      <w:r>
+        <w:rPr>
+          <w:lang w:val="en-US"/>
+        </w:rPr>
+        <w:t xml:space="preserve"> under usage of XAudio2 to ensure equal “listening experiences”</w:t>
       </w:r>
       <w:r>
         <w:rPr>
@@ -1483,7 +1505,45 @@
         <w:rPr>
           <w:lang w:val="en-US"/>
         </w:rPr>
-        <w:t xml:space="preserve"> from 22050 – 48000Hz (others might work but are untested)</w:t>
+        <w:t xml:space="preserve"> from 220</w:t>
+      </w:r>
+      <w:r>
+        <w:rPr>
+          <w:lang w:val="en-US"/>
+        </w:rPr>
+        <w:t>00</w:t>
+      </w:r>
+      <w:r>
+        <w:rPr>
+          <w:lang w:val="en-US"/>
+        </w:rPr>
+        <w:t xml:space="preserve"> – 48000Hz (</w:t>
+      </w:r>
+      <w:r>
+        <w:rPr>
+          <w:lang w:val="en-US"/>
+        </w:rPr>
+        <w:t xml:space="preserve">others can </w:t>
+      </w:r>
+      <w:proofErr w:type="gramStart"/>
+      <w:r>
+        <w:rPr>
+          <w:lang w:val="en-US"/>
+        </w:rPr>
+        <w:t>be loaded</w:t>
+      </w:r>
+      <w:proofErr w:type="gramEnd"/>
+      <w:r>
+        <w:rPr>
+          <w:lang w:val="en-US"/>
+        </w:rPr>
+        <w:t xml:space="preserve"> but need to be resampled with Destructive Effects Editor or any other audio program before playback</w:t>
+      </w:r>
+      <w:r>
+        <w:rPr>
+          <w:lang w:val="en-US"/>
+        </w:rPr>
+        <w:t>)</w:t>
       </w:r>
     </w:p>
     <w:p>
@@ -1557,8 +1617,16 @@
         <w:rPr>
           <w:lang w:val="en-US"/>
         </w:rPr>
-        <w:t>Any multicore CPU (Intel or AMD) should work – ARM is not supported</w:t>
-      </w:r>
+        <w:t xml:space="preserve">Any multicore CPU (Intel or AMD) should work – ARM </w:t>
+      </w:r>
+      <w:proofErr w:type="gramStart"/>
+      <w:r>
+        <w:rPr>
+          <w:lang w:val="en-US"/>
+        </w:rPr>
+        <w:t>is not supported</w:t>
+      </w:r>
+      <w:proofErr w:type="gramEnd"/>
       <w:r>
         <w:rPr>
           <w:lang w:val="en-US"/>
@@ -1593,7 +1661,47 @@
         <w:rPr>
           <w:lang w:val="en-US"/>
         </w:rPr>
-        <w:t xml:space="preserve"> &amp; above (tested mostly on 10 &amp; 11 64Bit)</w:t>
+        <w:t xml:space="preserve"> </w:t>
+      </w:r>
+      <w:r>
+        <w:rPr>
+          <w:lang w:val="en-US"/>
+        </w:rPr>
+        <w:t xml:space="preserve">(22H2) </w:t>
+      </w:r>
+      <w:r>
+        <w:rPr>
+          <w:lang w:val="en-US"/>
+        </w:rPr>
+        <w:t>&amp; above (</w:t>
+      </w:r>
+      <w:proofErr w:type="gramStart"/>
+      <w:r>
+        <w:rPr>
+          <w:lang w:val="en-US"/>
+        </w:rPr>
+        <w:t>tested</w:t>
+      </w:r>
+      <w:proofErr w:type="gramEnd"/>
+      <w:r>
+        <w:rPr>
+          <w:lang w:val="en-US"/>
+        </w:rPr>
+        <w:t xml:space="preserve"> mostly on </w:t>
+      </w:r>
+      <w:proofErr w:type="gramStart"/>
+      <w:r>
+        <w:rPr>
+          <w:lang w:val="en-US"/>
+        </w:rPr>
+        <w:t>10</w:t>
+      </w:r>
+      <w:proofErr w:type="gramEnd"/>
+      <w:r>
+        <w:rPr>
+          <w:lang w:val="en-US"/>
+        </w:rPr>
+        <w:t xml:space="preserve"> &amp; 11 64Bit)</w:t>
       </w:r>
     </w:p>
     <w:p>
@@ -1625,6 +1733,7 @@
         </w:rPr>
         <w:t xml:space="preserve"> Redistributable </w:t>
       </w:r>
+      <w:proofErr w:type="gramStart"/>
       <w:r>
         <w:rPr>
           <w:lang w:val="en-US"/>
@@ -1635,7 +1744,14 @@
         <w:rPr>
           <w:lang w:val="en-US"/>
         </w:rPr>
-        <w:t>needed (will ask to install if not already done)</w:t>
+        <w:t>needed</w:t>
+      </w:r>
+      <w:proofErr w:type="gramEnd"/>
+      <w:r>
+        <w:rPr>
+          <w:lang w:val="en-US"/>
+        </w:rPr>
+        <w:t xml:space="preserve"> (will ask to install if not already done)</w:t>
       </w:r>
     </w:p>
     <w:p>
@@ -1649,17 +1765,45 @@
           <w:lang w:val="en-US"/>
         </w:rPr>
       </w:pPr>
+      <w:proofErr w:type="gramStart"/>
       <w:r>
         <w:rPr>
           <w:lang w:val="en-US"/>
         </w:rPr>
         <w:t>It’s</w:t>
       </w:r>
-      <w:r>
-        <w:rPr>
-          <w:lang w:val="en-US"/>
-        </w:rPr>
-        <w:t xml:space="preserve"> not Crysis!</w:t>
+      <w:proofErr w:type="gramEnd"/>
+      <w:r>
+        <w:rPr>
+          <w:lang w:val="en-US"/>
+        </w:rPr>
+        <w:t xml:space="preserve"> not </w:t>
+      </w:r>
+      <w:r>
+        <w:rPr>
+          <w:lang w:val="en-US"/>
+        </w:rPr>
+        <w:t xml:space="preserve">Star </w:t>
+      </w:r>
+      <w:proofErr w:type="gramStart"/>
+      <w:r>
+        <w:rPr>
+          <w:lang w:val="en-US"/>
+        </w:rPr>
+        <w:t>Citizen,</w:t>
+      </w:r>
+      <w:proofErr w:type="gramEnd"/>
+      <w:r>
+        <w:rPr>
+          <w:lang w:val="en-US"/>
+        </w:rPr>
+        <w:t xml:space="preserve"> it should run without any issues</w:t>
+      </w:r>
+      <w:r>
+        <w:rPr>
+          <w:lang w:val="en-US"/>
+        </w:rPr>
+        <w:t>!</w:t>
       </w:r>
     </w:p>
     <w:p>
@@ -1687,6 +1831,7 @@
         </w:rPr>
         <w:t xml:space="preserve">is written in C# under NET10 &amp; </w:t>
       </w:r>
+      <w:proofErr w:type="gramStart"/>
       <w:r>
         <w:rPr>
           <w:lang w:val="en-US"/>
@@ -1699,25 +1844,12 @@
         </w:rPr>
         <w:t xml:space="preserve"> uses</w:t>
       </w:r>
-      <w:r>
-        <w:rPr>
-          <w:lang w:val="en-US"/>
-        </w:rPr>
-        <w:t xml:space="preserve"> the </w:t>
-      </w:r>
-      <w:proofErr w:type="spellStart"/>
-      <w:r>
-        <w:rPr>
-          <w:lang w:val="en-US"/>
-        </w:rPr>
-        <w:t>Vortice</w:t>
-      </w:r>
-      <w:proofErr w:type="spellEnd"/>
-      <w:r>
-        <w:rPr>
-          <w:lang w:val="en-US"/>
-        </w:rPr>
-        <w:t xml:space="preserve"> Windows libraries for the XAudio2 </w:t>
+      <w:proofErr w:type="gramEnd"/>
+      <w:r>
+        <w:rPr>
+          <w:lang w:val="en-US"/>
+        </w:rPr>
+        <w:t xml:space="preserve"> the Vortice Windows libraries for the XAudio2 </w:t>
       </w:r>
       <w:r>
         <w:rPr>
@@ -1729,30 +1861,42 @@
         <w:rPr>
           <w:lang w:val="en-US"/>
         </w:rPr>
-        <w:t xml:space="preserve">implementation with its real-time effects (it’s the closest to Microsoft’s C++ libraries C# has to offer) and </w:t>
-      </w:r>
-      <w:proofErr w:type="spellStart"/>
-      <w:r>
-        <w:rPr>
-          <w:lang w:val="en-US"/>
-        </w:rPr>
-        <w:t>NAudio</w:t>
-      </w:r>
-      <w:proofErr w:type="spellEnd"/>
-      <w:r>
-        <w:rPr>
-          <w:lang w:val="en-US"/>
-        </w:rPr>
-        <w:t xml:space="preserve"> for all the other audio processing. The wave form display is done with </w:t>
-      </w:r>
-      <w:proofErr w:type="spellStart"/>
-      <w:r>
-        <w:rPr>
-          <w:lang w:val="en-US"/>
-        </w:rPr>
-        <w:t>ScottPlot</w:t>
-      </w:r>
-      <w:proofErr w:type="spellEnd"/>
+        <w:t>implementation with its real-time effects (</w:t>
+      </w:r>
+      <w:proofErr w:type="gramStart"/>
+      <w:r>
+        <w:rPr>
+          <w:lang w:val="en-US"/>
+        </w:rPr>
+        <w:t>it’s</w:t>
+      </w:r>
+      <w:proofErr w:type="gramEnd"/>
+      <w:r>
+        <w:rPr>
+          <w:lang w:val="en-US"/>
+        </w:rPr>
+        <w:t xml:space="preserve"> the closest to Microsoft’s C++ libraries C# has to offer) and NAudio for all the other audio processing. The wave form display </w:t>
+      </w:r>
+      <w:proofErr w:type="gramStart"/>
+      <w:r>
+        <w:rPr>
+          <w:lang w:val="en-US"/>
+        </w:rPr>
+        <w:t>is done</w:t>
+      </w:r>
+      <w:proofErr w:type="gramEnd"/>
+      <w:r>
+        <w:rPr>
+          <w:lang w:val="en-US"/>
+        </w:rPr>
+        <w:t xml:space="preserve"> with </w:t>
+      </w:r>
+      <w:r>
+        <w:rPr>
+          <w:lang w:val="en-US"/>
+        </w:rPr>
+        <w:t>Scott Plot</w:t>
+      </w:r>
       <w:r>
         <w:rPr>
           <w:lang w:val="en-US"/>
@@ -1780,7 +1924,7 @@
           <w:lang w:val="en-US"/>
         </w:rPr>
       </w:pPr>
-      <w:bookmarkStart w:id="1" w:name="_Toc133605172"/>
+      <w:bookmarkStart w:id="1" w:name="_Toc230601447"/>
       <w:r>
         <w:rPr>
           <w:lang w:val="en-US"/>
@@ -1804,7 +1948,7 @@
           <w:lang w:val="en-US"/>
         </w:rPr>
       </w:pPr>
-      <w:bookmarkStart w:id="2" w:name="_Toc133605173"/>
+      <w:bookmarkStart w:id="2" w:name="_Toc230601448"/>
       <w:r>
         <w:rPr>
           <w:lang w:val="en-US"/>
@@ -1816,87 +1960,10 @@
     <w:p>
       <w:pPr>
         <w:rPr>
-          <w:lang w:val="en-US"/>
-        </w:rPr>
-      </w:pPr>
-    </w:p>
-    <w:p>
-      <w:pPr>
-        <w:rPr>
-          <w:noProof/>
-          <w:lang w:val="en-US"/>
-        </w:rPr>
-      </w:pPr>
-      <w:r>
-        <w:rPr>
-          <w:noProof/>
-          <w:lang w:eastAsia="de-DE"/>
-        </w:rPr>
-        <w:drawing>
-          <wp:anchor distT="0" distB="0" distL="114300" distR="114300" simplePos="0" relativeHeight="251658240" behindDoc="0" locked="0" layoutInCell="1" allowOverlap="1" wp14:anchorId="09B06EAB" wp14:editId="2BEAFFE8">
-            <wp:simplePos x="0" y="0"/>
-            <wp:positionH relativeFrom="margin">
-              <wp:align>center</wp:align>
-            </wp:positionH>
-            <wp:positionV relativeFrom="paragraph">
-              <wp:posOffset>217805</wp:posOffset>
-            </wp:positionV>
-            <wp:extent cx="5431155" cy="3848100"/>
-            <wp:effectExtent l="0" t="0" r="0" b="0"/>
-            <wp:wrapSquare wrapText="bothSides"/>
-            <wp:docPr id="1260505150" name="Grafik 1"/>
-            <wp:cNvGraphicFramePr>
-              <a:graphicFrameLocks xmlns:a="http://schemas.openxmlformats.org/drawingml/2006/main" noChangeAspect="1"/>
-            </wp:cNvGraphicFramePr>
-            <a:graphic xmlns:a="http://schemas.openxmlformats.org/drawingml/2006/main">
-              <a:graphicData uri="http://schemas.openxmlformats.org/drawingml/2006/picture">
-                <pic:pic xmlns:pic="http://schemas.openxmlformats.org/drawingml/2006/picture">
-                  <pic:nvPicPr>
-                    <pic:cNvPr id="1260505150" name="Grafik 1"/>
-                    <pic:cNvPicPr/>
-                  </pic:nvPicPr>
-                  <pic:blipFill>
-                    <a:blip r:embed="rId7" cstate="print">
-                      <a:extLst>
-                        <a:ext uri="{28A0092B-C50C-407E-A947-70E740481C1C}">
-                          <a14:useLocalDpi xmlns:a14="http://schemas.microsoft.com/office/drawing/2010/main" val="0"/>
-                        </a:ext>
-                      </a:extLst>
-                    </a:blip>
-                    <a:srcRect t="10" b="10"/>
-                    <a:stretch>
-                      <a:fillRect/>
-                    </a:stretch>
-                  </pic:blipFill>
-                  <pic:spPr bwMode="auto">
-                    <a:xfrm>
-                      <a:off x="0" y="0"/>
-                      <a:ext cx="5431155" cy="3848100"/>
-                    </a:xfrm>
-                    <a:prstGeom prst="rect">
-                      <a:avLst/>
-                    </a:prstGeom>
-                    <a:ln>
-                      <a:noFill/>
-                    </a:ln>
-                    <a:extLst>
-                      <a:ext uri="{53640926-AAD7-44D8-BBD7-CCE9431645EC}">
-                        <a14:shadowObscured xmlns:a14="http://schemas.microsoft.com/office/drawing/2010/main"/>
-                      </a:ext>
-                    </a:extLst>
-                  </pic:spPr>
-                </pic:pic>
-              </a:graphicData>
-            </a:graphic>
-            <wp14:sizeRelH relativeFrom="margin">
-              <wp14:pctWidth>0</wp14:pctWidth>
-            </wp14:sizeRelH>
-            <wp14:sizeRelV relativeFrom="margin">
-              <wp14:pctHeight>0</wp14:pctHeight>
-            </wp14:sizeRelV>
-          </wp:anchor>
-        </w:drawing>
-      </w:r>
+          <w:noProof/>
+          <w:lang w:val="en-US"/>
+        </w:rPr>
+      </w:pPr>
       <w:r>
         <w:rPr>
           <w:noProof/>
@@ -1905,10 +1972,518 @@
         <mc:AlternateContent>
           <mc:Choice Requires="wps">
             <w:drawing>
-              <wp:anchor distT="0" distB="0" distL="114300" distR="114300" simplePos="0" relativeHeight="251667456" behindDoc="0" locked="0" layoutInCell="1" allowOverlap="1" wp14:anchorId="089548D4" wp14:editId="273A227F">
+              <wp:anchor distT="0" distB="0" distL="114300" distR="114300" simplePos="0" relativeHeight="251671552" behindDoc="0" locked="0" layoutInCell="1" allowOverlap="1" wp14:anchorId="6987BD0A" wp14:editId="222F11CC">
                 <wp:simplePos x="0" y="0"/>
                 <wp:positionH relativeFrom="column">
-                  <wp:posOffset>5316855</wp:posOffset>
+                  <wp:posOffset>5608955</wp:posOffset>
+                </wp:positionH>
+                <wp:positionV relativeFrom="paragraph">
+                  <wp:posOffset>445770</wp:posOffset>
+                </wp:positionV>
+                <wp:extent cx="342900" cy="342900"/>
+                <wp:effectExtent l="0" t="0" r="19050" b="19050"/>
+                <wp:wrapNone/>
+                <wp:docPr id="1956030594" name="Rechteck: abgerundete Ecken 3"/>
+                <wp:cNvGraphicFramePr/>
+                <a:graphic xmlns:a="http://schemas.openxmlformats.org/drawingml/2006/main">
+                  <a:graphicData uri="http://schemas.microsoft.com/office/word/2010/wordprocessingShape">
+                    <wps:wsp>
+                      <wps:cNvSpPr/>
+                      <wps:spPr>
+                        <a:xfrm>
+                          <a:off x="0" y="0"/>
+                          <a:ext cx="342900" cy="342900"/>
+                        </a:xfrm>
+                        <a:prstGeom prst="roundRect">
+                          <a:avLst/>
+                        </a:prstGeom>
+                        <a:solidFill>
+                          <a:schemeClr val="bg1"/>
+                        </a:solidFill>
+                        <a:ln/>
+                      </wps:spPr>
+                      <wps:style>
+                        <a:lnRef idx="2">
+                          <a:schemeClr val="dk1"/>
+                        </a:lnRef>
+                        <a:fillRef idx="1">
+                          <a:schemeClr val="lt1"/>
+                        </a:fillRef>
+                        <a:effectRef idx="0">
+                          <a:schemeClr val="dk1"/>
+                        </a:effectRef>
+                        <a:fontRef idx="minor">
+                          <a:schemeClr val="dk1"/>
+                        </a:fontRef>
+                      </wps:style>
+                      <wps:txbx>
+                        <w:txbxContent>
+                          <w:p>
+                            <w:pPr>
+                              <w:jc w:val="center"/>
+                              <w:rPr>
+                                <w:b/>
+                                <w:bCs/>
+                                <w:sz w:val="28"/>
+                                <w:szCs w:val="28"/>
+                              </w:rPr>
+                            </w:pPr>
+                            <w:r>
+                              <w:rPr>
+                                <w:b/>
+                                <w:bCs/>
+                                <w:sz w:val="28"/>
+                                <w:szCs w:val="28"/>
+                              </w:rPr>
+                              <w:t>7</w:t>
+                            </w:r>
+                          </w:p>
+                        </w:txbxContent>
+                      </wps:txbx>
+                      <wps:bodyPr rot="0" spcFirstLastPara="0" vertOverflow="overflow" horzOverflow="overflow" vert="horz" wrap="square" lIns="91440" tIns="45720" rIns="91440" bIns="45720" numCol="1" spcCol="0" rtlCol="0" fromWordArt="0" anchor="ctr" anchorCtr="0" forceAA="0" compatLnSpc="1">
+                        <a:prstTxWarp prst="textNoShape">
+                          <a:avLst/>
+                        </a:prstTxWarp>
+                        <a:noAutofit/>
+                      </wps:bodyPr>
+                    </wps:wsp>
+                  </a:graphicData>
+                </a:graphic>
+                <wp14:sizeRelH relativeFrom="margin">
+                  <wp14:pctWidth>0</wp14:pctWidth>
+                </wp14:sizeRelH>
+                <wp14:sizeRelV relativeFrom="margin">
+                  <wp14:pctHeight>0</wp14:pctHeight>
+                </wp14:sizeRelV>
+              </wp:anchor>
+            </w:drawing>
+          </mc:Choice>
+          <mc:Fallback>
+            <w:pict>
+              <v:roundrect w14:anchorId="6987BD0A" id="Rechteck: abgerundete Ecken 3" o:spid="_x0000_s1026" style="position:absolute;margin-left:441.65pt;margin-top:35.1pt;width:27pt;height:27pt;z-index:251671552;visibility:visible;mso-wrap-style:square;mso-width-percent:0;mso-height-percent:0;mso-wrap-distance-left:9pt;mso-wrap-distance-top:0;mso-wrap-distance-right:9pt;mso-wrap-distance-bottom:0;mso-position-horizontal:absolute;mso-position-horizontal-relative:text;mso-position-vertical:absolute;mso-position-vertical-relative:text;mso-width-percent:0;mso-height-percent:0;mso-width-relative:margin;mso-height-relative:margin;v-text-anchor:middle" arcsize="10923f" o:gfxdata="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" fillcolor="white [3212]" strokecolor="black [3200]" strokeweight="1pt">
+                <v:stroke joinstyle="miter"/>
+                <v:textbox>
+                  <w:txbxContent>
+                    <w:p>
+                      <w:pPr>
+                        <w:jc w:val="center"/>
+                        <w:rPr>
+                          <w:b/>
+                          <w:bCs/>
+                          <w:sz w:val="28"/>
+                          <w:szCs w:val="28"/>
+                        </w:rPr>
+                      </w:pPr>
+                      <w:r>
+                        <w:rPr>
+                          <w:b/>
+                          <w:bCs/>
+                          <w:sz w:val="28"/>
+                          <w:szCs w:val="28"/>
+                        </w:rPr>
+                        <w:t>7</w:t>
+                      </w:r>
+                    </w:p>
+                  </w:txbxContent>
+                </v:textbox>
+              </v:roundrect>
+            </w:pict>
+          </mc:Fallback>
+        </mc:AlternateContent>
+      </w:r>
+      <w:r>
+        <w:rPr>
+          <w:noProof/>
+          <w:lang w:eastAsia="de-DE"/>
+        </w:rPr>
+        <mc:AlternateContent>
+          <mc:Choice Requires="wps">
+            <w:drawing>
+              <wp:anchor distT="0" distB="0" distL="114300" distR="114300" simplePos="0" relativeHeight="251673600" behindDoc="0" locked="0" layoutInCell="1" allowOverlap="1" wp14:anchorId="3F554758" wp14:editId="7E77CCCA">
+                <wp:simplePos x="0" y="0"/>
+                <wp:positionH relativeFrom="column">
+                  <wp:posOffset>5608955</wp:posOffset>
+                </wp:positionH>
+                <wp:positionV relativeFrom="paragraph">
+                  <wp:posOffset>1487170</wp:posOffset>
+                </wp:positionV>
+                <wp:extent cx="342900" cy="342900"/>
+                <wp:effectExtent l="0" t="0" r="19050" b="19050"/>
+                <wp:wrapNone/>
+                <wp:docPr id="569522011" name="Rechteck: abgerundete Ecken 3"/>
+                <wp:cNvGraphicFramePr/>
+                <a:graphic xmlns:a="http://schemas.openxmlformats.org/drawingml/2006/main">
+                  <a:graphicData uri="http://schemas.microsoft.com/office/word/2010/wordprocessingShape">
+                    <wps:wsp>
+                      <wps:cNvSpPr/>
+                      <wps:spPr>
+                        <a:xfrm>
+                          <a:off x="0" y="0"/>
+                          <a:ext cx="342900" cy="342900"/>
+                        </a:xfrm>
+                        <a:prstGeom prst="roundRect">
+                          <a:avLst/>
+                        </a:prstGeom>
+                        <a:solidFill>
+                          <a:schemeClr val="bg1"/>
+                        </a:solidFill>
+                        <a:ln/>
+                      </wps:spPr>
+                      <wps:style>
+                        <a:lnRef idx="2">
+                          <a:schemeClr val="dk1"/>
+                        </a:lnRef>
+                        <a:fillRef idx="1">
+                          <a:schemeClr val="lt1"/>
+                        </a:fillRef>
+                        <a:effectRef idx="0">
+                          <a:schemeClr val="dk1"/>
+                        </a:effectRef>
+                        <a:fontRef idx="minor">
+                          <a:schemeClr val="dk1"/>
+                        </a:fontRef>
+                      </wps:style>
+                      <wps:txbx>
+                        <w:txbxContent>
+                          <w:p>
+                            <w:pPr>
+                              <w:jc w:val="center"/>
+                              <w:rPr>
+                                <w:b/>
+                                <w:bCs/>
+                                <w:sz w:val="28"/>
+                                <w:szCs w:val="28"/>
+                              </w:rPr>
+                            </w:pPr>
+                            <w:r>
+                              <w:rPr>
+                                <w:b/>
+                                <w:bCs/>
+                                <w:sz w:val="28"/>
+                                <w:szCs w:val="28"/>
+                              </w:rPr>
+                              <w:t>8</w:t>
+                            </w:r>
+                          </w:p>
+                        </w:txbxContent>
+                      </wps:txbx>
+                      <wps:bodyPr rot="0" spcFirstLastPara="0" vertOverflow="overflow" horzOverflow="overflow" vert="horz" wrap="square" lIns="91440" tIns="45720" rIns="91440" bIns="45720" numCol="1" spcCol="0" rtlCol="0" fromWordArt="0" anchor="ctr" anchorCtr="0" forceAA="0" compatLnSpc="1">
+                        <a:prstTxWarp prst="textNoShape">
+                          <a:avLst/>
+                        </a:prstTxWarp>
+                        <a:noAutofit/>
+                      </wps:bodyPr>
+                    </wps:wsp>
+                  </a:graphicData>
+                </a:graphic>
+                <wp14:sizeRelH relativeFrom="margin">
+                  <wp14:pctWidth>0</wp14:pctWidth>
+                </wp14:sizeRelH>
+                <wp14:sizeRelV relativeFrom="margin">
+                  <wp14:pctHeight>0</wp14:pctHeight>
+                </wp14:sizeRelV>
+              </wp:anchor>
+            </w:drawing>
+          </mc:Choice>
+          <mc:Fallback>
+            <w:pict>
+              <v:roundrect w14:anchorId="3F554758" id="_x0000_s1027" style="position:absolute;margin-left:441.65pt;margin-top:117.1pt;width:27pt;height:27pt;z-index:251673600;visibility:visible;mso-wrap-style:square;mso-width-percent:0;mso-height-percent:0;mso-wrap-distance-left:9pt;mso-wrap-distance-top:0;mso-wrap-distance-right:9pt;mso-wrap-distance-bottom:0;mso-position-horizontal:absolute;mso-position-horizontal-relative:text;mso-position-vertical:absolute;mso-position-vertical-relative:text;mso-width-percent:0;mso-height-percent:0;mso-width-relative:margin;mso-height-relative:margin;v-text-anchor:middle" arcsize="10923f" o:gfxdata="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" fillcolor="white [3212]" strokecolor="black [3200]" strokeweight="1pt">
+                <v:stroke joinstyle="miter"/>
+                <v:textbox>
+                  <w:txbxContent>
+                    <w:p>
+                      <w:pPr>
+                        <w:jc w:val="center"/>
+                        <w:rPr>
+                          <w:b/>
+                          <w:bCs/>
+                          <w:sz w:val="28"/>
+                          <w:szCs w:val="28"/>
+                        </w:rPr>
+                      </w:pPr>
+                      <w:r>
+                        <w:rPr>
+                          <w:b/>
+                          <w:bCs/>
+                          <w:sz w:val="28"/>
+                          <w:szCs w:val="28"/>
+                        </w:rPr>
+                        <w:t>8</w:t>
+                      </w:r>
+                    </w:p>
+                  </w:txbxContent>
+                </v:textbox>
+              </v:roundrect>
+            </w:pict>
+          </mc:Fallback>
+        </mc:AlternateContent>
+      </w:r>
+      <w:r>
+        <w:rPr>
+          <w:noProof/>
+          <w:lang w:eastAsia="de-DE"/>
+        </w:rPr>
+        <mc:AlternateContent>
+          <mc:Choice Requires="wps">
+            <w:drawing>
+              <wp:anchor distT="0" distB="0" distL="114300" distR="114300" simplePos="0" relativeHeight="251675648" behindDoc="0" locked="0" layoutInCell="1" allowOverlap="1" wp14:anchorId="58EB7373" wp14:editId="63182FAB">
+                <wp:simplePos x="0" y="0"/>
+                <wp:positionH relativeFrom="column">
+                  <wp:posOffset>5647055</wp:posOffset>
+                </wp:positionH>
+                <wp:positionV relativeFrom="paragraph">
+                  <wp:posOffset>3138170</wp:posOffset>
+                </wp:positionV>
+                <wp:extent cx="342900" cy="342900"/>
+                <wp:effectExtent l="0" t="0" r="19050" b="19050"/>
+                <wp:wrapNone/>
+                <wp:docPr id="1125882356" name="Rechteck: abgerundete Ecken 3"/>
+                <wp:cNvGraphicFramePr/>
+                <a:graphic xmlns:a="http://schemas.openxmlformats.org/drawingml/2006/main">
+                  <a:graphicData uri="http://schemas.microsoft.com/office/word/2010/wordprocessingShape">
+                    <wps:wsp>
+                      <wps:cNvSpPr/>
+                      <wps:spPr>
+                        <a:xfrm>
+                          <a:off x="0" y="0"/>
+                          <a:ext cx="342900" cy="342900"/>
+                        </a:xfrm>
+                        <a:prstGeom prst="roundRect">
+                          <a:avLst/>
+                        </a:prstGeom>
+                        <a:solidFill>
+                          <a:schemeClr val="bg1"/>
+                        </a:solidFill>
+                        <a:ln/>
+                      </wps:spPr>
+                      <wps:style>
+                        <a:lnRef idx="2">
+                          <a:schemeClr val="dk1"/>
+                        </a:lnRef>
+                        <a:fillRef idx="1">
+                          <a:schemeClr val="lt1"/>
+                        </a:fillRef>
+                        <a:effectRef idx="0">
+                          <a:schemeClr val="dk1"/>
+                        </a:effectRef>
+                        <a:fontRef idx="minor">
+                          <a:schemeClr val="dk1"/>
+                        </a:fontRef>
+                      </wps:style>
+                      <wps:txbx>
+                        <w:txbxContent>
+                          <w:p>
+                            <w:pPr>
+                              <w:jc w:val="center"/>
+                              <w:rPr>
+                                <w:b/>
+                                <w:bCs/>
+                                <w:sz w:val="28"/>
+                                <w:szCs w:val="28"/>
+                              </w:rPr>
+                            </w:pPr>
+                            <w:r>
+                              <w:rPr>
+                                <w:b/>
+                                <w:bCs/>
+                                <w:sz w:val="28"/>
+                                <w:szCs w:val="28"/>
+                              </w:rPr>
+                              <w:t>9</w:t>
+                            </w:r>
+                          </w:p>
+                        </w:txbxContent>
+                      </wps:txbx>
+                      <wps:bodyPr rot="0" spcFirstLastPara="0" vertOverflow="overflow" horzOverflow="overflow" vert="horz" wrap="square" lIns="91440" tIns="45720" rIns="91440" bIns="45720" numCol="1" spcCol="0" rtlCol="0" fromWordArt="0" anchor="ctr" anchorCtr="0" forceAA="0" compatLnSpc="1">
+                        <a:prstTxWarp prst="textNoShape">
+                          <a:avLst/>
+                        </a:prstTxWarp>
+                        <a:noAutofit/>
+                      </wps:bodyPr>
+                    </wps:wsp>
+                  </a:graphicData>
+                </a:graphic>
+                <wp14:sizeRelH relativeFrom="margin">
+                  <wp14:pctWidth>0</wp14:pctWidth>
+                </wp14:sizeRelH>
+                <wp14:sizeRelV relativeFrom="margin">
+                  <wp14:pctHeight>0</wp14:pctHeight>
+                </wp14:sizeRelV>
+              </wp:anchor>
+            </w:drawing>
+          </mc:Choice>
+          <mc:Fallback>
+            <w:pict>
+              <v:roundrect w14:anchorId="58EB7373" id="_x0000_s1028" style="position:absolute;margin-left:444.65pt;margin-top:247.1pt;width:27pt;height:27pt;z-index:251675648;visibility:visible;mso-wrap-style:square;mso-width-percent:0;mso-height-percent:0;mso-wrap-distance-left:9pt;mso-wrap-distance-top:0;mso-wrap-distance-right:9pt;mso-wrap-distance-bottom:0;mso-position-horizontal:absolute;mso-position-horizontal-relative:text;mso-position-vertical:absolute;mso-position-vertical-relative:text;mso-width-percent:0;mso-height-percent:0;mso-width-relative:margin;mso-height-relative:margin;v-text-anchor:middle" arcsize="10923f" o:gfxdata="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" fillcolor="white [3212]" strokecolor="black [3200]" strokeweight="1pt">
+                <v:stroke joinstyle="miter"/>
+                <v:textbox>
+                  <w:txbxContent>
+                    <w:p>
+                      <w:pPr>
+                        <w:jc w:val="center"/>
+                        <w:rPr>
+                          <w:b/>
+                          <w:bCs/>
+                          <w:sz w:val="28"/>
+                          <w:szCs w:val="28"/>
+                        </w:rPr>
+                      </w:pPr>
+                      <w:r>
+                        <w:rPr>
+                          <w:b/>
+                          <w:bCs/>
+                          <w:sz w:val="28"/>
+                          <w:szCs w:val="28"/>
+                        </w:rPr>
+                        <w:t>9</w:t>
+                      </w:r>
+                    </w:p>
+                  </w:txbxContent>
+                </v:textbox>
+              </v:roundrect>
+            </w:pict>
+          </mc:Fallback>
+        </mc:AlternateContent>
+      </w:r>
+      <w:r>
+        <w:rPr>
+          <w:noProof/>
+          <w:lang w:eastAsia="de-DE"/>
+        </w:rPr>
+        <mc:AlternateContent>
+          <mc:Choice Requires="wps">
+            <w:drawing>
+              <wp:anchor distT="0" distB="0" distL="114300" distR="114300" simplePos="0" relativeHeight="251659264" behindDoc="0" locked="0" layoutInCell="1" allowOverlap="1" wp14:anchorId="2814F502" wp14:editId="26FC82EE">
+                <wp:simplePos x="0" y="0"/>
+                <wp:positionH relativeFrom="column">
+                  <wp:posOffset>-826770</wp:posOffset>
+                </wp:positionH>
+                <wp:positionV relativeFrom="paragraph">
+                  <wp:posOffset>191770</wp:posOffset>
+                </wp:positionV>
+                <wp:extent cx="342900" cy="342900"/>
+                <wp:effectExtent l="0" t="0" r="19050" b="19050"/>
+                <wp:wrapNone/>
+                <wp:docPr id="462373990" name="Rechteck: abgerundete Ecken 3"/>
+                <wp:cNvGraphicFramePr/>
+                <a:graphic xmlns:a="http://schemas.openxmlformats.org/drawingml/2006/main">
+                  <a:graphicData uri="http://schemas.microsoft.com/office/word/2010/wordprocessingShape">
+                    <wps:wsp>
+                      <wps:cNvSpPr/>
+                      <wps:spPr>
+                        <a:xfrm>
+                          <a:off x="0" y="0"/>
+                          <a:ext cx="342900" cy="342900"/>
+                        </a:xfrm>
+                        <a:prstGeom prst="roundRect">
+                          <a:avLst/>
+                        </a:prstGeom>
+                        <a:solidFill>
+                          <a:schemeClr val="bg1"/>
+                        </a:solidFill>
+                        <a:ln/>
+                      </wps:spPr>
+                      <wps:style>
+                        <a:lnRef idx="2">
+                          <a:schemeClr val="dk1"/>
+                        </a:lnRef>
+                        <a:fillRef idx="1">
+                          <a:schemeClr val="lt1"/>
+                        </a:fillRef>
+                        <a:effectRef idx="0">
+                          <a:schemeClr val="dk1"/>
+                        </a:effectRef>
+                        <a:fontRef idx="minor">
+                          <a:schemeClr val="dk1"/>
+                        </a:fontRef>
+                      </wps:style>
+                      <wps:txbx>
+                        <w:txbxContent>
+                          <w:p>
+                            <w:pPr>
+                              <w:jc w:val="center"/>
+                              <w:rPr>
+                                <w:b/>
+                                <w:bCs/>
+                                <w:sz w:val="28"/>
+                                <w:szCs w:val="28"/>
+                              </w:rPr>
+                            </w:pPr>
+                            <w:r>
+                              <w:rPr>
+                                <w:b/>
+                                <w:bCs/>
+                                <w:sz w:val="28"/>
+                                <w:szCs w:val="28"/>
+                              </w:rPr>
+                              <w:t>1</w:t>
+                            </w:r>
+                          </w:p>
+                        </w:txbxContent>
+                      </wps:txbx>
+                      <wps:bodyPr rot="0" spcFirstLastPara="0" vertOverflow="overflow" horzOverflow="overflow" vert="horz" wrap="square" lIns="91440" tIns="45720" rIns="91440" bIns="45720" numCol="1" spcCol="0" rtlCol="0" fromWordArt="0" anchor="ctr" anchorCtr="0" forceAA="0" compatLnSpc="1">
+                        <a:prstTxWarp prst="textNoShape">
+                          <a:avLst/>
+                        </a:prstTxWarp>
+                        <a:noAutofit/>
+                      </wps:bodyPr>
+                    </wps:wsp>
+                  </a:graphicData>
+                </a:graphic>
+                <wp14:sizeRelH relativeFrom="margin">
+                  <wp14:pctWidth>0</wp14:pctWidth>
+                </wp14:sizeRelH>
+                <wp14:sizeRelV relativeFrom="margin">
+                  <wp14:pctHeight>0</wp14:pctHeight>
+                </wp14:sizeRelV>
+              </wp:anchor>
+            </w:drawing>
+          </mc:Choice>
+          <mc:Fallback>
+            <w:pict>
+              <v:roundrect w14:anchorId="2814F502" id="_x0000_s1029" style="position:absolute;margin-left:-65.1pt;margin-top:15.1pt;width:27pt;height:27pt;z-index:251659264;visibility:visible;mso-wrap-style:square;mso-width-percent:0;mso-height-percent:0;mso-wrap-distance-left:9pt;mso-wrap-distance-top:0;mso-wrap-distance-right:9pt;mso-wrap-distance-bottom:0;mso-position-horizontal:absolute;mso-position-horizontal-relative:text;mso-position-vertical:absolute;mso-position-vertical-relative:text;mso-width-percent:0;mso-height-percent:0;mso-width-relative:margin;mso-height-relative:margin;v-text-anchor:middle" arcsize="10923f" o:gfxdata="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" fillcolor="white [3212]" strokecolor="black [3200]" strokeweight="1pt">
+                <v:stroke joinstyle="miter"/>
+                <v:textbox>
+                  <w:txbxContent>
+                    <w:p>
+                      <w:pPr>
+                        <w:jc w:val="center"/>
+                        <w:rPr>
+                          <w:b/>
+                          <w:bCs/>
+                          <w:sz w:val="28"/>
+                          <w:szCs w:val="28"/>
+                        </w:rPr>
+                      </w:pPr>
+                      <w:r>
+                        <w:rPr>
+                          <w:b/>
+                          <w:bCs/>
+                          <w:sz w:val="28"/>
+                          <w:szCs w:val="28"/>
+                        </w:rPr>
+                        <w:t>1</w:t>
+                      </w:r>
+                    </w:p>
+                  </w:txbxContent>
+                </v:textbox>
+              </v:roundrect>
+            </w:pict>
+          </mc:Fallback>
+        </mc:AlternateContent>
+      </w:r>
+      <w:r>
+        <w:rPr>
+          <w:noProof/>
+          <w:lang w:eastAsia="de-DE"/>
+        </w:rPr>
+        <mc:AlternateContent>
+          <mc:Choice Requires="wps">
+            <w:drawing>
+              <wp:anchor distT="0" distB="0" distL="114300" distR="114300" simplePos="0" relativeHeight="251667456" behindDoc="0" locked="0" layoutInCell="1" allowOverlap="1" wp14:anchorId="089548D4" wp14:editId="4037BC47">
+                <wp:simplePos x="0" y="0"/>
+                <wp:positionH relativeFrom="column">
+                  <wp:posOffset>3535680</wp:posOffset>
                 </wp:positionH>
                 <wp:positionV relativeFrom="paragraph">
                   <wp:posOffset>350520</wp:posOffset>
@@ -1993,7 +2568,7 @@
           </mc:Choice>
           <mc:Fallback>
             <w:pict>
-              <v:roundrect w14:anchorId="089548D4" id="Rechteck: abgerundete Ecken 3" o:spid="_x0000_s1026" style="position:absolute;margin-left:418.65pt;margin-top:27.6pt;width:27pt;height:27pt;z-index:251667456;visibility:visible;mso-wrap-style:square;mso-width-percent:0;mso-height-percent:0;mso-wrap-distance-left:9pt;mso-wrap-distance-top:0;mso-wrap-distance-right:9pt;mso-wrap-distance-bottom:0;mso-position-horizontal:absolute;mso-position-horizontal-relative:text;mso-position-vertical:absolute;mso-position-vertical-relative:text;mso-width-percent:0;mso-height-percent:0;mso-width-relative:margin;mso-height-relative:margin;v-text-anchor:middle" arcsize="10923f" o:gfxdata="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" fillcolor="white [3212]" strokecolor="black [3200]" strokeweight="1pt">
+              <v:roundrect w14:anchorId="089548D4" id="_x0000_s1030" style="position:absolute;margin-left:278.4pt;margin-top:27.6pt;width:27pt;height:27pt;z-index:251667456;visibility:visible;mso-wrap-style:square;mso-width-percent:0;mso-height-percent:0;mso-wrap-distance-left:9pt;mso-wrap-distance-top:0;mso-wrap-distance-right:9pt;mso-wrap-distance-bottom:0;mso-position-horizontal:absolute;mso-position-horizontal-relative:text;mso-position-vertical:absolute;mso-position-vertical-relative:text;mso-width-percent:0;mso-height-percent:0;mso-width-relative:margin;mso-height-relative:margin;v-text-anchor:middle" arcsize="10923f" o:gfxdata="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" fillcolor="white [3212]" strokecolor="black [3200]" strokeweight="1pt">
                 <v:stroke joinstyle="miter"/>
                 <v:textbox>
                   <w:txbxContent>
@@ -2032,10 +2607,10 @@
         <mc:AlternateContent>
           <mc:Choice Requires="wps">
             <w:drawing>
-              <wp:anchor distT="0" distB="0" distL="114300" distR="114300" simplePos="0" relativeHeight="251661312" behindDoc="0" locked="0" layoutInCell="1" allowOverlap="1" wp14:anchorId="5C0809DF" wp14:editId="6EA8BA90">
+              <wp:anchor distT="0" distB="0" distL="114300" distR="114300" simplePos="0" relativeHeight="251665408" behindDoc="0" locked="0" layoutInCell="1" allowOverlap="1" wp14:anchorId="5D6F606A" wp14:editId="353EC523">
                 <wp:simplePos x="0" y="0"/>
                 <wp:positionH relativeFrom="column">
-                  <wp:posOffset>1100455</wp:posOffset>
+                  <wp:posOffset>2456180</wp:posOffset>
                 </wp:positionH>
                 <wp:positionV relativeFrom="paragraph">
                   <wp:posOffset>350520</wp:posOffset>
@@ -2043,7 +2618,7 @@
                 <wp:extent cx="342900" cy="342900"/>
                 <wp:effectExtent l="0" t="0" r="19050" b="19050"/>
                 <wp:wrapNone/>
-                <wp:docPr id="1485120712" name="Rechteck: abgerundete Ecken 3"/>
+                <wp:docPr id="311180504" name="Rechteck: abgerundete Ecken 3"/>
                 <wp:cNvGraphicFramePr/>
                 <a:graphic xmlns:a="http://schemas.openxmlformats.org/drawingml/2006/main">
                   <a:graphicData uri="http://schemas.microsoft.com/office/word/2010/wordprocessingShape">
@@ -2095,7 +2670,7 @@
                                 <w:sz w:val="28"/>
                                 <w:szCs w:val="28"/>
                               </w:rPr>
-                              <w:t>2</w:t>
+                              <w:t>4</w:t>
                             </w:r>
                           </w:p>
                         </w:txbxContent>
@@ -2120,7 +2695,7 @@
           </mc:Choice>
           <mc:Fallback>
             <w:pict>
-              <v:roundrect w14:anchorId="5C0809DF" id="_x0000_s1027" style="position:absolute;margin-left:86.65pt;margin-top:27.6pt;width:27pt;height:27pt;z-index:251661312;visibility:visible;mso-wrap-style:square;mso-width-percent:0;mso-height-percent:0;mso-wrap-distance-left:9pt;mso-wrap-distance-top:0;mso-wrap-distance-right:9pt;mso-wrap-distance-bottom:0;mso-position-horizontal:absolute;mso-position-horizontal-relative:text;mso-position-vertical:absolute;mso-position-vertical-relative:text;mso-width-percent:0;mso-height-percent:0;mso-width-relative:margin;mso-height-relative:margin;v-text-anchor:middle" arcsize="10923f" o:gfxdata="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" fillcolor="white [3212]" strokecolor="black [3200]" strokeweight="1pt">
+              <v:roundrect w14:anchorId="5D6F606A" id="_x0000_s1031" style="position:absolute;margin-left:193.4pt;margin-top:27.6pt;width:27pt;height:27pt;z-index:251665408;visibility:visible;mso-wrap-style:square;mso-width-percent:0;mso-height-percent:0;mso-wrap-distance-left:9pt;mso-wrap-distance-top:0;mso-wrap-distance-right:9pt;mso-wrap-distance-bottom:0;mso-position-horizontal:absolute;mso-position-horizontal-relative:text;mso-position-vertical:absolute;mso-position-vertical-relative:text;mso-width-percent:0;mso-height-percent:0;mso-width-relative:margin;mso-height-relative:margin;v-text-anchor:middle" arcsize="10923f" o:gfxdata="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" fillcolor="white [3212]" strokecolor="black [3200]" strokeweight="1pt">
                 <v:stroke joinstyle="miter"/>
                 <v:textbox>
                   <w:txbxContent>
@@ -2141,7 +2716,7 @@
                           <w:sz w:val="28"/>
                           <w:szCs w:val="28"/>
                         </w:rPr>
-                        <w:t>2</w:t>
+                        <w:t>4</w:t>
                       </w:r>
                     </w:p>
                   </w:txbxContent>
@@ -2159,10 +2734,10 @@
         <mc:AlternateContent>
           <mc:Choice Requires="wps">
             <w:drawing>
-              <wp:anchor distT="0" distB="0" distL="114300" distR="114300" simplePos="0" relativeHeight="251663360" behindDoc="0" locked="0" layoutInCell="1" allowOverlap="1" wp14:anchorId="47C3DBAC" wp14:editId="1431709E">
+              <wp:anchor distT="0" distB="0" distL="114300" distR="114300" simplePos="0" relativeHeight="251663360" behindDoc="0" locked="0" layoutInCell="1" allowOverlap="1" wp14:anchorId="47C3DBAC" wp14:editId="441DA548">
                 <wp:simplePos x="0" y="0"/>
                 <wp:positionH relativeFrom="column">
-                  <wp:posOffset>1778000</wp:posOffset>
+                  <wp:posOffset>1196975</wp:posOffset>
                 </wp:positionH>
                 <wp:positionV relativeFrom="paragraph">
                   <wp:posOffset>348615</wp:posOffset>
@@ -2258,7 +2833,7 @@
           </mc:Choice>
           <mc:Fallback>
             <w:pict>
-              <v:roundrect w14:anchorId="47C3DBAC" id="_x0000_s1028" style="position:absolute;margin-left:140pt;margin-top:27.45pt;width:27pt;height:27pt;z-index:251663360;visibility:visible;mso-wrap-style:square;mso-width-percent:0;mso-height-percent:0;mso-wrap-distance-left:9pt;mso-wrap-distance-top:0;mso-wrap-distance-right:9pt;mso-wrap-distance-bottom:0;mso-position-horizontal:absolute;mso-position-horizontal-relative:text;mso-position-vertical:absolute;mso-position-vertical-relative:text;mso-width-percent:0;mso-height-percent:0;mso-width-relative:margin;mso-height-relative:margin;v-text-anchor:middle" arcsize="10923f" o:gfxdata="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" fillcolor="white [3212]" strokecolor="black [3200]" strokeweight="1pt">
+              <v:roundrect w14:anchorId="47C3DBAC" id="_x0000_s1032" style="position:absolute;margin-left:94.25pt;margin-top:27.45pt;width:27pt;height:27pt;z-index:251663360;visibility:visible;mso-wrap-style:square;mso-width-percent:0;mso-height-percent:0;mso-wrap-distance-left:9pt;mso-wrap-distance-top:0;mso-wrap-distance-right:9pt;mso-wrap-distance-bottom:0;mso-position-horizontal:absolute;mso-position-horizontal-relative:text;mso-position-vertical:absolute;mso-position-vertical-relative:text;mso-width-percent:0;mso-height-percent:0;mso-width-relative:margin;mso-height-relative:margin;v-text-anchor:middle" arcsize="10923f" o:gfxdata="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" fillcolor="white [3212]" strokecolor="black [3200]" strokeweight="1pt">
                 <v:stroke joinstyle="miter"/>
                 <v:textbox>
                   <w:txbxContent>
@@ -2308,18 +2883,18 @@
         <mc:AlternateContent>
           <mc:Choice Requires="wps">
             <w:drawing>
-              <wp:anchor distT="0" distB="0" distL="114300" distR="114300" simplePos="0" relativeHeight="251675648" behindDoc="0" locked="0" layoutInCell="1" allowOverlap="1" wp14:anchorId="58EB7373" wp14:editId="121428F8">
+              <wp:anchor distT="0" distB="0" distL="114300" distR="114300" simplePos="0" relativeHeight="251661312" behindDoc="0" locked="0" layoutInCell="1" allowOverlap="1" wp14:anchorId="5C0809DF" wp14:editId="405AA5A1">
                 <wp:simplePos x="0" y="0"/>
                 <wp:positionH relativeFrom="column">
-                  <wp:posOffset>4446905</wp:posOffset>
+                  <wp:posOffset>519430</wp:posOffset>
                 </wp:positionH>
                 <wp:positionV relativeFrom="paragraph">
-                  <wp:posOffset>3538220</wp:posOffset>
+                  <wp:posOffset>350520</wp:posOffset>
                 </wp:positionV>
                 <wp:extent cx="342900" cy="342900"/>
                 <wp:effectExtent l="0" t="0" r="19050" b="19050"/>
                 <wp:wrapNone/>
-                <wp:docPr id="1125882356" name="Rechteck: abgerundete Ecken 3"/>
+                <wp:docPr id="1485120712" name="Rechteck: abgerundete Ecken 3"/>
                 <wp:cNvGraphicFramePr/>
                 <a:graphic xmlns:a="http://schemas.openxmlformats.org/drawingml/2006/main">
                   <a:graphicData uri="http://schemas.microsoft.com/office/word/2010/wordprocessingShape">
@@ -2371,7 +2946,7 @@
                                 <w:sz w:val="28"/>
                                 <w:szCs w:val="28"/>
                               </w:rPr>
-                              <w:t>9</w:t>
+                              <w:t>2</w:t>
                             </w:r>
                           </w:p>
                         </w:txbxContent>
@@ -2396,7 +2971,7 @@
           </mc:Choice>
           <mc:Fallback>
             <w:pict>
-              <v:roundrect w14:anchorId="58EB7373" id="_x0000_s1029" style="position:absolute;margin-left:350.15pt;margin-top:278.6pt;width:27pt;height:27pt;z-index:251675648;visibility:visible;mso-wrap-style:square;mso-width-percent:0;mso-height-percent:0;mso-wrap-distance-left:9pt;mso-wrap-distance-top:0;mso-wrap-distance-right:9pt;mso-wrap-distance-bottom:0;mso-position-horizontal:absolute;mso-position-horizontal-relative:text;mso-position-vertical:absolute;mso-position-vertical-relative:text;mso-width-percent:0;mso-height-percent:0;mso-width-relative:margin;mso-height-relative:margin;v-text-anchor:middle" arcsize="10923f" o:gfxdata="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" fillcolor="white [3212]" strokecolor="black [3200]" strokeweight="1pt">
+              <v:roundrect w14:anchorId="5C0809DF" id="_x0000_s1033" style="position:absolute;margin-left:40.9pt;margin-top:27.6pt;width:27pt;height:27pt;z-index:251661312;visibility:visible;mso-wrap-style:square;mso-width-percent:0;mso-height-percent:0;mso-wrap-distance-left:9pt;mso-wrap-distance-top:0;mso-wrap-distance-right:9pt;mso-wrap-distance-bottom:0;mso-position-horizontal:absolute;mso-position-horizontal-relative:text;mso-position-vertical:absolute;mso-position-vertical-relative:text;mso-width-percent:0;mso-height-percent:0;mso-width-relative:margin;mso-height-relative:margin;v-text-anchor:middle" arcsize="10923f" o:gfxdata="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" fillcolor="white [3212]" strokecolor="black [3200]" strokeweight="1pt">
                 <v:stroke joinstyle="miter"/>
                 <v:textbox>
                   <w:txbxContent>
@@ -2417,7 +2992,7 @@
                           <w:sz w:val="28"/>
                           <w:szCs w:val="28"/>
                         </w:rPr>
-                        <w:t>9</w:t>
+                        <w:t>2</w:t>
                       </w:r>
                     </w:p>
                   </w:txbxContent>
@@ -2432,264 +3007,80 @@
           <w:noProof/>
           <w:lang w:eastAsia="de-DE"/>
         </w:rPr>
+        <w:drawing>
+          <wp:anchor distT="0" distB="0" distL="114300" distR="114300" simplePos="0" relativeHeight="251658240" behindDoc="0" locked="0" layoutInCell="1" allowOverlap="1" wp14:anchorId="09B06EAB" wp14:editId="263E6F60">
+            <wp:simplePos x="0" y="0"/>
+            <wp:positionH relativeFrom="margin">
+              <wp:posOffset>-899795</wp:posOffset>
+            </wp:positionH>
+            <wp:positionV relativeFrom="paragraph">
+              <wp:posOffset>215265</wp:posOffset>
+            </wp:positionV>
+            <wp:extent cx="7848600" cy="3848100"/>
+            <wp:effectExtent l="0" t="0" r="0" b="0"/>
+            <wp:wrapSquare wrapText="bothSides"/>
+            <wp:docPr id="1260505150" name="Grafik 1"/>
+            <wp:cNvGraphicFramePr>
+              <a:graphicFrameLocks xmlns:a="http://schemas.openxmlformats.org/drawingml/2006/main" noChangeAspect="1"/>
+            </wp:cNvGraphicFramePr>
+            <a:graphic xmlns:a="http://schemas.openxmlformats.org/drawingml/2006/main">
+              <a:graphicData uri="http://schemas.openxmlformats.org/drawingml/2006/picture">
+                <pic:pic xmlns:pic="http://schemas.openxmlformats.org/drawingml/2006/picture">
+                  <pic:nvPicPr>
+                    <pic:cNvPr id="1260505150" name="Grafik 1"/>
+                    <pic:cNvPicPr/>
+                  </pic:nvPicPr>
+                  <pic:blipFill rotWithShape="1">
+                    <a:blip r:embed="rId7">
+                      <a:extLst>
+                        <a:ext uri="{28A0092B-C50C-407E-A947-70E740481C1C}">
+                          <a14:useLocalDpi xmlns:a14="http://schemas.microsoft.com/office/drawing/2010/main" val="0"/>
+                        </a:ext>
+                      </a:extLst>
+                    </a:blip>
+                    <a:srcRect l="-5813" r="-8560"/>
+                    <a:stretch>
+                      <a:fillRect/>
+                    </a:stretch>
+                  </pic:blipFill>
+                  <pic:spPr bwMode="auto">
+                    <a:xfrm>
+                      <a:off x="0" y="0"/>
+                      <a:ext cx="7848600" cy="3848100"/>
+                    </a:xfrm>
+                    <a:prstGeom prst="rect">
+                      <a:avLst/>
+                    </a:prstGeom>
+                    <a:ln>
+                      <a:noFill/>
+                    </a:ln>
+                    <a:extLst>
+                      <a:ext uri="{53640926-AAD7-44D8-BBD7-CCE9431645EC}">
+                        <a14:shadowObscured xmlns:a14="http://schemas.microsoft.com/office/drawing/2010/main"/>
+                      </a:ext>
+                    </a:extLst>
+                  </pic:spPr>
+                </pic:pic>
+              </a:graphicData>
+            </a:graphic>
+            <wp14:sizeRelH relativeFrom="margin">
+              <wp14:pctWidth>0</wp14:pctWidth>
+            </wp14:sizeRelH>
+            <wp14:sizeRelV relativeFrom="margin">
+              <wp14:pctHeight>0</wp14:pctHeight>
+            </wp14:sizeRelV>
+          </wp:anchor>
+        </w:drawing>
+      </w:r>
+      <w:r>
+        <w:rPr>
+          <w:noProof/>
+          <w:lang w:eastAsia="de-DE"/>
+        </w:rPr>
         <mc:AlternateContent>
           <mc:Choice Requires="wps">
             <w:drawing>
-              <wp:anchor distT="0" distB="0" distL="114300" distR="114300" simplePos="0" relativeHeight="251673600" behindDoc="0" locked="0" layoutInCell="1" allowOverlap="1" wp14:anchorId="3F554758" wp14:editId="540518CC">
-                <wp:simplePos x="0" y="0"/>
-                <wp:positionH relativeFrom="column">
-                  <wp:posOffset>5608955</wp:posOffset>
-                </wp:positionH>
-                <wp:positionV relativeFrom="paragraph">
-                  <wp:posOffset>2077720</wp:posOffset>
-                </wp:positionV>
-                <wp:extent cx="342900" cy="342900"/>
-                <wp:effectExtent l="0" t="0" r="19050" b="19050"/>
-                <wp:wrapNone/>
-                <wp:docPr id="569522011" name="Rechteck: abgerundete Ecken 3"/>
-                <wp:cNvGraphicFramePr/>
-                <a:graphic xmlns:a="http://schemas.openxmlformats.org/drawingml/2006/main">
-                  <a:graphicData uri="http://schemas.microsoft.com/office/word/2010/wordprocessingShape">
-                    <wps:wsp>
-                      <wps:cNvSpPr/>
-                      <wps:spPr>
-                        <a:xfrm>
-                          <a:off x="0" y="0"/>
-                          <a:ext cx="342900" cy="342900"/>
-                        </a:xfrm>
-                        <a:prstGeom prst="roundRect">
-                          <a:avLst/>
-                        </a:prstGeom>
-                        <a:solidFill>
-                          <a:schemeClr val="bg1"/>
-                        </a:solidFill>
-                        <a:ln/>
-                      </wps:spPr>
-                      <wps:style>
-                        <a:lnRef idx="2">
-                          <a:schemeClr val="dk1"/>
-                        </a:lnRef>
-                        <a:fillRef idx="1">
-                          <a:schemeClr val="lt1"/>
-                        </a:fillRef>
-                        <a:effectRef idx="0">
-                          <a:schemeClr val="dk1"/>
-                        </a:effectRef>
-                        <a:fontRef idx="minor">
-                          <a:schemeClr val="dk1"/>
-                        </a:fontRef>
-                      </wps:style>
-                      <wps:txbx>
-                        <w:txbxContent>
-                          <w:p>
-                            <w:pPr>
-                              <w:jc w:val="center"/>
-                              <w:rPr>
-                                <w:b/>
-                                <w:bCs/>
-                                <w:sz w:val="28"/>
-                                <w:szCs w:val="28"/>
-                              </w:rPr>
-                            </w:pPr>
-                            <w:r>
-                              <w:rPr>
-                                <w:b/>
-                                <w:bCs/>
-                                <w:sz w:val="28"/>
-                                <w:szCs w:val="28"/>
-                              </w:rPr>
-                              <w:t>8</w:t>
-                            </w:r>
-                          </w:p>
-                        </w:txbxContent>
-                      </wps:txbx>
-                      <wps:bodyPr rot="0" spcFirstLastPara="0" vertOverflow="overflow" horzOverflow="overflow" vert="horz" wrap="square" lIns="91440" tIns="45720" rIns="91440" bIns="45720" numCol="1" spcCol="0" rtlCol="0" fromWordArt="0" anchor="ctr" anchorCtr="0" forceAA="0" compatLnSpc="1">
-                        <a:prstTxWarp prst="textNoShape">
-                          <a:avLst/>
-                        </a:prstTxWarp>
-                        <a:noAutofit/>
-                      </wps:bodyPr>
-                    </wps:wsp>
-                  </a:graphicData>
-                </a:graphic>
-                <wp14:sizeRelH relativeFrom="margin">
-                  <wp14:pctWidth>0</wp14:pctWidth>
-                </wp14:sizeRelH>
-                <wp14:sizeRelV relativeFrom="margin">
-                  <wp14:pctHeight>0</wp14:pctHeight>
-                </wp14:sizeRelV>
-              </wp:anchor>
-            </w:drawing>
-          </mc:Choice>
-          <mc:Fallback>
-            <w:pict>
-              <v:roundrect w14:anchorId="3F554758" id="_x0000_s1030" style="position:absolute;margin-left:441.65pt;margin-top:163.6pt;width:27pt;height:27pt;z-index:251673600;visibility:visible;mso-wrap-style:square;mso-width-percent:0;mso-height-percent:0;mso-wrap-distance-left:9pt;mso-wrap-distance-top:0;mso-wrap-distance-right:9pt;mso-wrap-distance-bottom:0;mso-position-horizontal:absolute;mso-position-horizontal-relative:text;mso-position-vertical:absolute;mso-position-vertical-relative:text;mso-width-percent:0;mso-height-percent:0;mso-width-relative:margin;mso-height-relative:margin;v-text-anchor:middle" arcsize="10923f" o:gfxdata="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" fillcolor="white [3212]" strokecolor="black [3200]" strokeweight="1pt">
-                <v:stroke joinstyle="miter"/>
-                <v:textbox>
-                  <w:txbxContent>
-                    <w:p>
-                      <w:pPr>
-                        <w:jc w:val="center"/>
-                        <w:rPr>
-                          <w:b/>
-                          <w:bCs/>
-                          <w:sz w:val="28"/>
-                          <w:szCs w:val="28"/>
-                        </w:rPr>
-                      </w:pPr>
-                      <w:r>
-                        <w:rPr>
-                          <w:b/>
-                          <w:bCs/>
-                          <w:sz w:val="28"/>
-                          <w:szCs w:val="28"/>
-                        </w:rPr>
-                        <w:t>8</w:t>
-                      </w:r>
-                    </w:p>
-                  </w:txbxContent>
-                </v:textbox>
-              </v:roundrect>
-            </w:pict>
-          </mc:Fallback>
-        </mc:AlternateContent>
-      </w:r>
-      <w:r>
-        <w:rPr>
-          <w:noProof/>
-          <w:lang w:eastAsia="de-DE"/>
-        </w:rPr>
-        <mc:AlternateContent>
-          <mc:Choice Requires="wps">
-            <w:drawing>
-              <wp:anchor distT="0" distB="0" distL="114300" distR="114300" simplePos="0" relativeHeight="251671552" behindDoc="0" locked="0" layoutInCell="1" allowOverlap="1" wp14:anchorId="6987BD0A" wp14:editId="28F82896">
-                <wp:simplePos x="0" y="0"/>
-                <wp:positionH relativeFrom="column">
-                  <wp:posOffset>5608955</wp:posOffset>
-                </wp:positionH>
-                <wp:positionV relativeFrom="paragraph">
-                  <wp:posOffset>979170</wp:posOffset>
-                </wp:positionV>
-                <wp:extent cx="342900" cy="342900"/>
-                <wp:effectExtent l="0" t="0" r="19050" b="19050"/>
-                <wp:wrapNone/>
-                <wp:docPr id="1956030594" name="Rechteck: abgerundete Ecken 3"/>
-                <wp:cNvGraphicFramePr/>
-                <a:graphic xmlns:a="http://schemas.openxmlformats.org/drawingml/2006/main">
-                  <a:graphicData uri="http://schemas.microsoft.com/office/word/2010/wordprocessingShape">
-                    <wps:wsp>
-                      <wps:cNvSpPr/>
-                      <wps:spPr>
-                        <a:xfrm>
-                          <a:off x="0" y="0"/>
-                          <a:ext cx="342900" cy="342900"/>
-                        </a:xfrm>
-                        <a:prstGeom prst="roundRect">
-                          <a:avLst/>
-                        </a:prstGeom>
-                        <a:solidFill>
-                          <a:schemeClr val="bg1"/>
-                        </a:solidFill>
-                        <a:ln/>
-                      </wps:spPr>
-                      <wps:style>
-                        <a:lnRef idx="2">
-                          <a:schemeClr val="dk1"/>
-                        </a:lnRef>
-                        <a:fillRef idx="1">
-                          <a:schemeClr val="lt1"/>
-                        </a:fillRef>
-                        <a:effectRef idx="0">
-                          <a:schemeClr val="dk1"/>
-                        </a:effectRef>
-                        <a:fontRef idx="minor">
-                          <a:schemeClr val="dk1"/>
-                        </a:fontRef>
-                      </wps:style>
-                      <wps:txbx>
-                        <w:txbxContent>
-                          <w:p>
-                            <w:pPr>
-                              <w:jc w:val="center"/>
-                              <w:rPr>
-                                <w:b/>
-                                <w:bCs/>
-                                <w:sz w:val="28"/>
-                                <w:szCs w:val="28"/>
-                              </w:rPr>
-                            </w:pPr>
-                            <w:r>
-                              <w:rPr>
-                                <w:b/>
-                                <w:bCs/>
-                                <w:sz w:val="28"/>
-                                <w:szCs w:val="28"/>
-                              </w:rPr>
-                              <w:t>7</w:t>
-                            </w:r>
-                          </w:p>
-                        </w:txbxContent>
-                      </wps:txbx>
-                      <wps:bodyPr rot="0" spcFirstLastPara="0" vertOverflow="overflow" horzOverflow="overflow" vert="horz" wrap="square" lIns="91440" tIns="45720" rIns="91440" bIns="45720" numCol="1" spcCol="0" rtlCol="0" fromWordArt="0" anchor="ctr" anchorCtr="0" forceAA="0" compatLnSpc="1">
-                        <a:prstTxWarp prst="textNoShape">
-                          <a:avLst/>
-                        </a:prstTxWarp>
-                        <a:noAutofit/>
-                      </wps:bodyPr>
-                    </wps:wsp>
-                  </a:graphicData>
-                </a:graphic>
-                <wp14:sizeRelH relativeFrom="margin">
-                  <wp14:pctWidth>0</wp14:pctWidth>
-                </wp14:sizeRelH>
-                <wp14:sizeRelV relativeFrom="margin">
-                  <wp14:pctHeight>0</wp14:pctHeight>
-                </wp14:sizeRelV>
-              </wp:anchor>
-            </w:drawing>
-          </mc:Choice>
-          <mc:Fallback>
-            <w:pict>
-              <v:roundrect w14:anchorId="6987BD0A" id="_x0000_s1031" style="position:absolute;margin-left:441.65pt;margin-top:77.1pt;width:27pt;height:27pt;z-index:251671552;visibility:visible;mso-wrap-style:square;mso-width-percent:0;mso-height-percent:0;mso-wrap-distance-left:9pt;mso-wrap-distance-top:0;mso-wrap-distance-right:9pt;mso-wrap-distance-bottom:0;mso-position-horizontal:absolute;mso-position-horizontal-relative:text;mso-position-vertical:absolute;mso-position-vertical-relative:text;mso-width-percent:0;mso-height-percent:0;mso-width-relative:margin;mso-height-relative:margin;v-text-anchor:middle" arcsize="10923f" o:gfxdata="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" fillcolor="white [3212]" strokecolor="black [3200]" strokeweight="1pt">
-                <v:stroke joinstyle="miter"/>
-                <v:textbox>
-                  <w:txbxContent>
-                    <w:p>
-                      <w:pPr>
-                        <w:jc w:val="center"/>
-                        <w:rPr>
-                          <w:b/>
-                          <w:bCs/>
-                          <w:sz w:val="28"/>
-                          <w:szCs w:val="28"/>
-                        </w:rPr>
-                      </w:pPr>
-                      <w:r>
-                        <w:rPr>
-                          <w:b/>
-                          <w:bCs/>
-                          <w:sz w:val="28"/>
-                          <w:szCs w:val="28"/>
-                        </w:rPr>
-                        <w:t>7</w:t>
-                      </w:r>
-                    </w:p>
-                  </w:txbxContent>
-                </v:textbox>
-              </v:roundrect>
-            </w:pict>
-          </mc:Fallback>
-        </mc:AlternateContent>
-      </w:r>
-      <w:r>
-        <w:rPr>
-          <w:noProof/>
-          <w:lang w:eastAsia="de-DE"/>
-        </w:rPr>
-        <mc:AlternateContent>
-          <mc:Choice Requires="wps">
-            <w:drawing>
-              <wp:anchor distT="0" distB="0" distL="114300" distR="114300" simplePos="0" relativeHeight="251669504" behindDoc="0" locked="0" layoutInCell="1" allowOverlap="1" wp14:anchorId="5258EE3E" wp14:editId="28408CD0">
+              <wp:anchor distT="0" distB="0" distL="114300" distR="114300" simplePos="0" relativeHeight="251669504" behindDoc="0" locked="0" layoutInCell="1" allowOverlap="1" wp14:anchorId="5258EE3E" wp14:editId="44437A96">
                 <wp:simplePos x="0" y="0"/>
                 <wp:positionH relativeFrom="column">
                   <wp:posOffset>1525905</wp:posOffset>
@@ -2777,7 +3168,7 @@
           </mc:Choice>
           <mc:Fallback>
             <w:pict>
-              <v:roundrect w14:anchorId="5258EE3E" id="_x0000_s1032" style="position:absolute;margin-left:120.15pt;margin-top:180.6pt;width:27pt;height:27pt;z-index:251669504;visibility:visible;mso-wrap-style:square;mso-width-percent:0;mso-height-percent:0;mso-wrap-distance-left:9pt;mso-wrap-distance-top:0;mso-wrap-distance-right:9pt;mso-wrap-distance-bottom:0;mso-position-horizontal:absolute;mso-position-horizontal-relative:text;mso-position-vertical:absolute;mso-position-vertical-relative:text;mso-width-percent:0;mso-height-percent:0;mso-width-relative:margin;mso-height-relative:margin;v-text-anchor:middle" arcsize="10923f" o:gfxdata="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" fillcolor="white [3212]" strokecolor="black [3200]" strokeweight="1pt">
+              <v:roundrect w14:anchorId="5258EE3E" id="_x0000_s1034" style="position:absolute;margin-left:120.15pt;margin-top:180.6pt;width:27pt;height:27pt;z-index:251669504;visibility:visible;mso-wrap-style:square;mso-width-percent:0;mso-height-percent:0;mso-wrap-distance-left:9pt;mso-wrap-distance-top:0;mso-wrap-distance-right:9pt;mso-wrap-distance-bottom:0;mso-position-horizontal:absolute;mso-position-horizontal-relative:text;mso-position-vertical:absolute;mso-position-vertical-relative:text;mso-width-percent:0;mso-height-percent:0;mso-width-relative:margin;mso-height-relative:margin;v-text-anchor:middle" arcsize="10923f" o:gfxdata="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" fillcolor="white [3212]" strokecolor="black [3200]" strokeweight="1pt">
                 <v:stroke joinstyle="miter"/>
                 <v:textbox>
                   <w:txbxContent>
@@ -2808,260 +3199,13 @@
           </mc:Fallback>
         </mc:AlternateContent>
       </w:r>
-      <w:r>
-        <w:rPr>
-          <w:noProof/>
-          <w:lang w:eastAsia="de-DE"/>
-        </w:rPr>
-        <mc:AlternateContent>
-          <mc:Choice Requires="wps">
-            <w:drawing>
-              <wp:anchor distT="0" distB="0" distL="114300" distR="114300" simplePos="0" relativeHeight="251665408" behindDoc="0" locked="0" layoutInCell="1" allowOverlap="1" wp14:anchorId="5D6F606A" wp14:editId="61CC67F6">
-                <wp:simplePos x="0" y="0"/>
-                <wp:positionH relativeFrom="column">
-                  <wp:posOffset>3037205</wp:posOffset>
-                </wp:positionH>
-                <wp:positionV relativeFrom="paragraph">
-                  <wp:posOffset>350520</wp:posOffset>
-                </wp:positionV>
-                <wp:extent cx="342900" cy="342900"/>
-                <wp:effectExtent l="0" t="0" r="19050" b="19050"/>
-                <wp:wrapNone/>
-                <wp:docPr id="311180504" name="Rechteck: abgerundete Ecken 3"/>
-                <wp:cNvGraphicFramePr/>
-                <a:graphic xmlns:a="http://schemas.openxmlformats.org/drawingml/2006/main">
-                  <a:graphicData uri="http://schemas.microsoft.com/office/word/2010/wordprocessingShape">
-                    <wps:wsp>
-                      <wps:cNvSpPr/>
-                      <wps:spPr>
-                        <a:xfrm>
-                          <a:off x="0" y="0"/>
-                          <a:ext cx="342900" cy="342900"/>
-                        </a:xfrm>
-                        <a:prstGeom prst="roundRect">
-                          <a:avLst/>
-                        </a:prstGeom>
-                        <a:solidFill>
-                          <a:schemeClr val="bg1"/>
-                        </a:solidFill>
-                        <a:ln/>
-                      </wps:spPr>
-                      <wps:style>
-                        <a:lnRef idx="2">
-                          <a:schemeClr val="dk1"/>
-                        </a:lnRef>
-                        <a:fillRef idx="1">
-                          <a:schemeClr val="lt1"/>
-                        </a:fillRef>
-                        <a:effectRef idx="0">
-                          <a:schemeClr val="dk1"/>
-                        </a:effectRef>
-                        <a:fontRef idx="minor">
-                          <a:schemeClr val="dk1"/>
-                        </a:fontRef>
-                      </wps:style>
-                      <wps:txbx>
-                        <w:txbxContent>
-                          <w:p>
-                            <w:pPr>
-                              <w:jc w:val="center"/>
-                              <w:rPr>
-                                <w:b/>
-                                <w:bCs/>
-                                <w:sz w:val="28"/>
-                                <w:szCs w:val="28"/>
-                              </w:rPr>
-                            </w:pPr>
-                            <w:r>
-                              <w:rPr>
-                                <w:b/>
-                                <w:bCs/>
-                                <w:sz w:val="28"/>
-                                <w:szCs w:val="28"/>
-                              </w:rPr>
-                              <w:t>4</w:t>
-                            </w:r>
-                          </w:p>
-                        </w:txbxContent>
-                      </wps:txbx>
-                      <wps:bodyPr rot="0" spcFirstLastPara="0" vertOverflow="overflow" horzOverflow="overflow" vert="horz" wrap="square" lIns="91440" tIns="45720" rIns="91440" bIns="45720" numCol="1" spcCol="0" rtlCol="0" fromWordArt="0" anchor="ctr" anchorCtr="0" forceAA="0" compatLnSpc="1">
-                        <a:prstTxWarp prst="textNoShape">
-                          <a:avLst/>
-                        </a:prstTxWarp>
-                        <a:noAutofit/>
-                      </wps:bodyPr>
-                    </wps:wsp>
-                  </a:graphicData>
-                </a:graphic>
-                <wp14:sizeRelH relativeFrom="margin">
-                  <wp14:pctWidth>0</wp14:pctWidth>
-                </wp14:sizeRelH>
-                <wp14:sizeRelV relativeFrom="margin">
-                  <wp14:pctHeight>0</wp14:pctHeight>
-                </wp14:sizeRelV>
-              </wp:anchor>
-            </w:drawing>
-          </mc:Choice>
-          <mc:Fallback>
-            <w:pict>
-              <v:roundrect w14:anchorId="5D6F606A" id="_x0000_s1033" style="position:absolute;margin-left:239.15pt;margin-top:27.6pt;width:27pt;height:27pt;z-index:251665408;visibility:visible;mso-wrap-style:square;mso-width-percent:0;mso-height-percent:0;mso-wrap-distance-left:9pt;mso-wrap-distance-top:0;mso-wrap-distance-right:9pt;mso-wrap-distance-bottom:0;mso-position-horizontal:absolute;mso-position-horizontal-relative:text;mso-position-vertical:absolute;mso-position-vertical-relative:text;mso-width-percent:0;mso-height-percent:0;mso-width-relative:margin;mso-height-relative:margin;v-text-anchor:middle" arcsize="10923f" o:gfxdata="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" fillcolor="white [3212]" strokecolor="black [3200]" strokeweight="1pt">
-                <v:stroke joinstyle="miter"/>
-                <v:textbox>
-                  <w:txbxContent>
-                    <w:p>
-                      <w:pPr>
-                        <w:jc w:val="center"/>
-                        <w:rPr>
-                          <w:b/>
-                          <w:bCs/>
-                          <w:sz w:val="28"/>
-                          <w:szCs w:val="28"/>
-                        </w:rPr>
-                      </w:pPr>
-                      <w:r>
-                        <w:rPr>
-                          <w:b/>
-                          <w:bCs/>
-                          <w:sz w:val="28"/>
-                          <w:szCs w:val="28"/>
-                        </w:rPr>
-                        <w:t>4</w:t>
-                      </w:r>
-                    </w:p>
-                  </w:txbxContent>
-                </v:textbox>
-              </v:roundrect>
-            </w:pict>
-          </mc:Fallback>
-        </mc:AlternateContent>
-      </w:r>
-      <w:r>
-        <w:rPr>
-          <w:noProof/>
-          <w:lang w:eastAsia="de-DE"/>
-        </w:rPr>
-        <mc:AlternateContent>
-          <mc:Choice Requires="wps">
-            <w:drawing>
-              <wp:anchor distT="0" distB="0" distL="114300" distR="114300" simplePos="0" relativeHeight="251659264" behindDoc="0" locked="0" layoutInCell="1" allowOverlap="1" wp14:anchorId="2814F502" wp14:editId="187910C6">
-                <wp:simplePos x="0" y="0"/>
-                <wp:positionH relativeFrom="column">
-                  <wp:posOffset>-207645</wp:posOffset>
-                </wp:positionH>
-                <wp:positionV relativeFrom="paragraph">
-                  <wp:posOffset>191770</wp:posOffset>
-                </wp:positionV>
-                <wp:extent cx="342900" cy="342900"/>
-                <wp:effectExtent l="0" t="0" r="19050" b="19050"/>
-                <wp:wrapNone/>
-                <wp:docPr id="462373990" name="Rechteck: abgerundete Ecken 3"/>
-                <wp:cNvGraphicFramePr/>
-                <a:graphic xmlns:a="http://schemas.openxmlformats.org/drawingml/2006/main">
-                  <a:graphicData uri="http://schemas.microsoft.com/office/word/2010/wordprocessingShape">
-                    <wps:wsp>
-                      <wps:cNvSpPr/>
-                      <wps:spPr>
-                        <a:xfrm>
-                          <a:off x="0" y="0"/>
-                          <a:ext cx="342900" cy="342900"/>
-                        </a:xfrm>
-                        <a:prstGeom prst="roundRect">
-                          <a:avLst/>
-                        </a:prstGeom>
-                        <a:solidFill>
-                          <a:schemeClr val="bg1"/>
-                        </a:solidFill>
-                        <a:ln/>
-                      </wps:spPr>
-                      <wps:style>
-                        <a:lnRef idx="2">
-                          <a:schemeClr val="dk1"/>
-                        </a:lnRef>
-                        <a:fillRef idx="1">
-                          <a:schemeClr val="lt1"/>
-                        </a:fillRef>
-                        <a:effectRef idx="0">
-                          <a:schemeClr val="dk1"/>
-                        </a:effectRef>
-                        <a:fontRef idx="minor">
-                          <a:schemeClr val="dk1"/>
-                        </a:fontRef>
-                      </wps:style>
-                      <wps:txbx>
-                        <w:txbxContent>
-                          <w:p>
-                            <w:pPr>
-                              <w:jc w:val="center"/>
-                              <w:rPr>
-                                <w:b/>
-                                <w:bCs/>
-                                <w:sz w:val="28"/>
-                                <w:szCs w:val="28"/>
-                              </w:rPr>
-                            </w:pPr>
-                            <w:r>
-                              <w:rPr>
-                                <w:b/>
-                                <w:bCs/>
-                                <w:sz w:val="28"/>
-                                <w:szCs w:val="28"/>
-                              </w:rPr>
-                              <w:t>1</w:t>
-                            </w:r>
-                          </w:p>
-                        </w:txbxContent>
-                      </wps:txbx>
-                      <wps:bodyPr rot="0" spcFirstLastPara="0" vertOverflow="overflow" horzOverflow="overflow" vert="horz" wrap="square" lIns="91440" tIns="45720" rIns="91440" bIns="45720" numCol="1" spcCol="0" rtlCol="0" fromWordArt="0" anchor="ctr" anchorCtr="0" forceAA="0" compatLnSpc="1">
-                        <a:prstTxWarp prst="textNoShape">
-                          <a:avLst/>
-                        </a:prstTxWarp>
-                        <a:noAutofit/>
-                      </wps:bodyPr>
-                    </wps:wsp>
-                  </a:graphicData>
-                </a:graphic>
-                <wp14:sizeRelH relativeFrom="margin">
-                  <wp14:pctWidth>0</wp14:pctWidth>
-                </wp14:sizeRelH>
-                <wp14:sizeRelV relativeFrom="margin">
-                  <wp14:pctHeight>0</wp14:pctHeight>
-                </wp14:sizeRelV>
-              </wp:anchor>
-            </w:drawing>
-          </mc:Choice>
-          <mc:Fallback>
-            <w:pict>
-              <v:roundrect w14:anchorId="2814F502" id="_x0000_s1034" style="position:absolute;margin-left:-16.35pt;margin-top:15.1pt;width:27pt;height:27pt;z-index:251659264;visibility:visible;mso-wrap-style:square;mso-width-percent:0;mso-height-percent:0;mso-wrap-distance-left:9pt;mso-wrap-distance-top:0;mso-wrap-distance-right:9pt;mso-wrap-distance-bottom:0;mso-position-horizontal:absolute;mso-position-horizontal-relative:text;mso-position-vertical:absolute;mso-position-vertical-relative:text;mso-width-percent:0;mso-height-percent:0;mso-width-relative:margin;mso-height-relative:margin;v-text-anchor:middle" arcsize="10923f" o:gfxdata="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" fillcolor="white [3212]" strokecolor="black [3200]" strokeweight="1pt">
-                <v:stroke joinstyle="miter"/>
-                <v:textbox>
-                  <w:txbxContent>
-                    <w:p>
-                      <w:pPr>
-                        <w:jc w:val="center"/>
-                        <w:rPr>
-                          <w:b/>
-                          <w:bCs/>
-                          <w:sz w:val="28"/>
-                          <w:szCs w:val="28"/>
-                        </w:rPr>
-                      </w:pPr>
-                      <w:r>
-                        <w:rPr>
-                          <w:b/>
-                          <w:bCs/>
-                          <w:sz w:val="28"/>
-                          <w:szCs w:val="28"/>
-                        </w:rPr>
-                        <w:t>1</w:t>
-                      </w:r>
-                    </w:p>
-                  </w:txbxContent>
-                </v:textbox>
-              </v:roundrect>
-            </w:pict>
-          </mc:Fallback>
-        </mc:AlternateContent>
-      </w:r>
+    </w:p>
+    <w:p>
+      <w:pPr>
+        <w:rPr>
+          <w:lang w:val="en-US"/>
+        </w:rPr>
+      </w:pPr>
     </w:p>
     <w:p>
       <w:pPr>
@@ -3139,8 +3283,16 @@
         <w:rPr>
           <w:lang w:val="en-US"/>
         </w:rPr>
-        <w:t>Audio-Yaml file Load &amp; Save section</w:t>
-      </w:r>
+        <w:t xml:space="preserve">Audio-Yaml file Load &amp; Save </w:t>
+      </w:r>
+      <w:proofErr w:type="gramStart"/>
+      <w:r>
+        <w:rPr>
+          <w:lang w:val="en-US"/>
+        </w:rPr>
+        <w:t>section</w:t>
+      </w:r>
+      <w:proofErr w:type="gramEnd"/>
     </w:p>
     <w:p>
       <w:pPr>
@@ -3258,7 +3410,7 @@
         </w:rPr>
         <w:br w:type="page"/>
       </w:r>
-      <w:bookmarkStart w:id="3" w:name="_Toc133605174"/>
+      <w:bookmarkStart w:id="3" w:name="_Toc230601449"/>
       <w:r>
         <w:rPr>
           <w:lang w:val="en-US"/>
@@ -3282,37 +3434,23 @@
           <w:lang w:val="en-US"/>
         </w:rPr>
       </w:pPr>
-      <w:bookmarkStart w:id="4" w:name="_Toc133605175"/>
-      <w:r>
-        <w:rPr>
-          <w:lang w:val="en-US"/>
-        </w:rPr>
-        <w:t>Playback</w:t>
-      </w:r>
-      <w:bookmarkEnd w:id="4"/>
-    </w:p>
-    <w:p>
-      <w:pPr>
-        <w:rPr>
-          <w:lang w:val="en-US"/>
-        </w:rPr>
-      </w:pPr>
+      <w:bookmarkStart w:id="4" w:name="_Toc230601450"/>
       <w:r>
         <w:rPr>
           <w:noProof/>
           <w:lang w:eastAsia="de-DE"/>
         </w:rPr>
         <w:drawing>
-          <wp:anchor distT="0" distB="0" distL="114300" distR="114300" simplePos="0" relativeHeight="251682816" behindDoc="0" locked="0" layoutInCell="1" allowOverlap="1" wp14:anchorId="34E1C7DD" wp14:editId="1D0BA3BC">
+          <wp:anchor distT="0" distB="0" distL="114300" distR="114300" simplePos="0" relativeHeight="251682816" behindDoc="0" locked="0" layoutInCell="1" allowOverlap="1" wp14:anchorId="34E1C7DD" wp14:editId="5AD9B940">
             <wp:simplePos x="0" y="0"/>
             <wp:positionH relativeFrom="margin">
-              <wp:align>left</wp:align>
+              <wp:posOffset>-109220</wp:posOffset>
             </wp:positionH>
             <wp:positionV relativeFrom="paragraph">
-              <wp:posOffset>282575</wp:posOffset>
+              <wp:posOffset>302260</wp:posOffset>
             </wp:positionV>
-            <wp:extent cx="2616200" cy="2605405"/>
-            <wp:effectExtent l="0" t="0" r="0" b="4445"/>
+            <wp:extent cx="2876550" cy="2962275"/>
+            <wp:effectExtent l="0" t="0" r="0" b="0"/>
             <wp:wrapTopAndBottom/>
             <wp:docPr id="734586243" name="Grafik 1"/>
             <wp:cNvGraphicFramePr>
@@ -3325,7 +3463,7 @@
                     <pic:cNvPr id="734586243" name="Grafik 1"/>
                     <pic:cNvPicPr/>
                   </pic:nvPicPr>
-                  <pic:blipFill>
+                  <pic:blipFill rotWithShape="1">
                     <a:blip r:embed="rId8">
                       <a:extLst>
                         <a:ext uri="{28A0092B-C50C-407E-A947-70E740481C1C}">
@@ -3333,7 +3471,7 @@
                         </a:ext>
                       </a:extLst>
                     </a:blip>
-                    <a:srcRect t="1075" b="1075"/>
+                    <a:srcRect l="-4005" t="-3465" r="-5947" b="-3284"/>
                     <a:stretch>
                       <a:fillRect/>
                     </a:stretch>
@@ -3341,7 +3479,7 @@
                   <pic:spPr bwMode="auto">
                     <a:xfrm>
                       <a:off x="0" y="0"/>
-                      <a:ext cx="2616200" cy="2605405"/>
+                      <a:ext cx="2876550" cy="2962275"/>
                     </a:xfrm>
                     <a:prstGeom prst="rect">
                       <a:avLst/>
@@ -3367,6 +3505,13 @@
           </wp:anchor>
         </w:drawing>
       </w:r>
+      <w:r>
+        <w:rPr>
+          <w:lang w:val="en-US"/>
+        </w:rPr>
+        <w:t>Playback</w:t>
+      </w:r>
+      <w:bookmarkEnd w:id="4"/>
     </w:p>
     <w:p>
       <w:pPr>
@@ -3531,7 +3676,21 @@
         <w:rPr>
           <w:lang w:val="en-US"/>
         </w:rPr>
-        <w:t>when the locale has been changed.</w:t>
+        <w:t xml:space="preserve">when the locale has </w:t>
+      </w:r>
+      <w:proofErr w:type="gramStart"/>
+      <w:r>
+        <w:rPr>
+          <w:lang w:val="en-US"/>
+        </w:rPr>
+        <w:t>been changed</w:t>
+      </w:r>
+      <w:proofErr w:type="gramEnd"/>
+      <w:r>
+        <w:rPr>
+          <w:lang w:val="en-US"/>
+        </w:rPr>
+        <w:t>.</w:t>
       </w:r>
     </w:p>
     <w:p>
@@ -3552,7 +3711,21 @@
         <w:rPr>
           <w:lang w:val="en-US"/>
         </w:rPr>
-        <w:t xml:space="preserve"> This will mark the files to be put into RAM for faster access</w:t>
+        <w:t xml:space="preserve"> This will mark the files to </w:t>
+      </w:r>
+      <w:proofErr w:type="gramStart"/>
+      <w:r>
+        <w:rPr>
+          <w:lang w:val="en-US"/>
+        </w:rPr>
+        <w:t>be put</w:t>
+      </w:r>
+      <w:proofErr w:type="gramEnd"/>
+      <w:r>
+        <w:rPr>
+          <w:lang w:val="en-US"/>
+        </w:rPr>
+        <w:t xml:space="preserve"> into RAM for faster access</w:t>
       </w:r>
       <w:r>
         <w:rPr>
@@ -3778,8 +3951,16 @@
         <w:rPr>
           <w:lang w:val="en-US"/>
         </w:rPr>
-        <w:t xml:space="preserve"> Determines how a sound playback is done</w:t>
-      </w:r>
+        <w:t xml:space="preserve"> Determines how a sound playback </w:t>
+      </w:r>
+      <w:proofErr w:type="gramStart"/>
+      <w:r>
+        <w:rPr>
+          <w:lang w:val="en-US"/>
+        </w:rPr>
+        <w:t>is done</w:t>
+      </w:r>
+      <w:proofErr w:type="gramEnd"/>
       <w:r>
         <w:rPr>
           <w:lang w:val="en-US"/>
@@ -3800,17 +3981,40 @@
           <w:lang w:val="en-US"/>
         </w:rPr>
       </w:pPr>
+      <w:proofErr w:type="gramStart"/>
       <w:r>
         <w:rPr>
           <w:lang w:val="en-US"/>
         </w:rPr>
         <w:t>Many</w:t>
       </w:r>
-      <w:r>
-        <w:rPr>
-          <w:lang w:val="en-US"/>
-        </w:rPr>
-        <w:t xml:space="preserve"> = many instances can be </w:t>
+      <w:proofErr w:type="gramEnd"/>
+      <w:r>
+        <w:rPr>
+          <w:lang w:val="en-US"/>
+        </w:rPr>
+        <w:t xml:space="preserve"> = </w:t>
+      </w:r>
+      <w:proofErr w:type="gramStart"/>
+      <w:r>
+        <w:rPr>
+          <w:lang w:val="en-US"/>
+        </w:rPr>
+        <w:t>many</w:t>
+      </w:r>
+      <w:proofErr w:type="gramEnd"/>
+      <w:r>
+        <w:rPr>
+          <w:lang w:val="en-US"/>
+        </w:rPr>
+        <w:t xml:space="preserve"> instances can </w:t>
+      </w:r>
+      <w:proofErr w:type="gramStart"/>
+      <w:r>
+        <w:rPr>
+          <w:lang w:val="en-US"/>
+        </w:rPr>
+        <w:t xml:space="preserve">be </w:t>
       </w:r>
       <w:r>
         <w:rPr>
@@ -3818,6 +4022,7 @@
         </w:rPr>
         <w:t>created</w:t>
       </w:r>
+      <w:proofErr w:type="gramEnd"/>
       <w:r>
         <w:rPr>
           <w:lang w:val="en-US"/>
@@ -3842,8 +4047,16 @@
         <w:rPr>
           <w:lang w:val="en-US"/>
         </w:rPr>
-        <w:t xml:space="preserve"> = the previous instance will be aborted</w:t>
-      </w:r>
+        <w:t xml:space="preserve"> = the previous instance will </w:t>
+      </w:r>
+      <w:proofErr w:type="gramStart"/>
+      <w:r>
+        <w:rPr>
+          <w:lang w:val="en-US"/>
+        </w:rPr>
+        <w:t>be aborted</w:t>
+      </w:r>
+      <w:proofErr w:type="gramEnd"/>
     </w:p>
     <w:p>
       <w:pPr>
@@ -3862,7 +4075,35 @@
         <w:rPr>
           <w:lang w:val="en-US"/>
         </w:rPr>
-        <w:t xml:space="preserve"> = instance won’t be played </w:t>
+        <w:t xml:space="preserve"> = instance </w:t>
+      </w:r>
+      <w:proofErr w:type="gramStart"/>
+      <w:r>
+        <w:rPr>
+          <w:lang w:val="en-US"/>
+        </w:rPr>
+        <w:t>won’t</w:t>
+      </w:r>
+      <w:proofErr w:type="gramEnd"/>
+      <w:r>
+        <w:rPr>
+          <w:lang w:val="en-US"/>
+        </w:rPr>
+        <w:t xml:space="preserve"> </w:t>
+      </w:r>
+      <w:proofErr w:type="gramStart"/>
+      <w:r>
+        <w:rPr>
+          <w:lang w:val="en-US"/>
+        </w:rPr>
+        <w:t>be played</w:t>
+      </w:r>
+      <w:proofErr w:type="gramEnd"/>
+      <w:r>
+        <w:rPr>
+          <w:lang w:val="en-US"/>
+        </w:rPr>
+        <w:t xml:space="preserve"> </w:t>
       </w:r>
       <w:r>
         <w:rPr>
@@ -3874,8 +4115,16 @@
         <w:rPr>
           <w:lang w:val="en-US"/>
         </w:rPr>
-        <w:t>until the previous has been finished</w:t>
-      </w:r>
+        <w:t xml:space="preserve">until the previous has </w:t>
+      </w:r>
+      <w:proofErr w:type="gramStart"/>
+      <w:r>
+        <w:rPr>
+          <w:lang w:val="en-US"/>
+        </w:rPr>
+        <w:t>been finished</w:t>
+      </w:r>
+      <w:proofErr w:type="gramEnd"/>
       <w:r>
         <w:rPr>
           <w:lang w:val="en-US"/>
@@ -3907,7 +4156,21 @@
         <w:rPr>
           <w:lang w:val="en-US"/>
         </w:rPr>
-        <w:t xml:space="preserve"> Determines the distance where the audio file isn’t audible anymore.</w:t>
+        <w:t xml:space="preserve"> Determines the distance where the audio file </w:t>
+      </w:r>
+      <w:proofErr w:type="gramStart"/>
+      <w:r>
+        <w:rPr>
+          <w:lang w:val="en-US"/>
+        </w:rPr>
+        <w:t>isn’t</w:t>
+      </w:r>
+      <w:proofErr w:type="gramEnd"/>
+      <w:r>
+        <w:rPr>
+          <w:lang w:val="en-US"/>
+        </w:rPr>
+        <w:t xml:space="preserve"> audible anymore.</w:t>
       </w:r>
     </w:p>
     <w:p>
@@ -3934,13 +4197,41 @@
         <w:rPr>
           <w:lang w:val="en-US"/>
         </w:rPr>
-        <w:t>will be played back as loud as possible. Outside Min Distance</w:t>
-      </w:r>
-      <w:r>
-        <w:rPr>
-          <w:lang w:val="en-US"/>
-        </w:rPr>
-        <w:t xml:space="preserve"> the sound begins to attenuate.</w:t>
+        <w:t xml:space="preserve">will </w:t>
+      </w:r>
+      <w:proofErr w:type="gramStart"/>
+      <w:r>
+        <w:rPr>
+          <w:lang w:val="en-US"/>
+        </w:rPr>
+        <w:t>be played</w:t>
+      </w:r>
+      <w:proofErr w:type="gramEnd"/>
+      <w:r>
+        <w:rPr>
+          <w:lang w:val="en-US"/>
+        </w:rPr>
+        <w:t xml:space="preserve"> back as loud as possible. Outside Min Distance</w:t>
+      </w:r>
+      <w:r>
+        <w:rPr>
+          <w:lang w:val="en-US"/>
+        </w:rPr>
+        <w:t xml:space="preserve"> the sound begins to </w:t>
+      </w:r>
+      <w:proofErr w:type="gramStart"/>
+      <w:r>
+        <w:rPr>
+          <w:lang w:val="en-US"/>
+        </w:rPr>
+        <w:t>attenuate</w:t>
+      </w:r>
+      <w:proofErr w:type="gramEnd"/>
+      <w:r>
+        <w:rPr>
+          <w:lang w:val="en-US"/>
+        </w:rPr>
+        <w:t>.</w:t>
       </w:r>
     </w:p>
     <w:p>
@@ -4043,37 +4334,23 @@
           <w:lang w:val="en-US"/>
         </w:rPr>
       </w:pPr>
-      <w:bookmarkStart w:id="5" w:name="_Toc133605176"/>
-      <w:r>
-        <w:rPr>
-          <w:lang w:val="en-US"/>
-        </w:rPr>
-        <w:t>Organize</w:t>
-      </w:r>
-      <w:bookmarkEnd w:id="5"/>
-    </w:p>
-    <w:p>
-      <w:pPr>
-        <w:rPr>
-          <w:lang w:val="en-US"/>
-        </w:rPr>
-      </w:pPr>
+      <w:bookmarkStart w:id="5" w:name="_Toc230601451"/>
       <w:r>
         <w:rPr>
           <w:noProof/>
           <w:lang w:eastAsia="de-DE"/>
         </w:rPr>
         <w:drawing>
-          <wp:anchor distT="0" distB="0" distL="114300" distR="114300" simplePos="0" relativeHeight="251683840" behindDoc="0" locked="0" layoutInCell="1" allowOverlap="1" wp14:anchorId="6329DE9E" wp14:editId="13E2A89C">
+          <wp:anchor distT="0" distB="0" distL="114300" distR="114300" simplePos="0" relativeHeight="251683840" behindDoc="0" locked="0" layoutInCell="1" allowOverlap="1" wp14:anchorId="6329DE9E" wp14:editId="36395D6F">
             <wp:simplePos x="0" y="0"/>
             <wp:positionH relativeFrom="margin">
-              <wp:align>left</wp:align>
+              <wp:posOffset>-4445</wp:posOffset>
             </wp:positionH>
             <wp:positionV relativeFrom="paragraph">
-              <wp:posOffset>205740</wp:posOffset>
+              <wp:posOffset>250825</wp:posOffset>
             </wp:positionV>
-            <wp:extent cx="2693670" cy="2673350"/>
-            <wp:effectExtent l="0" t="0" r="0" b="0"/>
+            <wp:extent cx="2710815" cy="2600325"/>
+            <wp:effectExtent l="0" t="0" r="0" b="9525"/>
             <wp:wrapTopAndBottom/>
             <wp:docPr id="1882071413" name="Grafik 1"/>
             <wp:cNvGraphicFramePr>
@@ -4083,7 +4360,7 @@
               <a:graphicData uri="http://schemas.openxmlformats.org/drawingml/2006/picture">
                 <pic:pic xmlns:pic="http://schemas.openxmlformats.org/drawingml/2006/picture">
                   <pic:nvPicPr>
-                    <pic:cNvPr id="1882071413" name=""/>
+                    <pic:cNvPr id="1882071413" name="Grafik 1"/>
                     <pic:cNvPicPr/>
                   </pic:nvPicPr>
                   <pic:blipFill rotWithShape="1">
@@ -4094,13 +4371,15 @@
                         </a:ext>
                       </a:extLst>
                     </a:blip>
-                    <a:srcRect l="50155" t="25793" r="21626" b="32209"/>
-                    <a:stretch/>
+                    <a:srcRect t="-3180" b="10826"/>
+                    <a:stretch>
+                      <a:fillRect/>
+                    </a:stretch>
                   </pic:blipFill>
                   <pic:spPr bwMode="auto">
                     <a:xfrm>
                       <a:off x="0" y="0"/>
-                      <a:ext cx="2711190" cy="2690494"/>
+                      <a:ext cx="2710815" cy="2600325"/>
                     </a:xfrm>
                     <a:prstGeom prst="rect">
                       <a:avLst/>
@@ -4126,6 +4405,20 @@
           </wp:anchor>
         </w:drawing>
       </w:r>
+      <w:r>
+        <w:rPr>
+          <w:lang w:val="en-US"/>
+        </w:rPr>
+        <w:t>Organize</w:t>
+      </w:r>
+      <w:bookmarkEnd w:id="5"/>
+    </w:p>
+    <w:p>
+      <w:pPr>
+        <w:rPr>
+          <w:lang w:val="en-US"/>
+        </w:rPr>
+      </w:pPr>
     </w:p>
     <w:p>
       <w:pPr>
@@ -4320,13 +4613,31 @@
           <w:lang w:val="en-US"/>
         </w:rPr>
       </w:pPr>
-      <w:bookmarkStart w:id="6" w:name="_Toc133605177"/>
+      <w:bookmarkStart w:id="6" w:name="_Toc230601452"/>
       <w:r>
         <w:rPr>
           <w:lang w:val="en-US"/>
         </w:rPr>
         <w:lastRenderedPageBreak/>
-        <w:t>Room Creation</w:t>
+        <w:t xml:space="preserve">Filter- &amp; </w:t>
+      </w:r>
+      <w:r>
+        <w:rPr>
+          <w:lang w:val="en-US"/>
+        </w:rPr>
+        <w:t>Room</w:t>
+      </w:r>
+      <w:r>
+        <w:rPr>
+          <w:lang w:val="en-US"/>
+        </w:rPr>
+        <w:t>-</w:t>
+      </w:r>
+      <w:r>
+        <w:rPr>
+          <w:lang w:val="en-US"/>
+        </w:rPr>
+        <w:t>Creation</w:t>
       </w:r>
       <w:bookmarkEnd w:id="6"/>
     </w:p>
@@ -4343,16 +4654,16 @@
           <w:lang w:eastAsia="de-DE"/>
         </w:rPr>
         <w:drawing>
-          <wp:anchor distT="0" distB="0" distL="114300" distR="114300" simplePos="0" relativeHeight="251685888" behindDoc="0" locked="0" layoutInCell="1" allowOverlap="1" wp14:anchorId="301AE0A5" wp14:editId="52CC2793">
+          <wp:anchor distT="0" distB="0" distL="114300" distR="114300" simplePos="0" relativeHeight="251685888" behindDoc="0" locked="0" layoutInCell="1" allowOverlap="1" wp14:anchorId="301AE0A5" wp14:editId="586EB3C0">
             <wp:simplePos x="0" y="0"/>
             <wp:positionH relativeFrom="margin">
-              <wp:align>left</wp:align>
+              <wp:posOffset>-4445</wp:posOffset>
             </wp:positionH>
             <wp:positionV relativeFrom="paragraph">
-              <wp:posOffset>245745</wp:posOffset>
+              <wp:posOffset>175895</wp:posOffset>
             </wp:positionV>
-            <wp:extent cx="2692400" cy="2772410"/>
-            <wp:effectExtent l="0" t="0" r="0" b="8890"/>
+            <wp:extent cx="2692400" cy="2867025"/>
+            <wp:effectExtent l="0" t="0" r="0" b="9525"/>
             <wp:wrapTopAndBottom/>
             <wp:docPr id="1021644655" name="Grafik 1"/>
             <wp:cNvGraphicFramePr>
@@ -4362,7 +4673,7 @@
               <a:graphicData uri="http://schemas.openxmlformats.org/drawingml/2006/picture">
                 <pic:pic xmlns:pic="http://schemas.openxmlformats.org/drawingml/2006/picture">
                   <pic:nvPicPr>
-                    <pic:cNvPr id="1021644655" name=""/>
+                    <pic:cNvPr id="1021644655" name="Grafik 1"/>
                     <pic:cNvPicPr/>
                   </pic:nvPicPr>
                   <pic:blipFill rotWithShape="1">
@@ -4373,13 +4684,15 @@
                         </a:ext>
                       </a:extLst>
                     </a:blip>
-                    <a:srcRect l="63051" t="40090" r="8950" b="16666"/>
-                    <a:stretch/>
+                    <a:srcRect t="-1750" b="-372"/>
+                    <a:stretch>
+                      <a:fillRect/>
+                    </a:stretch>
                   </pic:blipFill>
                   <pic:spPr bwMode="auto">
                     <a:xfrm>
                       <a:off x="0" y="0"/>
-                      <a:ext cx="2692400" cy="2772410"/>
+                      <a:ext cx="2692400" cy="2867025"/>
                     </a:xfrm>
                     <a:prstGeom prst="rect">
                       <a:avLst/>
@@ -4543,13 +4856,27 @@
         <w:rPr>
           <w:lang w:val="en-US"/>
         </w:rPr>
-        <w:t xml:space="preserve"> will be </w:t>
-      </w:r>
-      <w:r>
-        <w:rPr>
-          <w:lang w:val="en-US"/>
-        </w:rPr>
-        <w:t xml:space="preserve">damped </w:t>
+        <w:t xml:space="preserve"> will </w:t>
+      </w:r>
+      <w:proofErr w:type="gramStart"/>
+      <w:r>
+        <w:rPr>
+          <w:lang w:val="en-US"/>
+        </w:rPr>
+        <w:t xml:space="preserve">be </w:t>
+      </w:r>
+      <w:r>
+        <w:rPr>
+          <w:lang w:val="en-US"/>
+        </w:rPr>
+        <w:t>damped</w:t>
+      </w:r>
+      <w:proofErr w:type="gramEnd"/>
+      <w:r>
+        <w:rPr>
+          <w:lang w:val="en-US"/>
+        </w:rPr>
+        <w:t xml:space="preserve"> </w:t>
       </w:r>
       <w:r>
         <w:rPr>
@@ -4605,7 +4932,21 @@
         <w:rPr>
           <w:lang w:val="en-US"/>
         </w:rPr>
-        <w:t>will be damped by 1/Q.</w:t>
+        <w:t xml:space="preserve">will </w:t>
+      </w:r>
+      <w:proofErr w:type="gramStart"/>
+      <w:r>
+        <w:rPr>
+          <w:lang w:val="en-US"/>
+        </w:rPr>
+        <w:t>be damped</w:t>
+      </w:r>
+      <w:proofErr w:type="gramEnd"/>
+      <w:r>
+        <w:rPr>
+          <w:lang w:val="en-US"/>
+        </w:rPr>
+        <w:t xml:space="preserve"> by 1/Q.</w:t>
       </w:r>
     </w:p>
     <w:p>
@@ -4660,7 +5001,21 @@
         <w:rPr>
           <w:lang w:val="en-US"/>
         </w:rPr>
-        <w:t>will be damped by 1/Q.</w:t>
+        <w:t xml:space="preserve">will </w:t>
+      </w:r>
+      <w:proofErr w:type="gramStart"/>
+      <w:r>
+        <w:rPr>
+          <w:lang w:val="en-US"/>
+        </w:rPr>
+        <w:t>be damped</w:t>
+      </w:r>
+      <w:proofErr w:type="gramEnd"/>
+      <w:r>
+        <w:rPr>
+          <w:lang w:val="en-US"/>
+        </w:rPr>
+        <w:t xml:space="preserve"> by 1/Q.</w:t>
       </w:r>
     </w:p>
     <w:p>
@@ -4675,23 +5030,37 @@
         </w:rPr>
         <w:tab/>
       </w:r>
+      <w:proofErr w:type="spellStart"/>
       <w:r>
         <w:rPr>
           <w:lang w:val="en-US"/>
         </w:rPr>
         <w:t>NotchFilter</w:t>
       </w:r>
-      <w:r>
-        <w:rPr>
-          <w:lang w:val="en-US"/>
-        </w:rPr>
-        <w:t xml:space="preserve"> – Creates a</w:t>
-      </w:r>
-      <w:r>
-        <w:rPr>
-          <w:lang w:val="en-US"/>
-        </w:rPr>
-        <w:t xml:space="preserve"> very small </w:t>
+      <w:proofErr w:type="spellEnd"/>
+      <w:r>
+        <w:rPr>
+          <w:lang w:val="en-US"/>
+        </w:rPr>
+        <w:t xml:space="preserve"> – Creates </w:t>
+      </w:r>
+      <w:r>
+        <w:rPr>
+          <w:lang w:val="en-US"/>
+        </w:rPr>
+        <w:t>a</w:t>
+      </w:r>
+      <w:r>
+        <w:rPr>
+          <w:lang w:val="en-US"/>
+        </w:rPr>
+        <w:t xml:space="preserve"> small</w:t>
+      </w:r>
+      <w:r>
+        <w:rPr>
+          <w:lang w:val="en-US"/>
+        </w:rPr>
+        <w:t xml:space="preserve"> </w:t>
       </w:r>
       <w:r>
         <w:rPr>
@@ -4794,7 +5163,21 @@
         <w:rPr>
           <w:lang w:val="en-US"/>
         </w:rPr>
-        <w:t>ilter freq value will be faded at -6dB</w:t>
+        <w:t xml:space="preserve">ilter freq value will </w:t>
+      </w:r>
+      <w:proofErr w:type="gramStart"/>
+      <w:r>
+        <w:rPr>
+          <w:lang w:val="en-US"/>
+        </w:rPr>
+        <w:t>be faded</w:t>
+      </w:r>
+      <w:proofErr w:type="gramEnd"/>
+      <w:r>
+        <w:rPr>
+          <w:lang w:val="en-US"/>
+        </w:rPr>
+        <w:t xml:space="preserve"> at -6dB</w:t>
       </w:r>
       <w:r>
         <w:rPr>
@@ -4844,7 +5227,21 @@
         <w:rPr>
           <w:lang w:val="en-US"/>
         </w:rPr>
-        <w:t xml:space="preserve"> the selected filter freq value will be faded at -6dB.</w:t>
+        <w:t xml:space="preserve"> the selected filter freq value will </w:t>
+      </w:r>
+      <w:proofErr w:type="gramStart"/>
+      <w:r>
+        <w:rPr>
+          <w:lang w:val="en-US"/>
+        </w:rPr>
+        <w:t>be faded</w:t>
+      </w:r>
+      <w:proofErr w:type="gramEnd"/>
+      <w:r>
+        <w:rPr>
+          <w:lang w:val="en-US"/>
+        </w:rPr>
+        <w:t xml:space="preserve"> at -6dB.</w:t>
       </w:r>
     </w:p>
     <w:p>
@@ -5202,13 +5599,20 @@
           <w:lang w:val="en-US"/>
         </w:rPr>
       </w:pPr>
-      <w:bookmarkStart w:id="7" w:name="_Toc133605178"/>
+      <w:bookmarkStart w:id="7" w:name="_Toc230601453"/>
       <w:r>
         <w:rPr>
           <w:noProof/>
           <w:lang w:val="en-US"/>
         </w:rPr>
         <w:lastRenderedPageBreak/>
+        <w:t xml:space="preserve">Live </w:t>
+      </w:r>
+      <w:r>
+        <w:rPr>
+          <w:noProof/>
+          <w:lang w:val="en-US"/>
+        </w:rPr>
         <w:t>Effects</w:t>
       </w:r>
       <w:bookmarkEnd w:id="7"/>
@@ -5220,46 +5624,22 @@
           <w:lang w:val="en-US"/>
         </w:rPr>
       </w:pPr>
-    </w:p>
-    <w:p>
-      <w:pPr>
-        <w:pStyle w:val="berschrift4"/>
-        <w:rPr>
-          <w:noProof/>
-          <w:lang w:val="en-US"/>
-        </w:rPr>
-      </w:pPr>
-      <w:r>
-        <w:rPr>
-          <w:noProof/>
-          <w:lang w:val="en-US"/>
-        </w:rPr>
-        <w:t>PitchShifter</w:t>
-      </w:r>
-    </w:p>
-    <w:p>
-      <w:pPr>
-        <w:rPr>
-          <w:noProof/>
-          <w:lang w:val="en-US"/>
-        </w:rPr>
-      </w:pPr>
       <w:r>
         <w:rPr>
           <w:noProof/>
           <w:lang w:eastAsia="de-DE"/>
         </w:rPr>
         <w:drawing>
-          <wp:anchor distT="0" distB="0" distL="114300" distR="114300" simplePos="0" relativeHeight="251686912" behindDoc="0" locked="0" layoutInCell="1" allowOverlap="1" wp14:anchorId="789582D7" wp14:editId="21AFAADA">
+          <wp:anchor distT="0" distB="0" distL="114300" distR="114300" simplePos="0" relativeHeight="251687936" behindDoc="0" locked="0" layoutInCell="1" allowOverlap="1" wp14:anchorId="2B091A81" wp14:editId="21F7EAE9">
             <wp:simplePos x="0" y="0"/>
             <wp:positionH relativeFrom="margin">
-              <wp:align>left</wp:align>
+              <wp:posOffset>-4445</wp:posOffset>
             </wp:positionH>
             <wp:positionV relativeFrom="paragraph">
-              <wp:posOffset>205740</wp:posOffset>
+              <wp:posOffset>280670</wp:posOffset>
             </wp:positionV>
-            <wp:extent cx="2677795" cy="2749550"/>
-            <wp:effectExtent l="0" t="0" r="8255" b="0"/>
+            <wp:extent cx="2703830" cy="2776220"/>
+            <wp:effectExtent l="0" t="0" r="1270" b="5080"/>
             <wp:wrapTopAndBottom/>
             <wp:docPr id="509517289" name="Grafik 1"/>
             <wp:cNvGraphicFramePr>
@@ -5269,10 +5649,10 @@
               <a:graphicData uri="http://schemas.openxmlformats.org/drawingml/2006/picture">
                 <pic:pic xmlns:pic="http://schemas.openxmlformats.org/drawingml/2006/picture">
                   <pic:nvPicPr>
-                    <pic:cNvPr id="509517289" name=""/>
+                    <pic:cNvPr id="509517289" name="Grafik 1"/>
                     <pic:cNvPicPr/>
                   </pic:nvPicPr>
-                  <pic:blipFill rotWithShape="1">
+                  <pic:blipFill>
                     <a:blip r:embed="rId11">
                       <a:extLst>
                         <a:ext uri="{28A0092B-C50C-407E-A947-70E740481C1C}">
@@ -5280,13 +5660,15 @@
                         </a:ext>
                       </a:extLst>
                     </a:blip>
-                    <a:srcRect l="62749" t="40033" r="9026" b="16502"/>
-                    <a:stretch/>
+                    <a:srcRect t="1261" b="1261"/>
+                    <a:stretch>
+                      <a:fillRect/>
+                    </a:stretch>
                   </pic:blipFill>
                   <pic:spPr bwMode="auto">
                     <a:xfrm>
                       <a:off x="0" y="0"/>
-                      <a:ext cx="2704260" cy="2776374"/>
+                      <a:ext cx="2703830" cy="2776220"/>
                     </a:xfrm>
                     <a:prstGeom prst="rect">
                       <a:avLst/>
@@ -5328,29 +5710,32 @@
           <w:lang w:val="en-US"/>
         </w:rPr>
       </w:pPr>
-      <w:r>
+    </w:p>
+    <w:p>
+      <w:pPr>
+        <w:pStyle w:val="berschrift4"/>
+        <w:rPr>
+          <w:noProof/>
+          <w:lang w:val="en-US"/>
+        </w:rPr>
+      </w:pPr>
+      <w:r>
+        <w:rPr>
+          <w:noProof/>
+          <w:lang w:val="en-US"/>
+        </w:rPr>
+        <w:t>PitchShifter</w:t>
+      </w:r>
+    </w:p>
+    <w:p>
+      <w:pPr>
         <w:rPr>
           <w:b/>
           <w:bCs/>
           <w:noProof/>
           <w:lang w:val="en-US"/>
         </w:rPr>
-        <w:t>Shift:</w:t>
-      </w:r>
-      <w:r>
-        <w:rPr>
-          <w:noProof/>
-          <w:lang w:val="en-US"/>
-        </w:rPr>
-        <w:t xml:space="preserve"> Sets a value to shift the selected audio file between 1 octave up or down</w:t>
-      </w:r>
-      <w:r>
-        <w:rPr>
-          <w:noProof/>
-          <w:lang w:val="en-US"/>
-        </w:rPr>
-        <w:t>. A value of 1 means no pitch shifting.</w:t>
-      </w:r>
+      </w:pPr>
     </w:p>
     <w:p>
       <w:pPr>
@@ -5366,119 +5751,21 @@
           <w:noProof/>
           <w:lang w:val="en-US"/>
         </w:rPr>
-        <w:t>Randomize:</w:t>
-      </w:r>
-      <w:r>
-        <w:rPr>
-          <w:noProof/>
-          <w:lang w:val="en-US"/>
-        </w:rPr>
-        <w:t xml:space="preserve"> Sets a range to playback the audio fil</w:t>
-      </w:r>
-      <w:r>
-        <w:rPr>
-          <w:noProof/>
-          <w:lang w:val="en-US"/>
-        </w:rPr>
-        <w:t>e with a random pitch</w:t>
-      </w:r>
-      <w:r>
-        <w:rPr>
-          <w:noProof/>
-          <w:lang w:val="en-US"/>
-        </w:rPr>
-        <w:t xml:space="preserve">. The range value generates a random positive or negative </w:t>
-      </w:r>
-      <w:r>
-        <w:rPr>
-          <w:noProof/>
-          <w:lang w:val="en-US"/>
-        </w:rPr>
-        <w:t>number</w:t>
-      </w:r>
-      <w:r>
-        <w:rPr>
-          <w:noProof/>
-          <w:lang w:val="en-US"/>
-        </w:rPr>
-        <w:t xml:space="preserve"> between 0 and the selected</w:t>
-      </w:r>
-      <w:r>
-        <w:rPr>
-          <w:noProof/>
-          <w:lang w:val="en-US"/>
-        </w:rPr>
-        <w:t xml:space="preserve"> value before each new playback</w:t>
-      </w:r>
-      <w:r>
-        <w:rPr>
-          <w:noProof/>
-          <w:lang w:val="en-US"/>
-        </w:rPr>
-        <w:t>. Th</w:t>
-      </w:r>
-      <w:r>
-        <w:rPr>
-          <w:noProof/>
-          <w:lang w:val="en-US"/>
-        </w:rPr>
-        <w:t>is</w:t>
-      </w:r>
-      <w:r>
-        <w:rPr>
-          <w:noProof/>
-          <w:lang w:val="en-US"/>
-        </w:rPr>
-        <w:t xml:space="preserve"> randomly generated value will</w:t>
-      </w:r>
-      <w:r>
-        <w:rPr>
-          <w:noProof/>
-          <w:lang w:val="en-US"/>
-        </w:rPr>
-        <w:t xml:space="preserve"> then</w:t>
-      </w:r>
-      <w:r>
-        <w:rPr>
-          <w:noProof/>
-          <w:lang w:val="en-US"/>
-        </w:rPr>
-        <w:t xml:space="preserve"> be added </w:t>
-      </w:r>
-      <w:r>
-        <w:rPr>
-          <w:noProof/>
-          <w:lang w:val="en-US"/>
-        </w:rPr>
-        <w:t xml:space="preserve">to the </w:t>
-      </w:r>
-      <w:r>
-        <w:rPr>
-          <w:noProof/>
-          <w:lang w:val="en-US"/>
-        </w:rPr>
-        <w:t>“</w:t>
-      </w:r>
-      <w:r>
-        <w:rPr>
-          <w:noProof/>
-          <w:lang w:val="en-US"/>
-        </w:rPr>
-        <w:t>Shift</w:t>
-      </w:r>
-      <w:r>
-        <w:rPr>
-          <w:noProof/>
-          <w:lang w:val="en-US"/>
-        </w:rPr>
-        <w:t>”</w:t>
-      </w:r>
-      <w:r>
-        <w:rPr>
-          <w:noProof/>
-          <w:lang w:val="en-US"/>
-        </w:rPr>
-        <w:t xml:space="preserve"> value.</w:t>
+        <w:t>Shift:</w:t>
+      </w:r>
+      <w:r>
+        <w:rPr>
+          <w:noProof/>
+          <w:lang w:val="en-US"/>
+        </w:rPr>
+        <w:t xml:space="preserve"> Sets a value to shift the selected audio file between 1 octave up or down</w:t>
+      </w:r>
+      <w:r>
+        <w:rPr>
+          <w:noProof/>
+          <w:lang w:val="en-US"/>
+        </w:rPr>
+        <w:t>. A value of 1 means no pitch shifting.</w:t>
       </w:r>
     </w:p>
     <w:p>
@@ -5495,14 +5782,119 @@
           <w:noProof/>
           <w:lang w:val="en-US"/>
         </w:rPr>
-        <w:t>Reset:</w:t>
-      </w:r>
-      <w:r>
-        <w:rPr>
-          <w:noProof/>
-          <w:lang w:val="en-US"/>
-        </w:rPr>
-        <w:t xml:space="preserve"> Sets “Shift” and “Randomize” to its default values.</w:t>
+        <w:t>Random:</w:t>
+      </w:r>
+      <w:r>
+        <w:rPr>
+          <w:noProof/>
+          <w:lang w:val="en-US"/>
+        </w:rPr>
+        <w:t xml:space="preserve"> Sets a range to playback the audio fil</w:t>
+      </w:r>
+      <w:r>
+        <w:rPr>
+          <w:noProof/>
+          <w:lang w:val="en-US"/>
+        </w:rPr>
+        <w:t>e with a random pitch</w:t>
+      </w:r>
+      <w:r>
+        <w:rPr>
+          <w:noProof/>
+          <w:lang w:val="en-US"/>
+        </w:rPr>
+        <w:t xml:space="preserve">. The range value generates a random positive or negative </w:t>
+      </w:r>
+      <w:r>
+        <w:rPr>
+          <w:noProof/>
+          <w:lang w:val="en-US"/>
+        </w:rPr>
+        <w:t>number</w:t>
+      </w:r>
+      <w:r>
+        <w:rPr>
+          <w:noProof/>
+          <w:lang w:val="en-US"/>
+        </w:rPr>
+        <w:t xml:space="preserve"> between 0 and the selected</w:t>
+      </w:r>
+      <w:r>
+        <w:rPr>
+          <w:noProof/>
+          <w:lang w:val="en-US"/>
+        </w:rPr>
+        <w:t xml:space="preserve"> value before each new playback</w:t>
+      </w:r>
+      <w:r>
+        <w:rPr>
+          <w:noProof/>
+          <w:lang w:val="en-US"/>
+        </w:rPr>
+        <w:t>. Th</w:t>
+      </w:r>
+      <w:r>
+        <w:rPr>
+          <w:noProof/>
+          <w:lang w:val="en-US"/>
+        </w:rPr>
+        <w:t>is</w:t>
+      </w:r>
+      <w:r>
+        <w:rPr>
+          <w:noProof/>
+          <w:lang w:val="en-US"/>
+        </w:rPr>
+        <w:t xml:space="preserve"> randomly generated value will</w:t>
+      </w:r>
+      <w:r>
+        <w:rPr>
+          <w:noProof/>
+          <w:lang w:val="en-US"/>
+        </w:rPr>
+        <w:t xml:space="preserve"> then</w:t>
+      </w:r>
+      <w:r>
+        <w:rPr>
+          <w:noProof/>
+          <w:lang w:val="en-US"/>
+        </w:rPr>
+        <w:t xml:space="preserve"> be added </w:t>
+      </w:r>
+      <w:r>
+        <w:rPr>
+          <w:noProof/>
+          <w:lang w:val="en-US"/>
+        </w:rPr>
+        <w:t xml:space="preserve">to the </w:t>
+      </w:r>
+      <w:r>
+        <w:rPr>
+          <w:noProof/>
+          <w:lang w:val="en-US"/>
+        </w:rPr>
+        <w:t>“</w:t>
+      </w:r>
+      <w:r>
+        <w:rPr>
+          <w:noProof/>
+          <w:lang w:val="en-US"/>
+        </w:rPr>
+        <w:t>Shift</w:t>
+      </w:r>
+      <w:r>
+        <w:rPr>
+          <w:noProof/>
+          <w:lang w:val="en-US"/>
+        </w:rPr>
+        <w:t>”</w:t>
+      </w:r>
+      <w:r>
+        <w:rPr>
+          <w:noProof/>
+          <w:lang w:val="en-US"/>
+        </w:rPr>
+        <w:t xml:space="preserve"> value.</w:t>
       </w:r>
     </w:p>
     <w:p>
@@ -5519,6 +5911,51 @@
           <w:noProof/>
           <w:lang w:val="en-US"/>
         </w:rPr>
+        <w:t>Reset:</w:t>
+      </w:r>
+      <w:r>
+        <w:rPr>
+          <w:noProof/>
+          <w:lang w:val="en-US"/>
+        </w:rPr>
+        <w:t xml:space="preserve"> </w:t>
+      </w:r>
+      <w:r>
+        <w:rPr>
+          <w:noProof/>
+          <w:lang w:val="en-US"/>
+        </w:rPr>
+        <w:t xml:space="preserve">Sets all </w:t>
+      </w:r>
+      <w:r>
+        <w:rPr>
+          <w:noProof/>
+          <w:lang w:val="en-US"/>
+        </w:rPr>
+        <w:t>PitchShifter</w:t>
+      </w:r>
+      <w:r>
+        <w:rPr>
+          <w:noProof/>
+          <w:lang w:val="en-US"/>
+        </w:rPr>
+        <w:t xml:space="preserve"> parameters back to their default values.</w:t>
+      </w:r>
+    </w:p>
+    <w:p>
+      <w:pPr>
+        <w:rPr>
+          <w:noProof/>
+          <w:lang w:val="en-US"/>
+        </w:rPr>
+      </w:pPr>
+      <w:r>
+        <w:rPr>
+          <w:b/>
+          <w:bCs/>
+          <w:noProof/>
+          <w:lang w:val="en-US"/>
+        </w:rPr>
         <w:t>ON/OFF:</w:t>
       </w:r>
       <w:r>
@@ -5526,8 +5963,558 @@
           <w:noProof/>
           <w:lang w:val="en-US"/>
         </w:rPr>
-        <w:t xml:space="preserve"> Turns the pitch shifting effect on or off.</w:t>
-      </w:r>
+        <w:t xml:space="preserve"> Turns the </w:t>
+      </w:r>
+      <w:r>
+        <w:rPr>
+          <w:noProof/>
+          <w:lang w:val="en-US"/>
+        </w:rPr>
+        <w:t xml:space="preserve">PitchShifter </w:t>
+      </w:r>
+      <w:r>
+        <w:rPr>
+          <w:noProof/>
+          <w:lang w:val="en-US"/>
+        </w:rPr>
+        <w:t>effect on or off.</w:t>
+      </w:r>
+    </w:p>
+    <w:p>
+      <w:pPr>
+        <w:rPr>
+          <w:noProof/>
+          <w:lang w:val="en-US"/>
+        </w:rPr>
+      </w:pPr>
+    </w:p>
+    <w:p>
+      <w:pPr>
+        <w:pStyle w:val="berschrift4"/>
+        <w:rPr>
+          <w:noProof/>
+          <w:lang w:val="en-US"/>
+        </w:rPr>
+      </w:pPr>
+      <w:r>
+        <w:rPr>
+          <w:noProof/>
+          <w:lang w:val="en-US"/>
+        </w:rPr>
+        <w:t>Echo</w:t>
+      </w:r>
+    </w:p>
+    <w:p>
+      <w:pPr>
+        <w:rPr>
+          <w:b/>
+          <w:bCs/>
+          <w:noProof/>
+          <w:lang w:val="en-US"/>
+        </w:rPr>
+      </w:pPr>
+    </w:p>
+    <w:p>
+      <w:pPr>
+        <w:rPr>
+          <w:noProof/>
+          <w:lang w:val="en-US"/>
+        </w:rPr>
+      </w:pPr>
+      <w:r>
+        <w:rPr>
+          <w:b/>
+          <w:bCs/>
+          <w:noProof/>
+          <w:lang w:val="en-US"/>
+        </w:rPr>
+        <w:t>Delay</w:t>
+      </w:r>
+      <w:r>
+        <w:rPr>
+          <w:b/>
+          <w:bCs/>
+          <w:noProof/>
+          <w:lang w:val="en-US"/>
+        </w:rPr>
+        <w:t>:</w:t>
+      </w:r>
+      <w:r>
+        <w:rPr>
+          <w:noProof/>
+          <w:lang w:val="en-US"/>
+        </w:rPr>
+        <w:t xml:space="preserve"> Sets a value to </w:t>
+      </w:r>
+      <w:r>
+        <w:rPr>
+          <w:noProof/>
+          <w:lang w:val="en-US"/>
+        </w:rPr>
+        <w:t>delay the signal from 0ms up to 2000ms.</w:t>
+      </w:r>
+    </w:p>
+    <w:p>
+      <w:pPr>
+        <w:rPr>
+          <w:noProof/>
+          <w:lang w:val="en-US"/>
+        </w:rPr>
+      </w:pPr>
+      <w:r>
+        <w:rPr>
+          <w:b/>
+          <w:bCs/>
+          <w:noProof/>
+          <w:lang w:val="en-US"/>
+        </w:rPr>
+        <w:t>Feedback</w:t>
+      </w:r>
+      <w:r>
+        <w:rPr>
+          <w:b/>
+          <w:bCs/>
+          <w:noProof/>
+          <w:lang w:val="en-US"/>
+        </w:rPr>
+        <w:t>:</w:t>
+      </w:r>
+      <w:r>
+        <w:rPr>
+          <w:noProof/>
+          <w:lang w:val="en-US"/>
+        </w:rPr>
+        <w:t xml:space="preserve"> </w:t>
+      </w:r>
+      <w:r>
+        <w:rPr>
+          <w:noProof/>
+          <w:lang w:val="en-US"/>
+        </w:rPr>
+        <w:t xml:space="preserve">Adds additional feedback to the signal to intensify the </w:t>
+      </w:r>
+      <w:r>
+        <w:rPr>
+          <w:noProof/>
+          <w:lang w:val="en-US"/>
+        </w:rPr>
+        <w:t>E</w:t>
+      </w:r>
+      <w:r>
+        <w:rPr>
+          <w:noProof/>
+          <w:lang w:val="en-US"/>
+        </w:rPr>
+        <w:t>cho effect. Supported values are from 0 - 1</w:t>
+      </w:r>
+      <w:r>
+        <w:rPr>
+          <w:noProof/>
+          <w:lang w:val="en-US"/>
+        </w:rPr>
+        <w:t>.</w:t>
+      </w:r>
+    </w:p>
+    <w:p>
+      <w:pPr>
+        <w:rPr>
+          <w:lang w:val="en-US"/>
+        </w:rPr>
+      </w:pPr>
+      <w:r>
+        <w:rPr>
+          <w:b/>
+          <w:bCs/>
+          <w:lang w:val="en-US"/>
+        </w:rPr>
+        <w:t>Mix:</w:t>
+      </w:r>
+      <w:r>
+        <w:rPr>
+          <w:lang w:val="en-US"/>
+        </w:rPr>
+        <w:t xml:space="preserve"> Sets the percentual amount of the </w:t>
+      </w:r>
+      <w:r>
+        <w:rPr>
+          <w:lang w:val="en-US"/>
+        </w:rPr>
+        <w:t>Echo</w:t>
+      </w:r>
+      <w:r>
+        <w:rPr>
+          <w:lang w:val="en-US"/>
+        </w:rPr>
+        <w:t xml:space="preserve"> effect to the audio playback. </w:t>
+      </w:r>
+    </w:p>
+    <w:p>
+      <w:pPr>
+        <w:rPr>
+          <w:noProof/>
+          <w:lang w:val="en-US"/>
+        </w:rPr>
+      </w:pPr>
+      <w:r>
+        <w:rPr>
+          <w:b/>
+          <w:bCs/>
+          <w:noProof/>
+          <w:lang w:val="en-US"/>
+        </w:rPr>
+        <w:t>Reset:</w:t>
+      </w:r>
+      <w:r>
+        <w:rPr>
+          <w:noProof/>
+          <w:lang w:val="en-US"/>
+        </w:rPr>
+        <w:t xml:space="preserve"> Sets </w:t>
+      </w:r>
+      <w:r>
+        <w:rPr>
+          <w:noProof/>
+          <w:lang w:val="en-US"/>
+        </w:rPr>
+        <w:t>all Echo parameters back to their default values.</w:t>
+      </w:r>
+    </w:p>
+    <w:p>
+      <w:pPr>
+        <w:rPr>
+          <w:noProof/>
+          <w:lang w:val="en-US"/>
+        </w:rPr>
+      </w:pPr>
+      <w:r>
+        <w:rPr>
+          <w:b/>
+          <w:bCs/>
+          <w:noProof/>
+          <w:lang w:val="en-US"/>
+        </w:rPr>
+        <w:t>ON/OFF:</w:t>
+      </w:r>
+      <w:r>
+        <w:rPr>
+          <w:noProof/>
+          <w:lang w:val="en-US"/>
+        </w:rPr>
+        <w:t xml:space="preserve"> Turns the </w:t>
+      </w:r>
+      <w:r>
+        <w:rPr>
+          <w:noProof/>
+          <w:lang w:val="en-US"/>
+        </w:rPr>
+        <w:t>Echo</w:t>
+      </w:r>
+      <w:r>
+        <w:rPr>
+          <w:noProof/>
+          <w:lang w:val="en-US"/>
+        </w:rPr>
+        <w:t xml:space="preserve"> effect on or off.</w:t>
+      </w:r>
+    </w:p>
+    <w:p>
+      <w:pPr>
+        <w:rPr>
+          <w:noProof/>
+          <w:lang w:val="en-US"/>
+        </w:rPr>
+      </w:pPr>
+    </w:p>
+    <w:p>
+      <w:pPr>
+        <w:pStyle w:val="berschrift4"/>
+        <w:rPr>
+          <w:noProof/>
+          <w:lang w:val="en-US"/>
+        </w:rPr>
+      </w:pPr>
+      <w:r>
+        <w:rPr>
+          <w:noProof/>
+          <w:lang w:val="en-US"/>
+        </w:rPr>
+        <w:lastRenderedPageBreak/>
+        <w:t>EQ</w:t>
+      </w:r>
+    </w:p>
+    <w:p>
+      <w:pPr>
+        <w:rPr>
+          <w:b/>
+          <w:bCs/>
+          <w:noProof/>
+          <w:lang w:val="en-US"/>
+        </w:rPr>
+      </w:pPr>
+    </w:p>
+    <w:p>
+      <w:pPr>
+        <w:rPr>
+          <w:noProof/>
+          <w:lang w:val="en-US"/>
+        </w:rPr>
+      </w:pPr>
+      <w:r>
+        <w:rPr>
+          <w:noProof/>
+          <w:lang w:val="en-US"/>
+        </w:rPr>
+        <w:t>The EQ is setup with 4 fixed audiobands (inspired by the MÄAG EQ) that can be seperately controlled</w:t>
+      </w:r>
+      <w:r>
+        <w:rPr>
+          <w:noProof/>
+          <w:lang w:val="en-US"/>
+        </w:rPr>
+        <w:t>. The following bands are available</w:t>
+      </w:r>
+      <w:r>
+        <w:rPr>
+          <w:noProof/>
+          <w:lang w:val="en-US"/>
+        </w:rPr>
+        <w:t>:</w:t>
+      </w:r>
+    </w:p>
+    <w:p>
+      <w:pPr>
+        <w:rPr>
+          <w:noProof/>
+          <w:lang w:val="en-US"/>
+        </w:rPr>
+      </w:pPr>
+      <w:r>
+        <w:rPr>
+          <w:noProof/>
+          <w:lang w:val="en-US"/>
+        </w:rPr>
+        <w:tab/>
+        <w:t>2,5kHz</w:t>
+      </w:r>
+    </w:p>
+    <w:p>
+      <w:pPr>
+        <w:rPr>
+          <w:noProof/>
+          <w:lang w:val="en-US"/>
+        </w:rPr>
+      </w:pPr>
+      <w:r>
+        <w:rPr>
+          <w:noProof/>
+          <w:lang w:val="en-US"/>
+        </w:rPr>
+        <w:tab/>
+        <w:t>650Hz</w:t>
+      </w:r>
+    </w:p>
+    <w:p>
+      <w:pPr>
+        <w:rPr>
+          <w:noProof/>
+          <w:lang w:val="en-US"/>
+        </w:rPr>
+      </w:pPr>
+      <w:r>
+        <w:rPr>
+          <w:noProof/>
+          <w:lang w:val="en-US"/>
+        </w:rPr>
+        <w:tab/>
+        <w:t>160Hz</w:t>
+      </w:r>
+    </w:p>
+    <w:p>
+      <w:pPr>
+        <w:rPr>
+          <w:noProof/>
+          <w:lang w:val="en-US"/>
+        </w:rPr>
+      </w:pPr>
+      <w:r>
+        <w:rPr>
+          <w:noProof/>
+          <w:lang w:val="en-US"/>
+        </w:rPr>
+        <w:tab/>
+        <w:t xml:space="preserve">40Hz </w:t>
+      </w:r>
+    </w:p>
+    <w:p>
+      <w:pPr>
+        <w:rPr>
+          <w:noProof/>
+          <w:lang w:val="en-US"/>
+        </w:rPr>
+      </w:pPr>
+      <w:r>
+        <w:rPr>
+          <w:b/>
+          <w:bCs/>
+          <w:noProof/>
+          <w:lang w:val="en-US"/>
+        </w:rPr>
+        <w:t>G(ain)</w:t>
+      </w:r>
+      <w:r>
+        <w:rPr>
+          <w:b/>
+          <w:bCs/>
+          <w:noProof/>
+          <w:lang w:val="en-US"/>
+        </w:rPr>
+        <w:t>:</w:t>
+      </w:r>
+      <w:r>
+        <w:rPr>
+          <w:noProof/>
+          <w:lang w:val="en-US"/>
+        </w:rPr>
+        <w:t xml:space="preserve"> Sets a value to </w:t>
+      </w:r>
+      <w:r>
+        <w:rPr>
+          <w:noProof/>
+          <w:lang w:val="en-US"/>
+        </w:rPr>
+        <w:t>amplify the selected band from -18dB up to +18dB</w:t>
+      </w:r>
+      <w:r>
+        <w:rPr>
+          <w:noProof/>
+          <w:lang w:val="en-US"/>
+        </w:rPr>
+        <w:t>.</w:t>
+      </w:r>
+    </w:p>
+    <w:p>
+      <w:pPr>
+        <w:rPr>
+          <w:noProof/>
+          <w:lang w:val="en-US"/>
+        </w:rPr>
+      </w:pPr>
+      <w:r>
+        <w:rPr>
+          <w:b/>
+          <w:bCs/>
+          <w:noProof/>
+          <w:lang w:val="en-US"/>
+        </w:rPr>
+        <w:t>Q</w:t>
+      </w:r>
+      <w:r>
+        <w:rPr>
+          <w:b/>
+          <w:bCs/>
+          <w:noProof/>
+          <w:lang w:val="en-US"/>
+        </w:rPr>
+        <w:t>:</w:t>
+      </w:r>
+      <w:r>
+        <w:rPr>
+          <w:noProof/>
+          <w:lang w:val="en-US"/>
+        </w:rPr>
+        <w:t xml:space="preserve"> Sets </w:t>
+      </w:r>
+      <w:r>
+        <w:rPr>
+          <w:noProof/>
+          <w:lang w:val="en-US"/>
+        </w:rPr>
+        <w:t>the q-factor (width) of the selected frequency band. Values are possible from 0,1 (small width) – 2 (wide width)</w:t>
+      </w:r>
+    </w:p>
+    <w:p>
+      <w:pPr>
+        <w:rPr>
+          <w:noProof/>
+          <w:lang w:val="en-US"/>
+        </w:rPr>
+      </w:pPr>
+      <w:r>
+        <w:rPr>
+          <w:b/>
+          <w:bCs/>
+          <w:noProof/>
+          <w:lang w:val="en-US"/>
+        </w:rPr>
+        <w:t>Reset:</w:t>
+      </w:r>
+      <w:r>
+        <w:rPr>
+          <w:noProof/>
+          <w:lang w:val="en-US"/>
+        </w:rPr>
+        <w:t xml:space="preserve"> Sets all </w:t>
+      </w:r>
+      <w:r>
+        <w:rPr>
+          <w:noProof/>
+          <w:lang w:val="en-US"/>
+        </w:rPr>
+        <w:t>EQ</w:t>
+      </w:r>
+      <w:r>
+        <w:rPr>
+          <w:noProof/>
+          <w:lang w:val="en-US"/>
+        </w:rPr>
+        <w:t xml:space="preserve"> parameters back to their default values.</w:t>
+      </w:r>
+    </w:p>
+    <w:p>
+      <w:pPr>
+        <w:rPr>
+          <w:noProof/>
+          <w:lang w:val="en-US"/>
+        </w:rPr>
+      </w:pPr>
+      <w:r>
+        <w:rPr>
+          <w:b/>
+          <w:bCs/>
+          <w:noProof/>
+          <w:lang w:val="en-US"/>
+        </w:rPr>
+        <w:t>ON/OFF:</w:t>
+      </w:r>
+      <w:r>
+        <w:rPr>
+          <w:noProof/>
+          <w:lang w:val="en-US"/>
+        </w:rPr>
+        <w:t xml:space="preserve"> Turns the </w:t>
+      </w:r>
+      <w:r>
+        <w:rPr>
+          <w:noProof/>
+          <w:lang w:val="en-US"/>
+        </w:rPr>
+        <w:t>EQ</w:t>
+      </w:r>
+      <w:r>
+        <w:rPr>
+          <w:noProof/>
+          <w:lang w:val="en-US"/>
+        </w:rPr>
+        <w:t xml:space="preserve"> effect on or off.</w:t>
+      </w:r>
+    </w:p>
+    <w:p>
+      <w:pPr>
+        <w:rPr>
+          <w:noProof/>
+          <w:lang w:val="en-US"/>
+        </w:rPr>
+      </w:pPr>
     </w:p>
     <w:p>
       <w:pPr>
@@ -5557,23 +6544,78 @@
           <w:lang w:val="en-US"/>
         </w:rPr>
       </w:pPr>
-      <w:bookmarkStart w:id="8" w:name="_Toc133605179"/>
-      <w:r>
-        <w:rPr>
-          <w:lang w:val="en-US"/>
+      <w:bookmarkStart w:id="8" w:name="_Toc230601454"/>
+      <w:r>
+        <w:rPr>
+          <w:noProof/>
+          <w:lang w:eastAsia="de-DE"/>
         </w:rPr>
         <w:lastRenderedPageBreak/>
-        <w:t>Destructive Effects Editor</w:t>
-      </w:r>
-      <w:bookmarkEnd w:id="8"/>
-    </w:p>
-    <w:p>
-      <w:pPr>
-        <w:rPr>
-          <w:noProof/>
-          <w:lang w:val="en-US"/>
-        </w:rPr>
-      </w:pPr>
+        <w:drawing>
+          <wp:anchor distT="0" distB="0" distL="114300" distR="114300" simplePos="0" relativeHeight="251677696" behindDoc="0" locked="0" layoutInCell="1" allowOverlap="1" wp14:anchorId="472F444B" wp14:editId="01A22182">
+            <wp:simplePos x="0" y="0"/>
+            <wp:positionH relativeFrom="margin">
+              <wp:posOffset>-280670</wp:posOffset>
+            </wp:positionH>
+            <wp:positionV relativeFrom="paragraph">
+              <wp:posOffset>395605</wp:posOffset>
+            </wp:positionV>
+            <wp:extent cx="6238875" cy="2540635"/>
+            <wp:effectExtent l="0" t="0" r="9525" b="0"/>
+            <wp:wrapSquare wrapText="bothSides"/>
+            <wp:docPr id="446261485" name="Grafik 1"/>
+            <wp:cNvGraphicFramePr>
+              <a:graphicFrameLocks xmlns:a="http://schemas.openxmlformats.org/drawingml/2006/main" noChangeAspect="1"/>
+            </wp:cNvGraphicFramePr>
+            <a:graphic xmlns:a="http://schemas.openxmlformats.org/drawingml/2006/main">
+              <a:graphicData uri="http://schemas.openxmlformats.org/drawingml/2006/picture">
+                <pic:pic xmlns:pic="http://schemas.openxmlformats.org/drawingml/2006/picture">
+                  <pic:nvPicPr>
+                    <pic:cNvPr id="446261485" name="Grafik 1"/>
+                    <pic:cNvPicPr/>
+                  </pic:nvPicPr>
+                  <pic:blipFill rotWithShape="1">
+                    <a:blip r:embed="rId12">
+                      <a:extLst>
+                        <a:ext uri="{28A0092B-C50C-407E-A947-70E740481C1C}">
+                          <a14:useLocalDpi xmlns:a14="http://schemas.microsoft.com/office/drawing/2010/main" val="0"/>
+                        </a:ext>
+                      </a:extLst>
+                    </a:blip>
+                    <a:srcRect l="-926" r="-617"/>
+                    <a:stretch>
+                      <a:fillRect/>
+                    </a:stretch>
+                  </pic:blipFill>
+                  <pic:spPr bwMode="auto">
+                    <a:xfrm>
+                      <a:off x="0" y="0"/>
+                      <a:ext cx="6238875" cy="2540635"/>
+                    </a:xfrm>
+                    <a:prstGeom prst="rect">
+                      <a:avLst/>
+                    </a:prstGeom>
+                    <a:ln>
+                      <a:noFill/>
+                    </a:ln>
+                    <a:extLst>
+                      <a:ext uri="{53640926-AAD7-44D8-BBD7-CCE9431645EC}">
+                        <a14:shadowObscured xmlns:a14="http://schemas.microsoft.com/office/drawing/2010/main"/>
+                      </a:ext>
+                    </a:extLst>
+                  </pic:spPr>
+                </pic:pic>
+              </a:graphicData>
+            </a:graphic>
+            <wp14:sizeRelH relativeFrom="margin">
+              <wp14:pctWidth>0</wp14:pctWidth>
+            </wp14:sizeRelH>
+            <wp14:sizeRelV relativeFrom="margin">
+              <wp14:pctHeight>0</wp14:pctHeight>
+            </wp14:sizeRelV>
+          </wp:anchor>
+        </w:drawing>
+      </w:r>
       <w:r>
         <w:rPr>
           <w:noProof/>
@@ -5582,13 +6624,13 @@
         <mc:AlternateContent>
           <mc:Choice Requires="wps">
             <w:drawing>
-              <wp:anchor distT="0" distB="0" distL="114300" distR="114300" simplePos="0" relativeHeight="251679744" behindDoc="0" locked="0" layoutInCell="1" allowOverlap="1" wp14:anchorId="43B4C91D" wp14:editId="5693CC01">
+              <wp:anchor distT="0" distB="0" distL="114300" distR="114300" simplePos="0" relativeHeight="251679744" behindDoc="0" locked="0" layoutInCell="1" allowOverlap="1" wp14:anchorId="43B4C91D" wp14:editId="7A9357F4">
                 <wp:simplePos x="0" y="0"/>
                 <wp:positionH relativeFrom="column">
                   <wp:posOffset>5742940</wp:posOffset>
                 </wp:positionH>
                 <wp:positionV relativeFrom="paragraph">
-                  <wp:posOffset>1176655</wp:posOffset>
+                  <wp:posOffset>1356360</wp:posOffset>
                 </wp:positionV>
                 <wp:extent cx="342900" cy="342900"/>
                 <wp:effectExtent l="0" t="0" r="19050" b="19050"/>
@@ -5670,7 +6712,7 @@
           </mc:Choice>
           <mc:Fallback>
             <w:pict>
-              <v:roundrect w14:anchorId="43B4C91D" id="_x0000_s1035" style="position:absolute;margin-left:452.2pt;margin-top:92.65pt;width:27pt;height:27pt;z-index:251679744;visibility:visible;mso-wrap-style:square;mso-width-percent:0;mso-height-percent:0;mso-wrap-distance-left:9pt;mso-wrap-distance-top:0;mso-wrap-distance-right:9pt;mso-wrap-distance-bottom:0;mso-position-horizontal:absolute;mso-position-horizontal-relative:text;mso-position-vertical:absolute;mso-position-vertical-relative:text;mso-width-percent:0;mso-height-percent:0;mso-width-relative:margin;mso-height-relative:margin;v-text-anchor:middle" arcsize="10923f" o:gfxdata="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" fillcolor="white [3212]" strokecolor="black [3200]" strokeweight="1pt">
+              <v:roundrect w14:anchorId="43B4C91D" id="_x0000_s1035" style="position:absolute;margin-left:452.2pt;margin-top:106.8pt;width:27pt;height:27pt;z-index:251679744;visibility:visible;mso-wrap-style:square;mso-width-percent:0;mso-height-percent:0;mso-wrap-distance-left:9pt;mso-wrap-distance-top:0;mso-wrap-distance-right:9pt;mso-wrap-distance-bottom:0;mso-position-horizontal:absolute;mso-position-horizontal-relative:text;mso-position-vertical:absolute;mso-position-vertical-relative:text;mso-width-percent:0;mso-height-percent:0;mso-width-relative:margin;mso-height-relative:margin;v-text-anchor:middle" arcsize="10923f" o:gfxdata="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" fillcolor="white [3212]" strokecolor="black [3200]" strokeweight="1pt">
                 <v:stroke joinstyle="miter"/>
                 <v:textbox>
                   <w:txbxContent>
@@ -5709,13 +6751,155 @@
         <mc:AlternateContent>
           <mc:Choice Requires="wps">
             <w:drawing>
-              <wp:anchor distT="0" distB="0" distL="114300" distR="114300" simplePos="0" relativeHeight="251681792" behindDoc="0" locked="0" layoutInCell="1" allowOverlap="1" wp14:anchorId="28F9E3E8" wp14:editId="2B3620C4">
+              <wp:anchor distT="0" distB="0" distL="114300" distR="114300" simplePos="0" relativeHeight="251678720" behindDoc="0" locked="0" layoutInCell="1" allowOverlap="1" wp14:anchorId="0BE118CA" wp14:editId="7A0A5CB4">
+                <wp:simplePos x="0" y="0"/>
+                <wp:positionH relativeFrom="column">
+                  <wp:posOffset>2292350</wp:posOffset>
+                </wp:positionH>
+                <wp:positionV relativeFrom="paragraph">
+                  <wp:posOffset>1356360</wp:posOffset>
+                </wp:positionV>
+                <wp:extent cx="342900" cy="342900"/>
+                <wp:effectExtent l="0" t="0" r="19050" b="19050"/>
+                <wp:wrapNone/>
+                <wp:docPr id="179931311" name="Rechteck: abgerundete Ecken 3"/>
+                <wp:cNvGraphicFramePr/>
+                <a:graphic xmlns:a="http://schemas.openxmlformats.org/drawingml/2006/main">
+                  <a:graphicData uri="http://schemas.microsoft.com/office/word/2010/wordprocessingShape">
+                    <wps:wsp>
+                      <wps:cNvSpPr/>
+                      <wps:spPr>
+                        <a:xfrm>
+                          <a:off x="0" y="0"/>
+                          <a:ext cx="342900" cy="342900"/>
+                        </a:xfrm>
+                        <a:prstGeom prst="roundRect">
+                          <a:avLst/>
+                        </a:prstGeom>
+                        <a:solidFill>
+                          <a:schemeClr val="bg1"/>
+                        </a:solidFill>
+                        <a:ln/>
+                      </wps:spPr>
+                      <wps:style>
+                        <a:lnRef idx="2">
+                          <a:schemeClr val="dk1"/>
+                        </a:lnRef>
+                        <a:fillRef idx="1">
+                          <a:schemeClr val="lt1"/>
+                        </a:fillRef>
+                        <a:effectRef idx="0">
+                          <a:schemeClr val="dk1"/>
+                        </a:effectRef>
+                        <a:fontRef idx="minor">
+                          <a:schemeClr val="dk1"/>
+                        </a:fontRef>
+                      </wps:style>
+                      <wps:txbx>
+                        <w:txbxContent>
+                          <w:p>
+                            <w:pPr>
+                              <w:jc w:val="center"/>
+                              <w:rPr>
+                                <w:b/>
+                                <w:bCs/>
+                                <w:sz w:val="28"/>
+                                <w:szCs w:val="28"/>
+                              </w:rPr>
+                            </w:pPr>
+                            <w:r>
+                              <w:rPr>
+                                <w:b/>
+                                <w:bCs/>
+                                <w:sz w:val="28"/>
+                                <w:szCs w:val="28"/>
+                              </w:rPr>
+                              <w:t>1</w:t>
+                            </w:r>
+                          </w:p>
+                        </w:txbxContent>
+                      </wps:txbx>
+                      <wps:bodyPr rot="0" spcFirstLastPara="0" vertOverflow="overflow" horzOverflow="overflow" vert="horz" wrap="square" lIns="91440" tIns="45720" rIns="91440" bIns="45720" numCol="1" spcCol="0" rtlCol="0" fromWordArt="0" anchor="ctr" anchorCtr="0" forceAA="0" compatLnSpc="1">
+                        <a:prstTxWarp prst="textNoShape">
+                          <a:avLst/>
+                        </a:prstTxWarp>
+                        <a:noAutofit/>
+                      </wps:bodyPr>
+                    </wps:wsp>
+                  </a:graphicData>
+                </a:graphic>
+                <wp14:sizeRelH relativeFrom="margin">
+                  <wp14:pctWidth>0</wp14:pctWidth>
+                </wp14:sizeRelH>
+                <wp14:sizeRelV relativeFrom="margin">
+                  <wp14:pctHeight>0</wp14:pctHeight>
+                </wp14:sizeRelV>
+              </wp:anchor>
+            </w:drawing>
+          </mc:Choice>
+          <mc:Fallback>
+            <w:pict>
+              <v:roundrect w14:anchorId="0BE118CA" id="_x0000_s1036" style="position:absolute;margin-left:180.5pt;margin-top:106.8pt;width:27pt;height:27pt;z-index:251678720;visibility:visible;mso-wrap-style:square;mso-width-percent:0;mso-height-percent:0;mso-wrap-distance-left:9pt;mso-wrap-distance-top:0;mso-wrap-distance-right:9pt;mso-wrap-distance-bottom:0;mso-position-horizontal:absolute;mso-position-horizontal-relative:text;mso-position-vertical:absolute;mso-position-vertical-relative:text;mso-width-percent:0;mso-height-percent:0;mso-width-relative:margin;mso-height-relative:margin;v-text-anchor:middle" arcsize="10923f" o:gfxdata="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" fillcolor="white [3212]" strokecolor="black [3200]" strokeweight="1pt">
+                <v:stroke joinstyle="miter"/>
+                <v:textbox>
+                  <w:txbxContent>
+                    <w:p>
+                      <w:pPr>
+                        <w:jc w:val="center"/>
+                        <w:rPr>
+                          <w:b/>
+                          <w:bCs/>
+                          <w:sz w:val="28"/>
+                          <w:szCs w:val="28"/>
+                        </w:rPr>
+                      </w:pPr>
+                      <w:r>
+                        <w:rPr>
+                          <w:b/>
+                          <w:bCs/>
+                          <w:sz w:val="28"/>
+                          <w:szCs w:val="28"/>
+                        </w:rPr>
+                        <w:t>1</w:t>
+                      </w:r>
+                    </w:p>
+                  </w:txbxContent>
+                </v:textbox>
+              </v:roundrect>
+            </w:pict>
+          </mc:Fallback>
+        </mc:AlternateContent>
+      </w:r>
+      <w:r>
+        <w:rPr>
+          <w:lang w:val="en-US"/>
+        </w:rPr>
+        <w:t>Destructive Effects Editor</w:t>
+      </w:r>
+      <w:bookmarkEnd w:id="8"/>
+    </w:p>
+    <w:p>
+      <w:pPr>
+        <w:rPr>
+          <w:noProof/>
+          <w:lang w:val="en-US"/>
+        </w:rPr>
+      </w:pPr>
+      <w:r>
+        <w:rPr>
+          <w:noProof/>
+          <w:lang w:eastAsia="de-DE"/>
+        </w:rPr>
+        <mc:AlternateContent>
+          <mc:Choice Requires="wps">
+            <w:drawing>
+              <wp:anchor distT="0" distB="0" distL="114300" distR="114300" simplePos="0" relativeHeight="251681792" behindDoc="0" locked="0" layoutInCell="1" allowOverlap="1" wp14:anchorId="28F9E3E8" wp14:editId="590373C5">
                 <wp:simplePos x="0" y="0"/>
                 <wp:positionH relativeFrom="column">
                   <wp:posOffset>5156200</wp:posOffset>
                 </wp:positionH>
                 <wp:positionV relativeFrom="paragraph">
-                  <wp:posOffset>2762885</wp:posOffset>
+                  <wp:posOffset>2696210</wp:posOffset>
                 </wp:positionV>
                 <wp:extent cx="342900" cy="342900"/>
                 <wp:effectExtent l="0" t="0" r="19050" b="19050"/>
@@ -5797,7 +6981,7 @@
           </mc:Choice>
           <mc:Fallback>
             <w:pict>
-              <v:roundrect w14:anchorId="28F9E3E8" id="_x0000_s1036" style="position:absolute;margin-left:406pt;margin-top:217.55pt;width:27pt;height:27pt;z-index:251681792;visibility:visible;mso-wrap-style:square;mso-width-percent:0;mso-height-percent:0;mso-wrap-distance-left:9pt;mso-wrap-distance-top:0;mso-wrap-distance-right:9pt;mso-wrap-distance-bottom:0;mso-position-horizontal:absolute;mso-position-horizontal-relative:text;mso-position-vertical:absolute;mso-position-vertical-relative:text;mso-width-percent:0;mso-height-percent:0;mso-width-relative:margin;mso-height-relative:margin;v-text-anchor:middle" arcsize="10923f" o:gfxdata="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" fillcolor="white [3212]" strokecolor="black [3200]" strokeweight="1pt">
+              <v:roundrect w14:anchorId="28F9E3E8" id="_x0000_s1037" style="position:absolute;margin-left:406pt;margin-top:212.3pt;width:27pt;height:27pt;z-index:251681792;visibility:visible;mso-wrap-style:square;mso-width-percent:0;mso-height-percent:0;mso-wrap-distance-left:9pt;mso-wrap-distance-top:0;mso-wrap-distance-right:9pt;mso-wrap-distance-bottom:0;mso-position-horizontal:absolute;mso-position-horizontal-relative:text;mso-position-vertical:absolute;mso-position-vertical-relative:text;mso-width-percent:0;mso-height-percent:0;mso-width-relative:margin;mso-height-relative:margin;v-text-anchor:middle" arcsize="10923f" o:gfxdata="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" fillcolor="white [3212]" strokecolor="black [3200]" strokeweight="1pt">
                 <v:stroke joinstyle="miter"/>
                 <v:textbox>
                   <w:txbxContent>
@@ -5836,13 +7020,13 @@
         <mc:AlternateContent>
           <mc:Choice Requires="wps">
             <w:drawing>
-              <wp:anchor distT="0" distB="0" distL="114300" distR="114300" simplePos="0" relativeHeight="251680768" behindDoc="0" locked="0" layoutInCell="1" allowOverlap="1" wp14:anchorId="156AF791" wp14:editId="59624D23">
+              <wp:anchor distT="0" distB="0" distL="114300" distR="114300" simplePos="0" relativeHeight="251680768" behindDoc="0" locked="0" layoutInCell="1" allowOverlap="1" wp14:anchorId="156AF791" wp14:editId="747D2E0C">
                 <wp:simplePos x="0" y="0"/>
                 <wp:positionH relativeFrom="column">
                   <wp:posOffset>2296795</wp:posOffset>
                 </wp:positionH>
                 <wp:positionV relativeFrom="paragraph">
-                  <wp:posOffset>2760980</wp:posOffset>
+                  <wp:posOffset>2694305</wp:posOffset>
                 </wp:positionV>
                 <wp:extent cx="342900" cy="342900"/>
                 <wp:effectExtent l="0" t="0" r="19050" b="19050"/>
@@ -5935,7 +7119,7 @@
           </mc:Choice>
           <mc:Fallback>
             <w:pict>
-              <v:roundrect w14:anchorId="156AF791" id="_x0000_s1037" style="position:absolute;margin-left:180.85pt;margin-top:217.4pt;width:27pt;height:27pt;z-index:251680768;visibility:visible;mso-wrap-style:square;mso-width-percent:0;mso-height-percent:0;mso-wrap-distance-left:9pt;mso-wrap-distance-top:0;mso-wrap-distance-right:9pt;mso-wrap-distance-bottom:0;mso-position-horizontal:absolute;mso-position-horizontal-relative:text;mso-position-vertical:absolute;mso-position-vertical-relative:text;mso-width-percent:0;mso-height-percent:0;mso-width-relative:margin;mso-height-relative:margin;v-text-anchor:middle" arcsize="10923f" o:gfxdata="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" fillcolor="white [3212]" strokecolor="black [3200]" strokeweight="1pt">
+              <v:roundrect w14:anchorId="156AF791" id="_x0000_s1038" style="position:absolute;margin-left:180.85pt;margin-top:212.15pt;width:27pt;height:27pt;z-index:251680768;visibility:visible;mso-wrap-style:square;mso-width-percent:0;mso-height-percent:0;mso-wrap-distance-left:9pt;mso-wrap-distance-top:0;mso-wrap-distance-right:9pt;mso-wrap-distance-bottom:0;mso-position-horizontal:absolute;mso-position-horizontal-relative:text;mso-position-vertical:absolute;mso-position-vertical-relative:text;mso-width-percent:0;mso-height-percent:0;mso-width-relative:margin;mso-height-relative:margin;v-text-anchor:middle" arcsize="10923f" o:gfxdata="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" fillcolor="white [3212]" strokecolor="black [3200]" strokeweight="1pt">
                 <v:stroke joinstyle="miter"/>
                 <v:textbox>
                   <w:txbxContent>
@@ -5977,211 +7161,6 @@
           </mc:Fallback>
         </mc:AlternateContent>
       </w:r>
-      <w:r>
-        <w:rPr>
-          <w:noProof/>
-          <w:lang w:eastAsia="de-DE"/>
-        </w:rPr>
-        <mc:AlternateContent>
-          <mc:Choice Requires="wps">
-            <w:drawing>
-              <wp:anchor distT="0" distB="0" distL="114300" distR="114300" simplePos="0" relativeHeight="251678720" behindDoc="0" locked="0" layoutInCell="1" allowOverlap="1" wp14:anchorId="0BE118CA" wp14:editId="39558615">
-                <wp:simplePos x="0" y="0"/>
-                <wp:positionH relativeFrom="column">
-                  <wp:posOffset>2292350</wp:posOffset>
-                </wp:positionH>
-                <wp:positionV relativeFrom="paragraph">
-                  <wp:posOffset>1176655</wp:posOffset>
-                </wp:positionV>
-                <wp:extent cx="342900" cy="342900"/>
-                <wp:effectExtent l="0" t="0" r="19050" b="19050"/>
-                <wp:wrapNone/>
-                <wp:docPr id="179931311" name="Rechteck: abgerundete Ecken 3"/>
-                <wp:cNvGraphicFramePr/>
-                <a:graphic xmlns:a="http://schemas.openxmlformats.org/drawingml/2006/main">
-                  <a:graphicData uri="http://schemas.microsoft.com/office/word/2010/wordprocessingShape">
-                    <wps:wsp>
-                      <wps:cNvSpPr/>
-                      <wps:spPr>
-                        <a:xfrm>
-                          <a:off x="0" y="0"/>
-                          <a:ext cx="342900" cy="342900"/>
-                        </a:xfrm>
-                        <a:prstGeom prst="roundRect">
-                          <a:avLst/>
-                        </a:prstGeom>
-                        <a:solidFill>
-                          <a:schemeClr val="bg1"/>
-                        </a:solidFill>
-                        <a:ln/>
-                      </wps:spPr>
-                      <wps:style>
-                        <a:lnRef idx="2">
-                          <a:schemeClr val="dk1"/>
-                        </a:lnRef>
-                        <a:fillRef idx="1">
-                          <a:schemeClr val="lt1"/>
-                        </a:fillRef>
-                        <a:effectRef idx="0">
-                          <a:schemeClr val="dk1"/>
-                        </a:effectRef>
-                        <a:fontRef idx="minor">
-                          <a:schemeClr val="dk1"/>
-                        </a:fontRef>
-                      </wps:style>
-                      <wps:txbx>
-                        <w:txbxContent>
-                          <w:p>
-                            <w:pPr>
-                              <w:jc w:val="center"/>
-                              <w:rPr>
-                                <w:b/>
-                                <w:bCs/>
-                                <w:sz w:val="28"/>
-                                <w:szCs w:val="28"/>
-                              </w:rPr>
-                            </w:pPr>
-                            <w:r>
-                              <w:rPr>
-                                <w:b/>
-                                <w:bCs/>
-                                <w:sz w:val="28"/>
-                                <w:szCs w:val="28"/>
-                              </w:rPr>
-                              <w:t>1</w:t>
-                            </w:r>
-                          </w:p>
-                        </w:txbxContent>
-                      </wps:txbx>
-                      <wps:bodyPr rot="0" spcFirstLastPara="0" vertOverflow="overflow" horzOverflow="overflow" vert="horz" wrap="square" lIns="91440" tIns="45720" rIns="91440" bIns="45720" numCol="1" spcCol="0" rtlCol="0" fromWordArt="0" anchor="ctr" anchorCtr="0" forceAA="0" compatLnSpc="1">
-                        <a:prstTxWarp prst="textNoShape">
-                          <a:avLst/>
-                        </a:prstTxWarp>
-                        <a:noAutofit/>
-                      </wps:bodyPr>
-                    </wps:wsp>
-                  </a:graphicData>
-                </a:graphic>
-                <wp14:sizeRelH relativeFrom="margin">
-                  <wp14:pctWidth>0</wp14:pctWidth>
-                </wp14:sizeRelH>
-                <wp14:sizeRelV relativeFrom="margin">
-                  <wp14:pctHeight>0</wp14:pctHeight>
-                </wp14:sizeRelV>
-              </wp:anchor>
-            </w:drawing>
-          </mc:Choice>
-          <mc:Fallback>
-            <w:pict>
-              <v:roundrect w14:anchorId="0BE118CA" id="_x0000_s1038" style="position:absolute;margin-left:180.5pt;margin-top:92.65pt;width:27pt;height:27pt;z-index:251678720;visibility:visible;mso-wrap-style:square;mso-width-percent:0;mso-height-percent:0;mso-wrap-distance-left:9pt;mso-wrap-distance-top:0;mso-wrap-distance-right:9pt;mso-wrap-distance-bottom:0;mso-position-horizontal:absolute;mso-position-horizontal-relative:text;mso-position-vertical:absolute;mso-position-vertical-relative:text;mso-width-percent:0;mso-height-percent:0;mso-width-relative:margin;mso-height-relative:margin;v-text-anchor:middle" arcsize="10923f" o:gfxdata="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" fillcolor="white [3212]" strokecolor="black [3200]" strokeweight="1pt">
-                <v:stroke joinstyle="miter"/>
-                <v:textbox>
-                  <w:txbxContent>
-                    <w:p>
-                      <w:pPr>
-                        <w:jc w:val="center"/>
-                        <w:rPr>
-                          <w:b/>
-                          <w:bCs/>
-                          <w:sz w:val="28"/>
-                          <w:szCs w:val="28"/>
-                        </w:rPr>
-                      </w:pPr>
-                      <w:r>
-                        <w:rPr>
-                          <w:b/>
-                          <w:bCs/>
-                          <w:sz w:val="28"/>
-                          <w:szCs w:val="28"/>
-                        </w:rPr>
-                        <w:t>1</w:t>
-                      </w:r>
-                    </w:p>
-                  </w:txbxContent>
-                </v:textbox>
-              </v:roundrect>
-            </w:pict>
-          </mc:Fallback>
-        </mc:AlternateContent>
-      </w:r>
-      <w:r>
-        <w:rPr>
-          <w:noProof/>
-          <w:lang w:eastAsia="de-DE"/>
-        </w:rPr>
-        <w:drawing>
-          <wp:anchor distT="0" distB="0" distL="114300" distR="114300" simplePos="0" relativeHeight="251677696" behindDoc="0" locked="0" layoutInCell="1" allowOverlap="1" wp14:anchorId="472F444B" wp14:editId="19B2BE66">
-            <wp:simplePos x="0" y="0"/>
-            <wp:positionH relativeFrom="margin">
-              <wp:align>center</wp:align>
-            </wp:positionH>
-            <wp:positionV relativeFrom="paragraph">
-              <wp:posOffset>219075</wp:posOffset>
-            </wp:positionV>
-            <wp:extent cx="6086475" cy="2540635"/>
-            <wp:effectExtent l="0" t="0" r="9525" b="0"/>
-            <wp:wrapSquare wrapText="bothSides"/>
-            <wp:docPr id="446261485" name="Grafik 1"/>
-            <wp:cNvGraphicFramePr>
-              <a:graphicFrameLocks xmlns:a="http://schemas.openxmlformats.org/drawingml/2006/main" noChangeAspect="1"/>
-            </wp:cNvGraphicFramePr>
-            <a:graphic xmlns:a="http://schemas.openxmlformats.org/drawingml/2006/main">
-              <a:graphicData uri="http://schemas.openxmlformats.org/drawingml/2006/picture">
-                <pic:pic xmlns:pic="http://schemas.openxmlformats.org/drawingml/2006/picture">
-                  <pic:nvPicPr>
-                    <pic:cNvPr id="446261485" name="Grafik 1"/>
-                    <pic:cNvPicPr/>
-                  </pic:nvPicPr>
-                  <pic:blipFill rotWithShape="1">
-                    <a:blip r:embed="rId12">
-                      <a:extLst>
-                        <a:ext uri="{28A0092B-C50C-407E-A947-70E740481C1C}">
-                          <a14:useLocalDpi xmlns:a14="http://schemas.microsoft.com/office/drawing/2010/main" val="0"/>
-                        </a:ext>
-                      </a:extLst>
-                    </a:blip>
-                    <a:srcRect l="76" r="44"/>
-                    <a:stretch>
-                      <a:fillRect/>
-                    </a:stretch>
-                  </pic:blipFill>
-                  <pic:spPr bwMode="auto">
-                    <a:xfrm>
-                      <a:off x="0" y="0"/>
-                      <a:ext cx="6086475" cy="2540635"/>
-                    </a:xfrm>
-                    <a:prstGeom prst="rect">
-                      <a:avLst/>
-                    </a:prstGeom>
-                    <a:ln>
-                      <a:noFill/>
-                    </a:ln>
-                    <a:extLst>
-                      <a:ext uri="{53640926-AAD7-44D8-BBD7-CCE9431645EC}">
-                        <a14:shadowObscured xmlns:a14="http://schemas.microsoft.com/office/drawing/2010/main"/>
-                      </a:ext>
-                    </a:extLst>
-                  </pic:spPr>
-                </pic:pic>
-              </a:graphicData>
-            </a:graphic>
-            <wp14:sizeRelH relativeFrom="margin">
-              <wp14:pctWidth>0</wp14:pctWidth>
-            </wp14:sizeRelH>
-            <wp14:sizeRelV relativeFrom="margin">
-              <wp14:pctHeight>0</wp14:pctHeight>
-            </wp14:sizeRelV>
-          </wp:anchor>
-        </w:drawing>
-      </w:r>
-    </w:p>
-    <w:p>
-      <w:pPr>
-        <w:rPr>
-          <w:noProof/>
-          <w:lang w:val="en-US"/>
-        </w:rPr>
-      </w:pPr>
     </w:p>
     <w:p>
       <w:pPr>
@@ -6266,8 +7245,16 @@
         <w:rPr>
           <w:lang w:val="en-US"/>
         </w:rPr>
-        <w:t>Save button</w:t>
-      </w:r>
+        <w:t xml:space="preserve">Save </w:t>
+      </w:r>
+      <w:proofErr w:type="gramStart"/>
+      <w:r>
+        <w:rPr>
+          <w:lang w:val="en-US"/>
+        </w:rPr>
+        <w:t>button</w:t>
+      </w:r>
+      <w:proofErr w:type="gramEnd"/>
     </w:p>
     <w:p>
       <w:pPr>
@@ -6285,6 +7272,7 @@
         </w:rPr>
         <w:t xml:space="preserve">Note: To </w:t>
       </w:r>
+      <w:proofErr w:type="gramStart"/>
       <w:r>
         <w:rPr>
           <w:i/>
@@ -6293,6 +7281,7 @@
         </w:rPr>
         <w:t>make a selection</w:t>
       </w:r>
+      <w:proofErr w:type="gramEnd"/>
       <w:r>
         <w:rPr>
           <w:i/>
@@ -6361,6 +7350,8 @@
     <w:p>
       <w:pPr>
         <w:rPr>
+          <w:i/>
+          <w:iCs/>
           <w:lang w:val="en-US"/>
         </w:rPr>
       </w:pPr>
@@ -6372,7 +7363,7 @@
           <w:lang w:val="en-US"/>
         </w:rPr>
       </w:pPr>
-      <w:bookmarkStart w:id="9" w:name="_Toc133605180"/>
+      <w:bookmarkStart w:id="9" w:name="_Toc230601455"/>
       <w:r>
         <w:rPr>
           <w:lang w:val="en-US"/>
@@ -6619,65 +7610,8 @@
           <w:noProof/>
           <w:lang w:val="en-US"/>
         </w:rPr>
-        <w:t>Remove Marker:</w:t>
-      </w:r>
-      <w:r>
-        <w:rPr>
-          <w:noProof/>
-          <w:lang w:val="en-US"/>
-        </w:rPr>
-        <w:t xml:space="preserve"> </w:t>
-      </w:r>
-      <w:r>
-        <w:rPr>
-          <w:noProof/>
-          <w:lang w:val="en-US"/>
-        </w:rPr>
-        <w:t xml:space="preserve">Delete </w:t>
-      </w:r>
-      <w:r>
-        <w:rPr>
-          <w:noProof/>
-          <w:lang w:val="en-US"/>
-        </w:rPr>
-        <w:t xml:space="preserve">the markers within </w:t>
-      </w:r>
-      <w:r>
-        <w:rPr>
-          <w:noProof/>
-          <w:lang w:val="en-US"/>
-        </w:rPr>
-        <w:t xml:space="preserve">the selection of </w:t>
-      </w:r>
-      <w:r>
-        <w:rPr>
-          <w:noProof/>
-          <w:lang w:val="en-US"/>
-        </w:rPr>
-        <w:t>an audio file</w:t>
-      </w:r>
-      <w:r>
-        <w:rPr>
-          <w:noProof/>
-          <w:lang w:val="en-US"/>
-        </w:rPr>
-        <w:t xml:space="preserve"> (</w:t>
-      </w:r>
-      <w:r>
-        <w:rPr>
-          <w:noProof/>
-          <w:lang w:val="en-US"/>
-        </w:rPr>
-        <w:t>if marker are available).</w:t>
-      </w:r>
-    </w:p>
-    <w:p>
-      <w:pPr>
-        <w:rPr>
-          <w:noProof/>
-          <w:lang w:val="en-US"/>
-        </w:rPr>
-      </w:pPr>
+        <w:t>Resample to 48kHz</w:t>
+      </w:r>
       <w:r>
         <w:rPr>
           <w:b/>
@@ -6685,8 +7619,44 @@
           <w:noProof/>
           <w:lang w:val="en-US"/>
         </w:rPr>
-        <w:t>Reset Zoom</w:t>
-      </w:r>
+        <w:t>:</w:t>
+      </w:r>
+      <w:r>
+        <w:rPr>
+          <w:noProof/>
+          <w:lang w:val="en-US"/>
+        </w:rPr>
+        <w:t xml:space="preserve"> Perform a </w:t>
+      </w:r>
+      <w:r>
+        <w:rPr>
+          <w:noProof/>
+          <w:lang w:val="en-US"/>
+        </w:rPr>
+        <w:t>resample of a file to 48kHz</w:t>
+      </w:r>
+      <w:r>
+        <w:rPr>
+          <w:noProof/>
+          <w:lang w:val="en-US"/>
+        </w:rPr>
+        <w:t>.</w:t>
+      </w:r>
+      <w:r>
+        <w:rPr>
+          <w:noProof/>
+          <w:lang w:val="en-US"/>
+        </w:rPr>
+        <w:t xml:space="preserve"> Note that all previously done edits are lost if they havent been applied to the file before.</w:t>
+      </w:r>
+    </w:p>
+    <w:p>
+      <w:pPr>
+        <w:rPr>
+          <w:noProof/>
+          <w:lang w:val="en-US"/>
+        </w:rPr>
+      </w:pPr>
       <w:r>
         <w:rPr>
           <w:b/>
@@ -6694,56 +7664,57 @@
           <w:noProof/>
           <w:lang w:val="en-US"/>
         </w:rPr>
-        <w:t>:</w:t>
-      </w:r>
-      <w:r>
-        <w:rPr>
-          <w:noProof/>
-          <w:lang w:val="en-US"/>
-        </w:rPr>
-        <w:t xml:space="preserve"> Resets the waveform window to show the file at full length again.</w:t>
-      </w:r>
-    </w:p>
-    <w:p>
-      <w:pPr>
-        <w:rPr>
-          <w:noProof/>
-          <w:lang w:val="en-US"/>
-        </w:rPr>
-      </w:pPr>
-    </w:p>
-    <w:p>
-      <w:pPr>
-        <w:pStyle w:val="berschrift3"/>
-        <w:rPr>
-          <w:noProof/>
-          <w:lang w:val="en-US"/>
-        </w:rPr>
-      </w:pPr>
-      <w:bookmarkStart w:id="10" w:name="_Toc133605181"/>
-      <w:r>
-        <w:rPr>
-          <w:noProof/>
-          <w:lang w:val="en-US"/>
-        </w:rPr>
-        <w:t>Additional</w:t>
-      </w:r>
-      <w:r>
-        <w:rPr>
-          <w:noProof/>
-          <w:lang w:val="en-US"/>
-        </w:rPr>
-        <w:t xml:space="preserve"> Tools</w:t>
-      </w:r>
-      <w:bookmarkEnd w:id="10"/>
-    </w:p>
-    <w:p>
-      <w:pPr>
-        <w:rPr>
-          <w:noProof/>
-          <w:lang w:val="en-US"/>
-        </w:rPr>
-      </w:pPr>
+        <w:t>Remove Marker:</w:t>
+      </w:r>
+      <w:r>
+        <w:rPr>
+          <w:noProof/>
+          <w:lang w:val="en-US"/>
+        </w:rPr>
+        <w:t xml:space="preserve"> </w:t>
+      </w:r>
+      <w:r>
+        <w:rPr>
+          <w:noProof/>
+          <w:lang w:val="en-US"/>
+        </w:rPr>
+        <w:t xml:space="preserve">Delete </w:t>
+      </w:r>
+      <w:r>
+        <w:rPr>
+          <w:noProof/>
+          <w:lang w:val="en-US"/>
+        </w:rPr>
+        <w:t xml:space="preserve">the markers within </w:t>
+      </w:r>
+      <w:r>
+        <w:rPr>
+          <w:noProof/>
+          <w:lang w:val="en-US"/>
+        </w:rPr>
+        <w:t xml:space="preserve">the selection of </w:t>
+      </w:r>
+      <w:r>
+        <w:rPr>
+          <w:noProof/>
+          <w:lang w:val="en-US"/>
+        </w:rPr>
+        <w:t>an audio file</w:t>
+      </w:r>
+      <w:r>
+        <w:rPr>
+          <w:noProof/>
+          <w:lang w:val="en-US"/>
+        </w:rPr>
+        <w:t xml:space="preserve"> (</w:t>
+      </w:r>
+      <w:r>
+        <w:rPr>
+          <w:noProof/>
+          <w:lang w:val="en-US"/>
+        </w:rPr>
+        <w:t>if marker are available).</w:t>
+      </w:r>
     </w:p>
     <w:p>
       <w:pPr>
@@ -6759,6 +7730,80 @@
           <w:noProof/>
           <w:lang w:val="en-US"/>
         </w:rPr>
+        <w:t>Reset Zoom</w:t>
+      </w:r>
+      <w:r>
+        <w:rPr>
+          <w:b/>
+          <w:bCs/>
+          <w:noProof/>
+          <w:lang w:val="en-US"/>
+        </w:rPr>
+        <w:t>:</w:t>
+      </w:r>
+      <w:r>
+        <w:rPr>
+          <w:noProof/>
+          <w:lang w:val="en-US"/>
+        </w:rPr>
+        <w:t xml:space="preserve"> Resets the waveform window to show the file at full length again.</w:t>
+      </w:r>
+    </w:p>
+    <w:p>
+      <w:pPr>
+        <w:rPr>
+          <w:noProof/>
+          <w:lang w:val="en-US"/>
+        </w:rPr>
+      </w:pPr>
+    </w:p>
+    <w:p>
+      <w:pPr>
+        <w:pStyle w:val="berschrift3"/>
+        <w:rPr>
+          <w:noProof/>
+          <w:lang w:val="en-US"/>
+        </w:rPr>
+      </w:pPr>
+      <w:bookmarkStart w:id="10" w:name="_Toc230601456"/>
+      <w:r>
+        <w:rPr>
+          <w:noProof/>
+          <w:lang w:val="en-US"/>
+        </w:rPr>
+        <w:t>Additional</w:t>
+      </w:r>
+      <w:r>
+        <w:rPr>
+          <w:noProof/>
+          <w:lang w:val="en-US"/>
+        </w:rPr>
+        <w:t xml:space="preserve"> Tools</w:t>
+      </w:r>
+      <w:bookmarkEnd w:id="10"/>
+    </w:p>
+    <w:p>
+      <w:pPr>
+        <w:rPr>
+          <w:noProof/>
+          <w:lang w:val="en-US"/>
+        </w:rPr>
+      </w:pPr>
+    </w:p>
+    <w:p>
+      <w:pPr>
+        <w:rPr>
+          <w:noProof/>
+          <w:lang w:val="en-US"/>
+        </w:rPr>
+      </w:pPr>
+      <w:r>
+        <w:rPr>
+          <w:b/>
+          <w:bCs/>
+          <w:noProof/>
+          <w:lang w:val="en-US"/>
+        </w:rPr>
         <w:t>Set Marker:</w:t>
       </w:r>
       <w:r>
@@ -6797,7 +7842,7 @@
           <w:lang w:val="en-US"/>
         </w:rPr>
       </w:pPr>
-      <w:bookmarkStart w:id="11" w:name="_Toc133605182"/>
+      <w:bookmarkStart w:id="11" w:name="_Toc230601457"/>
       <w:r>
         <w:rPr>
           <w:lang w:val="en-US"/>
@@ -6826,7 +7871,15 @@
           <w:lang w:val="en-US"/>
         </w:rPr>
       </w:pPr>
-      <w:bookmarkStart w:id="12" w:name="_Toc133605183"/>
+    </w:p>
+    <w:p>
+      <w:pPr>
+        <w:pStyle w:val="berschrift2"/>
+        <w:rPr>
+          <w:lang w:val="en-US"/>
+        </w:rPr>
+      </w:pPr>
+      <w:bookmarkStart w:id="12" w:name="_Toc230601458"/>
       <w:r>
         <w:rPr>
           <w:lang w:val="en-US"/>
@@ -6844,12 +7897,6 @@
           <w:lang w:val="en-US"/>
         </w:rPr>
         <w:t xml:space="preserve"> file with audio content</w:t>
-      </w:r>
-      <w:r>
-        <w:rPr>
-          <w:lang w:val="en-US"/>
-        </w:rPr>
-        <w:t>.</w:t>
       </w:r>
       <w:bookmarkEnd w:id="12"/>
     </w:p>
@@ -6911,7 +7958,14 @@
         <w:rPr>
           <w:lang w:val="en-US"/>
         </w:rPr>
-        <w:t>Load one or multiple audio files via “Add files”</w:t>
+        <w:t>Load one or multiple audio files via “Add files</w:t>
+      </w:r>
+      <w:proofErr w:type="gramStart"/>
+      <w:r>
+        <w:rPr>
+          <w:lang w:val="en-US"/>
+        </w:rPr>
+        <w:t>”</w:t>
       </w:r>
       <w:r>
         <w:rPr>
@@ -6919,6 +7973,7 @@
         </w:rPr>
         <w:t>.</w:t>
       </w:r>
+      <w:proofErr w:type="gramEnd"/>
     </w:p>
     <w:p>
       <w:pPr>
@@ -6935,7 +7990,21 @@
         <w:rPr>
           <w:lang w:val="en-US"/>
         </w:rPr>
-        <w:t>Click the file and set parameters from the parameters section as you wish. You might for example:</w:t>
+        <w:t xml:space="preserve">Click the file and set parameters from the parameters section as you wish. You </w:t>
+      </w:r>
+      <w:proofErr w:type="gramStart"/>
+      <w:r>
+        <w:rPr>
+          <w:lang w:val="en-US"/>
+        </w:rPr>
+        <w:t>might</w:t>
+      </w:r>
+      <w:proofErr w:type="gramEnd"/>
+      <w:r>
+        <w:rPr>
+          <w:lang w:val="en-US"/>
+        </w:rPr>
+        <w:t xml:space="preserve"> for example:</w:t>
       </w:r>
     </w:p>
     <w:p>
@@ -7045,11 +8114,47 @@
           <w:lang w:val="en-US"/>
         </w:rPr>
       </w:pPr>
-      <w:r>
-        <w:rPr>
-          <w:lang w:val="en-US"/>
-        </w:rPr>
-        <w:t>Some setup parameters are audible during playback. You will for example hear added rooms with reverb or changed volume.</w:t>
+      <w:proofErr w:type="gramStart"/>
+      <w:r>
+        <w:rPr>
+          <w:lang w:val="en-US"/>
+        </w:rPr>
+        <w:t>Some</w:t>
+      </w:r>
+      <w:proofErr w:type="gramEnd"/>
+      <w:r>
+        <w:rPr>
+          <w:lang w:val="en-US"/>
+        </w:rPr>
+        <w:t xml:space="preserve"> setup parameters are audible during playback. You </w:t>
+      </w:r>
+      <w:proofErr w:type="gramStart"/>
+      <w:r>
+        <w:rPr>
+          <w:lang w:val="en-US"/>
+        </w:rPr>
+        <w:t>will</w:t>
+      </w:r>
+      <w:proofErr w:type="gramEnd"/>
+      <w:r>
+        <w:rPr>
+          <w:lang w:val="en-US"/>
+        </w:rPr>
+        <w:t xml:space="preserve"> for </w:t>
+      </w:r>
+      <w:proofErr w:type="gramStart"/>
+      <w:r>
+        <w:rPr>
+          <w:lang w:val="en-US"/>
+        </w:rPr>
+        <w:t>example</w:t>
+      </w:r>
+      <w:proofErr w:type="gramEnd"/>
+      <w:r>
+        <w:rPr>
+          <w:lang w:val="en-US"/>
+        </w:rPr>
+        <w:t xml:space="preserve"> hear added rooms with reverb or changed volume.</w:t>
       </w:r>
       <w:r>
         <w:rPr>
@@ -7085,8 +8190,16 @@
         <w:rPr>
           <w:lang w:val="en-US"/>
         </w:rPr>
-        <w:t xml:space="preserve"> file under usage of “Save YAML”.</w:t>
-      </w:r>
+        <w:t xml:space="preserve"> file under usage of “Save YAML</w:t>
+      </w:r>
+      <w:proofErr w:type="gramStart"/>
+      <w:r>
+        <w:rPr>
+          <w:lang w:val="en-US"/>
+        </w:rPr>
+        <w:t>”.</w:t>
+      </w:r>
+      <w:proofErr w:type="gramEnd"/>
     </w:p>
     <w:p>
       <w:pPr>
@@ -7134,19 +8247,13 @@
           <w:lang w:val="en-US"/>
         </w:rPr>
       </w:pPr>
-      <w:bookmarkStart w:id="13" w:name="_Toc133605184"/>
+      <w:bookmarkStart w:id="13" w:name="_Toc230601459"/>
       <w:r>
         <w:rPr>
           <w:lang w:val="en-US"/>
         </w:rPr>
         <w:t>Edit audio files permanently</w:t>
       </w:r>
-      <w:r>
-        <w:rPr>
-          <w:lang w:val="en-US"/>
-        </w:rPr>
-        <w:t>.</w:t>
-      </w:r>
       <w:bookmarkEnd w:id="13"/>
     </w:p>
     <w:p>
@@ -7178,7 +8285,35 @@
         <w:rPr>
           <w:lang w:val="en-US"/>
         </w:rPr>
-        <w:t xml:space="preserve"> parameters. These changes are permanently written into the wav file. Saved wav files are created as 32bit float files, independent from their original bit size.</w:t>
+        <w:t xml:space="preserve"> parameters. These changes </w:t>
+      </w:r>
+      <w:proofErr w:type="gramStart"/>
+      <w:r>
+        <w:rPr>
+          <w:lang w:val="en-US"/>
+        </w:rPr>
+        <w:t>are permanently written</w:t>
+      </w:r>
+      <w:proofErr w:type="gramEnd"/>
+      <w:r>
+        <w:rPr>
+          <w:lang w:val="en-US"/>
+        </w:rPr>
+        <w:t xml:space="preserve"> into the wav file. Saved wav files </w:t>
+      </w:r>
+      <w:proofErr w:type="gramStart"/>
+      <w:r>
+        <w:rPr>
+          <w:lang w:val="en-US"/>
+        </w:rPr>
+        <w:t>are created</w:t>
+      </w:r>
+      <w:proofErr w:type="gramEnd"/>
+      <w:r>
+        <w:rPr>
+          <w:lang w:val="en-US"/>
+        </w:rPr>
+        <w:t xml:space="preserve"> as 32bit float files, independent from their original bit size.</w:t>
       </w:r>
       <w:r>
         <w:rPr>
@@ -7232,8 +8367,16 @@
         <w:rPr>
           <w:lang w:val="en-US"/>
         </w:rPr>
-        <w:t>Load one or multiple audio files via “Add files”.</w:t>
-      </w:r>
+        <w:t>Load one or multiple audio files via “Add files</w:t>
+      </w:r>
+      <w:proofErr w:type="gramStart"/>
+      <w:r>
+        <w:rPr>
+          <w:lang w:val="en-US"/>
+        </w:rPr>
+        <w:t>”.</w:t>
+      </w:r>
+      <w:proofErr w:type="gramEnd"/>
     </w:p>
     <w:p>
       <w:pPr>
@@ -7298,7 +8441,35 @@
         <w:rPr>
           <w:lang w:val="en-US"/>
         </w:rPr>
-        <w:t xml:space="preserve"> you can now mark an area while pressing the left mouse button once and then move to the endpoint of your selection. Pressing the left mouse button again the selected area is fixed. Pressing the right mouse button will revert your selection.</w:t>
+        <w:t xml:space="preserve"> you can now mark an area while pressing the left mouse button once and then move to the endpoint of your selection. Pressing the left mouse button </w:t>
+      </w:r>
+      <w:proofErr w:type="gramStart"/>
+      <w:r>
+        <w:rPr>
+          <w:lang w:val="en-US"/>
+        </w:rPr>
+        <w:t>again</w:t>
+      </w:r>
+      <w:proofErr w:type="gramEnd"/>
+      <w:r>
+        <w:rPr>
+          <w:lang w:val="en-US"/>
+        </w:rPr>
+        <w:t xml:space="preserve"> the selected area </w:t>
+      </w:r>
+      <w:proofErr w:type="gramStart"/>
+      <w:r>
+        <w:rPr>
+          <w:lang w:val="en-US"/>
+        </w:rPr>
+        <w:t>is fixed</w:t>
+      </w:r>
+      <w:proofErr w:type="gramEnd"/>
+      <w:r>
+        <w:rPr>
+          <w:lang w:val="en-US"/>
+        </w:rPr>
+        <w:t>. Pressing the right mouse button will revert your selection.</w:t>
       </w:r>
     </w:p>
     <w:p>
@@ -7316,7 +8487,21 @@
         <w:rPr>
           <w:lang w:val="en-US"/>
         </w:rPr>
-        <w:t>Select a tool from the editors tools section for example the linear fade in.</w:t>
+        <w:t xml:space="preserve">Select a tool from the </w:t>
+      </w:r>
+      <w:proofErr w:type="gramStart"/>
+      <w:r>
+        <w:rPr>
+          <w:lang w:val="en-US"/>
+        </w:rPr>
+        <w:t>editors</w:t>
+      </w:r>
+      <w:proofErr w:type="gramEnd"/>
+      <w:r>
+        <w:rPr>
+          <w:lang w:val="en-US"/>
+        </w:rPr>
+        <w:t xml:space="preserve"> tools section for example the linear fade in.</w:t>
       </w:r>
     </w:p>
     <w:p>
@@ -7334,7 +8519,21 @@
         <w:rPr>
           <w:lang w:val="en-US"/>
         </w:rPr>
-        <w:t>The selected audio part will now be processed and can be either reverted (note this reverts all edit steps to the original file), overwritten or saved as new file.</w:t>
+        <w:t xml:space="preserve">The selected audio part will now </w:t>
+      </w:r>
+      <w:proofErr w:type="gramStart"/>
+      <w:r>
+        <w:rPr>
+          <w:lang w:val="en-US"/>
+        </w:rPr>
+        <w:t>be processed</w:t>
+      </w:r>
+      <w:proofErr w:type="gramEnd"/>
+      <w:r>
+        <w:rPr>
+          <w:lang w:val="en-US"/>
+        </w:rPr>
+        <w:t xml:space="preserve"> and can be either reverted (note this reverts all edit steps to the original file), overwritten or saved as new file.</w:t>
       </w:r>
     </w:p>
     <w:p>
@@ -7357,7 +8556,7 @@
           <w:lang w:val="en-US"/>
         </w:rPr>
       </w:pPr>
-      <w:bookmarkStart w:id="14" w:name="_Toc133605185"/>
+      <w:bookmarkStart w:id="14" w:name="_Toc230601460"/>
       <w:r>
         <w:rPr>
           <w:lang w:val="en-US"/>
@@ -7569,8 +8768,16 @@
         <w:rPr>
           <w:lang w:val="en-US"/>
         </w:rPr>
-        <w:t>Create the room by clicking “Create Room”.</w:t>
-      </w:r>
+        <w:t>Create the room by clicking “Create Room</w:t>
+      </w:r>
+      <w:proofErr w:type="gramStart"/>
+      <w:r>
+        <w:rPr>
+          <w:lang w:val="en-US"/>
+        </w:rPr>
+        <w:t>”.</w:t>
+      </w:r>
+      <w:proofErr w:type="gramEnd"/>
       <w:r>
         <w:rPr>
           <w:lang w:val="en-US"/>
@@ -7707,7 +8914,21 @@
         <w:rPr>
           <w:lang w:val="en-US"/>
         </w:rPr>
-        <w:t>set the ON/OFF button to “ON”. If you playback the audio file now</w:t>
+        <w:t>set the ON/OFF button to “ON</w:t>
+      </w:r>
+      <w:proofErr w:type="gramStart"/>
+      <w:r>
+        <w:rPr>
+          <w:lang w:val="en-US"/>
+        </w:rPr>
+        <w:t>”.</w:t>
+      </w:r>
+      <w:proofErr w:type="gramEnd"/>
+      <w:r>
+        <w:rPr>
+          <w:lang w:val="en-US"/>
+        </w:rPr>
+        <w:t xml:space="preserve"> If you playback the audio file now</w:t>
       </w:r>
       <w:r>
         <w:rPr>

--- a/Yaml AudioTool Rebuilt/Resources/Yaml Audio Tool Rebuilt - Manual.docx
+++ b/Yaml AudioTool Rebuilt/Resources/Yaml Audio Tool Rebuilt - Manual.docx
@@ -44,6 +44,7 @@
           <w:bCs/>
           <w:sz w:val="24"/>
           <w:szCs w:val="24"/>
+          <w:lang w:val="en-US"/>
         </w:rPr>
       </w:pPr>
       <w:r>
@@ -52,6 +53,7 @@
           <w:bCs/>
           <w:sz w:val="24"/>
           <w:szCs w:val="24"/>
+          <w:lang w:val="en-US"/>
         </w:rPr>
         <w:t>V</w:t>
       </w:r>
@@ -61,6 +63,7 @@
           <w:bCs/>
           <w:sz w:val="24"/>
           <w:szCs w:val="24"/>
+          <w:lang w:val="en-US"/>
         </w:rPr>
         <w:t>1.</w:t>
       </w:r>
@@ -70,6 +73,7 @@
           <w:bCs/>
           <w:sz w:val="24"/>
           <w:szCs w:val="24"/>
+          <w:lang w:val="en-US"/>
         </w:rPr>
         <w:t>4</w:t>
       </w:r>
@@ -79,6 +83,7 @@
           <w:bCs/>
           <w:sz w:val="24"/>
           <w:szCs w:val="24"/>
+          <w:lang w:val="en-US"/>
         </w:rPr>
         <w:t>.</w:t>
       </w:r>
@@ -88,6 +93,7 @@
           <w:bCs/>
           <w:sz w:val="24"/>
           <w:szCs w:val="24"/>
+          <w:lang w:val="en-US"/>
         </w:rPr>
         <w:t>0</w:t>
       </w:r>
@@ -97,6 +103,7 @@
           <w:bCs/>
           <w:sz w:val="24"/>
           <w:szCs w:val="24"/>
+          <w:lang w:val="en-US"/>
         </w:rPr>
         <w:t xml:space="preserve"> – </w:t>
       </w:r>
@@ -106,6 +113,7 @@
           <w:bCs/>
           <w:sz w:val="24"/>
           <w:szCs w:val="24"/>
+          <w:lang w:val="en-US"/>
         </w:rPr>
         <w:t>2</w:t>
       </w:r>
@@ -115,6 +123,7 @@
           <w:bCs/>
           <w:sz w:val="24"/>
           <w:szCs w:val="24"/>
+          <w:lang w:val="en-US"/>
         </w:rPr>
         <w:t>60</w:t>
       </w:r>
@@ -124,18 +133,30 @@
           <w:bCs/>
           <w:sz w:val="24"/>
           <w:szCs w:val="24"/>
-        </w:rPr>
-        <w:t>601</w:t>
-      </w:r>
-    </w:p>
-    <w:p>
-      <w:pPr>
-        <w:jc w:val="center"/>
+          <w:lang w:val="en-US"/>
+        </w:rPr>
+        <w:t>60</w:t>
+      </w:r>
+      <w:r>
         <w:rPr>
           <w:b/>
           <w:bCs/>
           <w:sz w:val="24"/>
           <w:szCs w:val="24"/>
+          <w:lang w:val="en-US"/>
+        </w:rPr>
+        <w:t>5</w:t>
+      </w:r>
+    </w:p>
+    <w:p>
+      <w:pPr>
+        <w:jc w:val="center"/>
+        <w:rPr>
+          <w:b/>
+          <w:bCs/>
+          <w:sz w:val="24"/>
+          <w:szCs w:val="24"/>
+          <w:lang w:val="en-US"/>
         </w:rPr>
       </w:pPr>
     </w:p>
@@ -204,7 +225,7 @@
           <w:r>
             <w:fldChar w:fldCharType="separate"/>
           </w:r>
-          <w:hyperlink w:anchor="_Toc230601446" w:history="1">
+          <w:hyperlink w:anchor="_Toc231453943" w:history="1">
             <w:r>
               <w:rPr>
                 <w:rStyle w:val="Hyperlink"/>
@@ -232,7 +253,7 @@
                 <w:noProof/>
                 <w:webHidden/>
               </w:rPr>
-              <w:instrText xml:space="preserve"> PAGEREF _Toc230601446 \h </w:instrText>
+              <w:instrText xml:space="preserve"> PAGEREF _Toc231453943 \h </w:instrText>
             </w:r>
             <w:r>
               <w:rPr>
@@ -277,7 +298,7 @@
               <w:lang w:eastAsia="de-DE"/>
             </w:rPr>
           </w:pPr>
-          <w:hyperlink w:anchor="_Toc230601447" w:history="1">
+          <w:hyperlink w:anchor="_Toc231453944" w:history="1">
             <w:r>
               <w:rPr>
                 <w:rStyle w:val="Hyperlink"/>
@@ -305,7 +326,7 @@
                 <w:noProof/>
                 <w:webHidden/>
               </w:rPr>
-              <w:instrText xml:space="preserve"> PAGEREF _Toc230601447 \h </w:instrText>
+              <w:instrText xml:space="preserve"> PAGEREF _Toc231453944 \h </w:instrText>
             </w:r>
             <w:r>
               <w:rPr>
@@ -350,7 +371,7 @@
               <w:lang w:eastAsia="de-DE"/>
             </w:rPr>
           </w:pPr>
-          <w:hyperlink w:anchor="_Toc230601448" w:history="1">
+          <w:hyperlink w:anchor="_Toc231453945" w:history="1">
             <w:r>
               <w:rPr>
                 <w:rStyle w:val="Hyperlink"/>
@@ -378,7 +399,7 @@
                 <w:noProof/>
                 <w:webHidden/>
               </w:rPr>
-              <w:instrText xml:space="preserve"> PAGEREF _Toc230601448 \h </w:instrText>
+              <w:instrText xml:space="preserve"> PAGEREF _Toc231453945 \h </w:instrText>
             </w:r>
             <w:r>
               <w:rPr>
@@ -423,7 +444,7 @@
               <w:lang w:eastAsia="de-DE"/>
             </w:rPr>
           </w:pPr>
-          <w:hyperlink w:anchor="_Toc230601449" w:history="1">
+          <w:hyperlink w:anchor="_Toc231453946" w:history="1">
             <w:r>
               <w:rPr>
                 <w:rStyle w:val="Hyperlink"/>
@@ -451,7 +472,7 @@
                 <w:noProof/>
                 <w:webHidden/>
               </w:rPr>
-              <w:instrText xml:space="preserve"> PAGEREF _Toc230601449 \h </w:instrText>
+              <w:instrText xml:space="preserve"> PAGEREF _Toc231453946 \h </w:instrText>
             </w:r>
             <w:r>
               <w:rPr>
@@ -496,7 +517,7 @@
               <w:lang w:eastAsia="de-DE"/>
             </w:rPr>
           </w:pPr>
-          <w:hyperlink w:anchor="_Toc230601450" w:history="1">
+          <w:hyperlink w:anchor="_Toc231453947" w:history="1">
             <w:r>
               <w:rPr>
                 <w:rStyle w:val="Hyperlink"/>
@@ -524,7 +545,7 @@
                 <w:noProof/>
                 <w:webHidden/>
               </w:rPr>
-              <w:instrText xml:space="preserve"> PAGEREF _Toc230601450 \h </w:instrText>
+              <w:instrText xml:space="preserve"> PAGEREF _Toc231453947 \h </w:instrText>
             </w:r>
             <w:r>
               <w:rPr>
@@ -569,7 +590,7 @@
               <w:lang w:eastAsia="de-DE"/>
             </w:rPr>
           </w:pPr>
-          <w:hyperlink w:anchor="_Toc230601451" w:history="1">
+          <w:hyperlink w:anchor="_Toc231453948" w:history="1">
             <w:r>
               <w:rPr>
                 <w:rStyle w:val="Hyperlink"/>
@@ -597,7 +618,7 @@
                 <w:noProof/>
                 <w:webHidden/>
               </w:rPr>
-              <w:instrText xml:space="preserve"> PAGEREF _Toc230601451 \h </w:instrText>
+              <w:instrText xml:space="preserve"> PAGEREF _Toc231453948 \h </w:instrText>
             </w:r>
             <w:r>
               <w:rPr>
@@ -642,7 +663,7 @@
               <w:lang w:eastAsia="de-DE"/>
             </w:rPr>
           </w:pPr>
-          <w:hyperlink w:anchor="_Toc230601452" w:history="1">
+          <w:hyperlink w:anchor="_Toc231453949" w:history="1">
             <w:r>
               <w:rPr>
                 <w:rStyle w:val="Hyperlink"/>
@@ -670,7 +691,7 @@
                 <w:noProof/>
                 <w:webHidden/>
               </w:rPr>
-              <w:instrText xml:space="preserve"> PAGEREF _Toc230601452 \h </w:instrText>
+              <w:instrText xml:space="preserve"> PAGEREF _Toc231453949 \h </w:instrText>
             </w:r>
             <w:r>
               <w:rPr>
@@ -715,7 +736,7 @@
               <w:lang w:eastAsia="de-DE"/>
             </w:rPr>
           </w:pPr>
-          <w:hyperlink w:anchor="_Toc230601453" w:history="1">
+          <w:hyperlink w:anchor="_Toc231453950" w:history="1">
             <w:r>
               <w:rPr>
                 <w:rStyle w:val="Hyperlink"/>
@@ -743,7 +764,7 @@
                 <w:noProof/>
                 <w:webHidden/>
               </w:rPr>
-              <w:instrText xml:space="preserve"> PAGEREF _Toc230601453 \h </w:instrText>
+              <w:instrText xml:space="preserve"> PAGEREF _Toc231453950 \h </w:instrText>
             </w:r>
             <w:r>
               <w:rPr>
@@ -788,7 +809,7 @@
               <w:lang w:eastAsia="de-DE"/>
             </w:rPr>
           </w:pPr>
-          <w:hyperlink w:anchor="_Toc230601454" w:history="1">
+          <w:hyperlink w:anchor="_Toc231453951" w:history="1">
             <w:r>
               <w:rPr>
                 <w:rStyle w:val="Hyperlink"/>
@@ -816,7 +837,7 @@
                 <w:noProof/>
                 <w:webHidden/>
               </w:rPr>
-              <w:instrText xml:space="preserve"> PAGEREF _Toc230601454 \h </w:instrText>
+              <w:instrText xml:space="preserve"> PAGEREF _Toc231453951 \h </w:instrText>
             </w:r>
             <w:r>
               <w:rPr>
@@ -861,7 +882,7 @@
               <w:lang w:eastAsia="de-DE"/>
             </w:rPr>
           </w:pPr>
-          <w:hyperlink w:anchor="_Toc230601455" w:history="1">
+          <w:hyperlink w:anchor="_Toc231453952" w:history="1">
             <w:r>
               <w:rPr>
                 <w:rStyle w:val="Hyperlink"/>
@@ -889,7 +910,7 @@
                 <w:noProof/>
                 <w:webHidden/>
               </w:rPr>
-              <w:instrText xml:space="preserve"> PAGEREF _Toc230601455 \h </w:instrText>
+              <w:instrText xml:space="preserve"> PAGEREF _Toc231453952 \h </w:instrText>
             </w:r>
             <w:r>
               <w:rPr>
@@ -934,7 +955,7 @@
               <w:lang w:eastAsia="de-DE"/>
             </w:rPr>
           </w:pPr>
-          <w:hyperlink w:anchor="_Toc230601456" w:history="1">
+          <w:hyperlink w:anchor="_Toc231453953" w:history="1">
             <w:r>
               <w:rPr>
                 <w:rStyle w:val="Hyperlink"/>
@@ -962,7 +983,7 @@
                 <w:noProof/>
                 <w:webHidden/>
               </w:rPr>
-              <w:instrText xml:space="preserve"> PAGEREF _Toc230601456 \h </w:instrText>
+              <w:instrText xml:space="preserve"> PAGEREF _Toc231453953 \h </w:instrText>
             </w:r>
             <w:r>
               <w:rPr>
@@ -1007,7 +1028,7 @@
               <w:lang w:eastAsia="de-DE"/>
             </w:rPr>
           </w:pPr>
-          <w:hyperlink w:anchor="_Toc230601457" w:history="1">
+          <w:hyperlink w:anchor="_Toc231453954" w:history="1">
             <w:r>
               <w:rPr>
                 <w:rStyle w:val="Hyperlink"/>
@@ -1035,7 +1056,7 @@
                 <w:noProof/>
                 <w:webHidden/>
               </w:rPr>
-              <w:instrText xml:space="preserve"> PAGEREF _Toc230601457 \h </w:instrText>
+              <w:instrText xml:space="preserve"> PAGEREF _Toc231453954 \h </w:instrText>
             </w:r>
             <w:r>
               <w:rPr>
@@ -1080,7 +1101,7 @@
               <w:lang w:eastAsia="de-DE"/>
             </w:rPr>
           </w:pPr>
-          <w:hyperlink w:anchor="_Toc230601458" w:history="1">
+          <w:hyperlink w:anchor="_Toc231453955" w:history="1">
             <w:r>
               <w:rPr>
                 <w:rStyle w:val="Hyperlink"/>
@@ -1108,7 +1129,7 @@
                 <w:noProof/>
                 <w:webHidden/>
               </w:rPr>
-              <w:instrText xml:space="preserve"> PAGEREF _Toc230601458 \h </w:instrText>
+              <w:instrText xml:space="preserve"> PAGEREF _Toc231453955 \h </w:instrText>
             </w:r>
             <w:r>
               <w:rPr>
@@ -1153,7 +1174,7 @@
               <w:lang w:eastAsia="de-DE"/>
             </w:rPr>
           </w:pPr>
-          <w:hyperlink w:anchor="_Toc230601459" w:history="1">
+          <w:hyperlink w:anchor="_Toc231453956" w:history="1">
             <w:r>
               <w:rPr>
                 <w:rStyle w:val="Hyperlink"/>
@@ -1181,7 +1202,7 @@
                 <w:noProof/>
                 <w:webHidden/>
               </w:rPr>
-              <w:instrText xml:space="preserve"> PAGEREF _Toc230601459 \h </w:instrText>
+              <w:instrText xml:space="preserve"> PAGEREF _Toc231453956 \h </w:instrText>
             </w:r>
             <w:r>
               <w:rPr>
@@ -1226,7 +1247,7 @@
               <w:lang w:eastAsia="de-DE"/>
             </w:rPr>
           </w:pPr>
-          <w:hyperlink w:anchor="_Toc230601460" w:history="1">
+          <w:hyperlink w:anchor="_Toc231453957" w:history="1">
             <w:r>
               <w:rPr>
                 <w:rStyle w:val="Hyperlink"/>
@@ -1254,7 +1275,7 @@
                 <w:noProof/>
                 <w:webHidden/>
               </w:rPr>
-              <w:instrText xml:space="preserve"> PAGEREF _Toc230601460 \h </w:instrText>
+              <w:instrText xml:space="preserve"> PAGEREF _Toc231453957 \h </w:instrText>
             </w:r>
             <w:r>
               <w:rPr>
@@ -1330,7 +1351,7 @@
           <w:lang w:val="en-US"/>
         </w:rPr>
       </w:pPr>
-      <w:bookmarkStart w:id="0" w:name="_Toc230601446"/>
+      <w:bookmarkStart w:id="0" w:name="_Toc231453943"/>
       <w:r>
         <w:rPr>
           <w:lang w:val="en-US"/>
@@ -1393,53 +1414,31 @@
         <w:rPr>
           <w:lang w:val="en-US"/>
         </w:rPr>
+        <w:t xml:space="preserve"> etc.</w:t>
+      </w:r>
+      <w:r>
+        <w:rPr>
+          <w:lang w:val="en-US"/>
+        </w:rPr>
+        <w:t>) usage. Within you can set various settings for later usage such as reverb, rooms, or technical specs.</w:t>
+      </w:r>
+      <w:r>
+        <w:rPr>
+          <w:lang w:val="en-US"/>
+        </w:rPr>
+        <w:t xml:space="preserve"> The playback</w:t>
+      </w:r>
+      <w:r>
+        <w:rPr>
+          <w:lang w:val="en-US"/>
+        </w:rPr>
         <w:t xml:space="preserve"> </w:t>
       </w:r>
-      <w:proofErr w:type="gramStart"/>
-      <w:r>
-        <w:rPr>
-          <w:lang w:val="en-US"/>
-        </w:rPr>
-        <w:t>etc.</w:t>
-      </w:r>
-      <w:proofErr w:type="gramEnd"/>
-      <w:r>
-        <w:rPr>
-          <w:lang w:val="en-US"/>
-        </w:rPr>
-        <w:t>) usage. Within you can set various settings for later usage such as reverb, rooms, or technical specs.</w:t>
-      </w:r>
-      <w:r>
-        <w:rPr>
-          <w:lang w:val="en-US"/>
-        </w:rPr>
-        <w:t xml:space="preserve"> The playback</w:t>
-      </w:r>
-      <w:r>
-        <w:rPr>
-          <w:lang w:val="en-US"/>
-        </w:rPr>
-        <w:t xml:space="preserve"> </w:t>
-      </w:r>
-      <w:r>
-        <w:rPr>
-          <w:lang w:val="en-US"/>
-        </w:rPr>
-        <w:t xml:space="preserve">engine </w:t>
-      </w:r>
-      <w:proofErr w:type="gramStart"/>
-      <w:r>
-        <w:rPr>
-          <w:lang w:val="en-US"/>
-        </w:rPr>
-        <w:t>is written</w:t>
-      </w:r>
-      <w:proofErr w:type="gramEnd"/>
-      <w:r>
-        <w:rPr>
-          <w:lang w:val="en-US"/>
-        </w:rPr>
-        <w:t xml:space="preserve"> under usage of XAudio2 to ensure equal “listening experiences”</w:t>
+      <w:r>
+        <w:rPr>
+          <w:lang w:val="en-US"/>
+        </w:rPr>
+        <w:t>engine is written under usage of XAudio2 to ensure equal “listening experiences”</w:t>
       </w:r>
       <w:r>
         <w:rPr>
@@ -1523,21 +1522,7 @@
         <w:rPr>
           <w:lang w:val="en-US"/>
         </w:rPr>
-        <w:t xml:space="preserve">others can </w:t>
-      </w:r>
-      <w:proofErr w:type="gramStart"/>
-      <w:r>
-        <w:rPr>
-          <w:lang w:val="en-US"/>
-        </w:rPr>
-        <w:t>be loaded</w:t>
-      </w:r>
-      <w:proofErr w:type="gramEnd"/>
-      <w:r>
-        <w:rPr>
-          <w:lang w:val="en-US"/>
-        </w:rPr>
-        <w:t xml:space="preserve"> but need to be resampled with Destructive Effects Editor or any other audio program before playback</w:t>
+        <w:t>others can be loaded but need to be resampled with Destructive Effects Editor or any other audio program before playback</w:t>
       </w:r>
       <w:r>
         <w:rPr>
@@ -1617,16 +1602,8 @@
         <w:rPr>
           <w:lang w:val="en-US"/>
         </w:rPr>
-        <w:t xml:space="preserve">Any multicore CPU (Intel or AMD) should work – ARM </w:t>
-      </w:r>
-      <w:proofErr w:type="gramStart"/>
-      <w:r>
-        <w:rPr>
-          <w:lang w:val="en-US"/>
-        </w:rPr>
-        <w:t>is not supported</w:t>
-      </w:r>
-      <w:proofErr w:type="gramEnd"/>
+        <w:t>Any multicore CPU (Intel or AMD) should work – ARM is not supported</w:t>
+      </w:r>
       <w:r>
         <w:rPr>
           <w:lang w:val="en-US"/>
@@ -1673,35 +1650,7 @@
         <w:rPr>
           <w:lang w:val="en-US"/>
         </w:rPr>
-        <w:t>&amp; above (</w:t>
-      </w:r>
-      <w:proofErr w:type="gramStart"/>
-      <w:r>
-        <w:rPr>
-          <w:lang w:val="en-US"/>
-        </w:rPr>
-        <w:t>tested</w:t>
-      </w:r>
-      <w:proofErr w:type="gramEnd"/>
-      <w:r>
-        <w:rPr>
-          <w:lang w:val="en-US"/>
-        </w:rPr>
-        <w:t xml:space="preserve"> mostly on </w:t>
-      </w:r>
-      <w:proofErr w:type="gramStart"/>
-      <w:r>
-        <w:rPr>
-          <w:lang w:val="en-US"/>
-        </w:rPr>
-        <w:t>10</w:t>
-      </w:r>
-      <w:proofErr w:type="gramEnd"/>
-      <w:r>
-        <w:rPr>
-          <w:lang w:val="en-US"/>
-        </w:rPr>
-        <w:t xml:space="preserve"> &amp; 11 64Bit)</w:t>
+        <w:t>&amp; above (tested mostly on 10 &amp; 11 64Bit)</w:t>
       </w:r>
     </w:p>
     <w:p>
@@ -1733,7 +1682,6 @@
         </w:rPr>
         <w:t xml:space="preserve"> Redistributable </w:t>
       </w:r>
-      <w:proofErr w:type="gramStart"/>
       <w:r>
         <w:rPr>
           <w:lang w:val="en-US"/>
@@ -1744,14 +1692,7 @@
         <w:rPr>
           <w:lang w:val="en-US"/>
         </w:rPr>
-        <w:t>needed</w:t>
-      </w:r>
-      <w:proofErr w:type="gramEnd"/>
-      <w:r>
-        <w:rPr>
-          <w:lang w:val="en-US"/>
-        </w:rPr>
-        <w:t xml:space="preserve"> (will ask to install if not already done)</w:t>
+        <w:t>needed (will ask to install if not already done)</w:t>
       </w:r>
     </w:p>
     <w:p>
@@ -1765,14 +1706,12 @@
           <w:lang w:val="en-US"/>
         </w:rPr>
       </w:pPr>
-      <w:proofErr w:type="gramStart"/>
       <w:r>
         <w:rPr>
           <w:lang w:val="en-US"/>
         </w:rPr>
         <w:t>It’s</w:t>
       </w:r>
-      <w:proofErr w:type="gramEnd"/>
       <w:r>
         <w:rPr>
           <w:lang w:val="en-US"/>
@@ -1783,21 +1722,7 @@
         <w:rPr>
           <w:lang w:val="en-US"/>
         </w:rPr>
-        <w:t xml:space="preserve">Star </w:t>
-      </w:r>
-      <w:proofErr w:type="gramStart"/>
-      <w:r>
-        <w:rPr>
-          <w:lang w:val="en-US"/>
-        </w:rPr>
-        <w:t>Citizen,</w:t>
-      </w:r>
-      <w:proofErr w:type="gramEnd"/>
-      <w:r>
-        <w:rPr>
-          <w:lang w:val="en-US"/>
-        </w:rPr>
-        <w:t xml:space="preserve"> it should run without any issues</w:t>
+        <w:t>Star Citizen, it should run without any issues</w:t>
       </w:r>
       <w:r>
         <w:rPr>
@@ -1831,7 +1756,6 @@
         </w:rPr>
         <w:t xml:space="preserve">is written in C# under NET10 &amp; </w:t>
       </w:r>
-      <w:proofErr w:type="gramStart"/>
       <w:r>
         <w:rPr>
           <w:lang w:val="en-US"/>
@@ -1844,7 +1768,6 @@
         </w:rPr>
         <w:t xml:space="preserve"> uses</w:t>
       </w:r>
-      <w:proofErr w:type="gramEnd"/>
       <w:r>
         <w:rPr>
           <w:lang w:val="en-US"/>
@@ -1861,35 +1784,7 @@
         <w:rPr>
           <w:lang w:val="en-US"/>
         </w:rPr>
-        <w:t>implementation with its real-time effects (</w:t>
-      </w:r>
-      <w:proofErr w:type="gramStart"/>
-      <w:r>
-        <w:rPr>
-          <w:lang w:val="en-US"/>
-        </w:rPr>
-        <w:t>it’s</w:t>
-      </w:r>
-      <w:proofErr w:type="gramEnd"/>
-      <w:r>
-        <w:rPr>
-          <w:lang w:val="en-US"/>
-        </w:rPr>
-        <w:t xml:space="preserve"> the closest to Microsoft’s C++ libraries C# has to offer) and NAudio for all the other audio processing. The wave form display </w:t>
-      </w:r>
-      <w:proofErr w:type="gramStart"/>
-      <w:r>
-        <w:rPr>
-          <w:lang w:val="en-US"/>
-        </w:rPr>
-        <w:t>is done</w:t>
-      </w:r>
-      <w:proofErr w:type="gramEnd"/>
-      <w:r>
-        <w:rPr>
-          <w:lang w:val="en-US"/>
-        </w:rPr>
-        <w:t xml:space="preserve"> with </w:t>
+        <w:t xml:space="preserve">implementation with its real-time effects (it’s the closest to Microsoft’s C++ libraries C# has to offer) and NAudio for all the other audio processing. The wave form display is done with </w:t>
       </w:r>
       <w:r>
         <w:rPr>
@@ -1924,7 +1819,7 @@
           <w:lang w:val="en-US"/>
         </w:rPr>
       </w:pPr>
-      <w:bookmarkStart w:id="1" w:name="_Toc230601447"/>
+      <w:bookmarkStart w:id="1" w:name="_Toc231453944"/>
       <w:r>
         <w:rPr>
           <w:lang w:val="en-US"/>
@@ -1937,6 +1832,14 @@
     <w:p>
       <w:pPr>
         <w:rPr>
+          <w:noProof/>
+          <w:lang w:val="en-US" w:eastAsia="de-DE"/>
+        </w:rPr>
+      </w:pPr>
+    </w:p>
+    <w:p>
+      <w:pPr>
+        <w:rPr>
           <w:lang w:val="en-US"/>
         </w:rPr>
       </w:pPr>
@@ -1948,7 +1851,7 @@
           <w:lang w:val="en-US"/>
         </w:rPr>
       </w:pPr>
-      <w:bookmarkStart w:id="2" w:name="_Toc230601448"/>
+      <w:bookmarkStart w:id="2" w:name="_Toc231453945"/>
       <w:r>
         <w:rPr>
           <w:lang w:val="en-US"/>
@@ -1972,13 +1875,140 @@
         <mc:AlternateContent>
           <mc:Choice Requires="wps">
             <w:drawing>
-              <wp:anchor distT="0" distB="0" distL="114300" distR="114300" simplePos="0" relativeHeight="251671552" behindDoc="0" locked="0" layoutInCell="1" allowOverlap="1" wp14:anchorId="6987BD0A" wp14:editId="222F11CC">
+              <wp:anchor distT="0" distB="0" distL="114300" distR="114300" simplePos="0" relativeHeight="251673600" behindDoc="0" locked="0" layoutInCell="1" allowOverlap="1" wp14:anchorId="3F554758" wp14:editId="5E0212F4">
                 <wp:simplePos x="0" y="0"/>
                 <wp:positionH relativeFrom="column">
-                  <wp:posOffset>5608955</wp:posOffset>
+                  <wp:posOffset>5475605</wp:posOffset>
                 </wp:positionH>
                 <wp:positionV relativeFrom="paragraph">
-                  <wp:posOffset>445770</wp:posOffset>
+                  <wp:posOffset>1906270</wp:posOffset>
+                </wp:positionV>
+                <wp:extent cx="342900" cy="342900"/>
+                <wp:effectExtent l="0" t="0" r="19050" b="19050"/>
+                <wp:wrapNone/>
+                <wp:docPr id="569522011" name="Rechteck: abgerundete Ecken 3"/>
+                <wp:cNvGraphicFramePr/>
+                <a:graphic xmlns:a="http://schemas.openxmlformats.org/drawingml/2006/main">
+                  <a:graphicData uri="http://schemas.microsoft.com/office/word/2010/wordprocessingShape">
+                    <wps:wsp>
+                      <wps:cNvSpPr/>
+                      <wps:spPr>
+                        <a:xfrm>
+                          <a:off x="0" y="0"/>
+                          <a:ext cx="342900" cy="342900"/>
+                        </a:xfrm>
+                        <a:prstGeom prst="roundRect">
+                          <a:avLst/>
+                        </a:prstGeom>
+                        <a:solidFill>
+                          <a:schemeClr val="bg1"/>
+                        </a:solidFill>
+                        <a:ln/>
+                      </wps:spPr>
+                      <wps:style>
+                        <a:lnRef idx="2">
+                          <a:schemeClr val="dk1"/>
+                        </a:lnRef>
+                        <a:fillRef idx="1">
+                          <a:schemeClr val="lt1"/>
+                        </a:fillRef>
+                        <a:effectRef idx="0">
+                          <a:schemeClr val="dk1"/>
+                        </a:effectRef>
+                        <a:fontRef idx="minor">
+                          <a:schemeClr val="dk1"/>
+                        </a:fontRef>
+                      </wps:style>
+                      <wps:txbx>
+                        <w:txbxContent>
+                          <w:p>
+                            <w:pPr>
+                              <w:jc w:val="center"/>
+                              <w:rPr>
+                                <w:b/>
+                                <w:bCs/>
+                                <w:sz w:val="28"/>
+                                <w:szCs w:val="28"/>
+                              </w:rPr>
+                            </w:pPr>
+                            <w:r>
+                              <w:rPr>
+                                <w:b/>
+                                <w:bCs/>
+                                <w:sz w:val="28"/>
+                                <w:szCs w:val="28"/>
+                              </w:rPr>
+                              <w:t>8</w:t>
+                            </w:r>
+                          </w:p>
+                        </w:txbxContent>
+                      </wps:txbx>
+                      <wps:bodyPr rot="0" spcFirstLastPara="0" vertOverflow="overflow" horzOverflow="overflow" vert="horz" wrap="square" lIns="91440" tIns="45720" rIns="91440" bIns="45720" numCol="1" spcCol="0" rtlCol="0" fromWordArt="0" anchor="ctr" anchorCtr="0" forceAA="0" compatLnSpc="1">
+                        <a:prstTxWarp prst="textNoShape">
+                          <a:avLst/>
+                        </a:prstTxWarp>
+                        <a:noAutofit/>
+                      </wps:bodyPr>
+                    </wps:wsp>
+                  </a:graphicData>
+                </a:graphic>
+                <wp14:sizeRelH relativeFrom="margin">
+                  <wp14:pctWidth>0</wp14:pctWidth>
+                </wp14:sizeRelH>
+                <wp14:sizeRelV relativeFrom="margin">
+                  <wp14:pctHeight>0</wp14:pctHeight>
+                </wp14:sizeRelV>
+              </wp:anchor>
+            </w:drawing>
+          </mc:Choice>
+          <mc:Fallback>
+            <w:pict>
+              <v:roundrect w14:anchorId="3F554758" id="Rechteck: abgerundete Ecken 3" o:spid="_x0000_s1026" style="position:absolute;margin-left:431.15pt;margin-top:150.1pt;width:27pt;height:27pt;z-index:251673600;visibility:visible;mso-wrap-style:square;mso-width-percent:0;mso-height-percent:0;mso-wrap-distance-left:9pt;mso-wrap-distance-top:0;mso-wrap-distance-right:9pt;mso-wrap-distance-bottom:0;mso-position-horizontal:absolute;mso-position-horizontal-relative:text;mso-position-vertical:absolute;mso-position-vertical-relative:text;mso-width-percent:0;mso-height-percent:0;mso-width-relative:margin;mso-height-relative:margin;v-text-anchor:middle" arcsize="10923f" o:gfxdata="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" fillcolor="white [3212]" strokecolor="black [3200]" strokeweight="1pt">
+                <v:stroke joinstyle="miter"/>
+                <v:textbox>
+                  <w:txbxContent>
+                    <w:p>
+                      <w:pPr>
+                        <w:jc w:val="center"/>
+                        <w:rPr>
+                          <w:b/>
+                          <w:bCs/>
+                          <w:sz w:val="28"/>
+                          <w:szCs w:val="28"/>
+                        </w:rPr>
+                      </w:pPr>
+                      <w:r>
+                        <w:rPr>
+                          <w:b/>
+                          <w:bCs/>
+                          <w:sz w:val="28"/>
+                          <w:szCs w:val="28"/>
+                        </w:rPr>
+                        <w:t>8</w:t>
+                      </w:r>
+                    </w:p>
+                  </w:txbxContent>
+                </v:textbox>
+              </v:roundrect>
+            </w:pict>
+          </mc:Fallback>
+        </mc:AlternateContent>
+      </w:r>
+      <w:r>
+        <w:rPr>
+          <w:noProof/>
+          <w:lang w:eastAsia="de-DE"/>
+        </w:rPr>
+        <mc:AlternateContent>
+          <mc:Choice Requires="wps">
+            <w:drawing>
+              <wp:anchor distT="0" distB="0" distL="114300" distR="114300" simplePos="0" relativeHeight="251671552" behindDoc="0" locked="0" layoutInCell="1" allowOverlap="1" wp14:anchorId="6987BD0A" wp14:editId="6F7B0880">
+                <wp:simplePos x="0" y="0"/>
+                <wp:positionH relativeFrom="column">
+                  <wp:posOffset>5475605</wp:posOffset>
+                </wp:positionH>
+                <wp:positionV relativeFrom="paragraph">
+                  <wp:posOffset>864870</wp:posOffset>
                 </wp:positionV>
                 <wp:extent cx="342900" cy="342900"/>
                 <wp:effectExtent l="0" t="0" r="19050" b="19050"/>
@@ -2060,7 +2090,7 @@
           </mc:Choice>
           <mc:Fallback>
             <w:pict>
-              <v:roundrect w14:anchorId="6987BD0A" id="Rechteck: abgerundete Ecken 3" o:spid="_x0000_s1026" style="position:absolute;margin-left:441.65pt;margin-top:35.1pt;width:27pt;height:27pt;z-index:251671552;visibility:visible;mso-wrap-style:square;mso-width-percent:0;mso-height-percent:0;mso-wrap-distance-left:9pt;mso-wrap-distance-top:0;mso-wrap-distance-right:9pt;mso-wrap-distance-bottom:0;mso-position-horizontal:absolute;mso-position-horizontal-relative:text;mso-position-vertical:absolute;mso-position-vertical-relative:text;mso-width-percent:0;mso-height-percent:0;mso-width-relative:margin;mso-height-relative:margin;v-text-anchor:middle" arcsize="10923f" o:gfxdata="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" fillcolor="white [3212]" strokecolor="black [3200]" strokeweight="1pt">
+              <v:roundrect w14:anchorId="6987BD0A" id="_x0000_s1027" style="position:absolute;margin-left:431.15pt;margin-top:68.1pt;width:27pt;height:27pt;z-index:251671552;visibility:visible;mso-wrap-style:square;mso-width-percent:0;mso-height-percent:0;mso-wrap-distance-left:9pt;mso-wrap-distance-top:0;mso-wrap-distance-right:9pt;mso-wrap-distance-bottom:0;mso-position-horizontal:absolute;mso-position-horizontal-relative:text;mso-position-vertical:absolute;mso-position-vertical-relative:text;mso-width-percent:0;mso-height-percent:0;mso-width-relative:margin;mso-height-relative:margin;v-text-anchor:middle" arcsize="10923f" o:gfxdata="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" fillcolor="white [3212]" strokecolor="black [3200]" strokeweight="1pt">
                 <v:stroke joinstyle="miter"/>
                 <v:textbox>
                   <w:txbxContent>
@@ -2099,394 +2129,13 @@
         <mc:AlternateContent>
           <mc:Choice Requires="wps">
             <w:drawing>
-              <wp:anchor distT="0" distB="0" distL="114300" distR="114300" simplePos="0" relativeHeight="251673600" behindDoc="0" locked="0" layoutInCell="1" allowOverlap="1" wp14:anchorId="3F554758" wp14:editId="7E77CCCA">
+              <wp:anchor distT="0" distB="0" distL="114300" distR="114300" simplePos="0" relativeHeight="251667456" behindDoc="0" locked="0" layoutInCell="1" allowOverlap="1" wp14:anchorId="089548D4" wp14:editId="27CFF1C6">
                 <wp:simplePos x="0" y="0"/>
                 <wp:positionH relativeFrom="column">
-                  <wp:posOffset>5608955</wp:posOffset>
+                  <wp:posOffset>2954655</wp:posOffset>
                 </wp:positionH>
                 <wp:positionV relativeFrom="paragraph">
-                  <wp:posOffset>1487170</wp:posOffset>
-                </wp:positionV>
-                <wp:extent cx="342900" cy="342900"/>
-                <wp:effectExtent l="0" t="0" r="19050" b="19050"/>
-                <wp:wrapNone/>
-                <wp:docPr id="569522011" name="Rechteck: abgerundete Ecken 3"/>
-                <wp:cNvGraphicFramePr/>
-                <a:graphic xmlns:a="http://schemas.openxmlformats.org/drawingml/2006/main">
-                  <a:graphicData uri="http://schemas.microsoft.com/office/word/2010/wordprocessingShape">
-                    <wps:wsp>
-                      <wps:cNvSpPr/>
-                      <wps:spPr>
-                        <a:xfrm>
-                          <a:off x="0" y="0"/>
-                          <a:ext cx="342900" cy="342900"/>
-                        </a:xfrm>
-                        <a:prstGeom prst="roundRect">
-                          <a:avLst/>
-                        </a:prstGeom>
-                        <a:solidFill>
-                          <a:schemeClr val="bg1"/>
-                        </a:solidFill>
-                        <a:ln/>
-                      </wps:spPr>
-                      <wps:style>
-                        <a:lnRef idx="2">
-                          <a:schemeClr val="dk1"/>
-                        </a:lnRef>
-                        <a:fillRef idx="1">
-                          <a:schemeClr val="lt1"/>
-                        </a:fillRef>
-                        <a:effectRef idx="0">
-                          <a:schemeClr val="dk1"/>
-                        </a:effectRef>
-                        <a:fontRef idx="minor">
-                          <a:schemeClr val="dk1"/>
-                        </a:fontRef>
-                      </wps:style>
-                      <wps:txbx>
-                        <w:txbxContent>
-                          <w:p>
-                            <w:pPr>
-                              <w:jc w:val="center"/>
-                              <w:rPr>
-                                <w:b/>
-                                <w:bCs/>
-                                <w:sz w:val="28"/>
-                                <w:szCs w:val="28"/>
-                              </w:rPr>
-                            </w:pPr>
-                            <w:r>
-                              <w:rPr>
-                                <w:b/>
-                                <w:bCs/>
-                                <w:sz w:val="28"/>
-                                <w:szCs w:val="28"/>
-                              </w:rPr>
-                              <w:t>8</w:t>
-                            </w:r>
-                          </w:p>
-                        </w:txbxContent>
-                      </wps:txbx>
-                      <wps:bodyPr rot="0" spcFirstLastPara="0" vertOverflow="overflow" horzOverflow="overflow" vert="horz" wrap="square" lIns="91440" tIns="45720" rIns="91440" bIns="45720" numCol="1" spcCol="0" rtlCol="0" fromWordArt="0" anchor="ctr" anchorCtr="0" forceAA="0" compatLnSpc="1">
-                        <a:prstTxWarp prst="textNoShape">
-                          <a:avLst/>
-                        </a:prstTxWarp>
-                        <a:noAutofit/>
-                      </wps:bodyPr>
-                    </wps:wsp>
-                  </a:graphicData>
-                </a:graphic>
-                <wp14:sizeRelH relativeFrom="margin">
-                  <wp14:pctWidth>0</wp14:pctWidth>
-                </wp14:sizeRelH>
-                <wp14:sizeRelV relativeFrom="margin">
-                  <wp14:pctHeight>0</wp14:pctHeight>
-                </wp14:sizeRelV>
-              </wp:anchor>
-            </w:drawing>
-          </mc:Choice>
-          <mc:Fallback>
-            <w:pict>
-              <v:roundrect w14:anchorId="3F554758" id="_x0000_s1027" style="position:absolute;margin-left:441.65pt;margin-top:117.1pt;width:27pt;height:27pt;z-index:251673600;visibility:visible;mso-wrap-style:square;mso-width-percent:0;mso-height-percent:0;mso-wrap-distance-left:9pt;mso-wrap-distance-top:0;mso-wrap-distance-right:9pt;mso-wrap-distance-bottom:0;mso-position-horizontal:absolute;mso-position-horizontal-relative:text;mso-position-vertical:absolute;mso-position-vertical-relative:text;mso-width-percent:0;mso-height-percent:0;mso-width-relative:margin;mso-height-relative:margin;v-text-anchor:middle" arcsize="10923f" o:gfxdata="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" fillcolor="white [3212]" strokecolor="black [3200]" strokeweight="1pt">
-                <v:stroke joinstyle="miter"/>
-                <v:textbox>
-                  <w:txbxContent>
-                    <w:p>
-                      <w:pPr>
-                        <w:jc w:val="center"/>
-                        <w:rPr>
-                          <w:b/>
-                          <w:bCs/>
-                          <w:sz w:val="28"/>
-                          <w:szCs w:val="28"/>
-                        </w:rPr>
-                      </w:pPr>
-                      <w:r>
-                        <w:rPr>
-                          <w:b/>
-                          <w:bCs/>
-                          <w:sz w:val="28"/>
-                          <w:szCs w:val="28"/>
-                        </w:rPr>
-                        <w:t>8</w:t>
-                      </w:r>
-                    </w:p>
-                  </w:txbxContent>
-                </v:textbox>
-              </v:roundrect>
-            </w:pict>
-          </mc:Fallback>
-        </mc:AlternateContent>
-      </w:r>
-      <w:r>
-        <w:rPr>
-          <w:noProof/>
-          <w:lang w:eastAsia="de-DE"/>
-        </w:rPr>
-        <mc:AlternateContent>
-          <mc:Choice Requires="wps">
-            <w:drawing>
-              <wp:anchor distT="0" distB="0" distL="114300" distR="114300" simplePos="0" relativeHeight="251675648" behindDoc="0" locked="0" layoutInCell="1" allowOverlap="1" wp14:anchorId="58EB7373" wp14:editId="63182FAB">
-                <wp:simplePos x="0" y="0"/>
-                <wp:positionH relativeFrom="column">
-                  <wp:posOffset>5647055</wp:posOffset>
-                </wp:positionH>
-                <wp:positionV relativeFrom="paragraph">
-                  <wp:posOffset>3138170</wp:posOffset>
-                </wp:positionV>
-                <wp:extent cx="342900" cy="342900"/>
-                <wp:effectExtent l="0" t="0" r="19050" b="19050"/>
-                <wp:wrapNone/>
-                <wp:docPr id="1125882356" name="Rechteck: abgerundete Ecken 3"/>
-                <wp:cNvGraphicFramePr/>
-                <a:graphic xmlns:a="http://schemas.openxmlformats.org/drawingml/2006/main">
-                  <a:graphicData uri="http://schemas.microsoft.com/office/word/2010/wordprocessingShape">
-                    <wps:wsp>
-                      <wps:cNvSpPr/>
-                      <wps:spPr>
-                        <a:xfrm>
-                          <a:off x="0" y="0"/>
-                          <a:ext cx="342900" cy="342900"/>
-                        </a:xfrm>
-                        <a:prstGeom prst="roundRect">
-                          <a:avLst/>
-                        </a:prstGeom>
-                        <a:solidFill>
-                          <a:schemeClr val="bg1"/>
-                        </a:solidFill>
-                        <a:ln/>
-                      </wps:spPr>
-                      <wps:style>
-                        <a:lnRef idx="2">
-                          <a:schemeClr val="dk1"/>
-                        </a:lnRef>
-                        <a:fillRef idx="1">
-                          <a:schemeClr val="lt1"/>
-                        </a:fillRef>
-                        <a:effectRef idx="0">
-                          <a:schemeClr val="dk1"/>
-                        </a:effectRef>
-                        <a:fontRef idx="minor">
-                          <a:schemeClr val="dk1"/>
-                        </a:fontRef>
-                      </wps:style>
-                      <wps:txbx>
-                        <w:txbxContent>
-                          <w:p>
-                            <w:pPr>
-                              <w:jc w:val="center"/>
-                              <w:rPr>
-                                <w:b/>
-                                <w:bCs/>
-                                <w:sz w:val="28"/>
-                                <w:szCs w:val="28"/>
-                              </w:rPr>
-                            </w:pPr>
-                            <w:r>
-                              <w:rPr>
-                                <w:b/>
-                                <w:bCs/>
-                                <w:sz w:val="28"/>
-                                <w:szCs w:val="28"/>
-                              </w:rPr>
-                              <w:t>9</w:t>
-                            </w:r>
-                          </w:p>
-                        </w:txbxContent>
-                      </wps:txbx>
-                      <wps:bodyPr rot="0" spcFirstLastPara="0" vertOverflow="overflow" horzOverflow="overflow" vert="horz" wrap="square" lIns="91440" tIns="45720" rIns="91440" bIns="45720" numCol="1" spcCol="0" rtlCol="0" fromWordArt="0" anchor="ctr" anchorCtr="0" forceAA="0" compatLnSpc="1">
-                        <a:prstTxWarp prst="textNoShape">
-                          <a:avLst/>
-                        </a:prstTxWarp>
-                        <a:noAutofit/>
-                      </wps:bodyPr>
-                    </wps:wsp>
-                  </a:graphicData>
-                </a:graphic>
-                <wp14:sizeRelH relativeFrom="margin">
-                  <wp14:pctWidth>0</wp14:pctWidth>
-                </wp14:sizeRelH>
-                <wp14:sizeRelV relativeFrom="margin">
-                  <wp14:pctHeight>0</wp14:pctHeight>
-                </wp14:sizeRelV>
-              </wp:anchor>
-            </w:drawing>
-          </mc:Choice>
-          <mc:Fallback>
-            <w:pict>
-              <v:roundrect w14:anchorId="58EB7373" id="_x0000_s1028" style="position:absolute;margin-left:444.65pt;margin-top:247.1pt;width:27pt;height:27pt;z-index:251675648;visibility:visible;mso-wrap-style:square;mso-width-percent:0;mso-height-percent:0;mso-wrap-distance-left:9pt;mso-wrap-distance-top:0;mso-wrap-distance-right:9pt;mso-wrap-distance-bottom:0;mso-position-horizontal:absolute;mso-position-horizontal-relative:text;mso-position-vertical:absolute;mso-position-vertical-relative:text;mso-width-percent:0;mso-height-percent:0;mso-width-relative:margin;mso-height-relative:margin;v-text-anchor:middle" arcsize="10923f" o:gfxdata="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" fillcolor="white [3212]" strokecolor="black [3200]" strokeweight="1pt">
-                <v:stroke joinstyle="miter"/>
-                <v:textbox>
-                  <w:txbxContent>
-                    <w:p>
-                      <w:pPr>
-                        <w:jc w:val="center"/>
-                        <w:rPr>
-                          <w:b/>
-                          <w:bCs/>
-                          <w:sz w:val="28"/>
-                          <w:szCs w:val="28"/>
-                        </w:rPr>
-                      </w:pPr>
-                      <w:r>
-                        <w:rPr>
-                          <w:b/>
-                          <w:bCs/>
-                          <w:sz w:val="28"/>
-                          <w:szCs w:val="28"/>
-                        </w:rPr>
-                        <w:t>9</w:t>
-                      </w:r>
-                    </w:p>
-                  </w:txbxContent>
-                </v:textbox>
-              </v:roundrect>
-            </w:pict>
-          </mc:Fallback>
-        </mc:AlternateContent>
-      </w:r>
-      <w:r>
-        <w:rPr>
-          <w:noProof/>
-          <w:lang w:eastAsia="de-DE"/>
-        </w:rPr>
-        <mc:AlternateContent>
-          <mc:Choice Requires="wps">
-            <w:drawing>
-              <wp:anchor distT="0" distB="0" distL="114300" distR="114300" simplePos="0" relativeHeight="251659264" behindDoc="0" locked="0" layoutInCell="1" allowOverlap="1" wp14:anchorId="2814F502" wp14:editId="26FC82EE">
-                <wp:simplePos x="0" y="0"/>
-                <wp:positionH relativeFrom="column">
-                  <wp:posOffset>-826770</wp:posOffset>
-                </wp:positionH>
-                <wp:positionV relativeFrom="paragraph">
-                  <wp:posOffset>191770</wp:posOffset>
-                </wp:positionV>
-                <wp:extent cx="342900" cy="342900"/>
-                <wp:effectExtent l="0" t="0" r="19050" b="19050"/>
-                <wp:wrapNone/>
-                <wp:docPr id="462373990" name="Rechteck: abgerundete Ecken 3"/>
-                <wp:cNvGraphicFramePr/>
-                <a:graphic xmlns:a="http://schemas.openxmlformats.org/drawingml/2006/main">
-                  <a:graphicData uri="http://schemas.microsoft.com/office/word/2010/wordprocessingShape">
-                    <wps:wsp>
-                      <wps:cNvSpPr/>
-                      <wps:spPr>
-                        <a:xfrm>
-                          <a:off x="0" y="0"/>
-                          <a:ext cx="342900" cy="342900"/>
-                        </a:xfrm>
-                        <a:prstGeom prst="roundRect">
-                          <a:avLst/>
-                        </a:prstGeom>
-                        <a:solidFill>
-                          <a:schemeClr val="bg1"/>
-                        </a:solidFill>
-                        <a:ln/>
-                      </wps:spPr>
-                      <wps:style>
-                        <a:lnRef idx="2">
-                          <a:schemeClr val="dk1"/>
-                        </a:lnRef>
-                        <a:fillRef idx="1">
-                          <a:schemeClr val="lt1"/>
-                        </a:fillRef>
-                        <a:effectRef idx="0">
-                          <a:schemeClr val="dk1"/>
-                        </a:effectRef>
-                        <a:fontRef idx="minor">
-                          <a:schemeClr val="dk1"/>
-                        </a:fontRef>
-                      </wps:style>
-                      <wps:txbx>
-                        <w:txbxContent>
-                          <w:p>
-                            <w:pPr>
-                              <w:jc w:val="center"/>
-                              <w:rPr>
-                                <w:b/>
-                                <w:bCs/>
-                                <w:sz w:val="28"/>
-                                <w:szCs w:val="28"/>
-                              </w:rPr>
-                            </w:pPr>
-                            <w:r>
-                              <w:rPr>
-                                <w:b/>
-                                <w:bCs/>
-                                <w:sz w:val="28"/>
-                                <w:szCs w:val="28"/>
-                              </w:rPr>
-                              <w:t>1</w:t>
-                            </w:r>
-                          </w:p>
-                        </w:txbxContent>
-                      </wps:txbx>
-                      <wps:bodyPr rot="0" spcFirstLastPara="0" vertOverflow="overflow" horzOverflow="overflow" vert="horz" wrap="square" lIns="91440" tIns="45720" rIns="91440" bIns="45720" numCol="1" spcCol="0" rtlCol="0" fromWordArt="0" anchor="ctr" anchorCtr="0" forceAA="0" compatLnSpc="1">
-                        <a:prstTxWarp prst="textNoShape">
-                          <a:avLst/>
-                        </a:prstTxWarp>
-                        <a:noAutofit/>
-                      </wps:bodyPr>
-                    </wps:wsp>
-                  </a:graphicData>
-                </a:graphic>
-                <wp14:sizeRelH relativeFrom="margin">
-                  <wp14:pctWidth>0</wp14:pctWidth>
-                </wp14:sizeRelH>
-                <wp14:sizeRelV relativeFrom="margin">
-                  <wp14:pctHeight>0</wp14:pctHeight>
-                </wp14:sizeRelV>
-              </wp:anchor>
-            </w:drawing>
-          </mc:Choice>
-          <mc:Fallback>
-            <w:pict>
-              <v:roundrect w14:anchorId="2814F502" id="_x0000_s1029" style="position:absolute;margin-left:-65.1pt;margin-top:15.1pt;width:27pt;height:27pt;z-index:251659264;visibility:visible;mso-wrap-style:square;mso-width-percent:0;mso-height-percent:0;mso-wrap-distance-left:9pt;mso-wrap-distance-top:0;mso-wrap-distance-right:9pt;mso-wrap-distance-bottom:0;mso-position-horizontal:absolute;mso-position-horizontal-relative:text;mso-position-vertical:absolute;mso-position-vertical-relative:text;mso-width-percent:0;mso-height-percent:0;mso-width-relative:margin;mso-height-relative:margin;v-text-anchor:middle" arcsize="10923f" o:gfxdata="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" fillcolor="white [3212]" strokecolor="black [3200]" strokeweight="1pt">
-                <v:stroke joinstyle="miter"/>
-                <v:textbox>
-                  <w:txbxContent>
-                    <w:p>
-                      <w:pPr>
-                        <w:jc w:val="center"/>
-                        <w:rPr>
-                          <w:b/>
-                          <w:bCs/>
-                          <w:sz w:val="28"/>
-                          <w:szCs w:val="28"/>
-                        </w:rPr>
-                      </w:pPr>
-                      <w:r>
-                        <w:rPr>
-                          <w:b/>
-                          <w:bCs/>
-                          <w:sz w:val="28"/>
-                          <w:szCs w:val="28"/>
-                        </w:rPr>
-                        <w:t>1</w:t>
-                      </w:r>
-                    </w:p>
-                  </w:txbxContent>
-                </v:textbox>
-              </v:roundrect>
-            </w:pict>
-          </mc:Fallback>
-        </mc:AlternateContent>
-      </w:r>
-      <w:r>
-        <w:rPr>
-          <w:noProof/>
-          <w:lang w:eastAsia="de-DE"/>
-        </w:rPr>
-        <mc:AlternateContent>
-          <mc:Choice Requires="wps">
-            <w:drawing>
-              <wp:anchor distT="0" distB="0" distL="114300" distR="114300" simplePos="0" relativeHeight="251667456" behindDoc="0" locked="0" layoutInCell="1" allowOverlap="1" wp14:anchorId="089548D4" wp14:editId="4037BC47">
-                <wp:simplePos x="0" y="0"/>
-                <wp:positionH relativeFrom="column">
-                  <wp:posOffset>3535680</wp:posOffset>
-                </wp:positionH>
-                <wp:positionV relativeFrom="paragraph">
-                  <wp:posOffset>350520</wp:posOffset>
+                  <wp:posOffset>769620</wp:posOffset>
                 </wp:positionV>
                 <wp:extent cx="342900" cy="342900"/>
                 <wp:effectExtent l="0" t="0" r="19050" b="19050"/>
@@ -2568,7 +2217,7 @@
           </mc:Choice>
           <mc:Fallback>
             <w:pict>
-              <v:roundrect w14:anchorId="089548D4" id="_x0000_s1030" style="position:absolute;margin-left:278.4pt;margin-top:27.6pt;width:27pt;height:27pt;z-index:251667456;visibility:visible;mso-wrap-style:square;mso-width-percent:0;mso-height-percent:0;mso-wrap-distance-left:9pt;mso-wrap-distance-top:0;mso-wrap-distance-right:9pt;mso-wrap-distance-bottom:0;mso-position-horizontal:absolute;mso-position-horizontal-relative:text;mso-position-vertical:absolute;mso-position-vertical-relative:text;mso-width-percent:0;mso-height-percent:0;mso-width-relative:margin;mso-height-relative:margin;v-text-anchor:middle" arcsize="10923f" o:gfxdata="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" fillcolor="white [3212]" strokecolor="black [3200]" strokeweight="1pt">
+              <v:roundrect w14:anchorId="089548D4" id="_x0000_s1028" style="position:absolute;margin-left:232.65pt;margin-top:60.6pt;width:27pt;height:27pt;z-index:251667456;visibility:visible;mso-wrap-style:square;mso-width-percent:0;mso-height-percent:0;mso-wrap-distance-left:9pt;mso-wrap-distance-top:0;mso-wrap-distance-right:9pt;mso-wrap-distance-bottom:0;mso-position-horizontal:absolute;mso-position-horizontal-relative:text;mso-position-vertical:absolute;mso-position-vertical-relative:text;mso-width-percent:0;mso-height-percent:0;mso-width-relative:margin;mso-height-relative:margin;v-text-anchor:middle" arcsize="10923f" o:gfxdata="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" fillcolor="white [3212]" strokecolor="black [3200]" strokeweight="1pt">
                 <v:stroke joinstyle="miter"/>
                 <v:textbox>
                   <w:txbxContent>
@@ -2607,13 +2256,13 @@
         <mc:AlternateContent>
           <mc:Choice Requires="wps">
             <w:drawing>
-              <wp:anchor distT="0" distB="0" distL="114300" distR="114300" simplePos="0" relativeHeight="251665408" behindDoc="0" locked="0" layoutInCell="1" allowOverlap="1" wp14:anchorId="5D6F606A" wp14:editId="353EC523">
+              <wp:anchor distT="0" distB="0" distL="114300" distR="114300" simplePos="0" relativeHeight="251665408" behindDoc="0" locked="0" layoutInCell="1" allowOverlap="1" wp14:anchorId="5D6F606A" wp14:editId="248BF202">
                 <wp:simplePos x="0" y="0"/>
                 <wp:positionH relativeFrom="column">
-                  <wp:posOffset>2456180</wp:posOffset>
+                  <wp:posOffset>1875155</wp:posOffset>
                 </wp:positionH>
                 <wp:positionV relativeFrom="paragraph">
-                  <wp:posOffset>350520</wp:posOffset>
+                  <wp:posOffset>769620</wp:posOffset>
                 </wp:positionV>
                 <wp:extent cx="342900" cy="342900"/>
                 <wp:effectExtent l="0" t="0" r="19050" b="19050"/>
@@ -2695,7 +2344,7 @@
           </mc:Choice>
           <mc:Fallback>
             <w:pict>
-              <v:roundrect w14:anchorId="5D6F606A" id="_x0000_s1031" style="position:absolute;margin-left:193.4pt;margin-top:27.6pt;width:27pt;height:27pt;z-index:251665408;visibility:visible;mso-wrap-style:square;mso-width-percent:0;mso-height-percent:0;mso-wrap-distance-left:9pt;mso-wrap-distance-top:0;mso-wrap-distance-right:9pt;mso-wrap-distance-bottom:0;mso-position-horizontal:absolute;mso-position-horizontal-relative:text;mso-position-vertical:absolute;mso-position-vertical-relative:text;mso-width-percent:0;mso-height-percent:0;mso-width-relative:margin;mso-height-relative:margin;v-text-anchor:middle" arcsize="10923f" o:gfxdata="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" fillcolor="white [3212]" strokecolor="black [3200]" strokeweight="1pt">
+              <v:roundrect w14:anchorId="5D6F606A" id="_x0000_s1029" style="position:absolute;margin-left:147.65pt;margin-top:60.6pt;width:27pt;height:27pt;z-index:251665408;visibility:visible;mso-wrap-style:square;mso-width-percent:0;mso-height-percent:0;mso-wrap-distance-left:9pt;mso-wrap-distance-top:0;mso-wrap-distance-right:9pt;mso-wrap-distance-bottom:0;mso-position-horizontal:absolute;mso-position-horizontal-relative:text;mso-position-vertical:absolute;mso-position-vertical-relative:text;mso-width-percent:0;mso-height-percent:0;mso-width-relative:margin;mso-height-relative:margin;v-text-anchor:middle" arcsize="10923f" o:gfxdata="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" fillcolor="white [3212]" strokecolor="black [3200]" strokeweight="1pt">
                 <v:stroke joinstyle="miter"/>
                 <v:textbox>
                   <w:txbxContent>
@@ -2734,13 +2383,13 @@
         <mc:AlternateContent>
           <mc:Choice Requires="wps">
             <w:drawing>
-              <wp:anchor distT="0" distB="0" distL="114300" distR="114300" simplePos="0" relativeHeight="251663360" behindDoc="0" locked="0" layoutInCell="1" allowOverlap="1" wp14:anchorId="47C3DBAC" wp14:editId="441DA548">
+              <wp:anchor distT="0" distB="0" distL="114300" distR="114300" simplePos="0" relativeHeight="251663360" behindDoc="0" locked="0" layoutInCell="1" allowOverlap="1" wp14:anchorId="47C3DBAC" wp14:editId="01D0063D">
                 <wp:simplePos x="0" y="0"/>
                 <wp:positionH relativeFrom="column">
-                  <wp:posOffset>1196975</wp:posOffset>
+                  <wp:posOffset>615950</wp:posOffset>
                 </wp:positionH>
                 <wp:positionV relativeFrom="paragraph">
-                  <wp:posOffset>348615</wp:posOffset>
+                  <wp:posOffset>767715</wp:posOffset>
                 </wp:positionV>
                 <wp:extent cx="342900" cy="342900"/>
                 <wp:effectExtent l="0" t="0" r="19050" b="19050"/>
@@ -2833,7 +2482,7 @@
           </mc:Choice>
           <mc:Fallback>
             <w:pict>
-              <v:roundrect w14:anchorId="47C3DBAC" id="_x0000_s1032" style="position:absolute;margin-left:94.25pt;margin-top:27.45pt;width:27pt;height:27pt;z-index:251663360;visibility:visible;mso-wrap-style:square;mso-width-percent:0;mso-height-percent:0;mso-wrap-distance-left:9pt;mso-wrap-distance-top:0;mso-wrap-distance-right:9pt;mso-wrap-distance-bottom:0;mso-position-horizontal:absolute;mso-position-horizontal-relative:text;mso-position-vertical:absolute;mso-position-vertical-relative:text;mso-width-percent:0;mso-height-percent:0;mso-width-relative:margin;mso-height-relative:margin;v-text-anchor:middle" arcsize="10923f" o:gfxdata="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" fillcolor="white [3212]" strokecolor="black [3200]" strokeweight="1pt">
+              <v:roundrect w14:anchorId="47C3DBAC" id="_x0000_s1030" style="position:absolute;margin-left:48.5pt;margin-top:60.45pt;width:27pt;height:27pt;z-index:251663360;visibility:visible;mso-wrap-style:square;mso-width-percent:0;mso-height-percent:0;mso-wrap-distance-left:9pt;mso-wrap-distance-top:0;mso-wrap-distance-right:9pt;mso-wrap-distance-bottom:0;mso-position-horizontal:absolute;mso-position-horizontal-relative:text;mso-position-vertical:absolute;mso-position-vertical-relative:text;mso-width-percent:0;mso-height-percent:0;mso-width-relative:margin;mso-height-relative:margin;v-text-anchor:middle" arcsize="10923f" o:gfxdata="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" fillcolor="white [3212]" strokecolor="black [3200]" strokeweight="1pt">
                 <v:stroke joinstyle="miter"/>
                 <v:textbox>
                   <w:txbxContent>
@@ -2883,13 +2532,13 @@
         <mc:AlternateContent>
           <mc:Choice Requires="wps">
             <w:drawing>
-              <wp:anchor distT="0" distB="0" distL="114300" distR="114300" simplePos="0" relativeHeight="251661312" behindDoc="0" locked="0" layoutInCell="1" allowOverlap="1" wp14:anchorId="5C0809DF" wp14:editId="405AA5A1">
+              <wp:anchor distT="0" distB="0" distL="114300" distR="114300" simplePos="0" relativeHeight="251661312" behindDoc="0" locked="0" layoutInCell="1" allowOverlap="1" wp14:anchorId="5C0809DF" wp14:editId="15D0AED6">
                 <wp:simplePos x="0" y="0"/>
                 <wp:positionH relativeFrom="column">
-                  <wp:posOffset>519430</wp:posOffset>
+                  <wp:posOffset>-61595</wp:posOffset>
                 </wp:positionH>
                 <wp:positionV relativeFrom="paragraph">
-                  <wp:posOffset>350520</wp:posOffset>
+                  <wp:posOffset>769620</wp:posOffset>
                 </wp:positionV>
                 <wp:extent cx="342900" cy="342900"/>
                 <wp:effectExtent l="0" t="0" r="19050" b="19050"/>
@@ -2971,7 +2620,7 @@
           </mc:Choice>
           <mc:Fallback>
             <w:pict>
-              <v:roundrect w14:anchorId="5C0809DF" id="_x0000_s1033" style="position:absolute;margin-left:40.9pt;margin-top:27.6pt;width:27pt;height:27pt;z-index:251661312;visibility:visible;mso-wrap-style:square;mso-width-percent:0;mso-height-percent:0;mso-wrap-distance-left:9pt;mso-wrap-distance-top:0;mso-wrap-distance-right:9pt;mso-wrap-distance-bottom:0;mso-position-horizontal:absolute;mso-position-horizontal-relative:text;mso-position-vertical:absolute;mso-position-vertical-relative:text;mso-width-percent:0;mso-height-percent:0;mso-width-relative:margin;mso-height-relative:margin;v-text-anchor:middle" arcsize="10923f" o:gfxdata="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" fillcolor="white [3212]" strokecolor="black [3200]" strokeweight="1pt">
+              <v:roundrect w14:anchorId="5C0809DF" id="_x0000_s1031" style="position:absolute;margin-left:-4.85pt;margin-top:60.6pt;width:27pt;height:27pt;z-index:251661312;visibility:visible;mso-wrap-style:square;mso-width-percent:0;mso-height-percent:0;mso-wrap-distance-left:9pt;mso-wrap-distance-top:0;mso-wrap-distance-right:9pt;mso-wrap-distance-bottom:0;mso-position-horizontal:absolute;mso-position-horizontal-relative:text;mso-position-vertical:absolute;mso-position-vertical-relative:text;mso-width-percent:0;mso-height-percent:0;mso-width-relative:margin;mso-height-relative:margin;v-text-anchor:middle" arcsize="10923f" o:gfxdata="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" fillcolor="white [3212]" strokecolor="black [3200]" strokeweight="1pt">
                 <v:stroke joinstyle="miter"/>
                 <v:textbox>
                   <w:txbxContent>
@@ -3007,17 +2656,144 @@
           <w:noProof/>
           <w:lang w:eastAsia="de-DE"/>
         </w:rPr>
+        <mc:AlternateContent>
+          <mc:Choice Requires="wps">
+            <w:drawing>
+              <wp:anchor distT="0" distB="0" distL="114300" distR="114300" simplePos="0" relativeHeight="251675648" behindDoc="0" locked="0" layoutInCell="1" allowOverlap="1" wp14:anchorId="58EB7373" wp14:editId="43790C11">
+                <wp:simplePos x="0" y="0"/>
+                <wp:positionH relativeFrom="column">
+                  <wp:posOffset>5513705</wp:posOffset>
+                </wp:positionH>
+                <wp:positionV relativeFrom="paragraph">
+                  <wp:posOffset>3166745</wp:posOffset>
+                </wp:positionV>
+                <wp:extent cx="342900" cy="342900"/>
+                <wp:effectExtent l="0" t="0" r="19050" b="19050"/>
+                <wp:wrapNone/>
+                <wp:docPr id="1125882356" name="Rechteck: abgerundete Ecken 3"/>
+                <wp:cNvGraphicFramePr/>
+                <a:graphic xmlns:a="http://schemas.openxmlformats.org/drawingml/2006/main">
+                  <a:graphicData uri="http://schemas.microsoft.com/office/word/2010/wordprocessingShape">
+                    <wps:wsp>
+                      <wps:cNvSpPr/>
+                      <wps:spPr>
+                        <a:xfrm>
+                          <a:off x="0" y="0"/>
+                          <a:ext cx="342900" cy="342900"/>
+                        </a:xfrm>
+                        <a:prstGeom prst="roundRect">
+                          <a:avLst/>
+                        </a:prstGeom>
+                        <a:solidFill>
+                          <a:schemeClr val="bg1"/>
+                        </a:solidFill>
+                        <a:ln/>
+                      </wps:spPr>
+                      <wps:style>
+                        <a:lnRef idx="2">
+                          <a:schemeClr val="dk1"/>
+                        </a:lnRef>
+                        <a:fillRef idx="1">
+                          <a:schemeClr val="lt1"/>
+                        </a:fillRef>
+                        <a:effectRef idx="0">
+                          <a:schemeClr val="dk1"/>
+                        </a:effectRef>
+                        <a:fontRef idx="minor">
+                          <a:schemeClr val="dk1"/>
+                        </a:fontRef>
+                      </wps:style>
+                      <wps:txbx>
+                        <w:txbxContent>
+                          <w:p>
+                            <w:pPr>
+                              <w:jc w:val="center"/>
+                              <w:rPr>
+                                <w:b/>
+                                <w:bCs/>
+                                <w:sz w:val="28"/>
+                                <w:szCs w:val="28"/>
+                              </w:rPr>
+                            </w:pPr>
+                            <w:r>
+                              <w:rPr>
+                                <w:b/>
+                                <w:bCs/>
+                                <w:sz w:val="28"/>
+                                <w:szCs w:val="28"/>
+                              </w:rPr>
+                              <w:t>9</w:t>
+                            </w:r>
+                          </w:p>
+                        </w:txbxContent>
+                      </wps:txbx>
+                      <wps:bodyPr rot="0" spcFirstLastPara="0" vertOverflow="overflow" horzOverflow="overflow" vert="horz" wrap="square" lIns="91440" tIns="45720" rIns="91440" bIns="45720" numCol="1" spcCol="0" rtlCol="0" fromWordArt="0" anchor="ctr" anchorCtr="0" forceAA="0" compatLnSpc="1">
+                        <a:prstTxWarp prst="textNoShape">
+                          <a:avLst/>
+                        </a:prstTxWarp>
+                        <a:noAutofit/>
+                      </wps:bodyPr>
+                    </wps:wsp>
+                  </a:graphicData>
+                </a:graphic>
+                <wp14:sizeRelH relativeFrom="margin">
+                  <wp14:pctWidth>0</wp14:pctWidth>
+                </wp14:sizeRelH>
+                <wp14:sizeRelV relativeFrom="margin">
+                  <wp14:pctHeight>0</wp14:pctHeight>
+                </wp14:sizeRelV>
+              </wp:anchor>
+            </w:drawing>
+          </mc:Choice>
+          <mc:Fallback>
+            <w:pict>
+              <v:roundrect w14:anchorId="58EB7373" id="_x0000_s1032" style="position:absolute;margin-left:434.15pt;margin-top:249.35pt;width:27pt;height:27pt;z-index:251675648;visibility:visible;mso-wrap-style:square;mso-width-percent:0;mso-height-percent:0;mso-wrap-distance-left:9pt;mso-wrap-distance-top:0;mso-wrap-distance-right:9pt;mso-wrap-distance-bottom:0;mso-position-horizontal:absolute;mso-position-horizontal-relative:text;mso-position-vertical:absolute;mso-position-vertical-relative:text;mso-width-percent:0;mso-height-percent:0;mso-width-relative:margin;mso-height-relative:margin;v-text-anchor:middle" arcsize="10923f" o:gfxdata="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" fillcolor="white [3212]" strokecolor="black [3200]" strokeweight="1pt">
+                <v:stroke joinstyle="miter"/>
+                <v:textbox>
+                  <w:txbxContent>
+                    <w:p>
+                      <w:pPr>
+                        <w:jc w:val="center"/>
+                        <w:rPr>
+                          <w:b/>
+                          <w:bCs/>
+                          <w:sz w:val="28"/>
+                          <w:szCs w:val="28"/>
+                        </w:rPr>
+                      </w:pPr>
+                      <w:r>
+                        <w:rPr>
+                          <w:b/>
+                          <w:bCs/>
+                          <w:sz w:val="28"/>
+                          <w:szCs w:val="28"/>
+                        </w:rPr>
+                        <w:t>9</w:t>
+                      </w:r>
+                    </w:p>
+                  </w:txbxContent>
+                </v:textbox>
+              </v:roundrect>
+            </w:pict>
+          </mc:Fallback>
+        </mc:AlternateContent>
+      </w:r>
+      <w:r>
+        <w:rPr>
+          <w:noProof/>
+          <w:lang w:eastAsia="de-DE"/>
+        </w:rPr>
         <w:drawing>
-          <wp:anchor distT="0" distB="0" distL="114300" distR="114300" simplePos="0" relativeHeight="251658240" behindDoc="0" locked="0" layoutInCell="1" allowOverlap="1" wp14:anchorId="09B06EAB" wp14:editId="263E6F60">
+          <wp:anchor distT="0" distB="0" distL="114300" distR="114300" simplePos="0" relativeHeight="251658240" behindDoc="0" locked="0" layoutInCell="1" allowOverlap="1" wp14:anchorId="09B06EAB" wp14:editId="58CCCA48">
             <wp:simplePos x="0" y="0"/>
             <wp:positionH relativeFrom="margin">
-              <wp:posOffset>-899795</wp:posOffset>
+              <wp:posOffset>-452120</wp:posOffset>
             </wp:positionH>
             <wp:positionV relativeFrom="paragraph">
-              <wp:posOffset>215265</wp:posOffset>
+              <wp:posOffset>224155</wp:posOffset>
             </wp:positionV>
-            <wp:extent cx="7848600" cy="3848100"/>
-            <wp:effectExtent l="0" t="0" r="0" b="0"/>
+            <wp:extent cx="6667500" cy="3819525"/>
+            <wp:effectExtent l="0" t="0" r="0" b="9525"/>
             <wp:wrapSquare wrapText="bothSides"/>
             <wp:docPr id="1260505150" name="Grafik 1"/>
             <wp:cNvGraphicFramePr>
@@ -3038,7 +2814,7 @@
                         </a:ext>
                       </a:extLst>
                     </a:blip>
-                    <a:srcRect l="-5813" r="-8560"/>
+                    <a:srcRect t="-1243" b="-684"/>
                     <a:stretch>
                       <a:fillRect/>
                     </a:stretch>
@@ -3046,7 +2822,7 @@
                   <pic:spPr bwMode="auto">
                     <a:xfrm>
                       <a:off x="0" y="0"/>
-                      <a:ext cx="7848600" cy="3848100"/>
+                      <a:ext cx="6667500" cy="3819525"/>
                     </a:xfrm>
                     <a:prstGeom prst="rect">
                       <a:avLst/>
@@ -3071,6 +2847,133 @@
             </wp14:sizeRelV>
           </wp:anchor>
         </w:drawing>
+      </w:r>
+      <w:r>
+        <w:rPr>
+          <w:noProof/>
+          <w:lang w:eastAsia="de-DE"/>
+        </w:rPr>
+        <mc:AlternateContent>
+          <mc:Choice Requires="wps">
+            <w:drawing>
+              <wp:anchor distT="0" distB="0" distL="114300" distR="114300" simplePos="0" relativeHeight="251659264" behindDoc="0" locked="0" layoutInCell="1" allowOverlap="1" wp14:anchorId="2814F502" wp14:editId="1E371346">
+                <wp:simplePos x="0" y="0"/>
+                <wp:positionH relativeFrom="column">
+                  <wp:posOffset>-788670</wp:posOffset>
+                </wp:positionH>
+                <wp:positionV relativeFrom="paragraph">
+                  <wp:posOffset>325120</wp:posOffset>
+                </wp:positionV>
+                <wp:extent cx="342900" cy="342900"/>
+                <wp:effectExtent l="0" t="0" r="19050" b="19050"/>
+                <wp:wrapNone/>
+                <wp:docPr id="462373990" name="Rechteck: abgerundete Ecken 3"/>
+                <wp:cNvGraphicFramePr/>
+                <a:graphic xmlns:a="http://schemas.openxmlformats.org/drawingml/2006/main">
+                  <a:graphicData uri="http://schemas.microsoft.com/office/word/2010/wordprocessingShape">
+                    <wps:wsp>
+                      <wps:cNvSpPr/>
+                      <wps:spPr>
+                        <a:xfrm>
+                          <a:off x="0" y="0"/>
+                          <a:ext cx="342900" cy="342900"/>
+                        </a:xfrm>
+                        <a:prstGeom prst="roundRect">
+                          <a:avLst/>
+                        </a:prstGeom>
+                        <a:solidFill>
+                          <a:schemeClr val="bg1"/>
+                        </a:solidFill>
+                        <a:ln/>
+                      </wps:spPr>
+                      <wps:style>
+                        <a:lnRef idx="2">
+                          <a:schemeClr val="dk1"/>
+                        </a:lnRef>
+                        <a:fillRef idx="1">
+                          <a:schemeClr val="lt1"/>
+                        </a:fillRef>
+                        <a:effectRef idx="0">
+                          <a:schemeClr val="dk1"/>
+                        </a:effectRef>
+                        <a:fontRef idx="minor">
+                          <a:schemeClr val="dk1"/>
+                        </a:fontRef>
+                      </wps:style>
+                      <wps:txbx>
+                        <w:txbxContent>
+                          <w:p>
+                            <w:pPr>
+                              <w:jc w:val="center"/>
+                              <w:rPr>
+                                <w:b/>
+                                <w:bCs/>
+                                <w:sz w:val="28"/>
+                                <w:szCs w:val="28"/>
+                              </w:rPr>
+                            </w:pPr>
+                            <w:r>
+                              <w:rPr>
+                                <w:b/>
+                                <w:bCs/>
+                                <w:sz w:val="28"/>
+                                <w:szCs w:val="28"/>
+                              </w:rPr>
+                              <w:t>1</w:t>
+                            </w:r>
+                          </w:p>
+                        </w:txbxContent>
+                      </wps:txbx>
+                      <wps:bodyPr rot="0" spcFirstLastPara="0" vertOverflow="overflow" horzOverflow="overflow" vert="horz" wrap="square" lIns="91440" tIns="45720" rIns="91440" bIns="45720" numCol="1" spcCol="0" rtlCol="0" fromWordArt="0" anchor="ctr" anchorCtr="0" forceAA="0" compatLnSpc="1">
+                        <a:prstTxWarp prst="textNoShape">
+                          <a:avLst/>
+                        </a:prstTxWarp>
+                        <a:noAutofit/>
+                      </wps:bodyPr>
+                    </wps:wsp>
+                  </a:graphicData>
+                </a:graphic>
+                <wp14:sizeRelH relativeFrom="margin">
+                  <wp14:pctWidth>0</wp14:pctWidth>
+                </wp14:sizeRelH>
+                <wp14:sizeRelV relativeFrom="margin">
+                  <wp14:pctHeight>0</wp14:pctHeight>
+                </wp14:sizeRelV>
+              </wp:anchor>
+            </w:drawing>
+          </mc:Choice>
+          <mc:Fallback>
+            <w:pict>
+              <v:roundrect w14:anchorId="2814F502" id="_x0000_s1033" style="position:absolute;margin-left:-62.1pt;margin-top:25.6pt;width:27pt;height:27pt;z-index:251659264;visibility:visible;mso-wrap-style:square;mso-width-percent:0;mso-height-percent:0;mso-wrap-distance-left:9pt;mso-wrap-distance-top:0;mso-wrap-distance-right:9pt;mso-wrap-distance-bottom:0;mso-position-horizontal:absolute;mso-position-horizontal-relative:text;mso-position-vertical:absolute;mso-position-vertical-relative:text;mso-width-percent:0;mso-height-percent:0;mso-width-relative:margin;mso-height-relative:margin;v-text-anchor:middle" arcsize="10923f" o:gfxdata="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" fillcolor="white [3212]" strokecolor="black [3200]" strokeweight="1pt">
+                <v:stroke joinstyle="miter"/>
+                <v:textbox>
+                  <w:txbxContent>
+                    <w:p>
+                      <w:pPr>
+                        <w:jc w:val="center"/>
+                        <w:rPr>
+                          <w:b/>
+                          <w:bCs/>
+                          <w:sz w:val="28"/>
+                          <w:szCs w:val="28"/>
+                        </w:rPr>
+                      </w:pPr>
+                      <w:r>
+                        <w:rPr>
+                          <w:b/>
+                          <w:bCs/>
+                          <w:sz w:val="28"/>
+                          <w:szCs w:val="28"/>
+                        </w:rPr>
+                        <w:t>1</w:t>
+                      </w:r>
+                    </w:p>
+                  </w:txbxContent>
+                </v:textbox>
+              </v:roundrect>
+            </w:pict>
+          </mc:Fallback>
+        </mc:AlternateContent>
       </w:r>
       <w:r>
         <w:rPr>
@@ -3283,16 +3186,8 @@
         <w:rPr>
           <w:lang w:val="en-US"/>
         </w:rPr>
-        <w:t xml:space="preserve">Audio-Yaml file Load &amp; Save </w:t>
-      </w:r>
-      <w:proofErr w:type="gramStart"/>
-      <w:r>
-        <w:rPr>
-          <w:lang w:val="en-US"/>
-        </w:rPr>
-        <w:t>section</w:t>
-      </w:r>
-      <w:proofErr w:type="gramEnd"/>
+        <w:t>Audio-Yaml file Load &amp; Save section</w:t>
+      </w:r>
     </w:p>
     <w:p>
       <w:pPr>
@@ -3410,7 +3305,7 @@
         </w:rPr>
         <w:br w:type="page"/>
       </w:r>
-      <w:bookmarkStart w:id="3" w:name="_Toc230601449"/>
+      <w:bookmarkStart w:id="3" w:name="_Toc231453946"/>
       <w:r>
         <w:rPr>
           <w:lang w:val="en-US"/>
@@ -3431,26 +3326,35 @@
       <w:pPr>
         <w:pStyle w:val="berschrift3"/>
         <w:rPr>
-          <w:lang w:val="en-US"/>
-        </w:rPr>
-      </w:pPr>
-      <w:bookmarkStart w:id="4" w:name="_Toc230601450"/>
-      <w:r>
-        <w:rPr>
           <w:noProof/>
           <w:lang w:eastAsia="de-DE"/>
         </w:rPr>
+      </w:pPr>
+    </w:p>
+    <w:p>
+      <w:pPr>
+        <w:pStyle w:val="berschrift3"/>
+        <w:rPr>
+          <w:lang w:val="en-US"/>
+        </w:rPr>
+      </w:pPr>
+      <w:bookmarkStart w:id="4" w:name="_Toc231453947"/>
+      <w:r>
+        <w:rPr>
+          <w:noProof/>
+          <w:lang w:eastAsia="de-DE"/>
+        </w:rPr>
         <w:drawing>
-          <wp:anchor distT="0" distB="0" distL="114300" distR="114300" simplePos="0" relativeHeight="251682816" behindDoc="0" locked="0" layoutInCell="1" allowOverlap="1" wp14:anchorId="34E1C7DD" wp14:editId="5AD9B940">
+          <wp:anchor distT="0" distB="0" distL="114300" distR="114300" simplePos="0" relativeHeight="251682816" behindDoc="0" locked="0" layoutInCell="1" allowOverlap="1" wp14:anchorId="34E1C7DD" wp14:editId="1EB8B154">
             <wp:simplePos x="0" y="0"/>
             <wp:positionH relativeFrom="margin">
               <wp:posOffset>-109220</wp:posOffset>
             </wp:positionH>
             <wp:positionV relativeFrom="paragraph">
-              <wp:posOffset>302260</wp:posOffset>
+              <wp:posOffset>406400</wp:posOffset>
             </wp:positionV>
-            <wp:extent cx="2876550" cy="2962275"/>
-            <wp:effectExtent l="0" t="0" r="0" b="0"/>
+            <wp:extent cx="2876550" cy="3076575"/>
+            <wp:effectExtent l="0" t="0" r="0" b="9525"/>
             <wp:wrapTopAndBottom/>
             <wp:docPr id="734586243" name="Grafik 1"/>
             <wp:cNvGraphicFramePr>
@@ -3471,7 +3375,7 @@
                         </a:ext>
                       </a:extLst>
                     </a:blip>
-                    <a:srcRect l="-4005" t="-3465" r="-5947" b="-3284"/>
+                    <a:srcRect t="-1053" b="-424"/>
                     <a:stretch>
                       <a:fillRect/>
                     </a:stretch>
@@ -3479,7 +3383,7 @@
                   <pic:spPr bwMode="auto">
                     <a:xfrm>
                       <a:off x="0" y="0"/>
-                      <a:ext cx="2876550" cy="2962275"/>
+                      <a:ext cx="2876550" cy="3076575"/>
                     </a:xfrm>
                     <a:prstGeom prst="rect">
                       <a:avLst/>
@@ -3523,113 +3427,11 @@
     <w:p>
       <w:pPr>
         <w:rPr>
-          <w:lang w:val="en-US"/>
-        </w:rPr>
-      </w:pPr>
-      <w:r>
-        <w:rPr>
           <w:b/>
           <w:bCs/>
           <w:lang w:val="en-US"/>
         </w:rPr>
-        <w:t>Priority:</w:t>
-      </w:r>
-      <w:r>
-        <w:rPr>
-          <w:lang w:val="en-US"/>
-        </w:rPr>
-        <w:t xml:space="preserve"> Determines the</w:t>
-      </w:r>
-      <w:r>
-        <w:rPr>
-          <w:lang w:val="en-US"/>
-        </w:rPr>
-        <w:t xml:space="preserve"> priority</w:t>
-      </w:r>
-      <w:r>
-        <w:rPr>
-          <w:lang w:val="en-US"/>
-        </w:rPr>
-        <w:t xml:space="preserve"> </w:t>
-      </w:r>
-      <w:r>
-        <w:rPr>
-          <w:lang w:val="en-US"/>
-        </w:rPr>
-        <w:t xml:space="preserve">of the </w:t>
-      </w:r>
-      <w:r>
-        <w:rPr>
-          <w:lang w:val="en-US"/>
-        </w:rPr>
-        <w:t>audio</w:t>
-      </w:r>
-      <w:r>
-        <w:rPr>
-          <w:lang w:val="en-US"/>
-        </w:rPr>
-        <w:t xml:space="preserve"> source amongst all the ones that coexist in the scene</w:t>
-      </w:r>
-      <w:r>
-        <w:rPr>
-          <w:lang w:val="en-US"/>
-        </w:rPr>
-        <w:t>.</w:t>
-      </w:r>
-    </w:p>
-    <w:p>
-      <w:pPr>
-        <w:ind w:firstLine="708"/>
-        <w:rPr>
-          <w:lang w:val="en-US"/>
-        </w:rPr>
-      </w:pPr>
-      <w:r>
-        <w:rPr>
-          <w:lang w:val="en-US"/>
-        </w:rPr>
-        <w:t>0 = most important</w:t>
-      </w:r>
-    </w:p>
-    <w:p>
-      <w:pPr>
-        <w:ind w:firstLine="708"/>
-        <w:rPr>
-          <w:lang w:val="en-US"/>
-        </w:rPr>
-      </w:pPr>
-      <w:r>
-        <w:rPr>
-          <w:lang w:val="en-US"/>
-        </w:rPr>
-        <w:t>128 = Default</w:t>
-      </w:r>
-    </w:p>
-    <w:p>
-      <w:pPr>
-        <w:ind w:firstLine="708"/>
-        <w:rPr>
-          <w:lang w:val="en-US"/>
-        </w:rPr>
-      </w:pPr>
-      <w:r>
-        <w:rPr>
-          <w:lang w:val="en-US"/>
-        </w:rPr>
-        <w:t>256</w:t>
-      </w:r>
-      <w:r>
-        <w:rPr>
-          <w:lang w:val="en-US"/>
-        </w:rPr>
-        <w:t xml:space="preserve"> =</w:t>
-      </w:r>
-      <w:r>
-        <w:rPr>
-          <w:lang w:val="en-US"/>
-        </w:rPr>
-        <w:t xml:space="preserve"> least important</w:t>
-      </w:r>
+      </w:pPr>
     </w:p>
     <w:p>
       <w:pPr>
@@ -3643,13 +3445,103 @@
           <w:bCs/>
           <w:lang w:val="en-US"/>
         </w:rPr>
-        <w:t>Doppler:</w:t>
-      </w:r>
-      <w:r>
-        <w:rPr>
-          <w:lang w:val="en-US"/>
-        </w:rPr>
-        <w:t xml:space="preserve"> Set the intensity of the audible doppler effect.</w:t>
+        <w:t>Priority:</w:t>
+      </w:r>
+      <w:r>
+        <w:rPr>
+          <w:lang w:val="en-US"/>
+        </w:rPr>
+        <w:t xml:space="preserve"> Determines the</w:t>
+      </w:r>
+      <w:r>
+        <w:rPr>
+          <w:lang w:val="en-US"/>
+        </w:rPr>
+        <w:t xml:space="preserve"> priority</w:t>
+      </w:r>
+      <w:r>
+        <w:rPr>
+          <w:lang w:val="en-US"/>
+        </w:rPr>
+        <w:t xml:space="preserve"> </w:t>
+      </w:r>
+      <w:r>
+        <w:rPr>
+          <w:lang w:val="en-US"/>
+        </w:rPr>
+        <w:t xml:space="preserve">of the </w:t>
+      </w:r>
+      <w:r>
+        <w:rPr>
+          <w:lang w:val="en-US"/>
+        </w:rPr>
+        <w:t>audio</w:t>
+      </w:r>
+      <w:r>
+        <w:rPr>
+          <w:lang w:val="en-US"/>
+        </w:rPr>
+        <w:t xml:space="preserve"> source amongst all the ones that coexist in the scene</w:t>
+      </w:r>
+      <w:r>
+        <w:rPr>
+          <w:lang w:val="en-US"/>
+        </w:rPr>
+        <w:t>.</w:t>
+      </w:r>
+    </w:p>
+    <w:p>
+      <w:pPr>
+        <w:ind w:firstLine="708"/>
+        <w:rPr>
+          <w:lang w:val="en-US"/>
+        </w:rPr>
+      </w:pPr>
+      <w:r>
+        <w:rPr>
+          <w:lang w:val="en-US"/>
+        </w:rPr>
+        <w:t>0 = most important</w:t>
+      </w:r>
+    </w:p>
+    <w:p>
+      <w:pPr>
+        <w:ind w:firstLine="708"/>
+        <w:rPr>
+          <w:lang w:val="en-US"/>
+        </w:rPr>
+      </w:pPr>
+      <w:r>
+        <w:rPr>
+          <w:lang w:val="en-US"/>
+        </w:rPr>
+        <w:t>128 = Default</w:t>
+      </w:r>
+    </w:p>
+    <w:p>
+      <w:pPr>
+        <w:ind w:firstLine="708"/>
+        <w:rPr>
+          <w:lang w:val="en-US"/>
+        </w:rPr>
+      </w:pPr>
+      <w:r>
+        <w:rPr>
+          <w:lang w:val="en-US"/>
+        </w:rPr>
+        <w:t>256</w:t>
+      </w:r>
+      <w:r>
+        <w:rPr>
+          <w:lang w:val="en-US"/>
+        </w:rPr>
+        <w:t xml:space="preserve"> =</w:t>
+      </w:r>
+      <w:r>
+        <w:rPr>
+          <w:lang w:val="en-US"/>
+        </w:rPr>
+        <w:t xml:space="preserve"> least important</w:t>
       </w:r>
     </w:p>
     <w:p>
@@ -3664,33 +3556,13 @@
           <w:bCs/>
           <w:lang w:val="en-US"/>
         </w:rPr>
-        <w:t>Localize:</w:t>
-      </w:r>
-      <w:r>
-        <w:rPr>
-          <w:lang w:val="en-US"/>
-        </w:rPr>
-        <w:t xml:space="preserve"> Automatically update the audio file </w:t>
-      </w:r>
-      <w:r>
-        <w:rPr>
-          <w:lang w:val="en-US"/>
-        </w:rPr>
-        <w:t xml:space="preserve">when the locale has </w:t>
-      </w:r>
-      <w:proofErr w:type="gramStart"/>
-      <w:r>
-        <w:rPr>
-          <w:lang w:val="en-US"/>
-        </w:rPr>
-        <w:t>been changed</w:t>
-      </w:r>
-      <w:proofErr w:type="gramEnd"/>
-      <w:r>
-        <w:rPr>
-          <w:lang w:val="en-US"/>
-        </w:rPr>
-        <w:t>.</w:t>
+        <w:t>Doppler:</w:t>
+      </w:r>
+      <w:r>
+        <w:rPr>
+          <w:lang w:val="en-US"/>
+        </w:rPr>
+        <w:t xml:space="preserve"> Set the intensity of the audible doppler effect.</w:t>
       </w:r>
     </w:p>
     <w:p>
@@ -3705,33 +3577,19 @@
           <w:bCs/>
           <w:lang w:val="en-US"/>
         </w:rPr>
-        <w:t>Stream:</w:t>
-      </w:r>
-      <w:r>
-        <w:rPr>
-          <w:lang w:val="en-US"/>
-        </w:rPr>
-        <w:t xml:space="preserve"> This will mark the files to </w:t>
-      </w:r>
-      <w:proofErr w:type="gramStart"/>
-      <w:r>
-        <w:rPr>
-          <w:lang w:val="en-US"/>
-        </w:rPr>
-        <w:t>be put</w:t>
-      </w:r>
-      <w:proofErr w:type="gramEnd"/>
-      <w:r>
-        <w:rPr>
-          <w:lang w:val="en-US"/>
-        </w:rPr>
-        <w:t xml:space="preserve"> into RAM for faster access</w:t>
-      </w:r>
-      <w:r>
-        <w:rPr>
-          <w:lang w:val="en-US"/>
-        </w:rPr>
-        <w:t>.</w:t>
+        <w:t>Localize:</w:t>
+      </w:r>
+      <w:r>
+        <w:rPr>
+          <w:lang w:val="en-US"/>
+        </w:rPr>
+        <w:t xml:space="preserve"> Automatically update the audio file </w:t>
+      </w:r>
+      <w:r>
+        <w:rPr>
+          <w:lang w:val="en-US"/>
+        </w:rPr>
+        <w:t>when the locale has been changed.</w:t>
       </w:r>
     </w:p>
     <w:p>
@@ -3746,89 +3604,19 @@
           <w:bCs/>
           <w:lang w:val="en-US"/>
         </w:rPr>
-        <w:t>Type:</w:t>
-      </w:r>
-      <w:r>
-        <w:rPr>
-          <w:lang w:val="en-US"/>
-        </w:rPr>
-        <w:t xml:space="preserve"> Assigns the file to a specific group</w:t>
+        <w:t>Stream:</w:t>
+      </w:r>
+      <w:r>
+        <w:rPr>
+          <w:lang w:val="en-US"/>
+        </w:rPr>
+        <w:t xml:space="preserve"> This will mark the files to be put into RAM for faster access</w:t>
       </w:r>
       <w:r>
         <w:rPr>
           <w:lang w:val="en-US"/>
         </w:rPr>
         <w:t>.</w:t>
-      </w:r>
-    </w:p>
-    <w:p>
-      <w:pPr>
-        <w:ind w:firstLine="708"/>
-        <w:rPr>
-          <w:lang w:val="en-US"/>
-        </w:rPr>
-      </w:pPr>
-      <w:r>
-        <w:rPr>
-          <w:lang w:val="en-US"/>
-        </w:rPr>
-        <w:t>MUSIC</w:t>
-      </w:r>
-    </w:p>
-    <w:p>
-      <w:pPr>
-        <w:ind w:firstLine="708"/>
-        <w:rPr>
-          <w:lang w:val="en-US"/>
-        </w:rPr>
-      </w:pPr>
-      <w:r>
-        <w:rPr>
-          <w:lang w:val="en-US"/>
-        </w:rPr>
-        <w:t>SFX</w:t>
-      </w:r>
-    </w:p>
-    <w:p>
-      <w:pPr>
-        <w:ind w:firstLine="708"/>
-        <w:rPr>
-          <w:lang w:val="en-US"/>
-        </w:rPr>
-      </w:pPr>
-      <w:r>
-        <w:rPr>
-          <w:lang w:val="en-US"/>
-        </w:rPr>
-        <w:t>UI</w:t>
-      </w:r>
-    </w:p>
-    <w:p>
-      <w:pPr>
-        <w:ind w:firstLine="708"/>
-        <w:rPr>
-          <w:lang w:val="en-US"/>
-        </w:rPr>
-      </w:pPr>
-      <w:r>
-        <w:rPr>
-          <w:lang w:val="en-US"/>
-        </w:rPr>
-        <w:t>Speech</w:t>
-      </w:r>
-    </w:p>
-    <w:p>
-      <w:pPr>
-        <w:ind w:firstLine="708"/>
-        <w:rPr>
-          <w:lang w:val="en-US"/>
-        </w:rPr>
-      </w:pPr>
-      <w:r>
-        <w:rPr>
-          <w:lang w:val="en-US"/>
-        </w:rPr>
-        <w:t>Custom</w:t>
       </w:r>
     </w:p>
     <w:p>
@@ -3843,25 +3631,13 @@
           <w:bCs/>
           <w:lang w:val="en-US"/>
         </w:rPr>
-        <w:t>Falloff:</w:t>
-      </w:r>
-      <w:r>
-        <w:rPr>
-          <w:lang w:val="en-US"/>
-        </w:rPr>
-        <w:t xml:space="preserve"> Determines the fade </w:t>
-      </w:r>
-      <w:r>
-        <w:rPr>
-          <w:lang w:val="en-US"/>
-        </w:rPr>
-        <w:t>out</w:t>
-      </w:r>
-      <w:r>
-        <w:rPr>
-          <w:lang w:val="en-US"/>
-        </w:rPr>
-        <w:t xml:space="preserve"> of the file</w:t>
+        <w:t>Type:</w:t>
+      </w:r>
+      <w:r>
+        <w:rPr>
+          <w:lang w:val="en-US"/>
+        </w:rPr>
+        <w:t xml:space="preserve"> Assigns the file to a specific group</w:t>
       </w:r>
       <w:r>
         <w:rPr>
@@ -3881,13 +3657,7 @@
         <w:rPr>
           <w:lang w:val="en-US"/>
         </w:rPr>
-        <w:t>L</w:t>
-      </w:r>
-      <w:r>
-        <w:rPr>
-          <w:lang w:val="en-US"/>
-        </w:rPr>
-        <w:t>inear</w:t>
+        <w:t>MUSIC</w:t>
       </w:r>
     </w:p>
     <w:p>
@@ -3901,20 +3671,7 @@
         <w:rPr>
           <w:lang w:val="en-US"/>
         </w:rPr>
-        <w:t>logarithmic</w:t>
-      </w:r>
-    </w:p>
-    <w:p>
-      <w:pPr>
-        <w:rPr>
-          <w:lang w:val="en-US"/>
-        </w:rPr>
-      </w:pPr>
-      <w:r>
-        <w:rPr>
-          <w:lang w:val="en-US"/>
-        </w:rPr>
-        <w:br w:type="page"/>
+        <w:t>SFX</w:t>
       </w:r>
     </w:p>
     <w:p>
@@ -3924,6 +3681,40 @@
           <w:lang w:val="en-US"/>
         </w:rPr>
       </w:pPr>
+      <w:r>
+        <w:rPr>
+          <w:lang w:val="en-US"/>
+        </w:rPr>
+        <w:t>UI</w:t>
+      </w:r>
+    </w:p>
+    <w:p>
+      <w:pPr>
+        <w:ind w:firstLine="708"/>
+        <w:rPr>
+          <w:lang w:val="en-US"/>
+        </w:rPr>
+      </w:pPr>
+      <w:r>
+        <w:rPr>
+          <w:lang w:val="en-US"/>
+        </w:rPr>
+        <w:t>Speech</w:t>
+      </w:r>
+    </w:p>
+    <w:p>
+      <w:pPr>
+        <w:ind w:firstLine="708"/>
+        <w:rPr>
+          <w:lang w:val="en-US"/>
+        </w:rPr>
+      </w:pPr>
+      <w:r>
+        <w:rPr>
+          <w:lang w:val="en-US"/>
+        </w:rPr>
+        <w:t>Custom</w:t>
+      </w:r>
     </w:p>
     <w:p>
       <w:pPr>
@@ -3937,7 +3728,78 @@
           <w:bCs/>
           <w:lang w:val="en-US"/>
         </w:rPr>
-        <w:t>Stack</w:t>
+        <w:t>Falloff:</w:t>
+      </w:r>
+      <w:r>
+        <w:rPr>
+          <w:lang w:val="en-US"/>
+        </w:rPr>
+        <w:t xml:space="preserve"> Determines the fade </w:t>
+      </w:r>
+      <w:r>
+        <w:rPr>
+          <w:lang w:val="en-US"/>
+        </w:rPr>
+        <w:t>out</w:t>
+      </w:r>
+      <w:r>
+        <w:rPr>
+          <w:lang w:val="en-US"/>
+        </w:rPr>
+        <w:t xml:space="preserve"> of the file</w:t>
+      </w:r>
+      <w:r>
+        <w:rPr>
+          <w:lang w:val="en-US"/>
+        </w:rPr>
+        <w:t>.</w:t>
+      </w:r>
+    </w:p>
+    <w:p>
+      <w:pPr>
+        <w:ind w:firstLine="708"/>
+        <w:rPr>
+          <w:lang w:val="en-US"/>
+        </w:rPr>
+      </w:pPr>
+      <w:r>
+        <w:rPr>
+          <w:lang w:val="en-US"/>
+        </w:rPr>
+        <w:t>L</w:t>
+      </w:r>
+      <w:r>
+        <w:rPr>
+          <w:lang w:val="en-US"/>
+        </w:rPr>
+        <w:t>inear</w:t>
+      </w:r>
+    </w:p>
+    <w:p>
+      <w:pPr>
+        <w:ind w:firstLine="708"/>
+        <w:rPr>
+          <w:lang w:val="en-US"/>
+        </w:rPr>
+      </w:pPr>
+      <w:r>
+        <w:rPr>
+          <w:lang w:val="en-US"/>
+        </w:rPr>
+        <w:t>logarithmic</w:t>
+      </w:r>
+    </w:p>
+    <w:p>
+      <w:pPr>
+        <w:rPr>
+          <w:lang w:val="en-US"/>
+        </w:rPr>
+      </w:pPr>
+      <w:r>
+        <w:rPr>
+          <w:lang w:val="en-US"/>
+        </w:rPr>
+        <w:br w:type="page"/>
       </w:r>
       <w:r>
         <w:rPr>
@@ -3945,232 +3807,130 @@
           <w:bCs/>
           <w:lang w:val="en-US"/>
         </w:rPr>
-        <w:t>:</w:t>
-      </w:r>
-      <w:r>
-        <w:rPr>
-          <w:lang w:val="en-US"/>
-        </w:rPr>
-        <w:t xml:space="preserve"> Determines how a sound playback </w:t>
-      </w:r>
-      <w:proofErr w:type="gramStart"/>
-      <w:r>
-        <w:rPr>
-          <w:lang w:val="en-US"/>
-        </w:rPr>
-        <w:t>is done</w:t>
-      </w:r>
-      <w:proofErr w:type="gramEnd"/>
-      <w:r>
-        <w:rPr>
-          <w:lang w:val="en-US"/>
-        </w:rPr>
-        <w:t xml:space="preserve"> in relation to its triggering</w:t>
-      </w:r>
-      <w:r>
-        <w:rPr>
-          <w:lang w:val="en-US"/>
-        </w:rPr>
-        <w:t>.</w:t>
-      </w:r>
-    </w:p>
-    <w:p>
-      <w:pPr>
-        <w:ind w:firstLine="708"/>
-        <w:rPr>
-          <w:lang w:val="en-US"/>
-        </w:rPr>
-      </w:pPr>
-      <w:proofErr w:type="gramStart"/>
-      <w:r>
-        <w:rPr>
-          <w:lang w:val="en-US"/>
-        </w:rPr>
-        <w:t>Many</w:t>
-      </w:r>
-      <w:proofErr w:type="gramEnd"/>
-      <w:r>
-        <w:rPr>
-          <w:lang w:val="en-US"/>
-        </w:rPr>
-        <w:t xml:space="preserve"> = </w:t>
-      </w:r>
-      <w:proofErr w:type="gramStart"/>
-      <w:r>
-        <w:rPr>
-          <w:lang w:val="en-US"/>
-        </w:rPr>
-        <w:t>many</w:t>
-      </w:r>
-      <w:proofErr w:type="gramEnd"/>
-      <w:r>
-        <w:rPr>
-          <w:lang w:val="en-US"/>
-        </w:rPr>
-        <w:t xml:space="preserve"> instances can </w:t>
-      </w:r>
-      <w:proofErr w:type="gramStart"/>
-      <w:r>
-        <w:rPr>
-          <w:lang w:val="en-US"/>
-        </w:rPr>
-        <w:t xml:space="preserve">be </w:t>
-      </w:r>
-      <w:r>
-        <w:rPr>
-          <w:lang w:val="en-US"/>
-        </w:rPr>
-        <w:t>created</w:t>
-      </w:r>
-      <w:proofErr w:type="gramEnd"/>
-      <w:r>
-        <w:rPr>
-          <w:lang w:val="en-US"/>
-        </w:rPr>
-        <w:t xml:space="preserve"> and overlap</w:t>
-      </w:r>
-    </w:p>
-    <w:p>
-      <w:pPr>
-        <w:ind w:firstLine="708"/>
-        <w:rPr>
-          <w:lang w:val="en-US"/>
-        </w:rPr>
-      </w:pPr>
-      <w:r>
-        <w:rPr>
-          <w:lang w:val="en-US"/>
-        </w:rPr>
-        <w:t>Replace</w:t>
-      </w:r>
-      <w:r>
-        <w:rPr>
-          <w:lang w:val="en-US"/>
-        </w:rPr>
-        <w:t xml:space="preserve"> = the previous instance will </w:t>
-      </w:r>
-      <w:proofErr w:type="gramStart"/>
-      <w:r>
-        <w:rPr>
-          <w:lang w:val="en-US"/>
-        </w:rPr>
-        <w:t>be aborted</w:t>
-      </w:r>
-      <w:proofErr w:type="gramEnd"/>
-    </w:p>
-    <w:p>
-      <w:pPr>
-        <w:ind w:firstLine="708"/>
-        <w:rPr>
-          <w:lang w:val="en-US"/>
-        </w:rPr>
-      </w:pPr>
-      <w:r>
-        <w:rPr>
-          <w:lang w:val="en-US"/>
-        </w:rPr>
-        <w:t>Drop</w:t>
-      </w:r>
-      <w:r>
-        <w:rPr>
-          <w:lang w:val="en-US"/>
-        </w:rPr>
-        <w:t xml:space="preserve"> = instance </w:t>
-      </w:r>
-      <w:proofErr w:type="gramStart"/>
-      <w:r>
-        <w:rPr>
-          <w:lang w:val="en-US"/>
-        </w:rPr>
-        <w:t>won’t</w:t>
-      </w:r>
-      <w:proofErr w:type="gramEnd"/>
-      <w:r>
-        <w:rPr>
-          <w:lang w:val="en-US"/>
-        </w:rPr>
-        <w:t xml:space="preserve"> </w:t>
-      </w:r>
-      <w:proofErr w:type="gramStart"/>
-      <w:r>
-        <w:rPr>
-          <w:lang w:val="en-US"/>
-        </w:rPr>
-        <w:t>be played</w:t>
-      </w:r>
-      <w:proofErr w:type="gramEnd"/>
-      <w:r>
-        <w:rPr>
-          <w:lang w:val="en-US"/>
-        </w:rPr>
-        <w:t xml:space="preserve"> </w:t>
-      </w:r>
-      <w:r>
-        <w:rPr>
-          <w:lang w:val="en-US"/>
-        </w:rPr>
-        <w:t xml:space="preserve">back </w:t>
-      </w:r>
-      <w:r>
-        <w:rPr>
-          <w:lang w:val="en-US"/>
-        </w:rPr>
-        <w:t xml:space="preserve">until the previous has </w:t>
-      </w:r>
-      <w:proofErr w:type="gramStart"/>
-      <w:r>
-        <w:rPr>
-          <w:lang w:val="en-US"/>
-        </w:rPr>
-        <w:t>been finished</w:t>
-      </w:r>
-      <w:proofErr w:type="gramEnd"/>
-      <w:r>
-        <w:rPr>
-          <w:lang w:val="en-US"/>
-        </w:rPr>
-        <w:t>)</w:t>
-      </w:r>
-      <w:r>
-        <w:rPr>
-          <w:lang w:val="en-US"/>
-        </w:rPr>
-        <w:t>.</w:t>
-      </w:r>
-    </w:p>
-    <w:p>
-      <w:pPr>
-        <w:rPr>
-          <w:lang w:val="en-US"/>
-        </w:rPr>
-      </w:pPr>
+        <w:lastRenderedPageBreak/>
+        <w:t>Stack</w:t>
+      </w:r>
       <w:r>
         <w:rPr>
           <w:b/>
           <w:bCs/>
           <w:lang w:val="en-US"/>
         </w:rPr>
-        <w:t>Max Distance:</w:t>
-      </w:r>
-      <w:r>
-        <w:rPr>
-          <w:lang w:val="en-US"/>
-        </w:rPr>
-        <w:t xml:space="preserve"> Determines the distance where the audio file </w:t>
-      </w:r>
-      <w:proofErr w:type="gramStart"/>
-      <w:r>
-        <w:rPr>
-          <w:lang w:val="en-US"/>
-        </w:rPr>
-        <w:t>isn’t</w:t>
-      </w:r>
-      <w:proofErr w:type="gramEnd"/>
-      <w:r>
-        <w:rPr>
-          <w:lang w:val="en-US"/>
-        </w:rPr>
-        <w:t xml:space="preserve"> audible anymore.</w:t>
+        <w:t>:</w:t>
+      </w:r>
+      <w:r>
+        <w:rPr>
+          <w:lang w:val="en-US"/>
+        </w:rPr>
+        <w:t xml:space="preserve"> Determines how a sound playback is done</w:t>
+      </w:r>
+      <w:r>
+        <w:rPr>
+          <w:lang w:val="en-US"/>
+        </w:rPr>
+        <w:t xml:space="preserve"> in relation to its triggering</w:t>
+      </w:r>
+      <w:r>
+        <w:rPr>
+          <w:lang w:val="en-US"/>
+        </w:rPr>
+        <w:t>.</w:t>
+      </w:r>
+    </w:p>
+    <w:p>
+      <w:pPr>
+        <w:ind w:firstLine="708"/>
+        <w:rPr>
+          <w:lang w:val="en-US"/>
+        </w:rPr>
+      </w:pPr>
+      <w:r>
+        <w:rPr>
+          <w:lang w:val="en-US"/>
+        </w:rPr>
+        <w:t>Many</w:t>
+      </w:r>
+      <w:r>
+        <w:rPr>
+          <w:lang w:val="en-US"/>
+        </w:rPr>
+        <w:t xml:space="preserve"> = many instances can be </w:t>
+      </w:r>
+      <w:r>
+        <w:rPr>
+          <w:lang w:val="en-US"/>
+        </w:rPr>
+        <w:t>created</w:t>
+      </w:r>
+      <w:r>
+        <w:rPr>
+          <w:lang w:val="en-US"/>
+        </w:rPr>
+        <w:t xml:space="preserve"> and overlap</w:t>
+      </w:r>
+    </w:p>
+    <w:p>
+      <w:pPr>
+        <w:ind w:firstLine="708"/>
+        <w:rPr>
+          <w:lang w:val="en-US"/>
+        </w:rPr>
+      </w:pPr>
+      <w:r>
+        <w:rPr>
+          <w:lang w:val="en-US"/>
+        </w:rPr>
+        <w:t>Replace</w:t>
+      </w:r>
+      <w:r>
+        <w:rPr>
+          <w:lang w:val="en-US"/>
+        </w:rPr>
+        <w:t xml:space="preserve"> = the previous instance will be aborted</w:t>
+      </w:r>
+    </w:p>
+    <w:p>
+      <w:pPr>
+        <w:ind w:firstLine="708"/>
+        <w:rPr>
+          <w:lang w:val="en-US"/>
+        </w:rPr>
+      </w:pPr>
+      <w:r>
+        <w:rPr>
+          <w:lang w:val="en-US"/>
+        </w:rPr>
+        <w:t>Drop</w:t>
+      </w:r>
+      <w:r>
+        <w:rPr>
+          <w:lang w:val="en-US"/>
+        </w:rPr>
+        <w:t xml:space="preserve"> = instance won’t be played </w:t>
+      </w:r>
+      <w:r>
+        <w:rPr>
+          <w:lang w:val="en-US"/>
+        </w:rPr>
+        <w:t xml:space="preserve">back </w:t>
+      </w:r>
+      <w:r>
+        <w:rPr>
+          <w:lang w:val="en-US"/>
+        </w:rPr>
+        <w:t>until the previous has been finished</w:t>
+      </w:r>
+      <w:r>
+        <w:rPr>
+          <w:lang w:val="en-US"/>
+        </w:rPr>
+        <w:t>)</w:t>
+      </w:r>
+      <w:r>
+        <w:rPr>
+          <w:lang w:val="en-US"/>
+        </w:rPr>
+        <w:t>.</w:t>
       </w:r>
     </w:p>
     <w:p>
@@ -4185,53 +3945,13 @@
           <w:bCs/>
           <w:lang w:val="en-US"/>
         </w:rPr>
-        <w:t>Min Distance:</w:t>
-      </w:r>
-      <w:r>
-        <w:rPr>
-          <w:lang w:val="en-US"/>
-        </w:rPr>
-        <w:t xml:space="preserve"> Sets the area where the audio file </w:t>
-      </w:r>
-      <w:r>
-        <w:rPr>
-          <w:lang w:val="en-US"/>
-        </w:rPr>
-        <w:t xml:space="preserve">will </w:t>
-      </w:r>
-      <w:proofErr w:type="gramStart"/>
-      <w:r>
-        <w:rPr>
-          <w:lang w:val="en-US"/>
-        </w:rPr>
-        <w:t>be played</w:t>
-      </w:r>
-      <w:proofErr w:type="gramEnd"/>
-      <w:r>
-        <w:rPr>
-          <w:lang w:val="en-US"/>
-        </w:rPr>
-        <w:t xml:space="preserve"> back as loud as possible. Outside Min Distance</w:t>
-      </w:r>
-      <w:r>
-        <w:rPr>
-          <w:lang w:val="en-US"/>
-        </w:rPr>
-        <w:t xml:space="preserve"> the sound begins to </w:t>
-      </w:r>
-      <w:proofErr w:type="gramStart"/>
-      <w:r>
-        <w:rPr>
-          <w:lang w:val="en-US"/>
-        </w:rPr>
-        <w:t>attenuate</w:t>
-      </w:r>
-      <w:proofErr w:type="gramEnd"/>
-      <w:r>
-        <w:rPr>
-          <w:lang w:val="en-US"/>
-        </w:rPr>
-        <w:t>.</w:t>
+        <w:t>Max Distance:</w:t>
+      </w:r>
+      <w:r>
+        <w:rPr>
+          <w:lang w:val="en-US"/>
+        </w:rPr>
+        <w:t xml:space="preserve"> Determines the distance where the audio file isn’t audible anymore.</w:t>
       </w:r>
     </w:p>
     <w:p>
@@ -4246,15 +3966,40 @@
           <w:bCs/>
           <w:lang w:val="en-US"/>
         </w:rPr>
-        <w:t>Vol</w:t>
-      </w:r>
+        <w:t>Min Distance:</w:t>
+      </w:r>
+      <w:r>
+        <w:rPr>
+          <w:lang w:val="en-US"/>
+        </w:rPr>
+        <w:t xml:space="preserve"> Sets the area where the audio file </w:t>
+      </w:r>
+      <w:r>
+        <w:rPr>
+          <w:lang w:val="en-US"/>
+        </w:rPr>
+        <w:t>will be played back as loud as possible. Outside Min Distance</w:t>
+      </w:r>
+      <w:r>
+        <w:rPr>
+          <w:lang w:val="en-US"/>
+        </w:rPr>
+        <w:t xml:space="preserve"> the sound begins to attenuate.</w:t>
+      </w:r>
+    </w:p>
+    <w:p>
+      <w:pPr>
+        <w:rPr>
+          <w:lang w:val="en-US"/>
+        </w:rPr>
+      </w:pPr>
       <w:r>
         <w:rPr>
           <w:b/>
           <w:bCs/>
           <w:lang w:val="en-US"/>
         </w:rPr>
-        <w:t>ume Slider</w:t>
+        <w:t>Vol</w:t>
       </w:r>
       <w:r>
         <w:rPr>
@@ -4262,48 +4007,48 @@
           <w:bCs/>
           <w:lang w:val="en-US"/>
         </w:rPr>
-        <w:t>:</w:t>
-      </w:r>
-      <w:r>
-        <w:rPr>
-          <w:lang w:val="en-US"/>
-        </w:rPr>
-        <w:t xml:space="preserve"> Sets the volume of the audio</w:t>
-      </w:r>
-      <w:r>
-        <w:rPr>
-          <w:lang w:val="en-US"/>
-        </w:rPr>
-        <w:t xml:space="preserve"> </w:t>
-      </w:r>
-      <w:r>
-        <w:rPr>
-          <w:lang w:val="en-US"/>
-        </w:rPr>
-        <w:t>file.</w:t>
-      </w:r>
-    </w:p>
-    <w:p>
-      <w:pPr>
-        <w:rPr>
-          <w:lang w:val="en-US"/>
-        </w:rPr>
-      </w:pPr>
+        <w:t>ume Slider</w:t>
+      </w:r>
       <w:r>
         <w:rPr>
           <w:b/>
           <w:bCs/>
           <w:lang w:val="en-US"/>
         </w:rPr>
-        <w:t>Vol</w:t>
-      </w:r>
+        <w:t>:</w:t>
+      </w:r>
+      <w:r>
+        <w:rPr>
+          <w:lang w:val="en-US"/>
+        </w:rPr>
+        <w:t xml:space="preserve"> Sets the volume of the audio</w:t>
+      </w:r>
+      <w:r>
+        <w:rPr>
+          <w:lang w:val="en-US"/>
+        </w:rPr>
+        <w:t xml:space="preserve"> </w:t>
+      </w:r>
+      <w:r>
+        <w:rPr>
+          <w:lang w:val="en-US"/>
+        </w:rPr>
+        <w:t>file.</w:t>
+      </w:r>
+    </w:p>
+    <w:p>
+      <w:pPr>
+        <w:rPr>
+          <w:lang w:val="en-US"/>
+        </w:rPr>
+      </w:pPr>
       <w:r>
         <w:rPr>
           <w:b/>
           <w:bCs/>
           <w:lang w:val="en-US"/>
         </w:rPr>
-        <w:t>ume Meter</w:t>
+        <w:t>Vol</w:t>
       </w:r>
       <w:r>
         <w:rPr>
@@ -4311,13 +4056,33 @@
           <w:bCs/>
           <w:lang w:val="en-US"/>
         </w:rPr>
+        <w:t>ume Meter</w:t>
+      </w:r>
+      <w:r>
+        <w:rPr>
+          <w:b/>
+          <w:bCs/>
+          <w:lang w:val="en-US"/>
+        </w:rPr>
         <w:t>:</w:t>
       </w:r>
       <w:r>
         <w:rPr>
           <w:lang w:val="en-US"/>
         </w:rPr>
-        <w:t xml:space="preserve"> Shows the peak volume of the actual playback.</w:t>
+        <w:t xml:space="preserve"> Shows the peak </w:t>
+      </w:r>
+      <w:r>
+        <w:rPr>
+          <w:lang w:val="en-US"/>
+        </w:rPr>
+        <w:t xml:space="preserve">(left bar) &amp; rms (right bar) </w:t>
+      </w:r>
+      <w:r>
+        <w:rPr>
+          <w:lang w:val="en-US"/>
+        </w:rPr>
+        <w:t>volume of the actual playback.</w:t>
       </w:r>
     </w:p>
     <w:p>
@@ -4334,7 +4099,7 @@
           <w:lang w:val="en-US"/>
         </w:rPr>
       </w:pPr>
-      <w:bookmarkStart w:id="5" w:name="_Toc230601451"/>
+      <w:bookmarkStart w:id="5" w:name="_Toc231453948"/>
       <w:r>
         <w:rPr>
           <w:noProof/>
@@ -4563,15 +4328,8 @@
           <w:lang w:val="en-US"/>
         </w:rPr>
         <w:tab/>
-      </w:r>
-      <w:proofErr w:type="spellStart"/>
-      <w:r>
-        <w:rPr>
-          <w:lang w:val="en-US"/>
-        </w:rPr>
         <w:t>Filepath</w:t>
       </w:r>
-      <w:proofErr w:type="spellEnd"/>
     </w:p>
     <w:p>
       <w:pPr>
@@ -4613,7 +4371,7 @@
           <w:lang w:val="en-US"/>
         </w:rPr>
       </w:pPr>
-      <w:bookmarkStart w:id="6" w:name="_Toc230601452"/>
+      <w:bookmarkStart w:id="6" w:name="_Toc231453949"/>
       <w:r>
         <w:rPr>
           <w:lang w:val="en-US"/>
@@ -4808,7 +4566,6 @@
         </w:rPr>
         <w:tab/>
       </w:r>
-      <w:proofErr w:type="spellStart"/>
       <w:r>
         <w:rPr>
           <w:lang w:val="en-US"/>
@@ -4827,7 +4584,6 @@
         </w:rPr>
         <w:t>PassFilter</w:t>
       </w:r>
-      <w:proofErr w:type="spellEnd"/>
       <w:r>
         <w:rPr>
           <w:lang w:val="en-US"/>
@@ -4856,22 +4612,58 @@
         <w:rPr>
           <w:lang w:val="en-US"/>
         </w:rPr>
-        <w:t xml:space="preserve"> will </w:t>
-      </w:r>
-      <w:proofErr w:type="gramStart"/>
-      <w:r>
-        <w:rPr>
-          <w:lang w:val="en-US"/>
-        </w:rPr>
-        <w:t xml:space="preserve">be </w:t>
-      </w:r>
-      <w:r>
-        <w:rPr>
-          <w:lang w:val="en-US"/>
-        </w:rPr>
-        <w:t>damped</w:t>
-      </w:r>
-      <w:proofErr w:type="gramEnd"/>
+        <w:t xml:space="preserve"> will be </w:t>
+      </w:r>
+      <w:r>
+        <w:rPr>
+          <w:lang w:val="en-US"/>
+        </w:rPr>
+        <w:t xml:space="preserve">damped </w:t>
+      </w:r>
+      <w:r>
+        <w:rPr>
+          <w:lang w:val="en-US"/>
+        </w:rPr>
+        <w:t>by 1/Q</w:t>
+      </w:r>
+      <w:r>
+        <w:rPr>
+          <w:lang w:val="en-US"/>
+        </w:rPr>
+        <w:t>.</w:t>
+      </w:r>
+    </w:p>
+    <w:p>
+      <w:pPr>
+        <w:ind w:firstLine="708"/>
+        <w:rPr>
+          <w:lang w:val="en-US"/>
+        </w:rPr>
+      </w:pPr>
+      <w:r>
+        <w:rPr>
+          <w:lang w:val="en-US"/>
+        </w:rPr>
+        <w:t>BandPassFilter</w:t>
+      </w:r>
+      <w:r>
+        <w:rPr>
+          <w:lang w:val="en-US"/>
+        </w:rPr>
+        <w:t xml:space="preserve"> – All frequencies around the filter </w:t>
+      </w:r>
+      <w:r>
+        <w:rPr>
+          <w:lang w:val="en-US"/>
+        </w:rPr>
+        <w:t>freq</w:t>
+      </w:r>
+      <w:r>
+        <w:rPr>
+          <w:lang w:val="en-US"/>
+        </w:rPr>
+        <w:t xml:space="preserve"> value</w:t>
+      </w:r>
       <w:r>
         <w:rPr>
           <w:lang w:val="en-US"/>
@@ -4882,7 +4674,129 @@
         <w:rPr>
           <w:lang w:val="en-US"/>
         </w:rPr>
-        <w:t>by 1/Q</w:t>
+        <w:t>will be damped by 1/Q.</w:t>
+      </w:r>
+    </w:p>
+    <w:p>
+      <w:pPr>
+        <w:rPr>
+          <w:lang w:val="en-US"/>
+        </w:rPr>
+      </w:pPr>
+      <w:r>
+        <w:rPr>
+          <w:lang w:val="en-US"/>
+        </w:rPr>
+        <w:tab/>
+      </w:r>
+      <w:r>
+        <w:rPr>
+          <w:lang w:val="en-US"/>
+        </w:rPr>
+        <w:t>HighPassFilte</w:t>
+      </w:r>
+      <w:r>
+        <w:rPr>
+          <w:lang w:val="en-US"/>
+        </w:rPr>
+        <w:t xml:space="preserve">r – </w:t>
+      </w:r>
+      <w:r>
+        <w:rPr>
+          <w:lang w:val="en-US"/>
+        </w:rPr>
+        <w:t xml:space="preserve">All frequencies </w:t>
+      </w:r>
+      <w:r>
+        <w:rPr>
+          <w:lang w:val="en-US"/>
+        </w:rPr>
+        <w:t xml:space="preserve">below the selected filter </w:t>
+      </w:r>
+      <w:r>
+        <w:rPr>
+          <w:lang w:val="en-US"/>
+        </w:rPr>
+        <w:t>freq value</w:t>
+      </w:r>
+      <w:r>
+        <w:rPr>
+          <w:lang w:val="en-US"/>
+        </w:rPr>
+        <w:t xml:space="preserve"> </w:t>
+      </w:r>
+      <w:r>
+        <w:rPr>
+          <w:lang w:val="en-US"/>
+        </w:rPr>
+        <w:t>will be damped by 1/Q.</w:t>
+      </w:r>
+    </w:p>
+    <w:p>
+      <w:pPr>
+        <w:rPr>
+          <w:lang w:val="en-US"/>
+        </w:rPr>
+      </w:pPr>
+      <w:r>
+        <w:rPr>
+          <w:lang w:val="en-US"/>
+        </w:rPr>
+        <w:tab/>
+      </w:r>
+      <w:r>
+        <w:rPr>
+          <w:lang w:val="en-US"/>
+        </w:rPr>
+        <w:t>NotchFilter</w:t>
+      </w:r>
+      <w:r>
+        <w:rPr>
+          <w:lang w:val="en-US"/>
+        </w:rPr>
+        <w:t xml:space="preserve"> – Creates </w:t>
+      </w:r>
+      <w:r>
+        <w:rPr>
+          <w:lang w:val="en-US"/>
+        </w:rPr>
+        <w:t>a</w:t>
+      </w:r>
+      <w:r>
+        <w:rPr>
+          <w:lang w:val="en-US"/>
+        </w:rPr>
+        <w:t xml:space="preserve"> small</w:t>
+      </w:r>
+      <w:r>
+        <w:rPr>
+          <w:lang w:val="en-US"/>
+        </w:rPr>
+        <w:t xml:space="preserve"> </w:t>
+      </w:r>
+      <w:r>
+        <w:rPr>
+          <w:lang w:val="en-US"/>
+        </w:rPr>
+        <w:t xml:space="preserve">filter </w:t>
+      </w:r>
+      <w:r>
+        <w:rPr>
+          <w:lang w:val="en-US"/>
+        </w:rPr>
+        <w:t>bell at the</w:t>
+      </w:r>
+      <w:r>
+        <w:rPr>
+          <w:lang w:val="en-US"/>
+        </w:rPr>
+        <w:t xml:space="preserve"> selected </w:t>
+      </w:r>
+      <w:r>
+        <w:rPr>
+          <w:lang w:val="en-US"/>
+        </w:rPr>
+        <w:t>filter freq value</w:t>
       </w:r>
       <w:r>
         <w:rPr>
@@ -4890,64 +4804,12 @@
         </w:rPr>
         <w:t>.</w:t>
       </w:r>
-    </w:p>
-    <w:p>
-      <w:pPr>
-        <w:ind w:firstLine="708"/>
-        <w:rPr>
-          <w:lang w:val="en-US"/>
-        </w:rPr>
-      </w:pPr>
-      <w:r>
-        <w:rPr>
-          <w:lang w:val="en-US"/>
-        </w:rPr>
-        <w:t>BandPassFilter</w:t>
-      </w:r>
-      <w:r>
-        <w:rPr>
-          <w:lang w:val="en-US"/>
-        </w:rPr>
-        <w:t xml:space="preserve"> – All frequencies around the filter </w:t>
-      </w:r>
-      <w:r>
-        <w:rPr>
-          <w:lang w:val="en-US"/>
-        </w:rPr>
-        <w:t>freq</w:t>
-      </w:r>
-      <w:r>
-        <w:rPr>
-          <w:lang w:val="en-US"/>
-        </w:rPr>
-        <w:t xml:space="preserve"> value</w:t>
-      </w:r>
       <w:r>
         <w:rPr>
           <w:lang w:val="en-US"/>
         </w:rPr>
         <w:t xml:space="preserve"> </w:t>
       </w:r>
-      <w:r>
-        <w:rPr>
-          <w:lang w:val="en-US"/>
-        </w:rPr>
-        <w:t xml:space="preserve">will </w:t>
-      </w:r>
-      <w:proofErr w:type="gramStart"/>
-      <w:r>
-        <w:rPr>
-          <w:lang w:val="en-US"/>
-        </w:rPr>
-        <w:t>be damped</w:t>
-      </w:r>
-      <w:proofErr w:type="gramEnd"/>
-      <w:r>
-        <w:rPr>
-          <w:lang w:val="en-US"/>
-        </w:rPr>
-        <w:t xml:space="preserve"> by 1/Q.</w:t>
-      </w:r>
     </w:p>
     <w:p>
       <w:pPr>
@@ -4965,31 +4827,19 @@
         <w:rPr>
           <w:lang w:val="en-US"/>
         </w:rPr>
-        <w:t>HighPassFilte</w:t>
-      </w:r>
-      <w:r>
-        <w:rPr>
-          <w:lang w:val="en-US"/>
-        </w:rPr>
-        <w:t xml:space="preserve">r – </w:t>
-      </w:r>
-      <w:r>
-        <w:rPr>
-          <w:lang w:val="en-US"/>
-        </w:rPr>
-        <w:t xml:space="preserve">All frequencies </w:t>
-      </w:r>
-      <w:r>
-        <w:rPr>
-          <w:lang w:val="en-US"/>
-        </w:rPr>
-        <w:t xml:space="preserve">below the selected filter </w:t>
-      </w:r>
-      <w:r>
-        <w:rPr>
-          <w:lang w:val="en-US"/>
-        </w:rPr>
-        <w:t>freq value</w:t>
+        <w:t>LowPassOnePoleF</w:t>
+      </w:r>
+      <w:r>
+        <w:rPr>
+          <w:lang w:val="en-US"/>
+        </w:rPr>
+        <w:t>i</w:t>
+      </w:r>
+      <w:r>
+        <w:rPr>
+          <w:lang w:val="en-US"/>
+        </w:rPr>
+        <w:t>lter</w:t>
       </w:r>
       <w:r>
         <w:rPr>
@@ -5001,60 +4851,7 @@
         <w:rPr>
           <w:lang w:val="en-US"/>
         </w:rPr>
-        <w:t xml:space="preserve">will </w:t>
-      </w:r>
-      <w:proofErr w:type="gramStart"/>
-      <w:r>
-        <w:rPr>
-          <w:lang w:val="en-US"/>
-        </w:rPr>
-        <w:t>be damped</w:t>
-      </w:r>
-      <w:proofErr w:type="gramEnd"/>
-      <w:r>
-        <w:rPr>
-          <w:lang w:val="en-US"/>
-        </w:rPr>
-        <w:t xml:space="preserve"> by 1/Q.</w:t>
-      </w:r>
-    </w:p>
-    <w:p>
-      <w:pPr>
-        <w:rPr>
-          <w:lang w:val="en-US"/>
-        </w:rPr>
-      </w:pPr>
-      <w:r>
-        <w:rPr>
-          <w:lang w:val="en-US"/>
-        </w:rPr>
-        <w:tab/>
-      </w:r>
-      <w:proofErr w:type="spellStart"/>
-      <w:r>
-        <w:rPr>
-          <w:lang w:val="en-US"/>
-        </w:rPr>
-        <w:t>NotchFilter</w:t>
-      </w:r>
-      <w:proofErr w:type="spellEnd"/>
-      <w:r>
-        <w:rPr>
-          <w:lang w:val="en-US"/>
-        </w:rPr>
-        <w:t xml:space="preserve"> – Creates </w:t>
-      </w:r>
-      <w:r>
-        <w:rPr>
-          <w:lang w:val="en-US"/>
-        </w:rPr>
-        <w:t>a</w:t>
-      </w:r>
-      <w:r>
-        <w:rPr>
-          <w:lang w:val="en-US"/>
-        </w:rPr>
-        <w:t xml:space="preserve"> small</w:t>
+        <w:t>–</w:t>
       </w:r>
       <w:r>
         <w:rPr>
@@ -5066,91 +4863,6 @@
         <w:rPr>
           <w:lang w:val="en-US"/>
         </w:rPr>
-        <w:t xml:space="preserve">filter </w:t>
-      </w:r>
-      <w:r>
-        <w:rPr>
-          <w:lang w:val="en-US"/>
-        </w:rPr>
-        <w:t>bell at the</w:t>
-      </w:r>
-      <w:r>
-        <w:rPr>
-          <w:lang w:val="en-US"/>
-        </w:rPr>
-        <w:t xml:space="preserve"> selected </w:t>
-      </w:r>
-      <w:r>
-        <w:rPr>
-          <w:lang w:val="en-US"/>
-        </w:rPr>
-        <w:t>filter freq value</w:t>
-      </w:r>
-      <w:r>
-        <w:rPr>
-          <w:lang w:val="en-US"/>
-        </w:rPr>
-        <w:t>.</w:t>
-      </w:r>
-      <w:r>
-        <w:rPr>
-          <w:lang w:val="en-US"/>
-        </w:rPr>
-        <w:t xml:space="preserve"> </w:t>
-      </w:r>
-    </w:p>
-    <w:p>
-      <w:pPr>
-        <w:rPr>
-          <w:lang w:val="en-US"/>
-        </w:rPr>
-      </w:pPr>
-      <w:r>
-        <w:rPr>
-          <w:lang w:val="en-US"/>
-        </w:rPr>
-        <w:tab/>
-      </w:r>
-      <w:r>
-        <w:rPr>
-          <w:lang w:val="en-US"/>
-        </w:rPr>
-        <w:t>LowPassOnePoleF</w:t>
-      </w:r>
-      <w:r>
-        <w:rPr>
-          <w:lang w:val="en-US"/>
-        </w:rPr>
-        <w:t>i</w:t>
-      </w:r>
-      <w:r>
-        <w:rPr>
-          <w:lang w:val="en-US"/>
-        </w:rPr>
-        <w:t>lter</w:t>
-      </w:r>
-      <w:r>
-        <w:rPr>
-          <w:lang w:val="en-US"/>
-        </w:rPr>
-        <w:t xml:space="preserve"> </w:t>
-      </w:r>
-      <w:r>
-        <w:rPr>
-          <w:lang w:val="en-US"/>
-        </w:rPr>
-        <w:t>–</w:t>
-      </w:r>
-      <w:r>
-        <w:rPr>
-          <w:lang w:val="en-US"/>
-        </w:rPr>
-        <w:t xml:space="preserve"> </w:t>
-      </w:r>
-      <w:r>
-        <w:rPr>
-          <w:lang w:val="en-US"/>
-        </w:rPr>
         <w:t xml:space="preserve">Frequencies above </w:t>
       </w:r>
       <w:r>
@@ -5163,21 +4875,7 @@
         <w:rPr>
           <w:lang w:val="en-US"/>
         </w:rPr>
-        <w:t xml:space="preserve">ilter freq value will </w:t>
-      </w:r>
-      <w:proofErr w:type="gramStart"/>
-      <w:r>
-        <w:rPr>
-          <w:lang w:val="en-US"/>
-        </w:rPr>
-        <w:t>be faded</w:t>
-      </w:r>
-      <w:proofErr w:type="gramEnd"/>
-      <w:r>
-        <w:rPr>
-          <w:lang w:val="en-US"/>
-        </w:rPr>
-        <w:t xml:space="preserve"> at -6dB</w:t>
+        <w:t>ilter freq value will be faded at -6dB</w:t>
       </w:r>
       <w:r>
         <w:rPr>
@@ -5227,21 +4925,7 @@
         <w:rPr>
           <w:lang w:val="en-US"/>
         </w:rPr>
-        <w:t xml:space="preserve"> the selected filter freq value will </w:t>
-      </w:r>
-      <w:proofErr w:type="gramStart"/>
-      <w:r>
-        <w:rPr>
-          <w:lang w:val="en-US"/>
-        </w:rPr>
-        <w:t>be faded</w:t>
-      </w:r>
-      <w:proofErr w:type="gramEnd"/>
-      <w:r>
-        <w:rPr>
-          <w:lang w:val="en-US"/>
-        </w:rPr>
-        <w:t xml:space="preserve"> at -6dB.</w:t>
+        <w:t xml:space="preserve"> the selected filter freq value will be faded at -6dB.</w:t>
       </w:r>
     </w:p>
     <w:p>
@@ -5599,7 +5283,7 @@
           <w:lang w:val="en-US"/>
         </w:rPr>
       </w:pPr>
-      <w:bookmarkStart w:id="7" w:name="_Toc230601453"/>
+      <w:bookmarkStart w:id="7" w:name="_Toc231453950"/>
       <w:r>
         <w:rPr>
           <w:noProof/>
@@ -5925,21 +5609,7 @@
           <w:noProof/>
           <w:lang w:val="en-US"/>
         </w:rPr>
-        <w:t xml:space="preserve">Sets all </w:t>
-      </w:r>
-      <w:r>
-        <w:rPr>
-          <w:noProof/>
-          <w:lang w:val="en-US"/>
-        </w:rPr>
-        <w:t>PitchShifter</w:t>
-      </w:r>
-      <w:r>
-        <w:rPr>
-          <w:noProof/>
-          <w:lang w:val="en-US"/>
-        </w:rPr>
-        <w:t xml:space="preserve"> parameters back to their default values.</w:t>
+        <w:t>Sets all PitchShifter parameters back to their default values.</w:t>
       </w:r>
     </w:p>
     <w:p>
@@ -6044,14 +5714,7 @@
           <w:noProof/>
           <w:lang w:val="en-US"/>
         </w:rPr>
-        <w:t xml:space="preserve"> Sets a value to </w:t>
-      </w:r>
-      <w:r>
-        <w:rPr>
-          <w:noProof/>
-          <w:lang w:val="en-US"/>
-        </w:rPr>
-        <w:t>delay the signal from 0ms up to 2000ms.</w:t>
+        <w:t xml:space="preserve"> Sets a value to delay the signal from 0ms up to 2000ms.</w:t>
       </w:r>
     </w:p>
     <w:p>
@@ -6084,14 +5747,7 @@
           <w:noProof/>
           <w:lang w:val="en-US"/>
         </w:rPr>
-        <w:t xml:space="preserve"> </w:t>
-      </w:r>
-      <w:r>
-        <w:rPr>
-          <w:noProof/>
-          <w:lang w:val="en-US"/>
-        </w:rPr>
-        <w:t xml:space="preserve">Adds additional feedback to the signal to intensify the </w:t>
+        <w:t xml:space="preserve"> Adds additional feedback to the signal to intensify the </w:t>
       </w:r>
       <w:r>
         <w:rPr>
@@ -6105,14 +5761,7 @@
           <w:noProof/>
           <w:lang w:val="en-US"/>
         </w:rPr>
-        <w:t>cho effect. Supported values are from 0 - 1</w:t>
-      </w:r>
-      <w:r>
-        <w:rPr>
-          <w:noProof/>
-          <w:lang w:val="en-US"/>
-        </w:rPr>
-        <w:t>.</w:t>
+        <w:t>cho effect. Supported values are from 0 - 1.</w:t>
       </w:r>
     </w:p>
     <w:p>
@@ -6133,19 +5782,7 @@
         <w:rPr>
           <w:lang w:val="en-US"/>
         </w:rPr>
-        <w:t xml:space="preserve"> Sets the percentual amount of the </w:t>
-      </w:r>
-      <w:r>
-        <w:rPr>
-          <w:lang w:val="en-US"/>
-        </w:rPr>
-        <w:t>Echo</w:t>
-      </w:r>
-      <w:r>
-        <w:rPr>
-          <w:lang w:val="en-US"/>
-        </w:rPr>
-        <w:t xml:space="preserve"> effect to the audio playback. </w:t>
+        <w:t xml:space="preserve"> Sets the percentual amount of the Echo effect to the audio playback. </w:t>
       </w:r>
     </w:p>
     <w:p>
@@ -6453,21 +6090,7 @@
           <w:noProof/>
           <w:lang w:val="en-US"/>
         </w:rPr>
-        <w:t xml:space="preserve"> Sets all </w:t>
-      </w:r>
-      <w:r>
-        <w:rPr>
-          <w:noProof/>
-          <w:lang w:val="en-US"/>
-        </w:rPr>
-        <w:t>EQ</w:t>
-      </w:r>
-      <w:r>
-        <w:rPr>
-          <w:noProof/>
-          <w:lang w:val="en-US"/>
-        </w:rPr>
-        <w:t xml:space="preserve"> parameters back to their default values.</w:t>
+        <w:t xml:space="preserve"> Sets all EQ parameters back to their default values.</w:t>
       </w:r>
     </w:p>
     <w:p>
@@ -6491,21 +6114,7 @@
           <w:noProof/>
           <w:lang w:val="en-US"/>
         </w:rPr>
-        <w:t xml:space="preserve"> Turns the </w:t>
-      </w:r>
-      <w:r>
-        <w:rPr>
-          <w:noProof/>
-          <w:lang w:val="en-US"/>
-        </w:rPr>
-        <w:t>EQ</w:t>
-      </w:r>
-      <w:r>
-        <w:rPr>
-          <w:noProof/>
-          <w:lang w:val="en-US"/>
-        </w:rPr>
-        <w:t xml:space="preserve"> effect on or off.</w:t>
+        <w:t xml:space="preserve"> Turns the EQ effect on or off.</w:t>
       </w:r>
     </w:p>
     <w:p>
@@ -6544,7 +6153,7 @@
           <w:lang w:val="en-US"/>
         </w:rPr>
       </w:pPr>
-      <w:bookmarkStart w:id="8" w:name="_Toc230601454"/>
+      <w:bookmarkStart w:id="8" w:name="_Toc231453951"/>
       <w:r>
         <w:rPr>
           <w:noProof/>
@@ -7245,16 +6854,8 @@
         <w:rPr>
           <w:lang w:val="en-US"/>
         </w:rPr>
-        <w:t xml:space="preserve">Save </w:t>
-      </w:r>
-      <w:proofErr w:type="gramStart"/>
-      <w:r>
-        <w:rPr>
-          <w:lang w:val="en-US"/>
-        </w:rPr>
-        <w:t>button</w:t>
-      </w:r>
-      <w:proofErr w:type="gramEnd"/>
+        <w:t>Save button</w:t>
+      </w:r>
     </w:p>
     <w:p>
       <w:pPr>
@@ -7272,7 +6873,6 @@
         </w:rPr>
         <w:t xml:space="preserve">Note: To </w:t>
       </w:r>
-      <w:proofErr w:type="gramStart"/>
       <w:r>
         <w:rPr>
           <w:i/>
@@ -7281,7 +6881,6 @@
         </w:rPr>
         <w:t>make a selection</w:t>
       </w:r>
-      <w:proofErr w:type="gramEnd"/>
       <w:r>
         <w:rPr>
           <w:i/>
@@ -7363,7 +6962,7 @@
           <w:lang w:val="en-US"/>
         </w:rPr>
       </w:pPr>
-      <w:bookmarkStart w:id="9" w:name="_Toc230601455"/>
+      <w:bookmarkStart w:id="9" w:name="_Toc231453952"/>
       <w:r>
         <w:rPr>
           <w:lang w:val="en-US"/>
@@ -7626,28 +7225,7 @@
           <w:noProof/>
           <w:lang w:val="en-US"/>
         </w:rPr>
-        <w:t xml:space="preserve"> Perform a </w:t>
-      </w:r>
-      <w:r>
-        <w:rPr>
-          <w:noProof/>
-          <w:lang w:val="en-US"/>
-        </w:rPr>
-        <w:t>resample of a file to 48kHz</w:t>
-      </w:r>
-      <w:r>
-        <w:rPr>
-          <w:noProof/>
-          <w:lang w:val="en-US"/>
-        </w:rPr>
-        <w:t>.</w:t>
-      </w:r>
-      <w:r>
-        <w:rPr>
-          <w:noProof/>
-          <w:lang w:val="en-US"/>
-        </w:rPr>
-        <w:t xml:space="preserve"> Note that all previously done edits are lost if they havent been applied to the file before.</w:t>
+        <w:t xml:space="preserve"> Perform a resample of a file to 48kHz. Note that all previously done edits are lost if they havent been applied to the file before.</w:t>
       </w:r>
     </w:p>
     <w:p>
@@ -7765,7 +7343,7 @@
           <w:lang w:val="en-US"/>
         </w:rPr>
       </w:pPr>
-      <w:bookmarkStart w:id="10" w:name="_Toc230601456"/>
+      <w:bookmarkStart w:id="10" w:name="_Toc231453953"/>
       <w:r>
         <w:rPr>
           <w:noProof/>
@@ -7842,7 +7420,7 @@
           <w:lang w:val="en-US"/>
         </w:rPr>
       </w:pPr>
-      <w:bookmarkStart w:id="11" w:name="_Toc230601457"/>
+      <w:bookmarkStart w:id="11" w:name="_Toc231453954"/>
       <w:r>
         <w:rPr>
           <w:lang w:val="en-US"/>
@@ -7879,7 +7457,7 @@
           <w:lang w:val="en-US"/>
         </w:rPr>
       </w:pPr>
-      <w:bookmarkStart w:id="12" w:name="_Toc230601458"/>
+      <w:bookmarkStart w:id="12" w:name="_Toc231453955"/>
       <w:r>
         <w:rPr>
           <w:lang w:val="en-US"/>
@@ -7958,14 +7536,7 @@
         <w:rPr>
           <w:lang w:val="en-US"/>
         </w:rPr>
-        <w:t>Load one or multiple audio files via “Add files</w:t>
-      </w:r>
-      <w:proofErr w:type="gramStart"/>
-      <w:r>
-        <w:rPr>
-          <w:lang w:val="en-US"/>
-        </w:rPr>
-        <w:t>”</w:t>
+        <w:t>Load one or multiple audio files via “Add files”</w:t>
       </w:r>
       <w:r>
         <w:rPr>
@@ -7973,7 +7544,6 @@
         </w:rPr>
         <w:t>.</w:t>
       </w:r>
-      <w:proofErr w:type="gramEnd"/>
     </w:p>
     <w:p>
       <w:pPr>
@@ -7990,21 +7560,7 @@
         <w:rPr>
           <w:lang w:val="en-US"/>
         </w:rPr>
-        <w:t xml:space="preserve">Click the file and set parameters from the parameters section as you wish. You </w:t>
-      </w:r>
-      <w:proofErr w:type="gramStart"/>
-      <w:r>
-        <w:rPr>
-          <w:lang w:val="en-US"/>
-        </w:rPr>
-        <w:t>might</w:t>
-      </w:r>
-      <w:proofErr w:type="gramEnd"/>
-      <w:r>
-        <w:rPr>
-          <w:lang w:val="en-US"/>
-        </w:rPr>
-        <w:t xml:space="preserve"> for example:</w:t>
+        <w:t>Click the file and set parameters from the parameters section as you wish. You might for example:</w:t>
       </w:r>
     </w:p>
     <w:p>
@@ -8114,47 +7670,11 @@
           <w:lang w:val="en-US"/>
         </w:rPr>
       </w:pPr>
-      <w:proofErr w:type="gramStart"/>
-      <w:r>
-        <w:rPr>
-          <w:lang w:val="en-US"/>
-        </w:rPr>
-        <w:t>Some</w:t>
-      </w:r>
-      <w:proofErr w:type="gramEnd"/>
-      <w:r>
-        <w:rPr>
-          <w:lang w:val="en-US"/>
-        </w:rPr>
-        <w:t xml:space="preserve"> setup parameters are audible during playback. You </w:t>
-      </w:r>
-      <w:proofErr w:type="gramStart"/>
-      <w:r>
-        <w:rPr>
-          <w:lang w:val="en-US"/>
-        </w:rPr>
-        <w:t>will</w:t>
-      </w:r>
-      <w:proofErr w:type="gramEnd"/>
-      <w:r>
-        <w:rPr>
-          <w:lang w:val="en-US"/>
-        </w:rPr>
-        <w:t xml:space="preserve"> for </w:t>
-      </w:r>
-      <w:proofErr w:type="gramStart"/>
-      <w:r>
-        <w:rPr>
-          <w:lang w:val="en-US"/>
-        </w:rPr>
-        <w:t>example</w:t>
-      </w:r>
-      <w:proofErr w:type="gramEnd"/>
-      <w:r>
-        <w:rPr>
-          <w:lang w:val="en-US"/>
-        </w:rPr>
-        <w:t xml:space="preserve"> hear added rooms with reverb or changed volume.</w:t>
+      <w:r>
+        <w:rPr>
+          <w:lang w:val="en-US"/>
+        </w:rPr>
+        <w:t>Some setup parameters are audible during playback. You will for example hear added rooms with reverb or changed volume.</w:t>
       </w:r>
       <w:r>
         <w:rPr>
@@ -8190,16 +7710,8 @@
         <w:rPr>
           <w:lang w:val="en-US"/>
         </w:rPr>
-        <w:t xml:space="preserve"> file under usage of “Save YAML</w:t>
-      </w:r>
-      <w:proofErr w:type="gramStart"/>
-      <w:r>
-        <w:rPr>
-          <w:lang w:val="en-US"/>
-        </w:rPr>
-        <w:t>”.</w:t>
-      </w:r>
-      <w:proofErr w:type="gramEnd"/>
+        <w:t xml:space="preserve"> file under usage of “Save YAML”.</w:t>
+      </w:r>
     </w:p>
     <w:p>
       <w:pPr>
@@ -8247,7 +7759,7 @@
           <w:lang w:val="en-US"/>
         </w:rPr>
       </w:pPr>
-      <w:bookmarkStart w:id="13" w:name="_Toc230601459"/>
+      <w:bookmarkStart w:id="13" w:name="_Toc231453956"/>
       <w:r>
         <w:rPr>
           <w:lang w:val="en-US"/>
@@ -8285,35 +7797,7 @@
         <w:rPr>
           <w:lang w:val="en-US"/>
         </w:rPr>
-        <w:t xml:space="preserve"> parameters. These changes </w:t>
-      </w:r>
-      <w:proofErr w:type="gramStart"/>
-      <w:r>
-        <w:rPr>
-          <w:lang w:val="en-US"/>
-        </w:rPr>
-        <w:t>are permanently written</w:t>
-      </w:r>
-      <w:proofErr w:type="gramEnd"/>
-      <w:r>
-        <w:rPr>
-          <w:lang w:val="en-US"/>
-        </w:rPr>
-        <w:t xml:space="preserve"> into the wav file. Saved wav files </w:t>
-      </w:r>
-      <w:proofErr w:type="gramStart"/>
-      <w:r>
-        <w:rPr>
-          <w:lang w:val="en-US"/>
-        </w:rPr>
-        <w:t>are created</w:t>
-      </w:r>
-      <w:proofErr w:type="gramEnd"/>
-      <w:r>
-        <w:rPr>
-          <w:lang w:val="en-US"/>
-        </w:rPr>
-        <w:t xml:space="preserve"> as 32bit float files, independent from their original bit size.</w:t>
+        <w:t xml:space="preserve"> parameters. These changes are permanently written into the wav file. Saved wav files are created as 32bit float files, independent from their original bit size.</w:t>
       </w:r>
       <w:r>
         <w:rPr>
@@ -8367,16 +7851,8 @@
         <w:rPr>
           <w:lang w:val="en-US"/>
         </w:rPr>
-        <w:t>Load one or multiple audio files via “Add files</w:t>
-      </w:r>
-      <w:proofErr w:type="gramStart"/>
-      <w:r>
-        <w:rPr>
-          <w:lang w:val="en-US"/>
-        </w:rPr>
-        <w:t>”.</w:t>
-      </w:r>
-      <w:proofErr w:type="gramEnd"/>
+        <w:t>Load one or multiple audio files via “Add files”.</w:t>
+      </w:r>
     </w:p>
     <w:p>
       <w:pPr>
@@ -8441,35 +7917,7 @@
         <w:rPr>
           <w:lang w:val="en-US"/>
         </w:rPr>
-        <w:t xml:space="preserve"> you can now mark an area while pressing the left mouse button once and then move to the endpoint of your selection. Pressing the left mouse button </w:t>
-      </w:r>
-      <w:proofErr w:type="gramStart"/>
-      <w:r>
-        <w:rPr>
-          <w:lang w:val="en-US"/>
-        </w:rPr>
-        <w:t>again</w:t>
-      </w:r>
-      <w:proofErr w:type="gramEnd"/>
-      <w:r>
-        <w:rPr>
-          <w:lang w:val="en-US"/>
-        </w:rPr>
-        <w:t xml:space="preserve"> the selected area </w:t>
-      </w:r>
-      <w:proofErr w:type="gramStart"/>
-      <w:r>
-        <w:rPr>
-          <w:lang w:val="en-US"/>
-        </w:rPr>
-        <w:t>is fixed</w:t>
-      </w:r>
-      <w:proofErr w:type="gramEnd"/>
-      <w:r>
-        <w:rPr>
-          <w:lang w:val="en-US"/>
-        </w:rPr>
-        <w:t>. Pressing the right mouse button will revert your selection.</w:t>
+        <w:t xml:space="preserve"> you can now mark an area while pressing the left mouse button once and then move to the endpoint of your selection. Pressing the left mouse button again the selected area is fixed. Pressing the right mouse button will revert your selection.</w:t>
       </w:r>
     </w:p>
     <w:p>
@@ -8487,21 +7935,7 @@
         <w:rPr>
           <w:lang w:val="en-US"/>
         </w:rPr>
-        <w:t xml:space="preserve">Select a tool from the </w:t>
-      </w:r>
-      <w:proofErr w:type="gramStart"/>
-      <w:r>
-        <w:rPr>
-          <w:lang w:val="en-US"/>
-        </w:rPr>
-        <w:t>editors</w:t>
-      </w:r>
-      <w:proofErr w:type="gramEnd"/>
-      <w:r>
-        <w:rPr>
-          <w:lang w:val="en-US"/>
-        </w:rPr>
-        <w:t xml:space="preserve"> tools section for example the linear fade in.</w:t>
+        <w:t>Select a tool from the editors tools section for example the linear fade in.</w:t>
       </w:r>
     </w:p>
     <w:p>
@@ -8519,21 +7953,7 @@
         <w:rPr>
           <w:lang w:val="en-US"/>
         </w:rPr>
-        <w:t xml:space="preserve">The selected audio part will now </w:t>
-      </w:r>
-      <w:proofErr w:type="gramStart"/>
-      <w:r>
-        <w:rPr>
-          <w:lang w:val="en-US"/>
-        </w:rPr>
-        <w:t>be processed</w:t>
-      </w:r>
-      <w:proofErr w:type="gramEnd"/>
-      <w:r>
-        <w:rPr>
-          <w:lang w:val="en-US"/>
-        </w:rPr>
-        <w:t xml:space="preserve"> and can be either reverted (note this reverts all edit steps to the original file), overwritten or saved as new file.</w:t>
+        <w:t>The selected audio part will now be processed and can be either reverted (note this reverts all edit steps to the original file), overwritten or saved as new file.</w:t>
       </w:r>
     </w:p>
     <w:p>
@@ -8556,7 +7976,7 @@
           <w:lang w:val="en-US"/>
         </w:rPr>
       </w:pPr>
-      <w:bookmarkStart w:id="14" w:name="_Toc230601460"/>
+      <w:bookmarkStart w:id="14" w:name="_Toc231453957"/>
       <w:r>
         <w:rPr>
           <w:lang w:val="en-US"/>
@@ -8768,16 +8188,8 @@
         <w:rPr>
           <w:lang w:val="en-US"/>
         </w:rPr>
-        <w:t>Create the room by clicking “Create Room</w:t>
-      </w:r>
-      <w:proofErr w:type="gramStart"/>
-      <w:r>
-        <w:rPr>
-          <w:lang w:val="en-US"/>
-        </w:rPr>
-        <w:t>”.</w:t>
-      </w:r>
-      <w:proofErr w:type="gramEnd"/>
+        <w:t>Create the room by clicking “Create Room”.</w:t>
+      </w:r>
       <w:r>
         <w:rPr>
           <w:lang w:val="en-US"/>
@@ -8914,21 +8326,7 @@
         <w:rPr>
           <w:lang w:val="en-US"/>
         </w:rPr>
-        <w:t>set the ON/OFF button to “ON</w:t>
-      </w:r>
-      <w:proofErr w:type="gramStart"/>
-      <w:r>
-        <w:rPr>
-          <w:lang w:val="en-US"/>
-        </w:rPr>
-        <w:t>”.</w:t>
-      </w:r>
-      <w:proofErr w:type="gramEnd"/>
-      <w:r>
-        <w:rPr>
-          <w:lang w:val="en-US"/>
-        </w:rPr>
-        <w:t xml:space="preserve"> If you playback the audio file now</w:t>
+        <w:t>set the ON/OFF button to “ON”. If you playback the audio file now</w:t>
       </w:r>
       <w:r>
         <w:rPr>

--- a/Yaml AudioTool Rebuilt/Resources/Yaml Audio Tool Rebuilt - Manual.docx
+++ b/Yaml AudioTool Rebuilt/Resources/Yaml Audio Tool Rebuilt - Manual.docx
@@ -135,7 +135,7 @@
           <w:szCs w:val="24"/>
           <w:lang w:val="en-US"/>
         </w:rPr>
-        <w:t>60</w:t>
+        <w:t>6</w:t>
       </w:r>
       <w:r>
         <w:rPr>
@@ -145,7 +145,7 @@
           <w:szCs w:val="24"/>
           <w:lang w:val="en-US"/>
         </w:rPr>
-        <w:t>5</w:t>
+        <w:t>24</w:t>
       </w:r>
     </w:p>
     <w:p>
@@ -1867,6 +1867,203 @@
           <w:lang w:val="en-US"/>
         </w:rPr>
       </w:pPr>
+      <w:r>
+        <w:rPr>
+          <w:noProof/>
+          <w:lang w:eastAsia="de-DE"/>
+        </w:rPr>
+        <w:drawing>
+          <wp:anchor distT="0" distB="0" distL="114300" distR="114300" simplePos="0" relativeHeight="251658240" behindDoc="0" locked="0" layoutInCell="1" allowOverlap="1" wp14:anchorId="09B06EAB" wp14:editId="16B15CF9">
+            <wp:simplePos x="0" y="0"/>
+            <wp:positionH relativeFrom="margin">
+              <wp:posOffset>-547370</wp:posOffset>
+            </wp:positionH>
+            <wp:positionV relativeFrom="paragraph">
+              <wp:posOffset>224790</wp:posOffset>
+            </wp:positionV>
+            <wp:extent cx="6838950" cy="3819525"/>
+            <wp:effectExtent l="0" t="0" r="0" b="9525"/>
+            <wp:wrapSquare wrapText="bothSides"/>
+            <wp:docPr id="1260505150" name="Grafik 1"/>
+            <wp:cNvGraphicFramePr>
+              <a:graphicFrameLocks xmlns:a="http://schemas.openxmlformats.org/drawingml/2006/main" noChangeAspect="1"/>
+            </wp:cNvGraphicFramePr>
+            <a:graphic xmlns:a="http://schemas.openxmlformats.org/drawingml/2006/main">
+              <a:graphicData uri="http://schemas.openxmlformats.org/drawingml/2006/picture">
+                <pic:pic xmlns:pic="http://schemas.openxmlformats.org/drawingml/2006/picture">
+                  <pic:nvPicPr>
+                    <pic:cNvPr id="1260505150" name="Grafik 1"/>
+                    <pic:cNvPicPr/>
+                  </pic:nvPicPr>
+                  <pic:blipFill rotWithShape="1">
+                    <a:blip r:embed="rId7">
+                      <a:extLst>
+                        <a:ext uri="{28A0092B-C50C-407E-A947-70E740481C1C}">
+                          <a14:useLocalDpi xmlns:a14="http://schemas.microsoft.com/office/drawing/2010/main" val="0"/>
+                        </a:ext>
+                      </a:extLst>
+                    </a:blip>
+                    <a:srcRect l="-488" r="-208"/>
+                    <a:stretch>
+                      <a:fillRect/>
+                    </a:stretch>
+                  </pic:blipFill>
+                  <pic:spPr bwMode="auto">
+                    <a:xfrm>
+                      <a:off x="0" y="0"/>
+                      <a:ext cx="6838950" cy="3819525"/>
+                    </a:xfrm>
+                    <a:prstGeom prst="rect">
+                      <a:avLst/>
+                    </a:prstGeom>
+                    <a:ln>
+                      <a:noFill/>
+                    </a:ln>
+                    <a:extLst>
+                      <a:ext uri="{53640926-AAD7-44D8-BBD7-CCE9431645EC}">
+                        <a14:shadowObscured xmlns:a14="http://schemas.microsoft.com/office/drawing/2010/main"/>
+                      </a:ext>
+                    </a:extLst>
+                  </pic:spPr>
+                </pic:pic>
+              </a:graphicData>
+            </a:graphic>
+            <wp14:sizeRelH relativeFrom="margin">
+              <wp14:pctWidth>0</wp14:pctWidth>
+            </wp14:sizeRelH>
+            <wp14:sizeRelV relativeFrom="margin">
+              <wp14:pctHeight>0</wp14:pctHeight>
+            </wp14:sizeRelV>
+          </wp:anchor>
+        </w:drawing>
+      </w:r>
+      <w:r>
+        <w:rPr>
+          <w:noProof/>
+          <w:lang w:eastAsia="de-DE"/>
+        </w:rPr>
+        <mc:AlternateContent>
+          <mc:Choice Requires="wps">
+            <w:drawing>
+              <wp:anchor distT="0" distB="0" distL="114300" distR="114300" simplePos="0" relativeHeight="251689984" behindDoc="0" locked="0" layoutInCell="1" allowOverlap="1" wp14:anchorId="423AF2DF" wp14:editId="3914CA5C">
+                <wp:simplePos x="0" y="0"/>
+                <wp:positionH relativeFrom="column">
+                  <wp:posOffset>6120130</wp:posOffset>
+                </wp:positionH>
+                <wp:positionV relativeFrom="paragraph">
+                  <wp:posOffset>1405890</wp:posOffset>
+                </wp:positionV>
+                <wp:extent cx="419100" cy="342900"/>
+                <wp:effectExtent l="0" t="0" r="19050" b="19050"/>
+                <wp:wrapNone/>
+                <wp:docPr id="1038364172" name="Rechteck: abgerundete Ecken 3"/>
+                <wp:cNvGraphicFramePr/>
+                <a:graphic xmlns:a="http://schemas.openxmlformats.org/drawingml/2006/main">
+                  <a:graphicData uri="http://schemas.microsoft.com/office/word/2010/wordprocessingShape">
+                    <wps:wsp>
+                      <wps:cNvSpPr/>
+                      <wps:spPr>
+                        <a:xfrm>
+                          <a:off x="0" y="0"/>
+                          <a:ext cx="419100" cy="342900"/>
+                        </a:xfrm>
+                        <a:prstGeom prst="roundRect">
+                          <a:avLst/>
+                        </a:prstGeom>
+                        <a:solidFill>
+                          <a:schemeClr val="bg1"/>
+                        </a:solidFill>
+                        <a:ln/>
+                      </wps:spPr>
+                      <wps:style>
+                        <a:lnRef idx="2">
+                          <a:schemeClr val="dk1"/>
+                        </a:lnRef>
+                        <a:fillRef idx="1">
+                          <a:schemeClr val="lt1"/>
+                        </a:fillRef>
+                        <a:effectRef idx="0">
+                          <a:schemeClr val="dk1"/>
+                        </a:effectRef>
+                        <a:fontRef idx="minor">
+                          <a:schemeClr val="dk1"/>
+                        </a:fontRef>
+                      </wps:style>
+                      <wps:txbx>
+                        <w:txbxContent>
+                          <w:p>
+                            <w:pPr>
+                              <w:jc w:val="center"/>
+                              <w:rPr>
+                                <w:b/>
+                                <w:bCs/>
+                                <w:sz w:val="28"/>
+                                <w:szCs w:val="28"/>
+                              </w:rPr>
+                            </w:pPr>
+                            <w:r>
+                              <w:rPr>
+                                <w:b/>
+                                <w:bCs/>
+                                <w:sz w:val="28"/>
+                                <w:szCs w:val="28"/>
+                              </w:rPr>
+                              <w:t>10</w:t>
+                            </w:r>
+                          </w:p>
+                        </w:txbxContent>
+                      </wps:txbx>
+                      <wps:bodyPr rot="0" spcFirstLastPara="0" vertOverflow="overflow" horzOverflow="overflow" vert="horz" wrap="square" lIns="91440" tIns="45720" rIns="91440" bIns="45720" numCol="1" spcCol="0" rtlCol="0" fromWordArt="0" anchor="ctr" anchorCtr="0" forceAA="0" compatLnSpc="1">
+                        <a:prstTxWarp prst="textNoShape">
+                          <a:avLst/>
+                        </a:prstTxWarp>
+                        <a:noAutofit/>
+                      </wps:bodyPr>
+                    </wps:wsp>
+                  </a:graphicData>
+                </a:graphic>
+                <wp14:sizeRelH relativeFrom="margin">
+                  <wp14:pctWidth>0</wp14:pctWidth>
+                </wp14:sizeRelH>
+                <wp14:sizeRelV relativeFrom="margin">
+                  <wp14:pctHeight>0</wp14:pctHeight>
+                </wp14:sizeRelV>
+              </wp:anchor>
+            </w:drawing>
+          </mc:Choice>
+          <mc:Fallback>
+            <w:pict>
+              <v:roundrect w14:anchorId="423AF2DF" id="Rechteck: abgerundete Ecken 3" o:spid="_x0000_s1026" style="position:absolute;margin-left:481.9pt;margin-top:110.7pt;width:33pt;height:27pt;z-index:251689984;visibility:visible;mso-wrap-style:square;mso-width-percent:0;mso-height-percent:0;mso-wrap-distance-left:9pt;mso-wrap-distance-top:0;mso-wrap-distance-right:9pt;mso-wrap-distance-bottom:0;mso-position-horizontal:absolute;mso-position-horizontal-relative:text;mso-position-vertical:absolute;mso-position-vertical-relative:text;mso-width-percent:0;mso-height-percent:0;mso-width-relative:margin;mso-height-relative:margin;v-text-anchor:middle" arcsize="10923f" o:gfxdata="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" fillcolor="white [3212]" strokecolor="black [3200]" strokeweight="1pt">
+                <v:stroke joinstyle="miter"/>
+                <v:textbox>
+                  <w:txbxContent>
+                    <w:p>
+                      <w:pPr>
+                        <w:jc w:val="center"/>
+                        <w:rPr>
+                          <w:b/>
+                          <w:bCs/>
+                          <w:sz w:val="28"/>
+                          <w:szCs w:val="28"/>
+                        </w:rPr>
+                      </w:pPr>
+                      <w:r>
+                        <w:rPr>
+                          <w:b/>
+                          <w:bCs/>
+                          <w:sz w:val="28"/>
+                          <w:szCs w:val="28"/>
+                        </w:rPr>
+                        <w:t>10</w:t>
+                      </w:r>
+                    </w:p>
+                  </w:txbxContent>
+                </v:textbox>
+              </v:roundrect>
+            </w:pict>
+          </mc:Fallback>
+        </mc:AlternateContent>
+      </w:r>
       <w:r>
         <w:rPr>
           <w:noProof/>
@@ -2659,7 +2856,7 @@
         <mc:AlternateContent>
           <mc:Choice Requires="wps">
             <w:drawing>
-              <wp:anchor distT="0" distB="0" distL="114300" distR="114300" simplePos="0" relativeHeight="251675648" behindDoc="0" locked="0" layoutInCell="1" allowOverlap="1" wp14:anchorId="58EB7373" wp14:editId="43790C11">
+              <wp:anchor distT="0" distB="0" distL="114300" distR="114300" simplePos="0" relativeHeight="251675648" behindDoc="0" locked="0" layoutInCell="1" allowOverlap="1" wp14:anchorId="58EB7373" wp14:editId="4504ABAE">
                 <wp:simplePos x="0" y="0"/>
                 <wp:positionH relativeFrom="column">
                   <wp:posOffset>5513705</wp:posOffset>
@@ -2747,7 +2944,7 @@
           </mc:Choice>
           <mc:Fallback>
             <w:pict>
-              <v:roundrect w14:anchorId="58EB7373" id="_x0000_s1032" style="position:absolute;margin-left:434.15pt;margin-top:249.35pt;width:27pt;height:27pt;z-index:251675648;visibility:visible;mso-wrap-style:square;mso-width-percent:0;mso-height-percent:0;mso-wrap-distance-left:9pt;mso-wrap-distance-top:0;mso-wrap-distance-right:9pt;mso-wrap-distance-bottom:0;mso-position-horizontal:absolute;mso-position-horizontal-relative:text;mso-position-vertical:absolute;mso-position-vertical-relative:text;mso-width-percent:0;mso-height-percent:0;mso-width-relative:margin;mso-height-relative:margin;v-text-anchor:middle" arcsize="10923f" o:gfxdata="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" fillcolor="white [3212]" strokecolor="black [3200]" strokeweight="1pt">
+              <v:roundrect w14:anchorId="58EB7373" id="_x0000_s1033" style="position:absolute;margin-left:434.15pt;margin-top:249.35pt;width:27pt;height:27pt;z-index:251675648;visibility:visible;mso-wrap-style:square;mso-width-percent:0;mso-height-percent:0;mso-wrap-distance-left:9pt;mso-wrap-distance-top:0;mso-wrap-distance-right:9pt;mso-wrap-distance-bottom:0;mso-position-horizontal:absolute;mso-position-horizontal-relative:text;mso-position-vertical:absolute;mso-position-vertical-relative:text;mso-width-percent:0;mso-height-percent:0;mso-width-relative:margin;mso-height-relative:margin;v-text-anchor:middle" arcsize="10923f" o:gfxdata="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" fillcolor="white [3212]" strokecolor="black [3200]" strokeweight="1pt">
                 <v:stroke joinstyle="miter"/>
                 <v:textbox>
                   <w:txbxContent>
@@ -2777,76 +2974,6 @@
             </w:pict>
           </mc:Fallback>
         </mc:AlternateContent>
-      </w:r>
-      <w:r>
-        <w:rPr>
-          <w:noProof/>
-          <w:lang w:eastAsia="de-DE"/>
-        </w:rPr>
-        <w:drawing>
-          <wp:anchor distT="0" distB="0" distL="114300" distR="114300" simplePos="0" relativeHeight="251658240" behindDoc="0" locked="0" layoutInCell="1" allowOverlap="1" wp14:anchorId="09B06EAB" wp14:editId="58CCCA48">
-            <wp:simplePos x="0" y="0"/>
-            <wp:positionH relativeFrom="margin">
-              <wp:posOffset>-452120</wp:posOffset>
-            </wp:positionH>
-            <wp:positionV relativeFrom="paragraph">
-              <wp:posOffset>224155</wp:posOffset>
-            </wp:positionV>
-            <wp:extent cx="6667500" cy="3819525"/>
-            <wp:effectExtent l="0" t="0" r="0" b="9525"/>
-            <wp:wrapSquare wrapText="bothSides"/>
-            <wp:docPr id="1260505150" name="Grafik 1"/>
-            <wp:cNvGraphicFramePr>
-              <a:graphicFrameLocks xmlns:a="http://schemas.openxmlformats.org/drawingml/2006/main" noChangeAspect="1"/>
-            </wp:cNvGraphicFramePr>
-            <a:graphic xmlns:a="http://schemas.openxmlformats.org/drawingml/2006/main">
-              <a:graphicData uri="http://schemas.openxmlformats.org/drawingml/2006/picture">
-                <pic:pic xmlns:pic="http://schemas.openxmlformats.org/drawingml/2006/picture">
-                  <pic:nvPicPr>
-                    <pic:cNvPr id="1260505150" name="Grafik 1"/>
-                    <pic:cNvPicPr/>
-                  </pic:nvPicPr>
-                  <pic:blipFill rotWithShape="1">
-                    <a:blip r:embed="rId7">
-                      <a:extLst>
-                        <a:ext uri="{28A0092B-C50C-407E-A947-70E740481C1C}">
-                          <a14:useLocalDpi xmlns:a14="http://schemas.microsoft.com/office/drawing/2010/main" val="0"/>
-                        </a:ext>
-                      </a:extLst>
-                    </a:blip>
-                    <a:srcRect t="-1243" b="-684"/>
-                    <a:stretch>
-                      <a:fillRect/>
-                    </a:stretch>
-                  </pic:blipFill>
-                  <pic:spPr bwMode="auto">
-                    <a:xfrm>
-                      <a:off x="0" y="0"/>
-                      <a:ext cx="6667500" cy="3819525"/>
-                    </a:xfrm>
-                    <a:prstGeom prst="rect">
-                      <a:avLst/>
-                    </a:prstGeom>
-                    <a:ln>
-                      <a:noFill/>
-                    </a:ln>
-                    <a:extLst>
-                      <a:ext uri="{53640926-AAD7-44D8-BBD7-CCE9431645EC}">
-                        <a14:shadowObscured xmlns:a14="http://schemas.microsoft.com/office/drawing/2010/main"/>
-                      </a:ext>
-                    </a:extLst>
-                  </pic:spPr>
-                </pic:pic>
-              </a:graphicData>
-            </a:graphic>
-            <wp14:sizeRelH relativeFrom="margin">
-              <wp14:pctWidth>0</wp14:pctWidth>
-            </wp14:sizeRelH>
-            <wp14:sizeRelV relativeFrom="margin">
-              <wp14:pctHeight>0</wp14:pctHeight>
-            </wp14:sizeRelV>
-          </wp:anchor>
-        </w:drawing>
       </w:r>
       <w:r>
         <w:rPr>
@@ -3287,6 +3414,24 @@
     </w:p>
     <w:p>
       <w:pPr>
+        <w:pStyle w:val="Listenabsatz"/>
+        <w:numPr>
+          <w:ilvl w:val="0"/>
+          <w:numId w:val="4"/>
+        </w:numPr>
+        <w:rPr>
+          <w:lang w:val="en-US"/>
+        </w:rPr>
+      </w:pPr>
+      <w:r>
+        <w:rPr>
+          <w:lang w:val="en-US"/>
+        </w:rPr>
+        <w:t>Peak/RMS meter bar with simple DB LUFS scale</w:t>
+      </w:r>
+    </w:p>
+    <w:p>
+      <w:pPr>
         <w:rPr>
           <w:lang w:val="en-US"/>
         </w:rPr>
@@ -3341,19 +3486,33 @@
       <w:bookmarkStart w:id="4" w:name="_Toc231453947"/>
       <w:r>
         <w:rPr>
+          <w:lang w:val="en-US"/>
+        </w:rPr>
+        <w:t>Playback</w:t>
+      </w:r>
+      <w:bookmarkEnd w:id="4"/>
+    </w:p>
+    <w:p>
+      <w:pPr>
+        <w:rPr>
+          <w:lang w:val="en-US"/>
+        </w:rPr>
+      </w:pPr>
+      <w:r>
+        <w:rPr>
           <w:noProof/>
           <w:lang w:eastAsia="de-DE"/>
         </w:rPr>
         <w:drawing>
-          <wp:anchor distT="0" distB="0" distL="114300" distR="114300" simplePos="0" relativeHeight="251682816" behindDoc="0" locked="0" layoutInCell="1" allowOverlap="1" wp14:anchorId="34E1C7DD" wp14:editId="1EB8B154">
+          <wp:anchor distT="0" distB="0" distL="114300" distR="114300" simplePos="0" relativeHeight="251682816" behindDoc="0" locked="0" layoutInCell="1" allowOverlap="1" wp14:anchorId="34E1C7DD" wp14:editId="048EE02D">
             <wp:simplePos x="0" y="0"/>
             <wp:positionH relativeFrom="margin">
               <wp:posOffset>-109220</wp:posOffset>
             </wp:positionH>
             <wp:positionV relativeFrom="paragraph">
-              <wp:posOffset>406400</wp:posOffset>
+              <wp:posOffset>198755</wp:posOffset>
             </wp:positionV>
-            <wp:extent cx="2876550" cy="3076575"/>
+            <wp:extent cx="2876550" cy="3057525"/>
             <wp:effectExtent l="0" t="0" r="0" b="9525"/>
             <wp:wrapTopAndBottom/>
             <wp:docPr id="734586243" name="Grafik 1"/>
@@ -3375,7 +3534,7 @@
                         </a:ext>
                       </a:extLst>
                     </a:blip>
-                    <a:srcRect t="-1053" b="-424"/>
+                    <a:srcRect l="756" t="620" r="756"/>
                     <a:stretch>
                       <a:fillRect/>
                     </a:stretch>
@@ -3383,7 +3542,7 @@
                   <pic:spPr bwMode="auto">
                     <a:xfrm>
                       <a:off x="0" y="0"/>
-                      <a:ext cx="2876550" cy="3076575"/>
+                      <a:ext cx="2876550" cy="3057525"/>
                     </a:xfrm>
                     <a:prstGeom prst="rect">
                       <a:avLst/>
@@ -3409,20 +3568,6 @@
           </wp:anchor>
         </w:drawing>
       </w:r>
-      <w:r>
-        <w:rPr>
-          <w:lang w:val="en-US"/>
-        </w:rPr>
-        <w:t>Playback</w:t>
-      </w:r>
-      <w:bookmarkEnd w:id="4"/>
-    </w:p>
-    <w:p>
-      <w:pPr>
-        <w:rPr>
-          <w:lang w:val="en-US"/>
-        </w:rPr>
-      </w:pPr>
     </w:p>
     <w:p>
       <w:pPr>
@@ -4076,7 +4221,31 @@
         <w:rPr>
           <w:lang w:val="en-US"/>
         </w:rPr>
-        <w:t xml:space="preserve">(left bar) &amp; rms (right bar) </w:t>
+        <w:t>(left</w:t>
+      </w:r>
+      <w:r>
+        <w:rPr>
+          <w:lang w:val="en-US"/>
+        </w:rPr>
+        <w:t>, right</w:t>
+      </w:r>
+      <w:r>
+        <w:rPr>
+          <w:lang w:val="en-US"/>
+        </w:rPr>
+        <w:t>) &amp; rms (</w:t>
+      </w:r>
+      <w:r>
+        <w:rPr>
+          <w:lang w:val="en-US"/>
+        </w:rPr>
+        <w:t>middle</w:t>
+      </w:r>
+      <w:r>
+        <w:rPr>
+          <w:lang w:val="en-US"/>
+        </w:rPr>
+        <w:t xml:space="preserve">) </w:t>
       </w:r>
       <w:r>
         <w:rPr>

--- a/Yaml AudioTool Rebuilt/Resources/Yaml Audio Tool Rebuilt - Manual.docx
+++ b/Yaml AudioTool Rebuilt/Resources/Yaml Audio Tool Rebuilt - Manual.docx
@@ -135,17 +135,7 @@
           <w:szCs w:val="24"/>
           <w:lang w:val="en-US"/>
         </w:rPr>
-        <w:t>6</w:t>
-      </w:r>
-      <w:r>
-        <w:rPr>
-          <w:b/>
-          <w:bCs/>
-          <w:sz w:val="24"/>
-          <w:szCs w:val="24"/>
-          <w:lang w:val="en-US"/>
-        </w:rPr>
-        <w:t>24</w:t>
+        <w:t>712</w:t>
       </w:r>
     </w:p>
     <w:p>
@@ -3472,7 +3462,7 @@
         <w:pStyle w:val="berschrift3"/>
         <w:rPr>
           <w:noProof/>
-          <w:lang w:eastAsia="de-DE"/>
+          <w:lang w:val="en-US" w:eastAsia="de-DE"/>
         </w:rPr>
       </w:pPr>
     </w:p>
